--- a/00-首页/题组Word/第一轮·综合套卷/第一轮综合卷12（学生版）.docx
+++ b/00-首页/题组Word/第一轮·综合套卷/第一轮综合卷12（学生版）.docx
@@ -16938,153 +16938,6 @@
           <w:rFonts w:hint="eastAsia" w:ascii="Times New Roman" w:hAnsi="Times New Roman" w:eastAsia="SimHei" w:cs="Times New Roman"/>
         </w:rPr>
         <w:t>题</w:t>
-      </w:r>
-    </w:p>
-    <w:p>
-      <w:pPr>
-        <w:pStyle w:val="BlockText"/>
-      </w:pPr>
-      <w:r>
-        <w:rPr>
-          <w:rFonts w:hint="eastAsia" w:ascii="Times New Roman" w:hAnsi="Times New Roman" w:eastAsia="FangSong" w:cs="Times New Roman"/>
-          <w:b/>
-          <w:bCs/>
-        </w:rPr>
-        <w:t xml:space="preserve">派生自</w:t>
-      </w:r>
-      <w:r>
-        <w:rPr>
-          <w:rFonts w:hint="eastAsia" w:ascii="Times New Roman" w:hAnsi="Times New Roman" w:eastAsia="Times New Roman" w:cs="Times New Roman"/>
-        </w:rPr>
-        <w:t>：</w:t>
-      </w:r>
-      <w:r>
-        <w:rPr>
-          <w:rFonts w:hint="eastAsia" w:ascii="Times New Roman" w:hAnsi="Times New Roman" w:eastAsia="FangSong" w:cs="Times New Roman"/>
-        </w:rPr>
-        <w:t>卷</w:t>
-      </w:r>
-      <w:r>
-        <w:rPr>
-          <w:rFonts w:hint="eastAsia" w:ascii="Times New Roman" w:hAnsi="Times New Roman" w:eastAsia="Times New Roman" w:cs="Times New Roman"/>
-        </w:rPr>
-        <w:t>-01-</w:t>
-      </w:r>
-      <w:r>
-        <w:rPr>
-          <w:rFonts w:hint="eastAsia" w:ascii="Times New Roman" w:hAnsi="Times New Roman" w:eastAsia="FangSong" w:cs="Times New Roman"/>
-        </w:rPr>
-        <w:t>第</w:t>
-      </w:r>
-      <w:r>
-        <w:rPr>
-          <w:rFonts w:hint="eastAsia" w:ascii="Times New Roman" w:hAnsi="Times New Roman" w:eastAsia="Times New Roman" w:cs="Times New Roman"/>
-        </w:rPr>
-        <w:t>1</w:t>
-      </w:r>
-      <w:r>
-        <w:rPr>
-          <w:rFonts w:hint="eastAsia" w:ascii="Times New Roman" w:hAnsi="Times New Roman" w:eastAsia="FangSong" w:cs="Times New Roman"/>
-        </w:rPr>
-        <w:t>章</w:t>
-      </w:r>
-      <w:r>
-        <w:rPr>
-          <w:rFonts w:hint="eastAsia" w:ascii="Times New Roman" w:hAnsi="Times New Roman" w:eastAsia="Times New Roman" w:cs="Times New Roman"/>
-        </w:rPr>
-        <w:t>-A</w:t>
-      </w:r>
-      <w:r>
-        <w:rPr>
-          <w:rFonts w:hint="eastAsia" w:ascii="Times New Roman" w:hAnsi="Times New Roman" w:eastAsia="FangSong" w:cs="Times New Roman"/>
-        </w:rPr>
-        <w:t>卷</w:t>
-      </w:r>
-      <w:r>
-        <w:rPr>
-          <w:rFonts w:hint="eastAsia" w:ascii="Times New Roman" w:hAnsi="Times New Roman" w:eastAsia="Times New Roman" w:cs="Times New Roman"/>
-        </w:rPr>
-        <w:t>-</w:t>
-      </w:r>
-      <w:r>
-        <w:rPr>
-          <w:rFonts w:hint="eastAsia" w:ascii="Times New Roman" w:hAnsi="Times New Roman" w:eastAsia="FangSong" w:cs="Times New Roman"/>
-        </w:rPr>
-        <w:t>化学反应速率与化学平衡</w:t>
-      </w:r>
-      <w:r>
-        <w:rPr>
-          <w:rFonts w:hint="eastAsia" w:ascii="Times New Roman" w:hAnsi="Times New Roman" w:eastAsia="Times New Roman" w:cs="Times New Roman"/>
-        </w:rPr>
-        <w:t>（</w:t>
-      </w:r>
-      <w:r>
-        <w:rPr>
-          <w:rFonts w:hint="eastAsia" w:ascii="Times New Roman" w:hAnsi="Times New Roman" w:eastAsia="FangSong" w:cs="Times New Roman"/>
-        </w:rPr>
-        <w:t>卷形态保留原文</w:t>
-      </w:r>
-      <w:r>
-        <w:rPr>
-          <w:rFonts w:hint="eastAsia" w:ascii="Times New Roman" w:hAnsi="Times New Roman" w:eastAsia="Times New Roman" w:cs="Times New Roman"/>
-        </w:rPr>
-        <w:t>；</w:t>
-      </w:r>
-      <w:r>
-        <w:rPr>
-          <w:rFonts w:hint="eastAsia" w:ascii="Times New Roman" w:hAnsi="Times New Roman" w:eastAsia="FangSong" w:cs="Times New Roman"/>
-        </w:rPr>
-        <w:t>本文件为派生逐题</w:t>
-      </w:r>
-      <w:r>
-        <w:rPr>
-          <w:rFonts w:hint="eastAsia" w:ascii="Times New Roman" w:hAnsi="Times New Roman" w:eastAsia="Times New Roman" w:cs="Times New Roman"/>
-        </w:rPr>
-        <w:t>）</w:t>
-      </w:r>
-      <w:r>
-        <w:rPr>
-          <w:rFonts w:ascii="Times New Roman" w:hAnsi="Times New Roman" w:eastAsia="Times New Roman" w:cs="Times New Roman"/>
-        </w:rPr>
-        <w:t xml:space="preserve"> </w:t>
-      </w:r>
-      <w:r>
-        <w:rPr>
-          <w:rFonts w:hint="eastAsia" w:ascii="Times New Roman" w:hAnsi="Times New Roman" w:eastAsia="FangSong" w:cs="Times New Roman"/>
-          <w:b/>
-          <w:bCs/>
-        </w:rPr>
-        <w:t xml:space="preserve">答案状态</w:t>
-      </w:r>
-      <w:r>
-        <w:rPr>
-          <w:rFonts w:hint="eastAsia" w:ascii="Times New Roman" w:hAnsi="Times New Roman" w:eastAsia="Times New Roman" w:cs="Times New Roman"/>
-        </w:rPr>
-        <w:t>：</w:t>
-      </w:r>
-      <w:r>
-        <w:rPr>
-          <w:rFonts w:hint="eastAsia" w:ascii="Times New Roman" w:hAnsi="Times New Roman" w:eastAsia="FangSong" w:cs="Times New Roman"/>
-        </w:rPr>
-        <w:t>已按题号锚切分</w:t>
-      </w:r>
-      <w:r>
-        <w:rPr>
-          <w:rFonts w:hint="eastAsia" w:ascii="Times New Roman" w:hAnsi="Times New Roman" w:eastAsia="Times New Roman" w:cs="Times New Roman"/>
-        </w:rPr>
-        <w:t>（</w:t>
-      </w:r>
-      <w:r>
-        <w:rPr>
-          <w:rFonts w:hint="eastAsia" w:ascii="Times New Roman" w:hAnsi="Times New Roman" w:eastAsia="FangSong" w:cs="Times New Roman"/>
-        </w:rPr>
-        <w:t>待抽检</w:t>
-      </w:r>
-      <w:r>
-        <w:rPr>
-          <w:rFonts w:hint="eastAsia" w:ascii="Times New Roman" w:hAnsi="Times New Roman" w:eastAsia="Times New Roman" w:cs="Times New Roman"/>
-        </w:rPr>
-        <w:t>）</w:t>
       </w:r>
     </w:p>
     <w:p>

--- a/00-首页/题组Word/第一轮·综合套卷/第一轮综合卷12（学生版）.docx
+++ b/00-首页/题组Word/第一轮·综合套卷/第一轮综合卷12（学生版）.docx
@@ -2,7 +2,7 @@
 <file path=word/document.xml><?xml version="1.0" encoding="utf-8"?>
 <w:document xmlns:w="http://schemas.openxmlformats.org/wordprocessingml/2006/main" xmlns:m="http://schemas.openxmlformats.org/officeDocument/2006/math" xmlns:r="http://schemas.openxmlformats.org/officeDocument/2006/relationships" xmlns:o="urn:schemas-microsoft-com:office:office" xmlns:v="urn:schemas-microsoft-com:vml" xmlns:w10="urn:schemas-microsoft-com:office:word" xmlns:a="http://schemas.openxmlformats.org/drawingml/2006/main" xmlns:pic="http://schemas.openxmlformats.org/drawingml/2006/picture" xmlns:wp="http://schemas.openxmlformats.org/drawingml/2006/wordprocessingDrawing">
   <w:body>
-    <w:bookmarkStart w:id="52" w:name="第一轮综合练习-第12卷"/>
+    <w:bookmarkStart w:id="53" w:name="第一轮综合练习-第12卷"/>
     <w:p>
       <w:pPr>
         <w:pStyle w:val="Heading1"/>
@@ -50,7 +50,7 @@
         </w:pict>
       </w:r>
     </w:p>
-    <w:bookmarkStart w:id="51" w:name="题目"/>
+    <w:bookmarkStart w:id="52" w:name="题目"/>
     <w:p>
       <w:pPr>
         <w:pStyle w:val="Heading2"/>
@@ -3708,7 +3708,7 @@
       </w:r>
     </w:p>
     <w:bookmarkEnd w:id="16"/>
-    <w:bookmarkStart w:id="17" w:name="第9题"/>
+    <w:bookmarkStart w:id="23" w:name="第9题"/>
     <w:p>
       <w:pPr>
         <w:pStyle w:val="Heading3"/>
@@ -3739,2495 +3739,67 @@
       </w:pPr>
       <w:r>
         <w:rPr>
-          <w:rFonts w:ascii="Times New Roman" w:hAnsi="Times New Roman" w:eastAsia="Times New Roman" w:cs="Times New Roman"/>
-        </w:rPr>
-        <w:t xml:space="preserve">γ-MgAgSb </w:t>
-      </w:r>
-      <w:r>
-        <w:rPr>
-          <w:rFonts w:hint="eastAsia" w:ascii="Times New Roman" w:hAnsi="Times New Roman" w:eastAsia="FangSong" w:cs="Times New Roman"/>
-        </w:rPr>
-        <w:t>属立方晶系</w:t>
-      </w:r>
-      <w:r>
-        <w:rPr>
-          <w:rFonts w:hint="eastAsia" w:ascii="Times New Roman" w:hAnsi="Times New Roman" w:eastAsia="Times New Roman" w:cs="Times New Roman"/>
-        </w:rPr>
-        <w:t>，</w:t>
-      </w:r>
-      <w:r>
-        <w:rPr>
-          <w:rFonts w:hint="eastAsia" w:ascii="Times New Roman" w:hAnsi="Times New Roman" w:eastAsia="FangSong" w:cs="Times New Roman"/>
-        </w:rPr>
-        <w:t>其晶体结构可以视为</w:t>
-      </w:r>
-      <w:r>
-        <w:rPr>
-          <w:rFonts w:ascii="Times New Roman" w:hAnsi="Times New Roman" w:eastAsia="Times New Roman" w:cs="Times New Roman"/>
-        </w:rPr>
-        <w:t xml:space="preserve"> MgSb </w:t>
-      </w:r>
-      <w:r>
-        <w:rPr>
-          <w:rFonts w:hint="eastAsia" w:ascii="Times New Roman" w:hAnsi="Times New Roman" w:eastAsia="FangSong" w:cs="Times New Roman"/>
-        </w:rPr>
-        <w:t xml:space="preserve">作</w:t>
-      </w:r>
-      <w:r>
-        <w:rPr>
-          <w:rFonts w:ascii="Times New Roman" w:hAnsi="Times New Roman" w:eastAsia="Times New Roman" w:cs="Times New Roman"/>
-        </w:rPr>
-        <w:t xml:space="preserve"> NaCl </w:t>
-      </w:r>
-      <w:r>
-        <w:rPr>
-          <w:rFonts w:hint="eastAsia" w:ascii="Times New Roman" w:hAnsi="Times New Roman" w:eastAsia="FangSong" w:cs="Times New Roman"/>
-        </w:rPr>
-        <w:t>结构</w:t>
-      </w:r>
-      <w:r>
-        <w:rPr>
-          <w:rFonts w:hint="eastAsia" w:ascii="Times New Roman" w:hAnsi="Times New Roman" w:eastAsia="Times New Roman" w:cs="Times New Roman"/>
-        </w:rPr>
-        <w:t>，Ag</w:t>
-      </w:r>
-      <w:r>
-        <w:rPr>
-          <w:rFonts w:ascii="Times New Roman" w:hAnsi="Times New Roman" w:eastAsia="Times New Roman" w:cs="Times New Roman"/>
-        </w:rPr>
-        <w:t xml:space="preserve"> </w:t>
-      </w:r>
-      <w:r>
-        <w:rPr>
-          <w:rFonts w:hint="eastAsia" w:ascii="Times New Roman" w:hAnsi="Times New Roman" w:eastAsia="FangSong" w:cs="Times New Roman"/>
-        </w:rPr>
-        <w:t>掺杂入某种空隙得到</w:t>
-      </w:r>
-      <w:r>
-        <w:rPr>
-          <w:rFonts w:hint="eastAsia" w:ascii="Times New Roman" w:hAnsi="Times New Roman" w:eastAsia="Times New Roman" w:cs="Times New Roman"/>
-        </w:rPr>
-        <w:t>。</w:t>
-      </w:r>
-      <w:r>
-        <w:rPr>
-          <w:rFonts w:hint="eastAsia" w:ascii="Times New Roman" w:hAnsi="Times New Roman" w:eastAsia="FangSong" w:cs="Times New Roman"/>
-        </w:rPr>
-        <w:t>晶胞参数</w:t>
-      </w:r>
-      <w:r>
-        <w:rPr>
-          <w:rFonts w:ascii="Times New Roman" w:hAnsi="Times New Roman" w:eastAsia="Times New Roman" w:cs="Times New Roman"/>
-        </w:rPr>
-        <w:t xml:space="preserve"> a=670pm。</w:t>
-      </w:r>
-    </w:p>
-    <w:p>
-      <w:pPr>
-        <w:spacing w:before="160" w:after="80"/>
-      </w:pPr>
-      <w:r>
-        <w:pict>
-          <v:rect style="width:0;height:1.5pt" o:hralign="center" o:hrstd="t" o:hr="t"/>
-        </w:pict>
-      </w:r>
-    </w:p>
-    <w:bookmarkEnd w:id="17"/>
-    <w:bookmarkStart w:id="18" w:name="第10题"/>
-    <w:p>
-      <w:pPr>
-        <w:pStyle w:val="Heading3"/>
-        <w:spacing w:before="280" w:after="120"/>
-      </w:pPr>
-      <w:r>
-        <w:rPr>
-          <w:rFonts w:hint="eastAsia" w:ascii="Times New Roman" w:hAnsi="Times New Roman" w:eastAsia="SimHei" w:cs="Times New Roman"/>
-        </w:rPr>
-        <w:t>第</w:t>
-      </w:r>
-      <w:r>
-        <w:rPr>
-          <w:rFonts w:hint="eastAsia" w:ascii="Times New Roman" w:hAnsi="Times New Roman" w:eastAsia="Times New Roman" w:cs="Times New Roman"/>
-        </w:rPr>
-        <w:t>10</w:t>
-      </w:r>
-      <w:r>
-        <w:rPr>
-          <w:rFonts w:hint="eastAsia" w:ascii="Times New Roman" w:hAnsi="Times New Roman" w:eastAsia="SimHei" w:cs="Times New Roman"/>
-        </w:rPr>
-        <w:t>题</w:t>
-      </w:r>
-    </w:p>
-    <w:p>
-      <w:pPr>
-        <w:pStyle w:val="FirstParagraph"/>
-      </w:pPr>
-      <w:r>
-        <w:rPr>
-          <w:rFonts w:ascii="Times New Roman" w:hAnsi="Times New Roman" w:eastAsia="Times New Roman" w:cs="Times New Roman"/>
-          <w:b/>
-          <w:bCs/>
-        </w:rPr>
-        <w:t xml:space="preserve">75-1</w:t>
-      </w:r>
-      <w:r>
-        <w:rPr>
-          <w:rFonts w:ascii="Times New Roman" w:hAnsi="Times New Roman" w:eastAsia="Times New Roman" w:cs="Times New Roman"/>
-        </w:rPr>
-        <w:t xml:space="preserve"> </w:t>
-      </w:r>
-      <w:r>
-        <w:rPr>
-          <w:rFonts w:hint="eastAsia" w:ascii="Times New Roman" w:hAnsi="Times New Roman" w:eastAsia="FangSong" w:cs="Times New Roman"/>
-        </w:rPr>
-        <w:t xml:space="preserve">将</w:t>
-      </w:r>
-      <w:r>
-        <w:rPr>
-          <w:rFonts w:ascii="Times New Roman" w:hAnsi="Times New Roman" w:eastAsia="Times New Roman" w:cs="Times New Roman"/>
-        </w:rPr>
-        <w:t xml:space="preserve"> ZnO </w:t>
-      </w:r>
-      <w:r>
-        <w:rPr>
-          <w:rFonts w:hint="eastAsia" w:ascii="Times New Roman" w:hAnsi="Times New Roman" w:eastAsia="FangSong" w:cs="Times New Roman"/>
-        </w:rPr>
-        <w:t xml:space="preserve">和</w:t>
-      </w:r>
-      <w:r>
-        <w:rPr>
-          <w:rFonts w:ascii="Times New Roman" w:hAnsi="Times New Roman" w:eastAsia="Times New Roman" w:cs="Times New Roman"/>
-        </w:rPr>
-        <w:t xml:space="preserve"> Zn </w:t>
-      </w:r>
-      <w:r>
-        <w:rPr>
-          <w:rFonts w:hint="eastAsia" w:ascii="Times New Roman" w:hAnsi="Times New Roman" w:eastAsia="FangSong" w:cs="Times New Roman"/>
-        </w:rPr>
-        <w:t xml:space="preserve">混合后隔绝空气加热可得到</w:t>
-      </w:r>
-      <w:r>
-        <w:rPr>
-          <w:rFonts w:ascii="Times New Roman" w:hAnsi="Times New Roman" w:eastAsia="Times New Roman" w:cs="Times New Roman"/>
-        </w:rPr>
-        <w:t xml:space="preserve"> </w:t>
-      </w:r>
-      <m:oMath>
-        <m:oMathPr>
-          <m:ctrlPr>
-            <w:rPr>
-              <w:sz w:val="28"/>
-              <w:szCs w:val="28"/>
-            </w:rPr>
-          </m:ctrlPr>
-        </m:oMathPr>
-        <m:r>
-          <m:rPr>
-            <m:sty m:val="p"/>
-          </m:rPr>
-          <m:t>Z</m:t>
-        </m:r>
-        <m:r>
-          <m:rPr>
-            <m:sty m:val="p"/>
-          </m:rPr>
-          <m:t>n</m:t>
-        </m:r>
-        <m:sSub>
-          <m:e>
-            <m:r>
-              <m:rPr>
-                <m:sty m:val="p"/>
-              </m:rPr>
-              <m:t>O</m:t>
-            </m:r>
-          </m:e>
-          <m:sub>
-            <m:r>
-              <m:rPr>
-                <m:sty m:val="p"/>
-              </m:rPr>
-              <m:t>1</m:t>
-            </m:r>
-            <m:r>
-              <m:rPr>
-                <m:sty m:val="p"/>
-              </m:rPr>
-              <m:t>−</m:t>
-            </m:r>
-            <m:r>
-              <m:rPr>
-                <m:sty m:val="p"/>
-              </m:rPr>
-              <m:t>x</m:t>
-            </m:r>
-          </m:sub>
-        </m:sSub>
-      </m:oMath>
-      <w:r>
-        <w:rPr>
-          <w:rFonts w:hint="eastAsia" w:ascii="Times New Roman" w:hAnsi="Times New Roman" w:eastAsia="Times New Roman" w:cs="Times New Roman"/>
-        </w:rPr>
-        <w:t>，</w:t>
-      </w:r>
-      <w:r>
-        <w:rPr>
-          <w:rFonts w:hint="eastAsia" w:ascii="Times New Roman" w:hAnsi="Times New Roman" w:eastAsia="FangSong" w:cs="Times New Roman"/>
-        </w:rPr>
-        <w:t>通过调整</w:t>
-      </w:r>
-      <w:r>
-        <w:rPr>
-          <w:rFonts w:ascii="Times New Roman" w:hAnsi="Times New Roman" w:eastAsia="Times New Roman" w:cs="Times New Roman"/>
-        </w:rPr>
-        <w:t xml:space="preserve"> ZnO/Zn </w:t>
-      </w:r>
-      <w:r>
-        <w:rPr>
-          <w:rFonts w:hint="eastAsia" w:ascii="Times New Roman" w:hAnsi="Times New Roman" w:eastAsia="FangSong" w:cs="Times New Roman"/>
-        </w:rPr>
-        <w:t>的比例可以得到不同颜色的化合物</w:t>
-      </w:r>
-      <w:r>
-        <w:rPr>
-          <w:rFonts w:hint="eastAsia" w:ascii="Times New Roman" w:hAnsi="Times New Roman" w:eastAsia="Times New Roman" w:cs="Times New Roman"/>
-        </w:rPr>
-        <w:t>，</w:t>
-      </w:r>
-      <w:r>
-        <w:rPr>
-          <w:rFonts w:hint="eastAsia" w:ascii="Times New Roman" w:hAnsi="Times New Roman" w:eastAsia="FangSong" w:cs="Times New Roman"/>
-        </w:rPr>
-        <w:t>解释原因</w:t>
-      </w:r>
-      <w:r>
-        <w:rPr>
-          <w:rFonts w:hint="eastAsia" w:ascii="Times New Roman" w:hAnsi="Times New Roman" w:eastAsia="Times New Roman" w:cs="Times New Roman"/>
-        </w:rPr>
-        <w:t>。</w:t>
+          <w:rFonts w:hint="eastAsia" w:ascii="Times New Roman" w:hAnsi="Times New Roman" w:eastAsia="FangSong" w:cs="Times New Roman"/>
+        </w:rPr>
+        <w:t>下左图中的氯化钠晶胞和金刚石晶胞是分别指实线的小立方体还是虚线的大立方体</w:t>
+      </w:r>
+      <w:r>
+        <w:rPr>
+          <w:rFonts w:hint="eastAsia" w:ascii="Times New Roman" w:hAnsi="Times New Roman" w:eastAsia="Times New Roman" w:cs="Times New Roman"/>
+        </w:rPr>
+        <w:t>？</w:t>
+      </w:r>
+      <w:r>
+        <w:rPr>
+          <w:rFonts w:ascii="Times New Roman" w:hAnsi="Times New Roman" w:eastAsia="Times New Roman" w:cs="Times New Roman"/>
+        </w:rPr>
+        <w:t xml:space="preserve"> </w:t>
+      </w:r>
+      <w:r>
+        <w:rPr>
+          <w:rFonts w:ascii="Times New Roman" w:hAnsi="Times New Roman" w:eastAsia="Times New Roman" w:cs="Times New Roman"/>
+        </w:rPr>
+        <w:t xml:space="preserve">9-2 </w:t>
+      </w:r>
+      <w:r>
+        <w:rPr>
+          <w:rFonts w:hint="eastAsia" w:ascii="Times New Roman" w:hAnsi="Times New Roman" w:eastAsia="FangSong" w:cs="Times New Roman"/>
+        </w:rPr>
+        <w:t>下右图中的金刚石晶胞和干冰晶胞是不是面心晶胞</w:t>
+      </w:r>
+      <w:r>
+        <w:rPr>
+          <w:rFonts w:hint="eastAsia" w:ascii="Times New Roman" w:hAnsi="Times New Roman" w:eastAsia="Times New Roman" w:cs="Times New Roman"/>
+        </w:rPr>
+        <w:t>？</w:t>
       </w:r>
     </w:p>
     <w:p>
       <w:pPr>
         <w:pStyle w:val="BodyText"/>
-      </w:pPr>
-      <w:r>
-        <w:rPr>
-          <w:rFonts w:ascii="Times New Roman" w:hAnsi="Times New Roman" w:eastAsia="Times New Roman" w:cs="Times New Roman"/>
-          <w:b/>
-          <w:bCs/>
-        </w:rPr>
-        <w:t xml:space="preserve">75-2</w:t>
-      </w:r>
-      <w:r>
-        <w:rPr>
-          <w:rFonts w:ascii="Times New Roman" w:hAnsi="Times New Roman" w:eastAsia="Times New Roman" w:cs="Times New Roman"/>
-        </w:rPr>
-        <w:t xml:space="preserve"> </w:t>
-      </w:r>
-      <w:r>
-        <w:rPr>
-          <w:rFonts w:ascii="Times New Roman" w:hAnsi="Times New Roman" w:eastAsia="Times New Roman" w:cs="Times New Roman"/>
-        </w:rPr>
-        <w:t xml:space="preserve">ZnO </w:t>
-      </w:r>
-      <w:r>
-        <w:rPr>
-          <w:rFonts w:hint="eastAsia" w:ascii="Times New Roman" w:hAnsi="Times New Roman" w:eastAsia="FangSong" w:cs="Times New Roman"/>
-        </w:rPr>
-        <w:t>呈白色</w:t>
-      </w:r>
-      <w:r>
-        <w:rPr>
-          <w:rFonts w:hint="eastAsia" w:ascii="Times New Roman" w:hAnsi="Times New Roman" w:eastAsia="Times New Roman" w:cs="Times New Roman"/>
-        </w:rPr>
-        <w:t>，</w:t>
-      </w:r>
-      <w:r>
-        <w:rPr>
-          <w:rFonts w:hint="eastAsia" w:ascii="Times New Roman" w:hAnsi="Times New Roman" w:eastAsia="FangSong" w:cs="Times New Roman"/>
-        </w:rPr>
-        <w:t>而</w:t>
-      </w:r>
-      <w:r>
-        <w:rPr>
-          <w:rFonts w:ascii="Times New Roman" w:hAnsi="Times New Roman" w:eastAsia="Times New Roman" w:cs="Times New Roman"/>
-        </w:rPr>
-        <w:t xml:space="preserve"> HgO </w:t>
-      </w:r>
-      <w:r>
-        <w:rPr>
-          <w:rFonts w:hint="eastAsia" w:ascii="Times New Roman" w:hAnsi="Times New Roman" w:eastAsia="FangSong" w:cs="Times New Roman"/>
-        </w:rPr>
-        <w:t>有红色</w:t>
-      </w:r>
-      <w:r>
-        <w:rPr>
-          <w:rFonts w:hint="eastAsia" w:ascii="Times New Roman" w:hAnsi="Times New Roman" w:eastAsia="Times New Roman" w:cs="Times New Roman"/>
-        </w:rPr>
-        <w:t>、</w:t>
-      </w:r>
-      <w:r>
-        <w:rPr>
-          <w:rFonts w:hint="eastAsia" w:ascii="Times New Roman" w:hAnsi="Times New Roman" w:eastAsia="FangSong" w:cs="Times New Roman"/>
-        </w:rPr>
-        <w:t>黄色</w:t>
-      </w:r>
-      <w:r>
-        <w:rPr>
-          <w:rFonts w:hint="eastAsia" w:ascii="Times New Roman" w:hAnsi="Times New Roman" w:eastAsia="Times New Roman" w:cs="Times New Roman"/>
-        </w:rPr>
-        <w:t>。</w:t>
-      </w:r>
-      <w:r>
-        <w:rPr>
-          <w:rFonts w:hint="eastAsia" w:ascii="Times New Roman" w:hAnsi="Times New Roman" w:eastAsia="FangSong" w:cs="Times New Roman"/>
-        </w:rPr>
-        <w:t>红黄颜色的差异是由颗粒大小决定的</w:t>
-      </w:r>
-      <w:r>
-        <w:rPr>
-          <w:rFonts w:hint="eastAsia" w:ascii="Times New Roman" w:hAnsi="Times New Roman" w:eastAsia="Times New Roman" w:cs="Times New Roman"/>
-        </w:rPr>
-        <w:t>，</w:t>
-      </w:r>
-      <w:r>
-        <w:rPr>
-          <w:rFonts w:hint="eastAsia" w:ascii="Times New Roman" w:hAnsi="Times New Roman" w:eastAsia="FangSong" w:cs="Times New Roman"/>
-        </w:rPr>
-        <w:t>黄色氧化汞的颗粒较小</w:t>
-      </w:r>
-      <w:r>
-        <w:rPr>
-          <w:rFonts w:hint="eastAsia" w:ascii="Times New Roman" w:hAnsi="Times New Roman" w:eastAsia="Times New Roman" w:cs="Times New Roman"/>
-        </w:rPr>
-        <w:t>。</w:t>
-      </w:r>
-      <w:r>
-        <w:rPr>
-          <w:rFonts w:hint="eastAsia" w:ascii="Times New Roman" w:hAnsi="Times New Roman" w:eastAsia="FangSong" w:cs="Times New Roman"/>
-        </w:rPr>
-        <w:t>试写出以下方程式并推测固体产物的颜色</w:t>
-      </w:r>
-      <w:r>
-        <w:rPr>
-          <w:rFonts w:hint="eastAsia" w:ascii="Times New Roman" w:hAnsi="Times New Roman" w:eastAsia="Times New Roman" w:cs="Times New Roman"/>
-        </w:rPr>
-        <w:t>：</w:t>
-      </w:r>
-    </w:p>
-    <w:p>
-      <w:pPr>
-        <w:numPr>
-          <w:ilvl w:val="0"/>
-          <w:numId w:val="1002"/>
-        </w:numPr>
-      </w:pPr>
-      <m:oMath>
-        <m:oMathPr>
-          <m:ctrlPr>
-            <w:rPr>
-              <w:sz w:val="28"/>
-              <w:szCs w:val="28"/>
-            </w:rPr>
-          </m:ctrlPr>
-        </m:oMathPr>
-        <m:r>
-          <m:rPr>
-            <m:sty m:val="p"/>
-          </m:rPr>
-          <m:t>H</m:t>
-        </m:r>
-        <m:r>
-          <m:rPr>
-            <m:sty m:val="p"/>
-          </m:rPr>
-          <m:t>g</m:t>
-        </m:r>
-        <m:r>
-          <m:rPr>
-            <m:sty m:val="p"/>
-          </m:rPr>
-          <m:t>(</m:t>
-        </m:r>
-        <m:r>
-          <m:rPr>
-            <m:sty m:val="p"/>
-          </m:rPr>
-          <m:t>N</m:t>
-        </m:r>
-        <m:sSub>
-          <m:e>
-            <m:r>
-              <m:rPr>
-                <m:sty m:val="p"/>
-              </m:rPr>
-              <m:t>O</m:t>
-            </m:r>
-          </m:e>
-          <m:sub>
-            <m:r>
-              <m:rPr>
-                <m:sty m:val="p"/>
-              </m:rPr>
-              <m:t>3</m:t>
-            </m:r>
-          </m:sub>
-        </m:sSub>
-        <m:sSub>
-          <m:e>
-            <m:r>
-              <m:rPr>
-                <m:sty m:val="p"/>
-              </m:rPr>
-              <m:t>)</m:t>
-            </m:r>
-          </m:e>
-          <m:sub>
-            <m:r>
-              <m:rPr>
-                <m:sty m:val="p"/>
-              </m:rPr>
-              <m:t>2</m:t>
-            </m:r>
-          </m:sub>
-        </m:sSub>
-      </m:oMath>
-      <w:r>
-        <w:rPr>
-          <w:rFonts w:ascii="Times New Roman" w:hAnsi="Times New Roman" w:eastAsia="Times New Roman" w:cs="Times New Roman"/>
-        </w:rPr>
-        <w:t xml:space="preserve"> </w:t>
-      </w:r>
-      <w:r>
-        <w:rPr>
-          <w:rFonts w:hint="eastAsia" w:ascii="Times New Roman" w:hAnsi="Times New Roman" w:eastAsia="FangSong" w:cs="Times New Roman"/>
-        </w:rPr>
-        <w:t xml:space="preserve">热分解为</w:t>
-      </w:r>
-      <w:r>
-        <w:rPr>
-          <w:rFonts w:ascii="Times New Roman" w:hAnsi="Times New Roman" w:eastAsia="Times New Roman" w:cs="Times New Roman"/>
-        </w:rPr>
-        <w:t xml:space="preserve"> </w:t>
-      </w:r>
-      <w:r>
-        <w:rPr>
-          <w:rFonts w:hint="eastAsia" w:ascii="Times New Roman" w:hAnsi="Times New Roman" w:eastAsia="Times New Roman" w:cs="Times New Roman"/>
-        </w:rPr>
-        <w:t xml:space="preserve">HgO；</w:t>
-      </w:r>
-    </w:p>
-    <w:p>
-      <w:pPr>
-        <w:numPr>
-          <w:ilvl w:val="0"/>
-          <w:numId w:val="1002"/>
-        </w:numPr>
-      </w:pPr>
-      <m:oMath>
-        <m:oMathPr>
-          <m:ctrlPr>
-            <w:rPr>
-              <w:sz w:val="28"/>
-              <w:szCs w:val="28"/>
-            </w:rPr>
-          </m:ctrlPr>
-        </m:oMathPr>
-        <m:r>
-          <m:rPr>
-            <m:sty m:val="p"/>
-          </m:rPr>
-          <m:t>H</m:t>
-        </m:r>
-        <m:r>
-          <m:rPr>
-            <m:sty m:val="p"/>
-          </m:rPr>
-          <m:t>g</m:t>
-        </m:r>
-        <m:r>
-          <m:rPr>
-            <m:sty m:val="p"/>
-          </m:rPr>
-          <m:t>(</m:t>
-        </m:r>
-        <m:r>
-          <m:rPr>
-            <m:sty m:val="p"/>
-          </m:rPr>
-          <m:t>N</m:t>
-        </m:r>
-        <m:sSub>
-          <m:e>
-            <m:r>
-              <m:rPr>
-                <m:sty m:val="p"/>
-              </m:rPr>
-              <m:t>O</m:t>
-            </m:r>
-          </m:e>
-          <m:sub>
-            <m:r>
-              <m:rPr>
-                <m:sty m:val="p"/>
-              </m:rPr>
-              <m:t>3</m:t>
-            </m:r>
-          </m:sub>
-        </m:sSub>
-        <m:sSub>
-          <m:e>
-            <m:r>
-              <m:rPr>
-                <m:sty m:val="p"/>
-              </m:rPr>
-              <m:t>)</m:t>
-            </m:r>
-          </m:e>
-          <m:sub>
-            <m:r>
-              <m:rPr>
-                <m:sty m:val="p"/>
-              </m:rPr>
-              <m:t>2</m:t>
-            </m:r>
-          </m:sub>
-        </m:sSub>
-      </m:oMath>
-      <w:r>
-        <w:rPr>
-          <w:rFonts w:ascii="Times New Roman" w:hAnsi="Times New Roman" w:eastAsia="Times New Roman" w:cs="Times New Roman"/>
-        </w:rPr>
-        <w:t xml:space="preserve"> </w:t>
-      </w:r>
-      <w:r>
-        <w:rPr>
-          <w:rFonts w:hint="eastAsia" w:ascii="Times New Roman" w:hAnsi="Times New Roman" w:eastAsia="FangSong" w:cs="Times New Roman"/>
-        </w:rPr>
-        <w:t xml:space="preserve">与足量</w:t>
-      </w:r>
-      <w:r>
-        <w:rPr>
-          <w:rFonts w:ascii="Times New Roman" w:hAnsi="Times New Roman" w:eastAsia="Times New Roman" w:cs="Times New Roman"/>
-        </w:rPr>
-        <w:t xml:space="preserve"> NaOH </w:t>
-      </w:r>
-      <w:r>
-        <w:rPr>
-          <w:rFonts w:hint="eastAsia" w:ascii="Times New Roman" w:hAnsi="Times New Roman" w:eastAsia="FangSong" w:cs="Times New Roman"/>
-        </w:rPr>
-        <w:t xml:space="preserve">溶液反应</w:t>
-      </w:r>
-      <w:r>
-        <w:rPr>
-          <w:rFonts w:ascii="Times New Roman" w:hAnsi="Times New Roman" w:eastAsia="Times New Roman" w:cs="Times New Roman"/>
-        </w:rPr>
-        <w:t xml:space="preserve"> HgO。</w:t>
-      </w:r>
-    </w:p>
-    <w:p>
-      <w:pPr>
-        <w:pStyle w:val="FirstParagraph"/>
-      </w:pPr>
-      <w:r>
-        <w:rPr>
-          <w:rFonts w:ascii="Times New Roman" w:hAnsi="Times New Roman" w:eastAsia="Times New Roman" w:cs="Times New Roman"/>
-        </w:rPr>
-        <w:t xml:space="preserve">HgS </w:t>
-      </w:r>
-      <w:r>
-        <w:rPr>
-          <w:rFonts w:hint="eastAsia" w:ascii="Times New Roman" w:hAnsi="Times New Roman" w:eastAsia="FangSong" w:cs="Times New Roman"/>
-        </w:rPr>
-        <w:t>同样有红</w:t>
-      </w:r>
-      <w:r>
-        <w:rPr>
-          <w:rFonts w:hint="eastAsia" w:ascii="Times New Roman" w:hAnsi="Times New Roman" w:eastAsia="Times New Roman" w:cs="Times New Roman"/>
-        </w:rPr>
-        <w:t>、</w:t>
-      </w:r>
-      <w:r>
-        <w:rPr>
-          <w:rFonts w:hint="eastAsia" w:ascii="Times New Roman" w:hAnsi="Times New Roman" w:eastAsia="FangSong" w:cs="Times New Roman"/>
-        </w:rPr>
-        <w:t>黑两种颜色</w:t>
-      </w:r>
-      <w:r>
-        <w:rPr>
-          <w:rFonts w:hint="eastAsia" w:ascii="Times New Roman" w:hAnsi="Times New Roman" w:eastAsia="Times New Roman" w:cs="Times New Roman"/>
-        </w:rPr>
-        <w:t>，</w:t>
-      </w:r>
-      <w:r>
-        <w:rPr>
-          <w:rFonts w:hint="eastAsia" w:ascii="Times New Roman" w:hAnsi="Times New Roman" w:eastAsia="FangSong" w:cs="Times New Roman"/>
-        </w:rPr>
-        <w:t>两者晶型不同</w:t>
-      </w:r>
-      <w:r>
-        <w:rPr>
-          <w:rFonts w:hint="eastAsia" w:ascii="Times New Roman" w:hAnsi="Times New Roman" w:eastAsia="Times New Roman" w:cs="Times New Roman"/>
-        </w:rPr>
-        <w:t>：</w:t>
-      </w:r>
-      <w:r>
-        <w:rPr>
-          <w:rFonts w:hint="eastAsia" w:ascii="Times New Roman" w:hAnsi="Times New Roman" w:eastAsia="FangSong" w:cs="Times New Roman"/>
-        </w:rPr>
-        <w:t>红色的</w:t>
-      </w:r>
-      <w:r>
-        <w:rPr>
-          <w:rFonts w:ascii="Times New Roman" w:hAnsi="Times New Roman" w:eastAsia="Times New Roman" w:cs="Times New Roman"/>
-        </w:rPr>
-        <w:t xml:space="preserve"> </w:t>
-      </w:r>
-      <m:oMath>
-        <m:r>
-          <m:t>α</m:t>
-        </m:r>
-      </m:oMath>
-      <w:r>
-        <w:rPr>
-          <w:rFonts w:ascii="Times New Roman" w:hAnsi="Times New Roman" w:eastAsia="Times New Roman" w:cs="Times New Roman"/>
-        </w:rPr>
-        <w:t xml:space="preserve">-HgS </w:t>
-      </w:r>
-      <w:r>
-        <w:rPr>
-          <w:rFonts w:hint="eastAsia" w:ascii="Times New Roman" w:hAnsi="Times New Roman" w:eastAsia="FangSong" w:cs="Times New Roman"/>
-        </w:rPr>
-        <w:t>为岩盐</w:t>
-      </w:r>
-      <w:r>
-        <w:rPr>
-          <w:rFonts w:hint="eastAsia" w:ascii="Times New Roman" w:hAnsi="Times New Roman" w:eastAsia="Times New Roman" w:cs="Times New Roman"/>
-        </w:rPr>
-        <w:t>（NaCl）</w:t>
-      </w:r>
-      <w:r>
-        <w:rPr>
-          <w:rFonts w:hint="eastAsia" w:ascii="Times New Roman" w:hAnsi="Times New Roman" w:eastAsia="FangSong" w:cs="Times New Roman"/>
-        </w:rPr>
-        <w:t>型</w:t>
-      </w:r>
-      <w:r>
-        <w:rPr>
-          <w:rFonts w:hint="eastAsia" w:ascii="Times New Roman" w:hAnsi="Times New Roman" w:eastAsia="Times New Roman" w:cs="Times New Roman"/>
-        </w:rPr>
-        <w:t>，</w:t>
-      </w:r>
-      <w:r>
-        <w:rPr>
-          <w:rFonts w:hint="eastAsia" w:ascii="Times New Roman" w:hAnsi="Times New Roman" w:eastAsia="FangSong" w:cs="Times New Roman"/>
-        </w:rPr>
-        <w:t>黑色的</w:t>
-      </w:r>
-      <w:r>
-        <w:rPr>
-          <w:rFonts w:ascii="Times New Roman" w:hAnsi="Times New Roman" w:eastAsia="Times New Roman" w:cs="Times New Roman"/>
-        </w:rPr>
-        <w:t xml:space="preserve"> </w:t>
-      </w:r>
-      <m:oMath>
-        <m:r>
-          <m:t>β</m:t>
-        </m:r>
-      </m:oMath>
-      <w:r>
-        <w:rPr>
-          <w:rFonts w:ascii="Times New Roman" w:hAnsi="Times New Roman" w:eastAsia="Times New Roman" w:cs="Times New Roman"/>
-        </w:rPr>
-        <w:t xml:space="preserve">-HgS </w:t>
-      </w:r>
-      <w:r>
-        <w:rPr>
-          <w:rFonts w:hint="eastAsia" w:ascii="Times New Roman" w:hAnsi="Times New Roman" w:eastAsia="FangSong" w:cs="Times New Roman"/>
-        </w:rPr>
-        <w:t>为闪锌矿型</w:t>
-      </w:r>
-      <w:r>
-        <w:rPr>
-          <w:rFonts w:hint="eastAsia" w:ascii="Times New Roman" w:hAnsi="Times New Roman" w:eastAsia="Times New Roman" w:cs="Times New Roman"/>
-        </w:rPr>
-        <w:t>。</w:t>
-      </w:r>
-    </w:p>
-    <w:p>
-      <w:pPr>
-        <w:pStyle w:val="BodyText"/>
-      </w:pPr>
-      <w:r>
-        <w:rPr>
-          <w:rFonts w:ascii="Times New Roman" w:hAnsi="Times New Roman" w:eastAsia="Times New Roman" w:cs="Times New Roman"/>
-          <w:b/>
-          <w:bCs/>
-        </w:rPr>
-        <w:t xml:space="preserve">75-3</w:t>
-      </w:r>
-      <w:r>
-        <w:rPr>
-          <w:rFonts w:ascii="Times New Roman" w:hAnsi="Times New Roman" w:eastAsia="Times New Roman" w:cs="Times New Roman"/>
-        </w:rPr>
-        <w:t xml:space="preserve"> </w:t>
-      </w:r>
-      <w:r>
-        <w:rPr>
-          <w:rFonts w:hint="eastAsia" w:ascii="Times New Roman" w:hAnsi="Times New Roman" w:eastAsia="FangSong" w:cs="Times New Roman"/>
-        </w:rPr>
-        <w:t xml:space="preserve">假设两种矿石中</w:t>
-      </w:r>
-      <w:r>
-        <w:rPr>
-          <w:rFonts w:ascii="Times New Roman" w:hAnsi="Times New Roman" w:eastAsia="Times New Roman" w:cs="Times New Roman"/>
-        </w:rPr>
-        <w:t xml:space="preserve"> Hg—S </w:t>
-      </w:r>
-      <w:r>
-        <w:rPr>
-          <w:rFonts w:hint="eastAsia" w:ascii="Times New Roman" w:hAnsi="Times New Roman" w:eastAsia="FangSong" w:cs="Times New Roman"/>
-        </w:rPr>
-        <w:t>键长相同</w:t>
-      </w:r>
-      <w:r>
-        <w:rPr>
-          <w:rFonts w:hint="eastAsia" w:ascii="Times New Roman" w:hAnsi="Times New Roman" w:eastAsia="Times New Roman" w:cs="Times New Roman"/>
-        </w:rPr>
-        <w:t>，</w:t>
-      </w:r>
-      <w:r>
-        <w:rPr>
-          <w:rFonts w:hint="eastAsia" w:ascii="Times New Roman" w:hAnsi="Times New Roman" w:eastAsia="FangSong" w:cs="Times New Roman"/>
-        </w:rPr>
-        <w:t>求</w:t>
-      </w:r>
-      <w:r>
-        <w:rPr>
-          <w:rFonts w:ascii="Times New Roman" w:hAnsi="Times New Roman" w:eastAsia="Times New Roman" w:cs="Times New Roman"/>
-        </w:rPr>
-        <w:t xml:space="preserve"> </w:t>
-      </w:r>
-      <m:oMath>
-        <m:r>
-          <m:t>α</m:t>
-        </m:r>
-      </m:oMath>
-      <w:r>
-        <w:rPr>
-          <w:rFonts w:ascii="Times New Roman" w:hAnsi="Times New Roman" w:eastAsia="Times New Roman" w:cs="Times New Roman"/>
-        </w:rPr>
-        <w:t xml:space="preserve">-HgS </w:t>
-      </w:r>
-      <w:r>
-        <w:rPr>
-          <w:rFonts w:hint="eastAsia" w:ascii="Times New Roman" w:hAnsi="Times New Roman" w:eastAsia="FangSong" w:cs="Times New Roman"/>
-        </w:rPr>
-        <w:t xml:space="preserve">和</w:t>
-      </w:r>
-      <w:r>
-        <w:rPr>
-          <w:rFonts w:ascii="Times New Roman" w:hAnsi="Times New Roman" w:eastAsia="Times New Roman" w:cs="Times New Roman"/>
-        </w:rPr>
-        <w:t xml:space="preserve"> </w:t>
-      </w:r>
-      <m:oMath>
-        <m:r>
-          <m:t>β</m:t>
-        </m:r>
-      </m:oMath>
-      <w:r>
-        <w:rPr>
-          <w:rFonts w:ascii="Times New Roman" w:hAnsi="Times New Roman" w:eastAsia="Times New Roman" w:cs="Times New Roman"/>
-        </w:rPr>
-        <w:t xml:space="preserve">-HgS </w:t>
-      </w:r>
-      <w:r>
-        <w:rPr>
-          <w:rFonts w:hint="eastAsia" w:ascii="Times New Roman" w:hAnsi="Times New Roman" w:eastAsia="FangSong" w:cs="Times New Roman"/>
-        </w:rPr>
-        <w:t>的密度比</w:t>
-      </w:r>
-      <w:r>
-        <w:rPr>
-          <w:rFonts w:hint="eastAsia" w:ascii="Times New Roman" w:hAnsi="Times New Roman" w:eastAsia="Times New Roman" w:cs="Times New Roman"/>
-        </w:rPr>
-        <w:t>。</w:t>
-      </w:r>
-    </w:p>
-    <w:p>
-      <w:pPr>
-        <w:pStyle w:val="BodyText"/>
-      </w:pPr>
-      <w:r>
-        <w:rPr>
-          <w:rFonts w:ascii="Times New Roman" w:hAnsi="Times New Roman" w:eastAsia="Times New Roman" w:cs="Times New Roman"/>
-          <w:b/>
-          <w:bCs/>
-        </w:rPr>
-        <w:t xml:space="preserve">75-4</w:t>
-      </w:r>
-      <w:r>
-        <w:rPr>
-          <w:rFonts w:ascii="Times New Roman" w:hAnsi="Times New Roman" w:eastAsia="Times New Roman" w:cs="Times New Roman"/>
-        </w:rPr>
-        <w:t xml:space="preserve"> </w:t>
-      </w:r>
-      <w:r>
-        <w:rPr>
-          <w:rFonts w:hint="eastAsia" w:ascii="Times New Roman" w:hAnsi="Times New Roman" w:eastAsia="FangSong" w:cs="Times New Roman"/>
-        </w:rPr>
-        <w:t>实际上</w:t>
-      </w:r>
-      <w:r>
-        <w:rPr>
-          <w:rFonts w:hint="eastAsia" w:ascii="Times New Roman" w:hAnsi="Times New Roman" w:eastAsia="Times New Roman" w:cs="Times New Roman"/>
-        </w:rPr>
-        <w:t>，</w:t>
-      </w:r>
-      <m:oMath>
-        <m:r>
-          <m:t>α</m:t>
-        </m:r>
-      </m:oMath>
-      <w:r>
-        <w:rPr>
-          <w:rFonts w:ascii="Times New Roman" w:hAnsi="Times New Roman" w:eastAsia="Times New Roman" w:cs="Times New Roman"/>
-        </w:rPr>
-        <w:t xml:space="preserve">-HgS </w:t>
-      </w:r>
-      <w:r>
-        <w:rPr>
-          <w:rFonts w:hint="eastAsia" w:ascii="Times New Roman" w:hAnsi="Times New Roman" w:eastAsia="FangSong" w:cs="Times New Roman"/>
-        </w:rPr>
-        <w:t xml:space="preserve">和</w:t>
-      </w:r>
-      <w:r>
-        <w:rPr>
-          <w:rFonts w:ascii="Times New Roman" w:hAnsi="Times New Roman" w:eastAsia="Times New Roman" w:cs="Times New Roman"/>
-        </w:rPr>
-        <w:t xml:space="preserve"> </w:t>
-      </w:r>
-      <m:oMath>
-        <m:r>
-          <m:t>β</m:t>
-        </m:r>
-      </m:oMath>
-      <w:r>
-        <w:rPr>
-          <w:rFonts w:ascii="Times New Roman" w:hAnsi="Times New Roman" w:eastAsia="Times New Roman" w:cs="Times New Roman"/>
-        </w:rPr>
-        <w:t xml:space="preserve">-HgS </w:t>
-      </w:r>
-      <w:r>
-        <w:rPr>
-          <w:rFonts w:hint="eastAsia" w:ascii="Times New Roman" w:hAnsi="Times New Roman" w:eastAsia="FangSong" w:cs="Times New Roman"/>
-        </w:rPr>
-        <w:t xml:space="preserve">的密度分别为</w:t>
-      </w:r>
-      <w:r>
-        <w:rPr>
-          <w:rFonts w:ascii="Times New Roman" w:hAnsi="Times New Roman" w:eastAsia="Times New Roman" w:cs="Times New Roman"/>
-        </w:rPr>
-        <w:t xml:space="preserve"> </w:t>
-      </w:r>
-      <m:oMath>
-        <m:oMathPr>
-          <m:ctrlPr>
-            <w:rPr>
-              <w:sz w:val="28"/>
-              <w:szCs w:val="28"/>
-            </w:rPr>
-          </m:ctrlPr>
-        </m:oMathPr>
-        <m:r>
-          <m:t>8.10</m:t>
-        </m:r>
-        <m:r>
-          <m:t> </m:t>
-        </m:r>
-        <m:r>
-          <m:rPr>
-            <m:sty m:val="p"/>
-          </m:rPr>
-          <m:t>g</m:t>
-        </m:r>
-        <m:r>
-          <m:rPr>
-            <m:sty m:val="p"/>
-          </m:rPr>
-          <m:t>/</m:t>
-        </m:r>
-        <m:r>
-          <m:rPr>
-            <m:sty m:val="p"/>
-          </m:rPr>
-          <m:t>c</m:t>
-        </m:r>
-        <m:sSup>
-          <m:e>
-            <m:r>
-              <m:rPr>
-                <m:sty m:val="p"/>
-              </m:rPr>
-              <m:t>m</m:t>
-            </m:r>
-          </m:e>
-          <m:sup>
-            <m:r>
-              <m:rPr>
-                <m:sty m:val="p"/>
-              </m:rPr>
-              <m:t>3</m:t>
-            </m:r>
-          </m:sup>
-        </m:sSup>
-      </m:oMath>
-      <w:r>
-        <w:rPr>
-          <w:rFonts w:ascii="Times New Roman" w:hAnsi="Times New Roman" w:eastAsia="Times New Roman" w:cs="Times New Roman"/>
-        </w:rPr>
-        <w:t xml:space="preserve"> </w:t>
-      </w:r>
-      <w:r>
-        <w:rPr>
-          <w:rFonts w:hint="eastAsia" w:ascii="Times New Roman" w:hAnsi="Times New Roman" w:eastAsia="FangSong" w:cs="Times New Roman"/>
-        </w:rPr>
-        <w:t xml:space="preserve">和</w:t>
-      </w:r>
-      <w:r>
-        <w:rPr>
-          <w:rFonts w:ascii="Times New Roman" w:hAnsi="Times New Roman" w:eastAsia="Times New Roman" w:cs="Times New Roman"/>
-        </w:rPr>
-        <w:t xml:space="preserve"> </w:t>
-      </w:r>
-      <m:oMath>
-        <m:oMathPr>
-          <m:ctrlPr>
-            <w:rPr>
-              <w:sz w:val="28"/>
-              <w:szCs w:val="28"/>
-            </w:rPr>
-          </m:ctrlPr>
-        </m:oMathPr>
-        <m:r>
-          <m:t>7.73</m:t>
-        </m:r>
-        <m:r>
-          <m:t> </m:t>
-        </m:r>
-        <m:r>
-          <m:rPr>
-            <m:sty m:val="p"/>
-          </m:rPr>
-          <m:t>g</m:t>
-        </m:r>
-        <m:r>
-          <m:rPr>
-            <m:sty m:val="p"/>
-          </m:rPr>
-          <m:t>/</m:t>
-        </m:r>
-        <m:r>
-          <m:rPr>
-            <m:sty m:val="p"/>
-          </m:rPr>
-          <m:t>c</m:t>
-        </m:r>
-        <m:sSup>
-          <m:e>
-            <m:r>
-              <m:rPr>
-                <m:sty m:val="p"/>
-              </m:rPr>
-              <m:t>m</m:t>
-            </m:r>
-          </m:e>
-          <m:sup>
-            <m:r>
-              <m:rPr>
-                <m:sty m:val="p"/>
-              </m:rPr>
-              <m:t>3</m:t>
-            </m:r>
-          </m:sup>
-        </m:sSup>
-      </m:oMath>
-      <w:r>
-        <w:rPr>
-          <w:rFonts w:hint="eastAsia" w:ascii="Times New Roman" w:hAnsi="Times New Roman" w:eastAsia="Times New Roman" w:cs="Times New Roman"/>
-        </w:rPr>
-        <w:t>。</w:t>
-      </w:r>
-      <w:r>
-        <w:rPr>
-          <w:rFonts w:hint="eastAsia" w:ascii="Times New Roman" w:hAnsi="Times New Roman" w:eastAsia="FangSong" w:cs="Times New Roman"/>
-        </w:rPr>
-        <w:t>通过计算写出</w:t>
-      </w:r>
-      <w:r>
-        <w:rPr>
-          <w:rFonts w:ascii="Times New Roman" w:hAnsi="Times New Roman" w:eastAsia="Times New Roman" w:cs="Times New Roman"/>
-        </w:rPr>
-        <w:t xml:space="preserve"> </w:t>
-      </w:r>
-      <m:oMath>
-        <m:r>
-          <m:t>α</m:t>
-        </m:r>
-      </m:oMath>
-      <w:r>
-        <w:rPr>
-          <w:rFonts w:ascii="Times New Roman" w:hAnsi="Times New Roman" w:eastAsia="Times New Roman" w:cs="Times New Roman"/>
-        </w:rPr>
-        <w:t xml:space="preserve">-HgS </w:t>
-      </w:r>
-      <w:r>
-        <w:rPr>
-          <w:rFonts w:hint="eastAsia" w:ascii="Times New Roman" w:hAnsi="Times New Roman" w:eastAsia="FangSong" w:cs="Times New Roman"/>
-        </w:rPr>
-        <w:t xml:space="preserve">和</w:t>
-      </w:r>
-      <w:r>
-        <w:rPr>
-          <w:rFonts w:ascii="Times New Roman" w:hAnsi="Times New Roman" w:eastAsia="Times New Roman" w:cs="Times New Roman"/>
-        </w:rPr>
-        <w:t xml:space="preserve"> </w:t>
-      </w:r>
-      <m:oMath>
-        <m:r>
-          <m:t>β</m:t>
-        </m:r>
-      </m:oMath>
-      <w:r>
-        <w:rPr>
-          <w:rFonts w:ascii="Times New Roman" w:hAnsi="Times New Roman" w:eastAsia="Times New Roman" w:cs="Times New Roman"/>
-        </w:rPr>
-        <w:t xml:space="preserve">-HgS </w:t>
-      </w:r>
-      <w:r>
-        <w:rPr>
-          <w:rFonts w:hint="eastAsia" w:ascii="Times New Roman" w:hAnsi="Times New Roman" w:eastAsia="FangSong" w:cs="Times New Roman"/>
-        </w:rPr>
-        <w:t xml:space="preserve">中</w:t>
-      </w:r>
-      <w:r>
-        <w:rPr>
-          <w:rFonts w:ascii="Times New Roman" w:hAnsi="Times New Roman" w:eastAsia="Times New Roman" w:cs="Times New Roman"/>
-        </w:rPr>
-        <w:t xml:space="preserve"> Hg—S </w:t>
-      </w:r>
-      <w:r>
-        <w:rPr>
-          <w:rFonts w:hint="eastAsia" w:ascii="Times New Roman" w:hAnsi="Times New Roman" w:eastAsia="FangSong" w:cs="Times New Roman"/>
-        </w:rPr>
-        <w:t>键长并解释这种差异</w:t>
-      </w:r>
-      <w:r>
-        <w:rPr>
-          <w:rFonts w:hint="eastAsia" w:ascii="Times New Roman" w:hAnsi="Times New Roman" w:eastAsia="Times New Roman" w:cs="Times New Roman"/>
-        </w:rPr>
-        <w:t>。</w:t>
-      </w:r>
-    </w:p>
-    <w:p>
-      <w:pPr>
-        <w:spacing w:before="160" w:after="80"/>
-      </w:pPr>
-      <w:r>
-        <w:pict>
-          <v:rect style="width:0;height:1.5pt" o:hralign="center" o:hrstd="t" o:hr="t"/>
-        </w:pict>
-      </w:r>
-    </w:p>
-    <w:bookmarkEnd w:id="18"/>
-    <w:bookmarkStart w:id="19" w:name="第11题"/>
-    <w:p>
-      <w:pPr>
-        <w:pStyle w:val="Heading3"/>
-        <w:spacing w:before="280" w:after="120"/>
-      </w:pPr>
-      <w:r>
-        <w:rPr>
-          <w:rFonts w:hint="eastAsia" w:ascii="Times New Roman" w:hAnsi="Times New Roman" w:eastAsia="SimHei" w:cs="Times New Roman"/>
-        </w:rPr>
-        <w:t>第</w:t>
-      </w:r>
-      <w:r>
-        <w:rPr>
-          <w:rFonts w:hint="eastAsia" w:ascii="Times New Roman" w:hAnsi="Times New Roman" w:eastAsia="Times New Roman" w:cs="Times New Roman"/>
-        </w:rPr>
-        <w:t>11</w:t>
-      </w:r>
-      <w:r>
-        <w:rPr>
-          <w:rFonts w:hint="eastAsia" w:ascii="Times New Roman" w:hAnsi="Times New Roman" w:eastAsia="SimHei" w:cs="Times New Roman"/>
-        </w:rPr>
-        <w:t>题</w:t>
-      </w:r>
-    </w:p>
-    <w:p>
-      <w:pPr>
-        <w:pStyle w:val="FirstParagraph"/>
-      </w:pPr>
-      <w:r>
-        <w:rPr>
-          <w:rFonts w:hint="eastAsia" w:ascii="Times New Roman" w:hAnsi="Times New Roman" w:eastAsia="FangSong" w:cs="Times New Roman"/>
-        </w:rPr>
-        <w:t>已知以下数据</w:t>
-      </w:r>
-      <w:r>
-        <w:rPr>
-          <w:rFonts w:hint="eastAsia" w:ascii="Times New Roman" w:hAnsi="Times New Roman" w:eastAsia="Times New Roman" w:cs="Times New Roman"/>
-        </w:rPr>
-        <w:t>：Ca</w:t>
-      </w:r>
-      <w:r>
-        <w:rPr>
-          <w:rFonts w:ascii="Times New Roman" w:hAnsi="Times New Roman" w:eastAsia="Times New Roman" w:cs="Times New Roman"/>
-        </w:rPr>
-        <w:t xml:space="preserve"> </w:t>
-      </w:r>
-      <w:r>
-        <w:rPr>
-          <w:rFonts w:hint="eastAsia" w:ascii="Times New Roman" w:hAnsi="Times New Roman" w:eastAsia="FangSong" w:cs="Times New Roman"/>
-        </w:rPr>
-        <w:t xml:space="preserve">的升华热为</w:t>
-      </w:r>
-      <w:r>
-        <w:rPr>
-          <w:rFonts w:ascii="Times New Roman" w:hAnsi="Times New Roman" w:eastAsia="Times New Roman" w:cs="Times New Roman"/>
-        </w:rPr>
-        <w:t xml:space="preserve"> </w:t>
-      </w:r>
-      <w:r>
-        <w:rPr>
-          <w:rFonts w:hint="eastAsia" w:ascii="Times New Roman" w:hAnsi="Times New Roman" w:eastAsia="Times New Roman" w:cs="Times New Roman"/>
-        </w:rPr>
-        <w:t xml:space="preserve">193kJ/mol，Ca</w:t>
-      </w:r>
-      <w:r>
-        <w:rPr>
-          <w:rFonts w:ascii="Times New Roman" w:hAnsi="Times New Roman" w:eastAsia="Times New Roman" w:cs="Times New Roman"/>
-        </w:rPr>
-        <w:t xml:space="preserve"> </w:t>
-      </w:r>
-      <w:r>
-        <w:rPr>
-          <w:rFonts w:hint="eastAsia" w:ascii="Times New Roman" w:hAnsi="Times New Roman" w:eastAsia="FangSong" w:cs="Times New Roman"/>
-        </w:rPr>
-        <w:t xml:space="preserve">的第一和第二电离能分别为</w:t>
-      </w:r>
-      <w:r>
-        <w:rPr>
-          <w:rFonts w:ascii="Times New Roman" w:hAnsi="Times New Roman" w:eastAsia="Times New Roman" w:cs="Times New Roman"/>
-        </w:rPr>
-        <w:t xml:space="preserve"> 590 </w:t>
-      </w:r>
-      <w:r>
-        <w:rPr>
-          <w:rFonts w:hint="eastAsia" w:ascii="Times New Roman" w:hAnsi="Times New Roman" w:eastAsia="FangSong" w:cs="Times New Roman"/>
-        </w:rPr>
-        <w:t xml:space="preserve">和</w:t>
-      </w:r>
-      <w:r>
-        <w:rPr>
-          <w:rFonts w:ascii="Times New Roman" w:hAnsi="Times New Roman" w:eastAsia="Times New Roman" w:cs="Times New Roman"/>
-        </w:rPr>
-        <w:t xml:space="preserve"> </w:t>
-      </w:r>
-      <w:r>
-        <w:rPr>
-          <w:rFonts w:hint="eastAsia" w:ascii="Times New Roman" w:hAnsi="Times New Roman" w:eastAsia="Times New Roman" w:cs="Times New Roman"/>
-        </w:rPr>
-        <w:t xml:space="preserve">1010kJ/mol，</w:t>
-      </w:r>
-      <w:r>
-        <w:rPr>
-          <w:rFonts w:ascii="Times New Roman" w:hAnsi="Times New Roman" w:eastAsia="Times New Roman" w:cs="Times New Roman"/>
-        </w:rPr>
-        <w:t xml:space="preserve"> </w:t>
-      </w:r>
-      <m:oMath>
-        <m:sSub>
-          <m:e>
-            <m:r>
-              <m:t>O</m:t>
-            </m:r>
-          </m:e>
-          <m:sub>
-            <m:r>
-              <m:t>2</m:t>
-            </m:r>
-          </m:sub>
-        </m:sSub>
-      </m:oMath>
-      <w:r>
-        <w:rPr>
-          <w:rFonts w:ascii="Times New Roman" w:hAnsi="Times New Roman" w:eastAsia="Times New Roman" w:cs="Times New Roman"/>
-        </w:rPr>
-        <w:t xml:space="preserve"> </w:t>
-      </w:r>
-      <w:r>
-        <w:rPr>
-          <w:rFonts w:hint="eastAsia" w:ascii="Times New Roman" w:hAnsi="Times New Roman" w:eastAsia="FangSong" w:cs="Times New Roman"/>
-        </w:rPr>
-        <w:t xml:space="preserve">的键能为</w:t>
-      </w:r>
-      <w:r>
-        <w:rPr>
-          <w:rFonts w:ascii="Times New Roman" w:hAnsi="Times New Roman" w:eastAsia="Times New Roman" w:cs="Times New Roman"/>
-        </w:rPr>
-        <w:t xml:space="preserve"> </w:t>
-      </w:r>
-      <w:r>
-        <w:rPr>
-          <w:rFonts w:hint="eastAsia" w:ascii="Times New Roman" w:hAnsi="Times New Roman" w:eastAsia="Times New Roman" w:cs="Times New Roman"/>
-        </w:rPr>
-        <w:t xml:space="preserve">498kJ/mol，O</w:t>
-      </w:r>
-      <w:r>
-        <w:rPr>
-          <w:rFonts w:ascii="Times New Roman" w:hAnsi="Times New Roman" w:eastAsia="Times New Roman" w:cs="Times New Roman"/>
-        </w:rPr>
-        <w:t xml:space="preserve"> </w:t>
-      </w:r>
-      <w:r>
-        <w:rPr>
-          <w:rFonts w:hint="eastAsia" w:ascii="Times New Roman" w:hAnsi="Times New Roman" w:eastAsia="FangSong" w:cs="Times New Roman"/>
-        </w:rPr>
-        <w:t xml:space="preserve">的第一和第二电子亲和能分别为</w:t>
-      </w:r>
-      <w:r>
-        <w:rPr>
-          <w:rFonts w:ascii="Times New Roman" w:hAnsi="Times New Roman" w:eastAsia="Times New Roman" w:cs="Times New Roman"/>
-        </w:rPr>
-        <w:t xml:space="preserve"> 141 </w:t>
-      </w:r>
-      <w:r>
-        <w:rPr>
-          <w:rFonts w:hint="eastAsia" w:ascii="Times New Roman" w:hAnsi="Times New Roman" w:eastAsia="FangSong" w:cs="Times New Roman"/>
-        </w:rPr>
-        <w:t xml:space="preserve">和</w:t>
-      </w:r>
-      <w:r>
-        <w:rPr>
-          <w:rFonts w:ascii="Times New Roman" w:hAnsi="Times New Roman" w:eastAsia="Times New Roman" w:cs="Times New Roman"/>
-        </w:rPr>
-        <w:t xml:space="preserve"> </w:t>
-      </w:r>
-      <w:r>
-        <w:rPr>
-          <w:rFonts w:hint="eastAsia" w:ascii="Times New Roman" w:hAnsi="Times New Roman" w:eastAsia="Times New Roman" w:cs="Times New Roman"/>
-        </w:rPr>
-        <w:t xml:space="preserve">-878kJ/mol，CaO</w:t>
-      </w:r>
-      <w:r>
-        <w:rPr>
-          <w:rFonts w:ascii="Times New Roman" w:hAnsi="Times New Roman" w:eastAsia="Times New Roman" w:cs="Times New Roman"/>
-        </w:rPr>
-        <w:t xml:space="preserve"> </w:t>
-      </w:r>
-      <w:r>
-        <w:rPr>
-          <w:rFonts w:hint="eastAsia" w:ascii="Times New Roman" w:hAnsi="Times New Roman" w:eastAsia="FangSong" w:cs="Times New Roman"/>
-        </w:rPr>
-        <w:t xml:space="preserve">的标准摩尔生成焓为</w:t>
-      </w:r>
-      <w:r>
-        <w:rPr>
-          <w:rFonts w:ascii="Times New Roman" w:hAnsi="Times New Roman" w:eastAsia="Times New Roman" w:cs="Times New Roman"/>
-        </w:rPr>
-        <w:t xml:space="preserve"> -635kJ/mol。</w:t>
-      </w:r>
-    </w:p>
-    <w:p>
-      <w:pPr>
-        <w:pStyle w:val="BodyText"/>
-      </w:pPr>
-      <w:r>
-        <w:rPr>
-          <w:rFonts w:ascii="Times New Roman" w:hAnsi="Times New Roman" w:eastAsia="Times New Roman" w:cs="Times New Roman"/>
-        </w:rPr>
-        <w:t xml:space="preserve">76-1 </w:t>
-      </w:r>
-      <w:r>
-        <w:rPr>
-          <w:rFonts w:hint="eastAsia" w:ascii="Times New Roman" w:hAnsi="Times New Roman" w:eastAsia="FangSong" w:cs="Times New Roman"/>
-        </w:rPr>
-        <w:t xml:space="preserve">从实验数据中求出</w:t>
-      </w:r>
-      <w:r>
-        <w:rPr>
-          <w:rFonts w:ascii="Times New Roman" w:hAnsi="Times New Roman" w:eastAsia="Times New Roman" w:cs="Times New Roman"/>
-        </w:rPr>
-        <w:t xml:space="preserve"> CaO </w:t>
-      </w:r>
-      <w:r>
-        <w:rPr>
-          <w:rFonts w:hint="eastAsia" w:ascii="Times New Roman" w:hAnsi="Times New Roman" w:eastAsia="FangSong" w:cs="Times New Roman"/>
-        </w:rPr>
-        <w:t>的晶格能</w:t>
-      </w:r>
-      <w:r>
-        <w:rPr>
-          <w:rFonts w:hint="eastAsia" w:ascii="Times New Roman" w:hAnsi="Times New Roman" w:eastAsia="Times New Roman" w:cs="Times New Roman"/>
-        </w:rPr>
-        <w:t>。</w:t>
-      </w:r>
-    </w:p>
-    <w:p>
-      <w:pPr>
-        <w:pStyle w:val="BodyText"/>
-      </w:pPr>
-      <w:r>
-        <w:rPr>
-          <w:rFonts w:ascii="Times New Roman" w:hAnsi="Times New Roman" w:eastAsia="Times New Roman" w:cs="Times New Roman"/>
-        </w:rPr>
-        <w:t xml:space="preserve">76-2 </w:t>
-      </w:r>
-      <w:r>
-        <w:rPr>
-          <w:rFonts w:hint="eastAsia" w:ascii="Times New Roman" w:hAnsi="Times New Roman" w:eastAsia="FangSong" w:cs="Times New Roman"/>
-        </w:rPr>
-        <w:t>晶格能也可以从理论上求出</w:t>
-      </w:r>
-      <w:r>
-        <w:rPr>
-          <w:rFonts w:hint="eastAsia" w:ascii="Times New Roman" w:hAnsi="Times New Roman" w:eastAsia="Times New Roman" w:cs="Times New Roman"/>
-        </w:rPr>
-        <w:t>。</w:t>
-      </w:r>
-      <w:r>
-        <w:rPr>
-          <w:rFonts w:hint="eastAsia" w:ascii="Times New Roman" w:hAnsi="Times New Roman" w:eastAsia="FangSong" w:cs="Times New Roman"/>
-        </w:rPr>
-        <w:t>已知</w:t>
-      </w:r>
-      <w:r>
-        <w:rPr>
-          <w:rFonts w:ascii="Times New Roman" w:hAnsi="Times New Roman" w:eastAsia="Times New Roman" w:cs="Times New Roman"/>
-        </w:rPr>
-        <w:t xml:space="preserve"> CaO </w:t>
-      </w:r>
-      <w:r>
-        <w:rPr>
-          <w:rFonts w:hint="eastAsia" w:ascii="Times New Roman" w:hAnsi="Times New Roman" w:eastAsia="FangSong" w:cs="Times New Roman"/>
-        </w:rPr>
-        <w:t xml:space="preserve">是</w:t>
-      </w:r>
-      <w:r>
-        <w:rPr>
-          <w:rFonts w:ascii="Times New Roman" w:hAnsi="Times New Roman" w:eastAsia="Times New Roman" w:cs="Times New Roman"/>
-        </w:rPr>
-        <w:t xml:space="preserve"> NaCl </w:t>
-      </w:r>
-      <w:r>
-        <w:rPr>
-          <w:rFonts w:hint="eastAsia" w:ascii="Times New Roman" w:hAnsi="Times New Roman" w:eastAsia="FangSong" w:cs="Times New Roman"/>
-        </w:rPr>
-        <w:t>型结构</w:t>
-      </w:r>
-      <w:r>
-        <w:rPr>
-          <w:rFonts w:hint="eastAsia" w:ascii="Times New Roman" w:hAnsi="Times New Roman" w:eastAsia="Times New Roman" w:cs="Times New Roman"/>
-        </w:rPr>
-        <w:t>，</w:t>
-      </w:r>
-      <w:r>
-        <w:rPr>
-          <w:rFonts w:hint="eastAsia" w:ascii="Times New Roman" w:hAnsi="Times New Roman" w:eastAsia="FangSong" w:cs="Times New Roman"/>
-        </w:rPr>
-        <w:t>晶胞参数为</w:t>
-      </w:r>
-      <w:r>
-        <w:rPr>
-          <w:rFonts w:ascii="Times New Roman" w:hAnsi="Times New Roman" w:eastAsia="Times New Roman" w:cs="Times New Roman"/>
-        </w:rPr>
-        <w:t xml:space="preserve"> </w:t>
-      </w:r>
-      <w:r>
-        <w:rPr>
-          <w:rFonts w:hint="eastAsia" w:ascii="Times New Roman" w:hAnsi="Times New Roman" w:eastAsia="Times New Roman" w:cs="Times New Roman"/>
-        </w:rPr>
-        <w:t>0.480nm。</w:t>
-      </w:r>
-      <w:r>
-        <w:rPr>
-          <w:rFonts w:hint="eastAsia" w:ascii="Times New Roman" w:hAnsi="Times New Roman" w:eastAsia="FangSong" w:cs="Times New Roman"/>
-        </w:rPr>
-        <w:t>假设我们只考虑一个</w:t>
-      </w:r>
-      <w:r>
-        <w:rPr>
-          <w:rFonts w:ascii="Times New Roman" w:hAnsi="Times New Roman" w:eastAsia="Times New Roman" w:cs="Times New Roman"/>
-        </w:rPr>
-        <w:t xml:space="preserve"> </w:t>
-      </w:r>
-      <m:oMath>
-        <m:r>
-          <m:t>C</m:t>
-        </m:r>
-        <m:sSup>
-          <m:e>
-            <m:r>
-              <m:t>a</m:t>
-            </m:r>
-          </m:e>
-          <m:sup>
-            <m:r>
-              <m:t>2</m:t>
-            </m:r>
-            <m:r>
-              <m:rPr>
-                <m:sty m:val="p"/>
-              </m:rPr>
-              <m:t>+</m:t>
-            </m:r>
-          </m:sup>
-        </m:sSup>
-      </m:oMath>
-      <w:r>
-        <w:rPr>
-          <w:rFonts w:ascii="Times New Roman" w:hAnsi="Times New Roman" w:eastAsia="Times New Roman" w:cs="Times New Roman"/>
-        </w:rPr>
-        <w:t xml:space="preserve"> </w:t>
-      </w:r>
-      <w:r>
-        <w:rPr>
-          <w:rFonts w:hint="eastAsia" w:ascii="Times New Roman" w:hAnsi="Times New Roman" w:eastAsia="FangSong" w:cs="Times New Roman"/>
-        </w:rPr>
-        <w:t>周围最近和次近的离子</w:t>
-      </w:r>
-      <w:r>
-        <w:rPr>
-          <w:rFonts w:hint="eastAsia" w:ascii="Times New Roman" w:hAnsi="Times New Roman" w:eastAsia="Times New Roman" w:cs="Times New Roman"/>
-        </w:rPr>
-        <w:t>，</w:t>
-      </w:r>
-      <w:r>
-        <w:rPr>
-          <w:rFonts w:hint="eastAsia" w:ascii="Times New Roman" w:hAnsi="Times New Roman" w:eastAsia="FangSong" w:cs="Times New Roman"/>
-        </w:rPr>
-        <w:t>求该</w:t>
-      </w:r>
-      <w:r>
-        <w:rPr>
-          <w:rFonts w:ascii="Times New Roman" w:hAnsi="Times New Roman" w:eastAsia="Times New Roman" w:cs="Times New Roman"/>
-        </w:rPr>
-        <w:t xml:space="preserve"> </w:t>
-      </w:r>
-      <m:oMath>
-        <m:r>
-          <m:t>C</m:t>
-        </m:r>
-        <m:sSup>
-          <m:e>
-            <m:r>
-              <m:t>a</m:t>
-            </m:r>
-          </m:e>
-          <m:sup>
-            <m:r>
-              <m:t>2</m:t>
-            </m:r>
-            <m:r>
-              <m:rPr>
-                <m:sty m:val="p"/>
-              </m:rPr>
-              <m:t>+</m:t>
-            </m:r>
-          </m:sup>
-        </m:sSup>
-      </m:oMath>
-      <w:r>
-        <w:rPr>
-          <w:rFonts w:ascii="Times New Roman" w:hAnsi="Times New Roman" w:eastAsia="Times New Roman" w:cs="Times New Roman"/>
-        </w:rPr>
-        <w:t xml:space="preserve"> </w:t>
-      </w:r>
-      <w:r>
-        <w:rPr>
-          <w:rFonts w:hint="eastAsia" w:ascii="Times New Roman" w:hAnsi="Times New Roman" w:eastAsia="FangSong" w:cs="Times New Roman"/>
-        </w:rPr>
-        <w:t>静电势能的大小</w:t>
-      </w:r>
-      <w:r>
-        <w:rPr>
-          <w:rFonts w:hint="eastAsia" w:ascii="Times New Roman" w:hAnsi="Times New Roman" w:eastAsia="Times New Roman" w:cs="Times New Roman"/>
-        </w:rPr>
-        <w:t>。</w:t>
-      </w:r>
-    </w:p>
-    <w:p>
-      <w:pPr>
-        <w:spacing w:before="160" w:after="80"/>
-      </w:pPr>
-      <w:r>
-        <w:pict>
-          <v:rect style="width:0;height:1.5pt" o:hralign="center" o:hrstd="t" o:hr="t"/>
-        </w:pict>
-      </w:r>
-    </w:p>
-    <w:bookmarkEnd w:id="19"/>
-    <w:bookmarkStart w:id="20" w:name="第12题"/>
-    <w:p>
-      <w:pPr>
-        <w:pStyle w:val="Heading3"/>
-        <w:spacing w:before="280" w:after="120"/>
-      </w:pPr>
-      <w:r>
-        <w:rPr>
-          <w:rFonts w:hint="eastAsia" w:ascii="Times New Roman" w:hAnsi="Times New Roman" w:eastAsia="SimHei" w:cs="Times New Roman"/>
-        </w:rPr>
-        <w:t>第</w:t>
-      </w:r>
-      <w:r>
-        <w:rPr>
-          <w:rFonts w:hint="eastAsia" w:ascii="Times New Roman" w:hAnsi="Times New Roman" w:eastAsia="Times New Roman" w:cs="Times New Roman"/>
-        </w:rPr>
-        <w:t>12</w:t>
-      </w:r>
-      <w:r>
-        <w:rPr>
-          <w:rFonts w:hint="eastAsia" w:ascii="Times New Roman" w:hAnsi="Times New Roman" w:eastAsia="SimHei" w:cs="Times New Roman"/>
-        </w:rPr>
-        <w:t>题</w:t>
-      </w:r>
-    </w:p>
-    <w:p>
-      <w:pPr>
-        <w:pStyle w:val="FirstParagraph"/>
-      </w:pPr>
-      <w:r>
-        <w:rPr>
-          <w:rFonts w:hint="eastAsia" w:ascii="Times New Roman" w:hAnsi="Times New Roman" w:eastAsia="FangSong" w:cs="Times New Roman"/>
-        </w:rPr>
-        <w:t>理想的宏观单一晶体呈规则的多面体外形</w:t>
-      </w:r>
-      <w:r>
-        <w:rPr>
-          <w:rFonts w:hint="eastAsia" w:ascii="Times New Roman" w:hAnsi="Times New Roman" w:eastAsia="Times New Roman" w:cs="Times New Roman"/>
-        </w:rPr>
-        <w:t>。</w:t>
-      </w:r>
-      <w:r>
-        <w:rPr>
-          <w:rFonts w:hint="eastAsia" w:ascii="Times New Roman" w:hAnsi="Times New Roman" w:eastAsia="FangSong" w:cs="Times New Roman"/>
-        </w:rPr>
-        <w:t>多面体的面叫晶面</w:t>
-      </w:r>
-      <w:r>
-        <w:rPr>
-          <w:rFonts w:hint="eastAsia" w:ascii="Times New Roman" w:hAnsi="Times New Roman" w:eastAsia="Times New Roman" w:cs="Times New Roman"/>
-        </w:rPr>
-        <w:t>。</w:t>
-      </w:r>
-      <w:r>
-        <w:rPr>
-          <w:rFonts w:hint="eastAsia" w:ascii="Times New Roman" w:hAnsi="Times New Roman" w:eastAsia="FangSong" w:cs="Times New Roman"/>
-        </w:rPr>
-        <w:t>今有一枚</w:t>
-      </w:r>
-      <w:r>
-        <w:rPr>
-          <w:rFonts w:ascii="Times New Roman" w:hAnsi="Times New Roman" w:eastAsia="Times New Roman" w:cs="Times New Roman"/>
-        </w:rPr>
-        <w:t xml:space="preserve"> MgO </w:t>
-      </w:r>
-      <w:r>
-        <w:rPr>
-          <w:rFonts w:hint="eastAsia" w:ascii="Times New Roman" w:hAnsi="Times New Roman" w:eastAsia="FangSong" w:cs="Times New Roman"/>
-        </w:rPr>
-        <w:t>单晶如右图所示</w:t>
-      </w:r>
-      <w:r>
-        <w:rPr>
-          <w:rFonts w:hint="eastAsia" w:ascii="Times New Roman" w:hAnsi="Times New Roman" w:eastAsia="Times New Roman" w:cs="Times New Roman"/>
-        </w:rPr>
-        <w:t>，</w:t>
-      </w:r>
-      <w:r>
-        <w:rPr>
-          <w:rFonts w:hint="eastAsia" w:ascii="Times New Roman" w:hAnsi="Times New Roman" w:eastAsia="FangSong" w:cs="Times New Roman"/>
-        </w:rPr>
-        <w:t>它有</w:t>
-      </w:r>
-      <w:r>
-        <w:rPr>
-          <w:rFonts w:ascii="Times New Roman" w:hAnsi="Times New Roman" w:eastAsia="Times New Roman" w:cs="Times New Roman"/>
-        </w:rPr>
-        <w:t xml:space="preserve"> 6 </w:t>
-      </w:r>
-      <w:r>
-        <w:rPr>
-          <w:rFonts w:hint="eastAsia" w:ascii="Times New Roman" w:hAnsi="Times New Roman" w:eastAsia="FangSong" w:cs="Times New Roman"/>
-        </w:rPr>
-        <w:t xml:space="preserve">个八角形晶面和</w:t>
-      </w:r>
-      <w:r>
-        <w:rPr>
-          <w:rFonts w:ascii="Times New Roman" w:hAnsi="Times New Roman" w:eastAsia="Times New Roman" w:cs="Times New Roman"/>
-        </w:rPr>
-        <w:t xml:space="preserve"> 8 </w:t>
-      </w:r>
-      <w:r>
-        <w:rPr>
-          <w:rFonts w:hint="eastAsia" w:ascii="Times New Roman" w:hAnsi="Times New Roman" w:eastAsia="FangSong" w:cs="Times New Roman"/>
-        </w:rPr>
-        <w:t>个正三角形晶面</w:t>
-      </w:r>
-      <w:r>
-        <w:rPr>
-          <w:rFonts w:hint="eastAsia" w:ascii="Times New Roman" w:hAnsi="Times New Roman" w:eastAsia="Times New Roman" w:cs="Times New Roman"/>
-        </w:rPr>
-        <w:t>。</w:t>
-      </w:r>
-      <w:r>
-        <w:rPr>
-          <w:rFonts w:hint="eastAsia" w:ascii="Times New Roman" w:hAnsi="Times New Roman" w:eastAsia="FangSong" w:cs="Times New Roman"/>
-        </w:rPr>
-        <w:t>宏观晶体的晶面是与微观晶胞中一定取向的截面对应的</w:t>
-      </w:r>
-      <w:r>
-        <w:rPr>
-          <w:rFonts w:hint="eastAsia" w:ascii="Times New Roman" w:hAnsi="Times New Roman" w:eastAsia="Times New Roman" w:cs="Times New Roman"/>
-        </w:rPr>
-        <w:t>。</w:t>
-      </w:r>
-      <w:r>
-        <w:rPr>
-          <w:rFonts w:hint="eastAsia" w:ascii="Times New Roman" w:hAnsi="Times New Roman" w:eastAsia="FangSong" w:cs="Times New Roman"/>
-        </w:rPr>
-        <w:t>已知</w:t>
-      </w:r>
-      <w:r>
-        <w:rPr>
-          <w:rFonts w:ascii="Times New Roman" w:hAnsi="Times New Roman" w:eastAsia="Times New Roman" w:cs="Times New Roman"/>
-        </w:rPr>
-        <w:t xml:space="preserve"> MgO </w:t>
-      </w:r>
-      <w:r>
-        <w:rPr>
-          <w:rFonts w:hint="eastAsia" w:ascii="Times New Roman" w:hAnsi="Times New Roman" w:eastAsia="FangSong" w:cs="Times New Roman"/>
-        </w:rPr>
-        <w:t xml:space="preserve">的晶体结构属</w:t>
-      </w:r>
-      <w:r>
-        <w:rPr>
-          <w:rFonts w:ascii="Times New Roman" w:hAnsi="Times New Roman" w:eastAsia="Times New Roman" w:cs="Times New Roman"/>
-        </w:rPr>
-        <w:t xml:space="preserve"> NaCl </w:t>
-      </w:r>
-      <w:r>
-        <w:rPr>
-          <w:rFonts w:hint="eastAsia" w:ascii="Times New Roman" w:hAnsi="Times New Roman" w:eastAsia="FangSong" w:cs="Times New Roman"/>
-        </w:rPr>
-        <w:t>型</w:t>
-      </w:r>
-      <w:r>
-        <w:rPr>
-          <w:rFonts w:hint="eastAsia" w:ascii="Times New Roman" w:hAnsi="Times New Roman" w:eastAsia="Times New Roman" w:cs="Times New Roman"/>
-        </w:rPr>
-        <w:t>。</w:t>
-      </w:r>
-      <w:r>
-        <w:rPr>
-          <w:rFonts w:hint="eastAsia" w:ascii="Times New Roman" w:hAnsi="Times New Roman" w:eastAsia="FangSong" w:cs="Times New Roman"/>
-        </w:rPr>
-        <w:t>它的单晶的八角形面对应于它的晶胞的面</w:t>
-      </w:r>
-      <w:r>
-        <w:rPr>
-          <w:rFonts w:hint="eastAsia" w:ascii="Times New Roman" w:hAnsi="Times New Roman" w:eastAsia="Times New Roman" w:cs="Times New Roman"/>
-        </w:rPr>
-        <w:t>。</w:t>
-      </w:r>
-      <w:r>
-        <w:rPr>
-          <w:rFonts w:hint="eastAsia" w:ascii="Times New Roman" w:hAnsi="Times New Roman" w:eastAsia="FangSong" w:cs="Times New Roman"/>
-        </w:rPr>
-        <w:t>请指出排列在正三角形晶面上的原子</w:t>
-      </w:r>
-      <w:r>
-        <w:rPr>
-          <w:rFonts w:hint="eastAsia" w:ascii="Times New Roman" w:hAnsi="Times New Roman" w:eastAsia="Times New Roman" w:cs="Times New Roman"/>
-        </w:rPr>
-        <w:t>(</w:t>
-      </w:r>
-      <w:r>
-        <w:rPr>
-          <w:rFonts w:hint="eastAsia" w:ascii="Times New Roman" w:hAnsi="Times New Roman" w:eastAsia="FangSong" w:cs="Times New Roman"/>
-        </w:rPr>
-        <w:t>用元素符号表示原子</w:t>
-      </w:r>
-      <w:r>
-        <w:rPr>
-          <w:rFonts w:hint="eastAsia" w:ascii="Times New Roman" w:hAnsi="Times New Roman" w:eastAsia="Times New Roman" w:cs="Times New Roman"/>
-        </w:rPr>
-        <w:t>，</w:t>
-      </w:r>
-      <w:r>
-        <w:rPr>
-          <w:rFonts w:hint="eastAsia" w:ascii="Times New Roman" w:hAnsi="Times New Roman" w:eastAsia="FangSong" w:cs="Times New Roman"/>
-        </w:rPr>
-        <w:t>至少画出</w:t>
-      </w:r>
-      <w:r>
-        <w:rPr>
-          <w:rFonts w:ascii="Times New Roman" w:hAnsi="Times New Roman" w:eastAsia="Times New Roman" w:cs="Times New Roman"/>
-        </w:rPr>
-        <w:t xml:space="preserve"> 6 </w:t>
-      </w:r>
-      <w:r>
-        <w:rPr>
-          <w:rFonts w:hint="eastAsia" w:ascii="Times New Roman" w:hAnsi="Times New Roman" w:eastAsia="FangSong" w:cs="Times New Roman"/>
-        </w:rPr>
-        <w:t>个原子</w:t>
-      </w:r>
-      <w:r>
-        <w:rPr>
-          <w:rFonts w:hint="eastAsia" w:ascii="Times New Roman" w:hAnsi="Times New Roman" w:eastAsia="Times New Roman" w:cs="Times New Roman"/>
-        </w:rPr>
-        <w:t>，</w:t>
-      </w:r>
-      <w:r>
-        <w:rPr>
-          <w:rFonts w:hint="eastAsia" w:ascii="Times New Roman" w:hAnsi="Times New Roman" w:eastAsia="FangSong" w:cs="Times New Roman"/>
-        </w:rPr>
-        <w:t>并用直线把这些原子连接</w:t>
-      </w:r>
-      <w:r>
-        <w:rPr>
-          <w:rFonts w:hint="eastAsia" w:ascii="Times New Roman" w:hAnsi="Times New Roman" w:eastAsia="Times New Roman" w:cs="Times New Roman"/>
-        </w:rPr>
-        <w:t>，</w:t>
-      </w:r>
-      <w:r>
-        <w:rPr>
-          <w:rFonts w:hint="eastAsia" w:ascii="Times New Roman" w:hAnsi="Times New Roman" w:eastAsia="FangSong" w:cs="Times New Roman"/>
-        </w:rPr>
-        <w:t>以显示它们的几何关系</w:t>
-      </w:r>
-      <w:r>
-        <w:rPr>
-          <w:rFonts w:hint="eastAsia" w:ascii="Times New Roman" w:hAnsi="Times New Roman" w:eastAsia="Times New Roman" w:cs="Times New Roman"/>
-        </w:rPr>
-        <w:t>)。</w:t>
-      </w:r>
-    </w:p>
-    <w:p>
-      <w:pPr>
-        <w:spacing w:before="160" w:after="80"/>
-      </w:pPr>
-      <w:r>
-        <w:pict>
-          <v:rect style="width:0;height:1.5pt" o:hralign="center" o:hrstd="t" o:hr="t"/>
-        </w:pict>
-      </w:r>
-    </w:p>
-    <w:bookmarkEnd w:id="20"/>
-    <w:bookmarkStart w:id="24" w:name="第13题"/>
-    <w:p>
-      <w:pPr>
-        <w:pStyle w:val="Heading3"/>
-        <w:spacing w:before="280" w:after="120"/>
-      </w:pPr>
-      <w:r>
-        <w:rPr>
-          <w:rFonts w:hint="eastAsia" w:ascii="Times New Roman" w:hAnsi="Times New Roman" w:eastAsia="SimHei" w:cs="Times New Roman"/>
-        </w:rPr>
-        <w:t>第</w:t>
-      </w:r>
-      <w:r>
-        <w:rPr>
-          <w:rFonts w:hint="eastAsia" w:ascii="Times New Roman" w:hAnsi="Times New Roman" w:eastAsia="Times New Roman" w:cs="Times New Roman"/>
-        </w:rPr>
-        <w:t>13</w:t>
-      </w:r>
-      <w:r>
-        <w:rPr>
-          <w:rFonts w:hint="eastAsia" w:ascii="Times New Roman" w:hAnsi="Times New Roman" w:eastAsia="SimHei" w:cs="Times New Roman"/>
-        </w:rPr>
-        <w:t>题</w:t>
-      </w:r>
-    </w:p>
-    <w:p>
-      <w:pPr>
-        <w:pStyle w:val="FirstParagraph"/>
-      </w:pPr>
-      <m:oMath>
-        <m:oMathPr>
-          <m:ctrlPr>
-            <w:rPr>
-              <w:sz w:val="28"/>
-              <w:szCs w:val="28"/>
-            </w:rPr>
-          </m:ctrlPr>
-        </m:oMathPr>
-        <m:r>
-          <m:rPr>
-            <m:sty m:val="p"/>
-          </m:rPr>
-          <m:t>C</m:t>
-        </m:r>
-        <m:r>
-          <m:rPr>
-            <m:sty m:val="p"/>
-          </m:rPr>
-          <m:t>O</m:t>
-        </m:r>
-        <m:r>
-          <m:rPr>
-            <m:sty m:val="p"/>
-          </m:rPr>
-          <m:t>,</m:t>
-        </m:r>
-        <m:sSub>
-          <m:e>
-            <m:r>
-              <m:rPr>
-                <m:sty m:val="p"/>
-              </m:rPr>
-              <m:t>C</m:t>
-            </m:r>
-            <m:r>
-              <m:rPr>
-                <m:sty m:val="p"/>
-              </m:rPr>
-              <m:t>O</m:t>
-            </m:r>
-          </m:e>
-          <m:sub>
-            <m:r>
-              <m:t>2</m:t>
-            </m:r>
-          </m:sub>
-        </m:sSub>
-      </m:oMath>
-      <w:r>
-        <w:rPr>
-          <w:rFonts w:ascii="Times New Roman" w:hAnsi="Times New Roman" w:eastAsia="Times New Roman" w:cs="Times New Roman"/>
-        </w:rPr>
-        <w:t xml:space="preserve"> </w:t>
-      </w:r>
-      <w:r>
-        <w:rPr>
-          <w:rFonts w:hint="eastAsia" w:ascii="Times New Roman" w:hAnsi="Times New Roman" w:eastAsia="FangSong" w:cs="Times New Roman"/>
-        </w:rPr>
-        <w:t>是常见的碳族氧化物</w:t>
-      </w:r>
-      <w:r>
-        <w:rPr>
-          <w:rFonts w:hint="eastAsia" w:ascii="Times New Roman" w:hAnsi="Times New Roman" w:eastAsia="Times New Roman" w:cs="Times New Roman"/>
-        </w:rPr>
-        <w:t>。</w:t>
-      </w:r>
-      <w:r>
-        <w:rPr>
-          <w:rFonts w:hint="eastAsia" w:ascii="Times New Roman" w:hAnsi="Times New Roman" w:eastAsia="FangSong" w:cs="Times New Roman"/>
-        </w:rPr>
-        <w:t>与之类似的硅不同</w:t>
-      </w:r>
-      <w:r>
-        <w:rPr>
-          <w:rFonts w:hint="eastAsia" w:ascii="Times New Roman" w:hAnsi="Times New Roman" w:eastAsia="Times New Roman" w:cs="Times New Roman"/>
-        </w:rPr>
-        <w:t>，</w:t>
-      </w:r>
-      <w:r>
-        <w:rPr>
-          <w:rFonts w:hint="eastAsia" w:ascii="Times New Roman" w:hAnsi="Times New Roman" w:eastAsia="FangSong" w:cs="Times New Roman"/>
-        </w:rPr>
-        <w:t>虽然</w:t>
-      </w:r>
-      <w:r>
-        <w:rPr>
-          <w:rFonts w:ascii="Times New Roman" w:hAnsi="Times New Roman" w:eastAsia="Times New Roman" w:cs="Times New Roman"/>
-        </w:rPr>
-        <w:t xml:space="preserve"> </w:t>
-      </w:r>
-      <m:oMath>
-        <m:sSub>
-          <m:e>
-            <m:r>
-              <m:rPr>
-                <m:sty m:val="p"/>
-              </m:rPr>
-              <m:t>S</m:t>
-            </m:r>
-            <m:r>
-              <m:rPr>
-                <m:sty m:val="p"/>
-              </m:rPr>
-              <m:t>i</m:t>
-            </m:r>
-            <m:r>
-              <m:rPr>
-                <m:sty m:val="p"/>
-              </m:rPr>
-              <m:t>O</m:t>
-            </m:r>
-          </m:e>
-          <m:sub>
-            <m:r>
-              <m:t>2</m:t>
-            </m:r>
-          </m:sub>
-        </m:sSub>
-      </m:oMath>
-      <w:r>
-        <w:rPr>
-          <w:rFonts w:ascii="Times New Roman" w:hAnsi="Times New Roman" w:eastAsia="Times New Roman" w:cs="Times New Roman"/>
-        </w:rPr>
-        <w:t xml:space="preserve"> </w:t>
-      </w:r>
-      <w:r>
-        <w:rPr>
-          <w:rFonts w:hint="eastAsia" w:ascii="Times New Roman" w:hAnsi="Times New Roman" w:eastAsia="FangSong" w:cs="Times New Roman"/>
-        </w:rPr>
-        <w:t>是常见的</w:t>
-      </w:r>
-      <w:r>
-        <w:rPr>
-          <w:rFonts w:hint="eastAsia" w:ascii="Times New Roman" w:hAnsi="Times New Roman" w:eastAsia="Times New Roman" w:cs="Times New Roman"/>
-        </w:rPr>
-        <w:t>，</w:t>
-      </w:r>
-      <w:r>
-        <w:rPr>
-          <w:rFonts w:hint="eastAsia" w:ascii="Times New Roman" w:hAnsi="Times New Roman" w:eastAsia="FangSong" w:cs="Times New Roman"/>
-        </w:rPr>
-        <w:t>但是</w:t>
-      </w:r>
-      <w:r>
-        <w:rPr>
-          <w:rFonts w:hint="eastAsia" w:ascii="Times New Roman" w:hAnsi="Times New Roman" w:eastAsia="Times New Roman" w:cs="Times New Roman"/>
-        </w:rPr>
-        <w:t>SiO</w:t>
-      </w:r>
-      <w:r>
-        <w:rPr>
-          <w:rFonts w:hint="eastAsia" w:ascii="Times New Roman" w:hAnsi="Times New Roman" w:eastAsia="FangSong" w:cs="Times New Roman"/>
-        </w:rPr>
-        <w:t>却是非常不稳定的物种</w:t>
-      </w:r>
-      <w:r>
-        <w:rPr>
-          <w:rFonts w:hint="eastAsia" w:ascii="Times New Roman" w:hAnsi="Times New Roman" w:eastAsia="Times New Roman" w:cs="Times New Roman"/>
-        </w:rPr>
-        <w:t>。</w:t>
-      </w:r>
-      <w:r>
-        <w:rPr>
-          <w:rFonts w:hint="eastAsia" w:ascii="Times New Roman" w:hAnsi="Times New Roman" w:eastAsia="FangSong" w:cs="Times New Roman"/>
-        </w:rPr>
-        <w:t>通过配位化学中的给</w:t>
-      </w:r>
-      <w:r>
-        <w:rPr>
-          <w:rFonts w:hint="eastAsia" w:ascii="Times New Roman" w:hAnsi="Times New Roman" w:eastAsia="Times New Roman" w:cs="Times New Roman"/>
-        </w:rPr>
-        <w:t>-</w:t>
-      </w:r>
-      <w:r>
-        <w:rPr>
-          <w:rFonts w:hint="eastAsia" w:ascii="Times New Roman" w:hAnsi="Times New Roman" w:eastAsia="FangSong" w:cs="Times New Roman"/>
-        </w:rPr>
-        <w:t>受体作用的合成策略</w:t>
-      </w:r>
-      <w:r>
-        <w:rPr>
-          <w:rFonts w:hint="eastAsia" w:ascii="Times New Roman" w:hAnsi="Times New Roman" w:eastAsia="Times New Roman" w:cs="Times New Roman"/>
-        </w:rPr>
-        <w:t>，</w:t>
-      </w:r>
-      <w:r>
-        <w:rPr>
-          <w:rFonts w:hint="eastAsia" w:ascii="Times New Roman" w:hAnsi="Times New Roman" w:eastAsia="FangSong" w:cs="Times New Roman"/>
-        </w:rPr>
-        <w:t>可以在下面的反应观察到一种特殊的</w:t>
-      </w:r>
-      <w:r>
-        <w:rPr>
-          <w:rFonts w:hint="eastAsia" w:ascii="Times New Roman" w:hAnsi="Times New Roman" w:eastAsia="Times New Roman" w:cs="Times New Roman"/>
-        </w:rPr>
-        <w:t>SiO</w:t>
-      </w:r>
-      <w:r>
-        <w:rPr>
-          <w:rFonts w:hint="eastAsia" w:ascii="Times New Roman" w:hAnsi="Times New Roman" w:eastAsia="FangSong" w:cs="Times New Roman"/>
-        </w:rPr>
-        <w:t>结构</w:t>
-      </w:r>
-      <w:r>
-        <w:rPr>
-          <w:rFonts w:hint="eastAsia" w:ascii="Times New Roman" w:hAnsi="Times New Roman" w:eastAsia="Times New Roman" w:cs="Times New Roman"/>
-        </w:rPr>
-        <w:t>B。</w:t>
-      </w:r>
-      <w:r>
-        <w:rPr>
-          <w:rFonts w:hint="eastAsia" w:ascii="Times New Roman" w:hAnsi="Times New Roman" w:eastAsia="FangSong" w:cs="Times New Roman"/>
-        </w:rPr>
-        <w:t>其中</w:t>
-      </w:r>
-      <w:r>
-        <w:rPr>
-          <w:rFonts w:hint="eastAsia" w:ascii="Times New Roman" w:hAnsi="Times New Roman" w:eastAsia="Times New Roman" w:cs="Times New Roman"/>
-        </w:rPr>
-        <w:t>，A</w:t>
-      </w:r>
-      <w:r>
-        <w:rPr>
-          <w:rFonts w:hint="eastAsia" w:ascii="Times New Roman" w:hAnsi="Times New Roman" w:eastAsia="FangSong" w:cs="Times New Roman"/>
-        </w:rPr>
-        <w:t>为最终产物</w:t>
-      </w:r>
-      <w:r>
-        <w:rPr>
-          <w:rFonts w:hint="eastAsia" w:ascii="Times New Roman" w:hAnsi="Times New Roman" w:eastAsia="Times New Roman" w:cs="Times New Roman"/>
-        </w:rPr>
-        <w:t>，</w:t>
-      </w:r>
-      <w:r>
-        <w:rPr>
-          <w:rFonts w:hint="eastAsia" w:ascii="Times New Roman" w:hAnsi="Times New Roman" w:eastAsia="FangSong" w:cs="Times New Roman"/>
-        </w:rPr>
-        <w:t>底物和等量</w:t>
-      </w:r>
-      <w:r>
-        <w:rPr>
-          <w:rFonts w:ascii="Times New Roman" w:hAnsi="Times New Roman" w:eastAsia="Times New Roman" w:cs="Times New Roman"/>
-        </w:rPr>
-        <w:t xml:space="preserve"> </w:t>
-      </w:r>
-      <m:oMath>
-        <m:sSub>
-          <m:e>
-            <m:r>
-              <m:rPr>
-                <m:sty m:val="p"/>
-              </m:rPr>
-              <m:t>C</m:t>
-            </m:r>
-            <m:r>
-              <m:rPr>
-                <m:sty m:val="p"/>
-              </m:rPr>
-              <m:t>O</m:t>
-            </m:r>
-          </m:e>
-          <m:sub>
-            <m:r>
-              <m:t>2</m:t>
-            </m:r>
-          </m:sub>
-        </m:sSub>
-      </m:oMath>
-      <w:r>
-        <w:rPr>
-          <w:rFonts w:ascii="Times New Roman" w:hAnsi="Times New Roman" w:eastAsia="Times New Roman" w:cs="Times New Roman"/>
-        </w:rPr>
-        <w:t xml:space="preserve"> </w:t>
-      </w:r>
-      <w:r>
-        <w:rPr>
-          <w:rFonts w:hint="eastAsia" w:ascii="Times New Roman" w:hAnsi="Times New Roman" w:eastAsia="FangSong" w:cs="Times New Roman"/>
-        </w:rPr>
-        <w:t>反应并脱去等量</w:t>
-      </w:r>
-      <w:r>
-        <w:rPr>
-          <w:rFonts w:hint="eastAsia" w:ascii="Times New Roman" w:hAnsi="Times New Roman" w:eastAsia="Times New Roman" w:cs="Times New Roman"/>
-        </w:rPr>
-        <w:t>CO</w:t>
-      </w:r>
-      <w:r>
-        <w:rPr>
-          <w:rFonts w:hint="eastAsia" w:ascii="Times New Roman" w:hAnsi="Times New Roman" w:eastAsia="FangSong" w:cs="Times New Roman"/>
-        </w:rPr>
-        <w:t>得到</w:t>
-      </w:r>
-      <w:r>
-        <w:rPr>
-          <w:rFonts w:hint="eastAsia" w:ascii="Times New Roman" w:hAnsi="Times New Roman" w:eastAsia="Times New Roman" w:cs="Times New Roman"/>
-        </w:rPr>
-        <w:t>B，</w:t>
-      </w:r>
-      <w:r>
-        <w:rPr>
-          <w:rFonts w:hint="eastAsia" w:ascii="Times New Roman" w:hAnsi="Times New Roman" w:eastAsia="FangSong" w:cs="Times New Roman"/>
-        </w:rPr>
-        <w:t>再和等量</w:t>
-      </w:r>
-      <w:r>
-        <w:rPr>
-          <w:rFonts w:ascii="Times New Roman" w:hAnsi="Times New Roman" w:eastAsia="Times New Roman" w:cs="Times New Roman"/>
-        </w:rPr>
-        <w:t xml:space="preserve"> </w:t>
-      </w:r>
-      <m:oMath>
-        <m:sSub>
-          <m:e>
-            <m:r>
-              <m:rPr>
-                <m:sty m:val="p"/>
-              </m:rPr>
-              <m:t>C</m:t>
-            </m:r>
-            <m:r>
-              <m:rPr>
-                <m:sty m:val="p"/>
-              </m:rPr>
-              <m:t>O</m:t>
-            </m:r>
-          </m:e>
-          <m:sub>
-            <m:r>
-              <m:t>2</m:t>
-            </m:r>
-          </m:sub>
-        </m:sSub>
-      </m:oMath>
-      <w:r>
-        <w:rPr>
-          <w:rFonts w:ascii="Times New Roman" w:hAnsi="Times New Roman" w:eastAsia="Times New Roman" w:cs="Times New Roman"/>
-        </w:rPr>
-        <w:t xml:space="preserve"> </w:t>
-      </w:r>
-      <w:r>
-        <w:rPr>
-          <w:rFonts w:hint="eastAsia" w:ascii="Times New Roman" w:hAnsi="Times New Roman" w:eastAsia="FangSong" w:cs="Times New Roman"/>
-        </w:rPr>
-        <w:t>反应并脱去等量</w:t>
-      </w:r>
-      <w:r>
-        <w:rPr>
-          <w:rFonts w:hint="eastAsia" w:ascii="Times New Roman" w:hAnsi="Times New Roman" w:eastAsia="Times New Roman" w:cs="Times New Roman"/>
-        </w:rPr>
-        <w:t>CO</w:t>
-      </w:r>
-      <w:r>
-        <w:rPr>
-          <w:rFonts w:hint="eastAsia" w:ascii="Times New Roman" w:hAnsi="Times New Roman" w:eastAsia="FangSong" w:cs="Times New Roman"/>
-        </w:rPr>
-        <w:t>得到</w:t>
-      </w:r>
-      <w:r>
-        <w:rPr>
-          <w:rFonts w:hint="eastAsia" w:ascii="Times New Roman" w:hAnsi="Times New Roman" w:eastAsia="Times New Roman" w:cs="Times New Roman"/>
-        </w:rPr>
-        <w:t>C，</w:t>
-      </w:r>
-      <w:r>
-        <w:rPr>
-          <w:rFonts w:hint="eastAsia" w:ascii="Times New Roman" w:hAnsi="Times New Roman" w:eastAsia="FangSong" w:cs="Times New Roman"/>
-        </w:rPr>
-        <w:t>最后和两当量</w:t>
-      </w:r>
-      <w:r>
-        <w:rPr>
-          <w:rFonts w:ascii="Times New Roman" w:hAnsi="Times New Roman" w:eastAsia="Times New Roman" w:cs="Times New Roman"/>
-        </w:rPr>
-        <w:t xml:space="preserve"> </w:t>
-      </w:r>
-      <m:oMath>
-        <m:sSub>
-          <m:e>
-            <m:r>
-              <m:rPr>
-                <m:sty m:val="p"/>
-              </m:rPr>
-              <m:t>C</m:t>
-            </m:r>
-            <m:r>
-              <m:rPr>
-                <m:sty m:val="p"/>
-              </m:rPr>
-              <m:t>O</m:t>
-            </m:r>
-          </m:e>
-          <m:sub>
-            <m:r>
-              <m:t>2</m:t>
-            </m:r>
-          </m:sub>
-        </m:sSub>
-      </m:oMath>
-      <w:r>
-        <w:rPr>
-          <w:rFonts w:ascii="Times New Roman" w:hAnsi="Times New Roman" w:eastAsia="Times New Roman" w:cs="Times New Roman"/>
-        </w:rPr>
-        <w:t xml:space="preserve"> </w:t>
-      </w:r>
-      <w:r>
-        <w:rPr>
-          <w:rFonts w:hint="eastAsia" w:ascii="Times New Roman" w:hAnsi="Times New Roman" w:eastAsia="FangSong" w:cs="Times New Roman"/>
-        </w:rPr>
-        <w:t>反应得到</w:t>
-      </w:r>
-      <w:r>
-        <w:rPr>
-          <w:rFonts w:hint="eastAsia" w:ascii="Times New Roman" w:hAnsi="Times New Roman" w:eastAsia="Times New Roman" w:cs="Times New Roman"/>
-        </w:rPr>
-        <w:t>A，R</w:t>
-      </w:r>
-      <w:r>
-        <w:rPr>
-          <w:rFonts w:hint="eastAsia" w:ascii="Times New Roman" w:hAnsi="Times New Roman" w:eastAsia="FangSong" w:cs="Times New Roman"/>
-        </w:rPr>
-        <w:t>为大体积芳基</w:t>
-      </w:r>
-      <w:r>
-        <w:rPr>
-          <w:rFonts w:hint="eastAsia" w:ascii="Times New Roman" w:hAnsi="Times New Roman" w:eastAsia="Times New Roman" w:cs="Times New Roman"/>
-        </w:rPr>
-        <w:t>。</w:t>
-      </w:r>
-    </w:p>
-    <w:p>
-      <w:pPr>
-        <w:pStyle w:val="BodyText"/>
-      </w:pPr>
-      <w:r>
-        <w:rPr>
-          <w:rFonts w:hint="eastAsia" w:ascii="Times New Roman" w:hAnsi="Times New Roman" w:eastAsia="Times New Roman" w:cs="Times New Roman"/>
-        </w:rPr>
-        <w:t>（</w:t>
-      </w:r>
-      <w:r>
-        <w:rPr>
-          <w:rFonts w:hint="eastAsia" w:ascii="Times New Roman" w:hAnsi="Times New Roman" w:eastAsia="FangSong" w:cs="Times New Roman"/>
-        </w:rPr>
-        <w:t>注</w:t>
-      </w:r>
-      <w:r>
-        <w:rPr>
-          <w:rFonts w:hint="eastAsia" w:ascii="Times New Roman" w:hAnsi="Times New Roman" w:eastAsia="Times New Roman" w:cs="Times New Roman"/>
-        </w:rPr>
-        <w:t>：</w:t>
-      </w:r>
-      <w:r>
-        <w:rPr>
-          <w:rFonts w:hint="eastAsia" w:ascii="Times New Roman" w:hAnsi="Times New Roman" w:eastAsia="FangSong" w:cs="Times New Roman"/>
-        </w:rPr>
-        <w:t>原题含化学反应方程式图片</w:t>
-      </w:r>
-      <w:r>
-        <w:rPr>
-          <w:rFonts w:hint="eastAsia" w:ascii="Times New Roman" w:hAnsi="Times New Roman" w:eastAsia="Times New Roman" w:cs="Times New Roman"/>
-        </w:rPr>
-        <w:t>，OCR</w:t>
-      </w:r>
-      <w:r>
-        <w:rPr>
-          <w:rFonts w:hint="eastAsia" w:ascii="Times New Roman" w:hAnsi="Times New Roman" w:eastAsia="FangSong" w:cs="Times New Roman"/>
-        </w:rPr>
-        <w:t>原文中为图片引用</w:t>
-      </w:r>
-      <w:r>
-        <w:rPr>
-          <w:rFonts w:hint="eastAsia" w:ascii="Times New Roman" w:hAnsi="Times New Roman" w:eastAsia="Times New Roman" w:cs="Times New Roman"/>
-        </w:rPr>
-        <w:t>）</w:t>
-      </w:r>
-    </w:p>
-    <w:p>
-      <w:pPr>
-        <w:pStyle w:val="Compact"/>
-        <w:numPr>
-          <w:ilvl w:val="0"/>
-          <w:numId w:val="1003"/>
-        </w:numPr>
-      </w:pPr>
-      <w:r>
-        <w:rPr>
-          <w:rFonts w:hint="eastAsia" w:ascii="Times New Roman" w:hAnsi="Times New Roman" w:eastAsia="FangSong" w:cs="Times New Roman"/>
-        </w:rPr>
-        <w:t xml:space="preserve">已知</w:t>
-      </w:r>
-      <w:r>
-        <w:rPr>
-          <w:rFonts w:ascii="Times New Roman" w:hAnsi="Times New Roman" w:eastAsia="Times New Roman" w:cs="Times New Roman"/>
-        </w:rPr>
-        <w:t xml:space="preserve"> A </w:t>
-      </w:r>
-      <w:r>
-        <w:rPr>
-          <w:rFonts w:hint="eastAsia" w:ascii="Times New Roman" w:hAnsi="Times New Roman" w:eastAsia="FangSong" w:cs="Times New Roman"/>
-        </w:rPr>
-        <w:t xml:space="preserve">中</w:t>
-      </w:r>
-      <w:r>
-        <w:rPr>
-          <w:rFonts w:ascii="Times New Roman" w:hAnsi="Times New Roman" w:eastAsia="Times New Roman" w:cs="Times New Roman"/>
-        </w:rPr>
-        <w:t xml:space="preserve"> Si </w:t>
-      </w:r>
-      <w:r>
-        <w:rPr>
-          <w:rFonts w:hint="eastAsia" w:ascii="Times New Roman" w:hAnsi="Times New Roman" w:eastAsia="FangSong" w:cs="Times New Roman"/>
-        </w:rPr>
-        <w:t xml:space="preserve">的配位数为</w:t>
-      </w:r>
-      <w:r>
-        <w:rPr>
-          <w:rFonts w:ascii="Times New Roman" w:hAnsi="Times New Roman" w:eastAsia="Times New Roman" w:cs="Times New Roman"/>
-        </w:rPr>
-        <w:t xml:space="preserve"> </w:t>
-      </w:r>
-      <w:r>
-        <w:rPr>
-          <w:rFonts w:hint="eastAsia" w:ascii="Times New Roman" w:hAnsi="Times New Roman" w:eastAsia="Times New Roman" w:cs="Times New Roman"/>
-        </w:rPr>
-        <w:t>6，</w:t>
-      </w:r>
-      <w:r>
-        <w:rPr>
-          <w:rFonts w:hint="eastAsia" w:ascii="Times New Roman" w:hAnsi="Times New Roman" w:eastAsia="FangSong" w:cs="Times New Roman"/>
-        </w:rPr>
-        <w:t>给出</w:t>
-      </w:r>
-      <w:r>
-        <w:rPr>
-          <w:rFonts w:ascii="Times New Roman" w:hAnsi="Times New Roman" w:eastAsia="Times New Roman" w:cs="Times New Roman"/>
-        </w:rPr>
-        <w:t xml:space="preserve"> A、B、C </w:t>
-      </w:r>
-      <w:r>
-        <w:rPr>
-          <w:rFonts w:hint="eastAsia" w:ascii="Times New Roman" w:hAnsi="Times New Roman" w:eastAsia="FangSong" w:cs="Times New Roman"/>
-        </w:rPr>
-        <w:t>的结构</w:t>
-      </w:r>
-      <w:r>
-        <w:rPr>
-          <w:rFonts w:hint="eastAsia" w:ascii="Times New Roman" w:hAnsi="Times New Roman" w:eastAsia="Times New Roman" w:cs="Times New Roman"/>
-        </w:rPr>
-        <w:t>，</w:t>
-      </w:r>
-      <w:r>
-        <w:rPr>
-          <w:rFonts w:hint="eastAsia" w:ascii="Times New Roman" w:hAnsi="Times New Roman" w:eastAsia="FangSong" w:cs="Times New Roman"/>
-        </w:rPr>
-        <w:t>其中</w:t>
-      </w:r>
-      <w:r>
-        <w:rPr>
-          <w:rFonts w:ascii="Times New Roman" w:hAnsi="Times New Roman" w:eastAsia="Times New Roman" w:cs="Times New Roman"/>
-        </w:rPr>
-        <w:t xml:space="preserve"> C </w:t>
-      </w:r>
-      <w:r>
-        <w:rPr>
-          <w:rFonts w:hint="eastAsia" w:ascii="Times New Roman" w:hAnsi="Times New Roman" w:eastAsia="FangSong" w:cs="Times New Roman"/>
-        </w:rPr>
-        <w:t>请另写出共振式</w:t>
-      </w:r>
-      <w:r>
-        <w:rPr>
-          <w:rFonts w:hint="eastAsia" w:ascii="Times New Roman" w:hAnsi="Times New Roman" w:eastAsia="Times New Roman" w:cs="Times New Roman"/>
-        </w:rPr>
-        <w:t>。</w:t>
-      </w:r>
-    </w:p>
-    <w:p>
-      <w:pPr>
-        <w:pStyle w:val="Compact"/>
-        <w:numPr>
-          <w:ilvl w:val="0"/>
-          <w:numId w:val="1003"/>
-        </w:numPr>
-      </w:pPr>
-      <w:r>
-        <w:rPr>
-          <w:rFonts w:hint="eastAsia" w:ascii="Times New Roman" w:hAnsi="Times New Roman" w:eastAsia="FangSong" w:cs="Times New Roman"/>
-        </w:rPr>
-        <w:t>下列反应可以得到一种不带先的反应条件</w:t>
-      </w:r>
-      <w:r>
-        <w:rPr>
-          <w:rFonts w:hint="eastAsia" w:ascii="Times New Roman" w:hAnsi="Times New Roman" w:eastAsia="Times New Roman" w:cs="Times New Roman"/>
-        </w:rPr>
-        <w:t>。</w:t>
-      </w:r>
-    </w:p>
-    <w:p>
-      <w:pPr>
-        <w:pStyle w:val="FirstParagraph"/>
         <w:spacing w:before="160" w:after="80"/>
         <w:jc w:val="center"/>
       </w:pPr>
       <w:r>
         <w:rPr>
-          <w:rFonts w:hint="eastAsia" w:ascii="Times New Roman" w:hAnsi="Times New Roman" w:eastAsia="Times New Roman" w:cs="Times New Roman"/>
-        </w:rPr>
-        <w:t>（</w:t>
-      </w:r>
-      <w:r>
-        <w:rPr>
-          <w:rFonts w:hint="eastAsia" w:ascii="Times New Roman" w:hAnsi="Times New Roman" w:eastAsia="FangSong" w:cs="Times New Roman"/>
-        </w:rPr>
-        <w:t>注</w:t>
-      </w:r>
-      <w:r>
-        <w:rPr>
-          <w:rFonts w:hint="eastAsia" w:ascii="Times New Roman" w:hAnsi="Times New Roman" w:eastAsia="Times New Roman" w:cs="Times New Roman"/>
-        </w:rPr>
-        <w:t>：</w:t>
-      </w:r>
-      <w:r>
-        <w:rPr>
-          <w:rFonts w:hint="eastAsia" w:ascii="Times New Roman" w:hAnsi="Times New Roman" w:eastAsia="FangSong" w:cs="Times New Roman"/>
-        </w:rPr>
-        <w:t>原题含化学反应方程式图片</w:t>
-      </w:r>
-      <w:r>
-        <w:rPr>
-          <w:rFonts w:hint="eastAsia" w:ascii="Times New Roman" w:hAnsi="Times New Roman" w:eastAsia="Times New Roman" w:cs="Times New Roman"/>
-        </w:rPr>
-        <w:t>，OCR</w:t>
-      </w:r>
-      <w:r>
-        <w:rPr>
-          <w:rFonts w:hint="eastAsia" w:ascii="Times New Roman" w:hAnsi="Times New Roman" w:eastAsia="FangSong" w:cs="Times New Roman"/>
-        </w:rPr>
-        <w:t>原文中为图片引用</w:t>
-      </w:r>
-      <w:r>
-        <w:rPr>
-          <w:rFonts w:hint="eastAsia" w:ascii="Times New Roman" w:hAnsi="Times New Roman" w:eastAsia="Times New Roman" w:cs="Times New Roman"/>
-        </w:rPr>
-        <w:t>）</w:t>
-      </w:r>
-      <w:r>
-        <w:rPr>
-          <w:rFonts w:ascii="Times New Roman" w:hAnsi="Times New Roman" w:eastAsia="Times New Roman" w:cs="Times New Roman"/>
-        </w:rPr>
-        <w:t xml:space="preserve"> </w:t>
-      </w:r>
-      <w:r>
-        <w:rPr>
           <w:rFonts w:ascii="Times New Roman" w:hAnsi="Times New Roman" w:eastAsia="Times New Roman" w:cs="Times New Roman"/>
         </w:rPr>
         <w:drawing>
           <wp:inline>
-            <wp:extent cx="3600000" cy="2426086"/>
+            <wp:extent cx="3240000" cy="3125769"/>
             <wp:effectExtent b="0" l="0" r="0" t="0"/>
-            <wp:docPr descr="" title="" id="22" name="Picture"/>
+            <wp:docPr descr="" title="" id="18" name="Picture"/>
             <a:graphic>
               <a:graphicData uri="http://schemas.openxmlformats.org/drawingml/2006/picture">
                 <pic:pic>
                   <pic:nvPicPr>
-                    <pic:cNvPr descr="7937fa3a4ad6d5d9124ba067bca2710abd9c4ab591c0e70741f298f0452bda78.png" id="23" name="Picture"/>
+                    <pic:cNvPr descr="5ee85bd77d93d82b8b40e78f2faf8439b4d1b5db60bbb49f2763602e9d0c4bad.jpg" id="19" name="Picture"/>
                     <pic:cNvPicPr>
                       <a:picLocks noChangeArrowheads="1" noChangeAspect="1"/>
                     </pic:cNvPicPr>
                   </pic:nvPicPr>
                   <pic:blipFill>
-                    <a:blip r:embed="rId21"/>
+                    <a:blip r:embed="rId17"/>
                     <a:stretch>
                       <a:fillRect/>
                     </a:stretch>
@@ -6235,7 +3807,7 @@
                   <pic:spPr bwMode="auto">
                     <a:xfrm>
                       <a:off x="0" y="0"/>
-                      <a:ext cx="3600000" cy="2426086"/>
+                      <a:ext cx="3240000" cy="3125769"/>
                     </a:xfrm>
                     <a:prstGeom prst="rect">
                       <a:avLst/>
@@ -6256,6 +3828,58 @@
     </w:p>
     <w:p>
       <w:pPr>
+        <w:pStyle w:val="BodyText"/>
+        <w:spacing w:before="160" w:after="80"/>
+        <w:jc w:val="center"/>
+      </w:pPr>
+      <w:r>
+        <w:rPr>
+          <w:rFonts w:ascii="Times New Roman" w:hAnsi="Times New Roman" w:eastAsia="Times New Roman" w:cs="Times New Roman"/>
+        </w:rPr>
+        <w:drawing>
+          <wp:inline>
+            <wp:extent cx="3240000" cy="2943457"/>
+            <wp:effectExtent b="0" l="0" r="0" t="0"/>
+            <wp:docPr descr="" title="" id="21" name="Picture"/>
+            <a:graphic>
+              <a:graphicData uri="http://schemas.openxmlformats.org/drawingml/2006/picture">
+                <pic:pic>
+                  <pic:nvPicPr>
+                    <pic:cNvPr descr="3daf35ad289cc3583abe5afb079ec9eed289a98e81dacf6c671bd841075b2925.jpg" id="22" name="Picture"/>
+                    <pic:cNvPicPr>
+                      <a:picLocks noChangeArrowheads="1" noChangeAspect="1"/>
+                    </pic:cNvPicPr>
+                  </pic:nvPicPr>
+                  <pic:blipFill>
+                    <a:blip r:embed="rId20"/>
+                    <a:stretch>
+                      <a:fillRect/>
+                    </a:stretch>
+                  </pic:blipFill>
+                  <pic:spPr bwMode="auto">
+                    <a:xfrm>
+                      <a:off x="0" y="0"/>
+                      <a:ext cx="3240000" cy="2943457"/>
+                    </a:xfrm>
+                    <a:prstGeom prst="rect">
+                      <a:avLst/>
+                    </a:prstGeom>
+                    <a:noFill/>
+                    <a:ln w="9525">
+                      <a:noFill/>
+                      <a:headEnd/>
+                      <a:tailEnd/>
+                    </a:ln>
+                  </pic:spPr>
+                </pic:pic>
+              </a:graphicData>
+            </a:graphic>
+          </wp:inline>
+        </w:drawing>
+      </w:r>
+    </w:p>
+    <w:p>
+      <w:pPr>
         <w:spacing w:before="160" w:after="80"/>
       </w:pPr>
       <w:r>
@@ -6264,8 +3888,8 @@
         </w:pict>
       </w:r>
     </w:p>
-    <w:bookmarkEnd w:id="24"/>
-    <w:bookmarkStart w:id="25" w:name="第14题"/>
+    <w:bookmarkEnd w:id="23"/>
+    <w:bookmarkStart w:id="24" w:name="第10题"/>
     <w:p>
       <w:pPr>
         <w:pStyle w:val="Heading3"/>
@@ -6281,7 +3905,7 @@
         <w:rPr>
           <w:rFonts w:hint="eastAsia" w:ascii="Times New Roman" w:hAnsi="Times New Roman" w:eastAsia="Times New Roman" w:cs="Times New Roman"/>
         </w:rPr>
-        <w:t>14</w:t>
+        <w:t>10</w:t>
       </w:r>
       <w:r>
         <w:rPr>
@@ -6298,31 +3922,7 @@
         <w:rPr>
           <w:rFonts w:hint="eastAsia" w:ascii="Times New Roman" w:hAnsi="Times New Roman" w:eastAsia="FangSong" w:cs="Times New Roman"/>
         </w:rPr>
-        <w:t>铍及锌分别为</w:t>
-      </w:r>
-      <w:r>
-        <w:rPr>
-          <w:rFonts w:hint="eastAsia" w:ascii="Times New Roman" w:hAnsi="Times New Roman" w:eastAsia="Times New Roman" w:cs="Times New Roman"/>
-        </w:rPr>
-        <w:t>ⅡA</w:t>
-      </w:r>
-      <w:r>
-        <w:rPr>
-          <w:rFonts w:hint="eastAsia" w:ascii="Times New Roman" w:hAnsi="Times New Roman" w:eastAsia="FangSong" w:cs="Times New Roman"/>
-        </w:rPr>
-        <w:t>及</w:t>
-      </w:r>
-      <w:r>
-        <w:rPr>
-          <w:rFonts w:hint="eastAsia" w:ascii="Times New Roman" w:hAnsi="Times New Roman" w:eastAsia="Times New Roman" w:cs="Times New Roman"/>
-        </w:rPr>
-        <w:t>ⅡB</w:t>
-      </w:r>
-      <w:r>
-        <w:rPr>
-          <w:rFonts w:hint="eastAsia" w:ascii="Times New Roman" w:hAnsi="Times New Roman" w:eastAsia="FangSong" w:cs="Times New Roman"/>
-        </w:rPr>
-        <w:t>族元素</w:t>
+        <w:t>晶体的最小重复单位是晶胞</w:t>
       </w:r>
       <w:r>
         <w:rPr>
@@ -6334,7 +3934,439 @@
         <w:rPr>
           <w:rFonts w:hint="eastAsia" w:ascii="Times New Roman" w:hAnsi="Times New Roman" w:eastAsia="FangSong" w:cs="Times New Roman"/>
         </w:rPr>
-        <w:t>在很多性质上相类似</w:t>
+        <w:t>晶胞一般为平行六面体</w:t>
+      </w:r>
+      <w:r>
+        <w:rPr>
+          <w:rFonts w:hint="eastAsia" w:ascii="Times New Roman" w:hAnsi="Times New Roman" w:eastAsia="Times New Roman" w:cs="Times New Roman"/>
+        </w:rPr>
+        <w:t>（</w:t>
+      </w:r>
+      <w:r>
+        <w:rPr>
+          <w:rFonts w:hint="eastAsia" w:ascii="Times New Roman" w:hAnsi="Times New Roman" w:eastAsia="FangSong" w:cs="Times New Roman"/>
+        </w:rPr>
+        <w:t>立方晶格为立方体</w:t>
+      </w:r>
+      <w:r>
+        <w:rPr>
+          <w:rFonts w:hint="eastAsia" w:ascii="Times New Roman" w:hAnsi="Times New Roman" w:eastAsia="Times New Roman" w:cs="Times New Roman"/>
+        </w:rPr>
+        <w:t>）。NaCl</w:t>
+      </w:r>
+      <w:r>
+        <w:rPr>
+          <w:rFonts w:ascii="Times New Roman" w:hAnsi="Times New Roman" w:eastAsia="Times New Roman" w:cs="Times New Roman"/>
+        </w:rPr>
+        <w:t xml:space="preserve"> </w:t>
+      </w:r>
+      <w:r>
+        <w:rPr>
+          <w:rFonts w:hint="eastAsia" w:ascii="Times New Roman" w:hAnsi="Times New Roman" w:eastAsia="FangSong" w:cs="Times New Roman"/>
+        </w:rPr>
+        <w:t>属立方面心晶格</w:t>
+      </w:r>
+      <w:r>
+        <w:rPr>
+          <w:rFonts w:hint="eastAsia" w:ascii="Times New Roman" w:hAnsi="Times New Roman" w:eastAsia="Times New Roman" w:cs="Times New Roman"/>
+        </w:rPr>
+        <w:t>，</w:t>
+      </w:r>
+      <w:r>
+        <w:rPr>
+          <w:rFonts w:hint="eastAsia" w:ascii="Times New Roman" w:hAnsi="Times New Roman" w:eastAsia="FangSong" w:cs="Times New Roman"/>
+        </w:rPr>
+        <w:t>在</w:t>
+      </w:r>
+      <w:r>
+        <w:rPr>
+          <w:rFonts w:ascii="Times New Roman" w:hAnsi="Times New Roman" w:eastAsia="Times New Roman" w:cs="Times New Roman"/>
+        </w:rPr>
+        <w:t xml:space="preserve"> NaCl </w:t>
+      </w:r>
+      <w:r>
+        <w:rPr>
+          <w:rFonts w:hint="eastAsia" w:ascii="Times New Roman" w:hAnsi="Times New Roman" w:eastAsia="FangSong" w:cs="Times New Roman"/>
+        </w:rPr>
+        <w:t xml:space="preserve">晶胞中</w:t>
+      </w:r>
+      <w:r>
+        <w:rPr>
+          <w:rFonts w:ascii="Times New Roman" w:hAnsi="Times New Roman" w:eastAsia="Times New Roman" w:cs="Times New Roman"/>
+        </w:rPr>
+        <w:t xml:space="preserve"> 8 </w:t>
+      </w:r>
+      <w:r>
+        <w:rPr>
+          <w:rFonts w:hint="eastAsia" w:ascii="Times New Roman" w:hAnsi="Times New Roman" w:eastAsia="FangSong" w:cs="Times New Roman"/>
+        </w:rPr>
+        <w:t xml:space="preserve">个顶点各有一个</w:t>
+      </w:r>
+      <w:r>
+        <w:rPr>
+          <w:rFonts w:ascii="Times New Roman" w:hAnsi="Times New Roman" w:eastAsia="Times New Roman" w:cs="Times New Roman"/>
+        </w:rPr>
+        <w:t xml:space="preserve"> </w:t>
+      </w:r>
+      <m:oMath>
+        <m:sSup>
+          <m:e>
+            <m:r>
+              <m:rPr>
+                <m:sty m:val="p"/>
+              </m:rPr>
+              <m:t>N</m:t>
+            </m:r>
+            <m:r>
+              <m:rPr>
+                <m:sty m:val="p"/>
+              </m:rPr>
+              <m:t>a</m:t>
+            </m:r>
+          </m:e>
+          <m:sup>
+            <m:r>
+              <m:rPr>
+                <m:sty m:val="p"/>
+              </m:rPr>
+              <m:t>+</m:t>
+            </m:r>
+          </m:sup>
+        </m:sSup>
+      </m:oMath>
+      <w:r>
+        <w:rPr>
+          <w:rFonts w:hint="eastAsia" w:ascii="Times New Roman" w:hAnsi="Times New Roman" w:eastAsia="Times New Roman" w:cs="Times New Roman"/>
+        </w:rPr>
+        <w:t>（</w:t>
+      </w:r>
+      <w:r>
+        <w:rPr>
+          <w:rFonts w:hint="eastAsia" w:ascii="Times New Roman" w:hAnsi="Times New Roman" w:eastAsia="FangSong" w:cs="Times New Roman"/>
+        </w:rPr>
+        <w:t>顶点处的微粒为</w:t>
+      </w:r>
+      <w:r>
+        <w:rPr>
+          <w:rFonts w:ascii="Times New Roman" w:hAnsi="Times New Roman" w:eastAsia="Times New Roman" w:cs="Times New Roman"/>
+        </w:rPr>
+        <w:t xml:space="preserve"> 8 </w:t>
+      </w:r>
+      <w:r>
+        <w:rPr>
+          <w:rFonts w:hint="eastAsia" w:ascii="Times New Roman" w:hAnsi="Times New Roman" w:eastAsia="FangSong" w:cs="Times New Roman"/>
+        </w:rPr>
+        <w:t>个晶胞共有</w:t>
+      </w:r>
+      <w:r>
+        <w:rPr>
+          <w:rFonts w:hint="eastAsia" w:ascii="Times New Roman" w:hAnsi="Times New Roman" w:eastAsia="Times New Roman" w:cs="Times New Roman"/>
+        </w:rPr>
+        <w:t>），6</w:t>
+      </w:r>
+      <w:r>
+        <w:rPr>
+          <w:rFonts w:ascii="Times New Roman" w:hAnsi="Times New Roman" w:eastAsia="Times New Roman" w:cs="Times New Roman"/>
+        </w:rPr>
+        <w:t xml:space="preserve"> </w:t>
+      </w:r>
+      <w:r>
+        <w:rPr>
+          <w:rFonts w:hint="eastAsia" w:ascii="Times New Roman" w:hAnsi="Times New Roman" w:eastAsia="FangSong" w:cs="Times New Roman"/>
+        </w:rPr>
+        <w:t xml:space="preserve">个面心处各有一个</w:t>
+      </w:r>
+      <w:r>
+        <w:rPr>
+          <w:rFonts w:ascii="Times New Roman" w:hAnsi="Times New Roman" w:eastAsia="Times New Roman" w:cs="Times New Roman"/>
+        </w:rPr>
+        <w:t xml:space="preserve"> </w:t>
+      </w:r>
+      <m:oMath>
+        <m:sSup>
+          <m:e>
+            <m:r>
+              <m:rPr>
+                <m:sty m:val="p"/>
+              </m:rPr>
+              <m:t>N</m:t>
+            </m:r>
+            <m:r>
+              <m:rPr>
+                <m:sty m:val="p"/>
+              </m:rPr>
+              <m:t>a</m:t>
+            </m:r>
+          </m:e>
+          <m:sup>
+            <m:r>
+              <m:rPr>
+                <m:sty m:val="p"/>
+              </m:rPr>
+              <m:t>+</m:t>
+            </m:r>
+          </m:sup>
+        </m:sSup>
+      </m:oMath>
+      <w:r>
+        <w:rPr>
+          <w:rFonts w:hint="eastAsia" w:ascii="Times New Roman" w:hAnsi="Times New Roman" w:eastAsia="Times New Roman" w:cs="Times New Roman"/>
+        </w:rPr>
+        <w:t>（</w:t>
+      </w:r>
+      <w:r>
+        <w:rPr>
+          <w:rFonts w:hint="eastAsia" w:ascii="Times New Roman" w:hAnsi="Times New Roman" w:eastAsia="FangSong" w:cs="Times New Roman"/>
+        </w:rPr>
+        <w:t>面心处的微粒为两个晶胞共有</w:t>
+      </w:r>
+      <w:r>
+        <w:rPr>
+          <w:rFonts w:hint="eastAsia" w:ascii="Times New Roman" w:hAnsi="Times New Roman" w:eastAsia="Times New Roman" w:cs="Times New Roman"/>
+        </w:rPr>
+        <w:t>），</w:t>
+      </w:r>
+      <w:r>
+        <w:rPr>
+          <w:rFonts w:hint="eastAsia" w:ascii="Times New Roman" w:hAnsi="Times New Roman" w:eastAsia="FangSong" w:cs="Times New Roman"/>
+        </w:rPr>
+        <w:t>故我们说</w:t>
+      </w:r>
+      <w:r>
+        <w:rPr>
+          <w:rFonts w:ascii="Times New Roman" w:hAnsi="Times New Roman" w:eastAsia="Times New Roman" w:cs="Times New Roman"/>
+        </w:rPr>
+        <w:t xml:space="preserve"> </w:t>
+      </w:r>
+      <m:oMath>
+        <m:sSup>
+          <m:e>
+            <m:r>
+              <m:rPr>
+                <m:sty m:val="p"/>
+              </m:rPr>
+              <m:t>N</m:t>
+            </m:r>
+            <m:r>
+              <m:rPr>
+                <m:sty m:val="p"/>
+              </m:rPr>
+              <m:t>a</m:t>
+            </m:r>
+          </m:e>
+          <m:sup>
+            <m:r>
+              <m:rPr>
+                <m:sty m:val="p"/>
+              </m:rPr>
+              <m:t>+</m:t>
+            </m:r>
+          </m:sup>
+        </m:sSup>
+      </m:oMath>
+      <w:r>
+        <w:rPr>
+          <w:rFonts w:ascii="Times New Roman" w:hAnsi="Times New Roman" w:eastAsia="Times New Roman" w:cs="Times New Roman"/>
+        </w:rPr>
+        <w:t xml:space="preserve"> </w:t>
+      </w:r>
+      <w:r>
+        <w:rPr>
+          <w:rFonts w:hint="eastAsia" w:ascii="Times New Roman" w:hAnsi="Times New Roman" w:eastAsia="FangSong" w:cs="Times New Roman"/>
+        </w:rPr>
+        <w:t>形成立方面心晶格</w:t>
+      </w:r>
+      <w:r>
+        <w:rPr>
+          <w:rFonts w:hint="eastAsia" w:ascii="Times New Roman" w:hAnsi="Times New Roman" w:eastAsia="Times New Roman" w:cs="Times New Roman"/>
+        </w:rPr>
+        <w:t>，</w:t>
+      </w:r>
+      <w:r>
+        <w:rPr>
+          <w:rFonts w:hint="eastAsia" w:ascii="Times New Roman" w:hAnsi="Times New Roman" w:eastAsia="FangSong" w:cs="Times New Roman"/>
+        </w:rPr>
+        <w:t>而在该晶胞的</w:t>
+      </w:r>
+      <w:r>
+        <w:rPr>
+          <w:rFonts w:ascii="Times New Roman" w:hAnsi="Times New Roman" w:eastAsia="Times New Roman" w:cs="Times New Roman"/>
+        </w:rPr>
+        <w:t xml:space="preserve"> 12 </w:t>
+      </w:r>
+      <w:r>
+        <w:rPr>
+          <w:rFonts w:hint="eastAsia" w:ascii="Times New Roman" w:hAnsi="Times New Roman" w:eastAsia="FangSong" w:cs="Times New Roman"/>
+        </w:rPr>
+        <w:t xml:space="preserve">条棱的中点处各有一个</w:t>
+      </w:r>
+      <w:r>
+        <w:rPr>
+          <w:rFonts w:ascii="Times New Roman" w:hAnsi="Times New Roman" w:eastAsia="Times New Roman" w:cs="Times New Roman"/>
+        </w:rPr>
+        <w:t xml:space="preserve"> </w:t>
+      </w:r>
+      <m:oMath>
+        <m:sSup>
+          <m:e>
+            <m:r>
+              <m:rPr>
+                <m:sty m:val="p"/>
+              </m:rPr>
+              <m:t>C</m:t>
+            </m:r>
+            <m:r>
+              <m:rPr>
+                <m:sty m:val="p"/>
+              </m:rPr>
+              <m:t>l</m:t>
+            </m:r>
+          </m:e>
+          <m:sup>
+            <m:r>
+              <m:rPr>
+                <m:sty m:val="p"/>
+              </m:rPr>
+              <m:t>−</m:t>
+            </m:r>
+          </m:sup>
+        </m:sSup>
+      </m:oMath>
+      <w:r>
+        <w:rPr>
+          <w:rFonts w:hint="eastAsia" w:ascii="Times New Roman" w:hAnsi="Times New Roman" w:eastAsia="Times New Roman" w:cs="Times New Roman"/>
+        </w:rPr>
+        <w:t>（</w:t>
+      </w:r>
+      <w:r>
+        <w:rPr>
+          <w:rFonts w:hint="eastAsia" w:ascii="Times New Roman" w:hAnsi="Times New Roman" w:eastAsia="FangSong" w:cs="Times New Roman"/>
+        </w:rPr>
+        <w:t>棱心处的微粒为</w:t>
+      </w:r>
+      <w:r>
+        <w:rPr>
+          <w:rFonts w:ascii="Times New Roman" w:hAnsi="Times New Roman" w:eastAsia="Times New Roman" w:cs="Times New Roman"/>
+        </w:rPr>
+        <w:t xml:space="preserve"> 4 </w:t>
+      </w:r>
+      <w:r>
+        <w:rPr>
+          <w:rFonts w:hint="eastAsia" w:ascii="Times New Roman" w:hAnsi="Times New Roman" w:eastAsia="FangSong" w:cs="Times New Roman"/>
+        </w:rPr>
+        <w:t>个晶胞共有</w:t>
+      </w:r>
+      <w:r>
+        <w:rPr>
+          <w:rFonts w:hint="eastAsia" w:ascii="Times New Roman" w:hAnsi="Times New Roman" w:eastAsia="Times New Roman" w:cs="Times New Roman"/>
+        </w:rPr>
+        <w:t>），</w:t>
+      </w:r>
+      <w:r>
+        <w:rPr>
+          <w:rFonts w:hint="eastAsia" w:ascii="Times New Roman" w:hAnsi="Times New Roman" w:eastAsia="FangSong" w:cs="Times New Roman"/>
+        </w:rPr>
+        <w:t>在该立方晶胞的体心处还有一个</w:t>
+      </w:r>
+      <w:r>
+        <w:rPr>
+          <w:rFonts w:ascii="Times New Roman" w:hAnsi="Times New Roman" w:eastAsia="Times New Roman" w:cs="Times New Roman"/>
+        </w:rPr>
+        <w:t xml:space="preserve"> </w:t>
+      </w:r>
+      <m:oMath>
+        <m:sSup>
+          <m:e>
+            <m:r>
+              <m:rPr>
+                <m:sty m:val="p"/>
+              </m:rPr>
+              <m:t>C</m:t>
+            </m:r>
+            <m:r>
+              <m:rPr>
+                <m:sty m:val="p"/>
+              </m:rPr>
+              <m:t>l</m:t>
+            </m:r>
+          </m:e>
+          <m:sup>
+            <m:r>
+              <m:rPr>
+                <m:sty m:val="p"/>
+              </m:rPr>
+              <m:t>−</m:t>
+            </m:r>
+          </m:sup>
+        </m:sSup>
+      </m:oMath>
+      <w:r>
+        <w:rPr>
+          <w:rFonts w:hint="eastAsia" w:ascii="Times New Roman" w:hAnsi="Times New Roman" w:eastAsia="Times New Roman" w:cs="Times New Roman"/>
+        </w:rPr>
+        <w:t>（</w:t>
+      </w:r>
+      <w:r>
+        <w:rPr>
+          <w:rFonts w:hint="eastAsia" w:ascii="Times New Roman" w:hAnsi="Times New Roman" w:eastAsia="FangSong" w:cs="Times New Roman"/>
+        </w:rPr>
+        <w:t>立方体内的微粒为一个晶胞独有</w:t>
+      </w:r>
+      <w:r>
+        <w:rPr>
+          <w:rFonts w:hint="eastAsia" w:ascii="Times New Roman" w:hAnsi="Times New Roman" w:eastAsia="Times New Roman" w:cs="Times New Roman"/>
+        </w:rPr>
+        <w:t>），</w:t>
+      </w:r>
+      <w:r>
+        <w:rPr>
+          <w:rFonts w:hint="eastAsia" w:ascii="Times New Roman" w:hAnsi="Times New Roman" w:eastAsia="FangSong" w:cs="Times New Roman"/>
+        </w:rPr>
+        <w:t>故</w:t>
+      </w:r>
+      <w:r>
+        <w:rPr>
+          <w:rFonts w:ascii="Times New Roman" w:hAnsi="Times New Roman" w:eastAsia="Times New Roman" w:cs="Times New Roman"/>
+        </w:rPr>
+        <w:t xml:space="preserve"> </w:t>
+      </w:r>
+      <m:oMath>
+        <m:sSup>
+          <m:e>
+            <m:r>
+              <m:rPr>
+                <m:sty m:val="p"/>
+              </m:rPr>
+              <m:t>C</m:t>
+            </m:r>
+            <m:r>
+              <m:rPr>
+                <m:sty m:val="p"/>
+              </m:rPr>
+              <m:t>l</m:t>
+            </m:r>
+          </m:e>
+          <m:sup>
+            <m:r>
+              <m:rPr>
+                <m:sty m:val="p"/>
+              </m:rPr>
+              <m:t>−</m:t>
+            </m:r>
+          </m:sup>
+        </m:sSup>
+      </m:oMath>
+      <w:r>
+        <w:rPr>
+          <w:rFonts w:ascii="Times New Roman" w:hAnsi="Times New Roman" w:eastAsia="Times New Roman" w:cs="Times New Roman"/>
+        </w:rPr>
+        <w:t xml:space="preserve"> </w:t>
+      </w:r>
+      <w:r>
+        <w:rPr>
+          <w:rFonts w:hint="eastAsia" w:ascii="Times New Roman" w:hAnsi="Times New Roman" w:eastAsia="FangSong" w:cs="Times New Roman"/>
+        </w:rPr>
+        <w:t>也形成立方面心晶格</w:t>
       </w:r>
       <w:r>
         <w:rPr>
@@ -6342,11 +4374,22 @@
         </w:rPr>
         <w:t>。</w:t>
       </w:r>
-      <w:r>
-        <w:rPr>
-          <w:rFonts w:hint="eastAsia" w:ascii="Times New Roman" w:hAnsi="Times New Roman" w:eastAsia="FangSong" w:cs="Times New Roman"/>
-        </w:rPr>
-        <w:t>例如</w:t>
+    </w:p>
+    <w:p>
+      <w:pPr>
+        <w:pStyle w:val="BodyText"/>
+      </w:pPr>
+      <w:r>
+        <w:rPr>
+          <w:rFonts w:ascii="Times New Roman" w:hAnsi="Times New Roman" w:eastAsia="Times New Roman" w:cs="Times New Roman"/>
+        </w:rPr>
+        <w:t xml:space="preserve">6-1 </w:t>
+      </w:r>
+      <w:r>
+        <w:rPr>
+          <w:rFonts w:hint="eastAsia" w:ascii="Times New Roman" w:hAnsi="Times New Roman" w:eastAsia="FangSong" w:cs="Times New Roman"/>
+        </w:rPr>
+        <w:t>按上述微粒数的计算规则</w:t>
       </w:r>
       <w:r>
         <w:rPr>
@@ -6358,7 +4401,254 @@
         <w:rPr>
           <w:rFonts w:hint="eastAsia" w:ascii="Times New Roman" w:hAnsi="Times New Roman" w:eastAsia="FangSong" w:cs="Times New Roman"/>
         </w:rPr>
-        <w:t>它们的氧化物及其水合物表现为两性</w:t>
+        <w:t>则一个</w:t>
+      </w:r>
+      <w:r>
+        <w:rPr>
+          <w:rFonts w:ascii="Times New Roman" w:hAnsi="Times New Roman" w:eastAsia="Times New Roman" w:cs="Times New Roman"/>
+        </w:rPr>
+        <w:t xml:space="preserve"> NaCl </w:t>
+      </w:r>
+      <w:r>
+        <w:rPr>
+          <w:rFonts w:hint="eastAsia" w:ascii="Times New Roman" w:hAnsi="Times New Roman" w:eastAsia="FangSong" w:cs="Times New Roman"/>
+        </w:rPr>
+        <w:t>晶胞中有</w:t>
+      </w:r>
+      <w:r>
+        <w:rPr>
+          <w:rFonts w:hint="eastAsia" w:ascii="Times New Roman" w:hAnsi="Times New Roman" w:eastAsia="Times New Roman" w:cs="Times New Roman"/>
+        </w:rPr>
+        <w:t>____</w:t>
+      </w:r>
+      <w:r>
+        <w:rPr>
+          <w:rFonts w:hint="eastAsia" w:ascii="Times New Roman" w:hAnsi="Times New Roman" w:eastAsia="FangSong" w:cs="Times New Roman"/>
+        </w:rPr>
+        <w:t>个</w:t>
+      </w:r>
+      <w:r>
+        <w:rPr>
+          <w:rFonts w:ascii="Times New Roman" w:hAnsi="Times New Roman" w:eastAsia="Times New Roman" w:cs="Times New Roman"/>
+        </w:rPr>
+        <w:t xml:space="preserve"> </w:t>
+      </w:r>
+      <m:oMath>
+        <m:sSup>
+          <m:e>
+            <m:r>
+              <m:rPr>
+                <m:sty m:val="p"/>
+              </m:rPr>
+              <m:t>N</m:t>
+            </m:r>
+            <m:r>
+              <m:rPr>
+                <m:sty m:val="p"/>
+              </m:rPr>
+              <m:t>a</m:t>
+            </m:r>
+          </m:e>
+          <m:sup>
+            <m:r>
+              <m:rPr>
+                <m:sty m:val="p"/>
+              </m:rPr>
+              <m:t>+</m:t>
+            </m:r>
+          </m:sup>
+        </m:sSup>
+      </m:oMath>
+      <w:r>
+        <w:rPr>
+          <w:rFonts w:hint="eastAsia" w:ascii="Times New Roman" w:hAnsi="Times New Roman" w:eastAsia="Times New Roman" w:cs="Times New Roman"/>
+        </w:rPr>
+        <w:t>，____</w:t>
+      </w:r>
+      <w:r>
+        <w:rPr>
+          <w:rFonts w:hint="eastAsia" w:ascii="Times New Roman" w:hAnsi="Times New Roman" w:eastAsia="FangSong" w:cs="Times New Roman"/>
+        </w:rPr>
+        <w:t>个</w:t>
+      </w:r>
+      <w:r>
+        <w:rPr>
+          <w:rFonts w:ascii="Times New Roman" w:hAnsi="Times New Roman" w:eastAsia="Times New Roman" w:cs="Times New Roman"/>
+        </w:rPr>
+        <w:t xml:space="preserve"> </w:t>
+      </w:r>
+      <m:oMath>
+        <m:sSup>
+          <m:e>
+            <m:r>
+              <m:rPr>
+                <m:sty m:val="p"/>
+              </m:rPr>
+              <m:t>C</m:t>
+            </m:r>
+            <m:r>
+              <m:rPr>
+                <m:sty m:val="p"/>
+              </m:rPr>
+              <m:t>l</m:t>
+            </m:r>
+          </m:e>
+          <m:sup>
+            <m:r>
+              <m:rPr>
+                <m:sty m:val="p"/>
+              </m:rPr>
+              <m:t>−</m:t>
+            </m:r>
+          </m:sup>
+        </m:sSup>
+      </m:oMath>
+      <w:r>
+        <w:rPr>
+          <w:rFonts w:ascii="Times New Roman" w:hAnsi="Times New Roman" w:eastAsia="Times New Roman" w:cs="Times New Roman"/>
+        </w:rPr>
+        <w:t xml:space="preserve">。</w:t>
+      </w:r>
+    </w:p>
+    <w:p>
+      <w:pPr>
+        <w:pStyle w:val="BodyText"/>
+      </w:pPr>
+      <w:r>
+        <w:rPr>
+          <w:rFonts w:ascii="Times New Roman" w:hAnsi="Times New Roman" w:eastAsia="Times New Roman" w:cs="Times New Roman"/>
+        </w:rPr>
+        <w:t xml:space="preserve">6-2 KCl </w:t>
+      </w:r>
+      <w:r>
+        <w:rPr>
+          <w:rFonts w:hint="eastAsia" w:ascii="Times New Roman" w:hAnsi="Times New Roman" w:eastAsia="FangSong" w:cs="Times New Roman"/>
+        </w:rPr>
+        <w:t xml:space="preserve">和</w:t>
+      </w:r>
+      <w:r>
+        <w:rPr>
+          <w:rFonts w:ascii="Times New Roman" w:hAnsi="Times New Roman" w:eastAsia="Times New Roman" w:cs="Times New Roman"/>
+        </w:rPr>
+        <w:t xml:space="preserve"> NaCl </w:t>
+      </w:r>
+      <w:r>
+        <w:rPr>
+          <w:rFonts w:hint="eastAsia" w:ascii="Times New Roman" w:hAnsi="Times New Roman" w:eastAsia="FangSong" w:cs="Times New Roman"/>
+        </w:rPr>
+        <w:t>的晶格型式相同</w:t>
+      </w:r>
+      <w:r>
+        <w:rPr>
+          <w:rFonts w:hint="eastAsia" w:ascii="Times New Roman" w:hAnsi="Times New Roman" w:eastAsia="Times New Roman" w:cs="Times New Roman"/>
+        </w:rPr>
+        <w:t>。</w:t>
+      </w:r>
+      <w:r>
+        <w:rPr>
+          <w:rFonts w:hint="eastAsia" w:ascii="Times New Roman" w:hAnsi="Times New Roman" w:eastAsia="FangSong" w:cs="Times New Roman"/>
+        </w:rPr>
+        <w:t>已知</w:t>
+      </w:r>
+      <w:r>
+        <w:rPr>
+          <w:rFonts w:ascii="Times New Roman" w:hAnsi="Times New Roman" w:eastAsia="Times New Roman" w:cs="Times New Roman"/>
+        </w:rPr>
+        <w:t xml:space="preserve"> </w:t>
+      </w:r>
+      <m:oMath>
+        <m:sSup>
+          <m:e>
+            <m:r>
+              <m:rPr>
+                <m:sty m:val="p"/>
+              </m:rPr>
+              <m:t>N</m:t>
+            </m:r>
+            <m:r>
+              <m:rPr>
+                <m:sty m:val="p"/>
+              </m:rPr>
+              <m:t>a</m:t>
+            </m:r>
+          </m:e>
+          <m:sup>
+            <m:r>
+              <m:rPr>
+                <m:sty m:val="p"/>
+              </m:rPr>
+              <m:t>+</m:t>
+            </m:r>
+          </m:sup>
+        </m:sSup>
+      </m:oMath>
+      <w:r>
+        <w:rPr>
+          <w:rFonts w:ascii="Times New Roman" w:hAnsi="Times New Roman" w:eastAsia="Times New Roman" w:cs="Times New Roman"/>
+        </w:rPr>
+        <w:t xml:space="preserve"> </w:t>
+      </w:r>
+      <w:r>
+        <w:rPr>
+          <w:rFonts w:hint="eastAsia" w:ascii="Times New Roman" w:hAnsi="Times New Roman" w:eastAsia="FangSong" w:cs="Times New Roman"/>
+        </w:rPr>
+        <w:t xml:space="preserve">离子的半径是</w:t>
+      </w:r>
+      <w:r>
+        <w:rPr>
+          <w:rFonts w:ascii="Times New Roman" w:hAnsi="Times New Roman" w:eastAsia="Times New Roman" w:cs="Times New Roman"/>
+        </w:rPr>
+        <w:t xml:space="preserve"> </w:t>
+      </w:r>
+      <m:oMath>
+        <m:sSup>
+          <m:e>
+            <m:r>
+              <m:rPr>
+                <m:sty m:val="p"/>
+              </m:rPr>
+              <m:t>C</m:t>
+            </m:r>
+            <m:r>
+              <m:rPr>
+                <m:sty m:val="p"/>
+              </m:rPr>
+              <m:t>l</m:t>
+            </m:r>
+          </m:e>
+          <m:sup>
+            <m:r>
+              <m:rPr>
+                <m:sty m:val="p"/>
+              </m:rPr>
+              <m:t>−</m:t>
+            </m:r>
+          </m:sup>
+        </m:sSup>
+      </m:oMath>
+      <w:r>
+        <w:rPr>
+          <w:rFonts w:ascii="Times New Roman" w:hAnsi="Times New Roman" w:eastAsia="Times New Roman" w:cs="Times New Roman"/>
+        </w:rPr>
+        <w:t xml:space="preserve"> </w:t>
+      </w:r>
+      <w:r>
+        <w:rPr>
+          <w:rFonts w:hint="eastAsia" w:ascii="Times New Roman" w:hAnsi="Times New Roman" w:eastAsia="FangSong" w:cs="Times New Roman"/>
+        </w:rPr>
+        <w:t xml:space="preserve">离子的</w:t>
+      </w:r>
+      <w:r>
+        <w:rPr>
+          <w:rFonts w:ascii="Times New Roman" w:hAnsi="Times New Roman" w:eastAsia="Times New Roman" w:cs="Times New Roman"/>
+        </w:rPr>
+        <w:t xml:space="preserve"> 0.5 </w:t>
+      </w:r>
+      <w:r>
+        <w:rPr>
+          <w:rFonts w:hint="eastAsia" w:ascii="Times New Roman" w:hAnsi="Times New Roman" w:eastAsia="FangSong" w:cs="Times New Roman"/>
+        </w:rPr>
+        <w:t>倍</w:t>
       </w:r>
       <w:r>
         <w:rPr>
@@ -6370,7 +4660,57 @@
         <w:rPr>
           <w:rFonts w:hint="eastAsia" w:ascii="Times New Roman" w:hAnsi="Times New Roman" w:eastAsia="FangSong" w:cs="Times New Roman"/>
         </w:rPr>
-        <w:t>卤化物有显著的共价性</w:t>
+        <w:t>而又是</w:t>
+      </w:r>
+      <w:r>
+        <w:rPr>
+          <w:rFonts w:ascii="Times New Roman" w:hAnsi="Times New Roman" w:eastAsia="Times New Roman" w:cs="Times New Roman"/>
+        </w:rPr>
+        <w:t xml:space="preserve"> </w:t>
+      </w:r>
+      <m:oMath>
+        <m:sSup>
+          <m:e>
+            <m:r>
+              <m:rPr>
+                <m:sty m:val="p"/>
+              </m:rPr>
+              <m:t>K</m:t>
+            </m:r>
+          </m:e>
+          <m:sup>
+            <m:r>
+              <m:rPr>
+                <m:sty m:val="p"/>
+              </m:rPr>
+              <m:t>+</m:t>
+            </m:r>
+          </m:sup>
+        </m:sSup>
+      </m:oMath>
+      <w:r>
+        <w:rPr>
+          <w:rFonts w:ascii="Times New Roman" w:hAnsi="Times New Roman" w:eastAsia="Times New Roman" w:cs="Times New Roman"/>
+        </w:rPr>
+        <w:t xml:space="preserve"> </w:t>
+      </w:r>
+      <w:r>
+        <w:rPr>
+          <w:rFonts w:hint="eastAsia" w:ascii="Times New Roman" w:hAnsi="Times New Roman" w:eastAsia="FangSong" w:cs="Times New Roman"/>
+        </w:rPr>
+        <w:t xml:space="preserve">离子的</w:t>
+      </w:r>
+      <w:r>
+        <w:rPr>
+          <w:rFonts w:ascii="Times New Roman" w:hAnsi="Times New Roman" w:eastAsia="Times New Roman" w:cs="Times New Roman"/>
+        </w:rPr>
+        <w:t xml:space="preserve"> 0.7 </w:t>
+      </w:r>
+      <w:r>
+        <w:rPr>
+          <w:rFonts w:hint="eastAsia" w:ascii="Times New Roman" w:hAnsi="Times New Roman" w:eastAsia="FangSong" w:cs="Times New Roman"/>
+        </w:rPr>
+        <w:t>倍</w:t>
       </w:r>
       <w:r>
         <w:rPr>
@@ -6382,19 +4722,322 @@
         <w:rPr>
           <w:rFonts w:hint="eastAsia" w:ascii="Times New Roman" w:hAnsi="Times New Roman" w:eastAsia="FangSong" w:cs="Times New Roman"/>
         </w:rPr>
-        <w:t>易于形成配位数为</w:t>
-      </w:r>
-      <w:r>
-        <w:rPr>
-          <w:rFonts w:hint="eastAsia" w:ascii="Times New Roman" w:hAnsi="Times New Roman" w:eastAsia="Times New Roman" w:cs="Times New Roman"/>
-        </w:rPr>
-        <w:t>4</w:t>
-      </w:r>
-      <w:r>
-        <w:rPr>
-          <w:rFonts w:hint="eastAsia" w:ascii="Times New Roman" w:hAnsi="Times New Roman" w:eastAsia="FangSong" w:cs="Times New Roman"/>
-        </w:rPr>
-        <w:t>的配合物</w:t>
+        <w:t>计算</w:t>
+      </w:r>
+      <w:r>
+        <w:rPr>
+          <w:rFonts w:hint="eastAsia" w:ascii="Times New Roman" w:hAnsi="Times New Roman" w:eastAsia="Times New Roman" w:cs="Times New Roman"/>
+        </w:rPr>
+        <w:t>：KCl</w:t>
+      </w:r>
+      <w:r>
+        <w:rPr>
+          <w:rFonts w:ascii="Times New Roman" w:hAnsi="Times New Roman" w:eastAsia="Times New Roman" w:cs="Times New Roman"/>
+        </w:rPr>
+        <w:t xml:space="preserve"> </w:t>
+      </w:r>
+      <w:r>
+        <w:rPr>
+          <w:rFonts w:hint="eastAsia" w:ascii="Times New Roman" w:hAnsi="Times New Roman" w:eastAsia="FangSong" w:cs="Times New Roman"/>
+        </w:rPr>
+        <w:t xml:space="preserve">晶胞和</w:t>
+      </w:r>
+      <w:r>
+        <w:rPr>
+          <w:rFonts w:ascii="Times New Roman" w:hAnsi="Times New Roman" w:eastAsia="Times New Roman" w:cs="Times New Roman"/>
+        </w:rPr>
+        <w:t xml:space="preserve"> NaCl </w:t>
+      </w:r>
+      <w:r>
+        <w:rPr>
+          <w:rFonts w:hint="eastAsia" w:ascii="Times New Roman" w:hAnsi="Times New Roman" w:eastAsia="FangSong" w:cs="Times New Roman"/>
+        </w:rPr>
+        <w:t>晶胞的边长之比</w:t>
+      </w:r>
+      <w:r>
+        <w:rPr>
+          <w:rFonts w:hint="eastAsia" w:ascii="Times New Roman" w:hAnsi="Times New Roman" w:eastAsia="Times New Roman" w:cs="Times New Roman"/>
+        </w:rPr>
+        <w:t>；KCl</w:t>
+      </w:r>
+      <w:r>
+        <w:rPr>
+          <w:rFonts w:ascii="Times New Roman" w:hAnsi="Times New Roman" w:eastAsia="Times New Roman" w:cs="Times New Roman"/>
+        </w:rPr>
+        <w:t xml:space="preserve"> </w:t>
+      </w:r>
+      <w:r>
+        <w:rPr>
+          <w:rFonts w:hint="eastAsia" w:ascii="Times New Roman" w:hAnsi="Times New Roman" w:eastAsia="FangSong" w:cs="Times New Roman"/>
+        </w:rPr>
+        <w:t xml:space="preserve">和</w:t>
+      </w:r>
+      <w:r>
+        <w:rPr>
+          <w:rFonts w:ascii="Times New Roman" w:hAnsi="Times New Roman" w:eastAsia="Times New Roman" w:cs="Times New Roman"/>
+        </w:rPr>
+        <w:t xml:space="preserve"> NaCl </w:t>
+      </w:r>
+      <w:r>
+        <w:rPr>
+          <w:rFonts w:hint="eastAsia" w:ascii="Times New Roman" w:hAnsi="Times New Roman" w:eastAsia="FangSong" w:cs="Times New Roman"/>
+        </w:rPr>
+        <w:t>晶体的密度之比</w:t>
+      </w:r>
+      <w:r>
+        <w:rPr>
+          <w:rFonts w:hint="eastAsia" w:ascii="Times New Roman" w:hAnsi="Times New Roman" w:eastAsia="Times New Roman" w:cs="Times New Roman"/>
+        </w:rPr>
+        <w:t>。（</w:t>
+      </w:r>
+      <w:r>
+        <w:rPr>
+          <w:rFonts w:hint="eastAsia" w:ascii="Times New Roman" w:hAnsi="Times New Roman" w:eastAsia="FangSong" w:cs="Times New Roman"/>
+        </w:rPr>
+        <w:t>相对原子质量</w:t>
+      </w:r>
+      <w:r>
+        <w:rPr>
+          <w:rFonts w:hint="eastAsia" w:ascii="Times New Roman" w:hAnsi="Times New Roman" w:eastAsia="Times New Roman" w:cs="Times New Roman"/>
+        </w:rPr>
+        <w:t>：K:39,</w:t>
+      </w:r>
+      <w:r>
+        <w:rPr>
+          <w:rFonts w:ascii="Times New Roman" w:hAnsi="Times New Roman" w:eastAsia="Times New Roman" w:cs="Times New Roman"/>
+        </w:rPr>
+        <w:t xml:space="preserve"> Na:23, </w:t>
+      </w:r>
+      <w:r>
+        <w:rPr>
+          <w:rFonts w:hint="eastAsia" w:ascii="Times New Roman" w:hAnsi="Times New Roman" w:eastAsia="Times New Roman" w:cs="Times New Roman"/>
+        </w:rPr>
+        <w:t xml:space="preserve">Cl:35.5）</w:t>
+      </w:r>
+    </w:p>
+    <w:p>
+      <w:pPr>
+        <w:pStyle w:val="BodyText"/>
+      </w:pPr>
+      <w:r>
+        <w:rPr>
+          <w:rFonts w:ascii="Times New Roman" w:hAnsi="Times New Roman" w:eastAsia="Times New Roman" w:cs="Times New Roman"/>
+        </w:rPr>
+        <w:t xml:space="preserve">6-3 </w:t>
+      </w:r>
+      <w:r>
+        <w:rPr>
+          <w:rFonts w:hint="eastAsia" w:ascii="Times New Roman" w:hAnsi="Times New Roman" w:eastAsia="FangSong" w:cs="Times New Roman"/>
+        </w:rPr>
+        <w:t xml:space="preserve">将</w:t>
+      </w:r>
+      <w:r>
+        <w:rPr>
+          <w:rFonts w:ascii="Times New Roman" w:hAnsi="Times New Roman" w:eastAsia="Times New Roman" w:cs="Times New Roman"/>
+        </w:rPr>
+        <w:t xml:space="preserve"> NaCl </w:t>
+      </w:r>
+      <w:r>
+        <w:rPr>
+          <w:rFonts w:hint="eastAsia" w:ascii="Times New Roman" w:hAnsi="Times New Roman" w:eastAsia="FangSong" w:cs="Times New Roman"/>
+        </w:rPr>
+        <w:t xml:space="preserve">晶胞中的所有</w:t>
+      </w:r>
+      <w:r>
+        <w:rPr>
+          <w:rFonts w:ascii="Times New Roman" w:hAnsi="Times New Roman" w:eastAsia="Times New Roman" w:cs="Times New Roman"/>
+        </w:rPr>
+        <w:t xml:space="preserve"> </w:t>
+      </w:r>
+      <m:oMath>
+        <m:sSup>
+          <m:e>
+            <m:r>
+              <m:rPr>
+                <m:sty m:val="p"/>
+              </m:rPr>
+              <m:t>C</m:t>
+            </m:r>
+            <m:r>
+              <m:rPr>
+                <m:sty m:val="p"/>
+              </m:rPr>
+              <m:t>l</m:t>
+            </m:r>
+          </m:e>
+          <m:sup>
+            <m:r>
+              <m:rPr>
+                <m:sty m:val="p"/>
+              </m:rPr>
+              <m:t>−</m:t>
+            </m:r>
+          </m:sup>
+        </m:sSup>
+      </m:oMath>
+      <w:r>
+        <w:rPr>
+          <w:rFonts w:ascii="Times New Roman" w:hAnsi="Times New Roman" w:eastAsia="Times New Roman" w:cs="Times New Roman"/>
+        </w:rPr>
+        <w:t xml:space="preserve"> </w:t>
+      </w:r>
+      <w:r>
+        <w:rPr>
+          <w:rFonts w:hint="eastAsia" w:ascii="Times New Roman" w:hAnsi="Times New Roman" w:eastAsia="FangSong" w:cs="Times New Roman"/>
+        </w:rPr>
+        <w:t>去掉</w:t>
+      </w:r>
+      <w:r>
+        <w:rPr>
+          <w:rFonts w:hint="eastAsia" w:ascii="Times New Roman" w:hAnsi="Times New Roman" w:eastAsia="Times New Roman" w:cs="Times New Roman"/>
+        </w:rPr>
+        <w:t>，</w:t>
+      </w:r>
+      <w:r>
+        <w:rPr>
+          <w:rFonts w:hint="eastAsia" w:ascii="Times New Roman" w:hAnsi="Times New Roman" w:eastAsia="FangSong" w:cs="Times New Roman"/>
+        </w:rPr>
+        <w:t>并将</w:t>
+      </w:r>
+      <w:r>
+        <w:rPr>
+          <w:rFonts w:ascii="Times New Roman" w:hAnsi="Times New Roman" w:eastAsia="Times New Roman" w:cs="Times New Roman"/>
+        </w:rPr>
+        <w:t xml:space="preserve"> </w:t>
+      </w:r>
+      <m:oMath>
+        <m:sSup>
+          <m:e>
+            <m:r>
+              <m:rPr>
+                <m:sty m:val="p"/>
+              </m:rPr>
+              <m:t>N</m:t>
+            </m:r>
+            <m:r>
+              <m:rPr>
+                <m:sty m:val="p"/>
+              </m:rPr>
+              <m:t>a</m:t>
+            </m:r>
+          </m:e>
+          <m:sup>
+            <m:r>
+              <m:rPr>
+                <m:sty m:val="p"/>
+              </m:rPr>
+              <m:t>+</m:t>
+            </m:r>
+          </m:sup>
+        </m:sSup>
+      </m:oMath>
+      <w:r>
+        <w:rPr>
+          <w:rFonts w:ascii="Times New Roman" w:hAnsi="Times New Roman" w:eastAsia="Times New Roman" w:cs="Times New Roman"/>
+        </w:rPr>
+        <w:t xml:space="preserve"> </w:t>
+      </w:r>
+      <w:r>
+        <w:rPr>
+          <w:rFonts w:hint="eastAsia" w:ascii="Times New Roman" w:hAnsi="Times New Roman" w:eastAsia="FangSong" w:cs="Times New Roman"/>
+        </w:rPr>
+        <w:t xml:space="preserve">全部换成</w:t>
+      </w:r>
+      <w:r>
+        <w:rPr>
+          <w:rFonts w:ascii="Times New Roman" w:hAnsi="Times New Roman" w:eastAsia="Times New Roman" w:cs="Times New Roman"/>
+        </w:rPr>
+        <w:t xml:space="preserve"> C </w:t>
+      </w:r>
+      <w:r>
+        <w:rPr>
+          <w:rFonts w:hint="eastAsia" w:ascii="Times New Roman" w:hAnsi="Times New Roman" w:eastAsia="FangSong" w:cs="Times New Roman"/>
+        </w:rPr>
+        <w:t>原子</w:t>
+      </w:r>
+      <w:r>
+        <w:rPr>
+          <w:rFonts w:hint="eastAsia" w:ascii="Times New Roman" w:hAnsi="Times New Roman" w:eastAsia="Times New Roman" w:cs="Times New Roman"/>
+        </w:rPr>
+        <w:t>，</w:t>
+      </w:r>
+      <w:r>
+        <w:rPr>
+          <w:rFonts w:hint="eastAsia" w:ascii="Times New Roman" w:hAnsi="Times New Roman" w:eastAsia="FangSong" w:cs="Times New Roman"/>
+        </w:rPr>
+        <w:t>再在每两个不共面的</w:t>
+      </w:r>
+      <w:r>
+        <w:rPr>
+          <w:rFonts w:hint="eastAsia" w:ascii="Times New Roman" w:hAnsi="Times New Roman" w:eastAsia="Times New Roman" w:cs="Times New Roman"/>
+        </w:rPr>
+        <w:t>”</w:t>
+      </w:r>
+      <w:r>
+        <w:rPr>
+          <w:rFonts w:hint="eastAsia" w:ascii="Times New Roman" w:hAnsi="Times New Roman" w:eastAsia="FangSong" w:cs="Times New Roman"/>
+        </w:rPr>
+        <w:t>小立方体</w:t>
+      </w:r>
+      <w:r>
+        <w:rPr>
+          <w:rFonts w:hint="eastAsia" w:ascii="Times New Roman" w:hAnsi="Times New Roman" w:eastAsia="Times New Roman" w:cs="Times New Roman"/>
+        </w:rPr>
+        <w:t>”</w:t>
+      </w:r>
+      <w:r>
+        <w:rPr>
+          <w:rFonts w:hint="eastAsia" w:ascii="Times New Roman" w:hAnsi="Times New Roman" w:eastAsia="FangSong" w:cs="Times New Roman"/>
+        </w:rPr>
+        <w:t>中心处各放置一个</w:t>
+      </w:r>
+      <w:r>
+        <w:rPr>
+          <w:rFonts w:ascii="Times New Roman" w:hAnsi="Times New Roman" w:eastAsia="Times New Roman" w:cs="Times New Roman"/>
+        </w:rPr>
+        <w:t xml:space="preserve"> C </w:t>
+      </w:r>
+      <w:r>
+        <w:rPr>
+          <w:rFonts w:hint="eastAsia" w:ascii="Times New Roman" w:hAnsi="Times New Roman" w:eastAsia="FangSong" w:cs="Times New Roman"/>
+        </w:rPr>
+        <w:t>原子便构成了金刚石的一个晶胞</w:t>
+      </w:r>
+      <w:r>
+        <w:rPr>
+          <w:rFonts w:hint="eastAsia" w:ascii="Times New Roman" w:hAnsi="Times New Roman" w:eastAsia="Times New Roman" w:cs="Times New Roman"/>
+        </w:rPr>
+        <w:t>，</w:t>
+      </w:r>
+      <w:r>
+        <w:rPr>
+          <w:rFonts w:hint="eastAsia" w:ascii="Times New Roman" w:hAnsi="Times New Roman" w:eastAsia="FangSong" w:cs="Times New Roman"/>
+        </w:rPr>
+        <w:t>则一个金刚石的晶胞中有</w:t>
+      </w:r>
+      <w:r>
+        <w:rPr>
+          <w:rFonts w:hint="eastAsia" w:ascii="Times New Roman" w:hAnsi="Times New Roman" w:eastAsia="Times New Roman" w:cs="Times New Roman"/>
+        </w:rPr>
+        <w:t>____</w:t>
+      </w:r>
+      <w:r>
+        <w:rPr>
+          <w:rFonts w:hint="eastAsia" w:ascii="Times New Roman" w:hAnsi="Times New Roman" w:eastAsia="FangSong" w:cs="Times New Roman"/>
+        </w:rPr>
+        <w:t>个</w:t>
+      </w:r>
+      <w:r>
+        <w:rPr>
+          <w:rFonts w:ascii="Times New Roman" w:hAnsi="Times New Roman" w:eastAsia="Times New Roman" w:cs="Times New Roman"/>
+        </w:rPr>
+        <w:t xml:space="preserve"> C </w:t>
+      </w:r>
+      <w:r>
+        <w:rPr>
+          <w:rFonts w:hint="eastAsia" w:ascii="Times New Roman" w:hAnsi="Times New Roman" w:eastAsia="FangSong" w:cs="Times New Roman"/>
+        </w:rPr>
+        <w:t>原子</w:t>
       </w:r>
       <w:r>
         <w:rPr>
@@ -6405,35 +5048,43 @@
     </w:p>
     <w:p>
       <w:pPr>
-        <w:pStyle w:val="Compact"/>
-        <w:numPr>
-          <w:ilvl w:val="0"/>
-          <w:numId w:val="1004"/>
-        </w:numPr>
-      </w:pPr>
-      <w:r>
-        <w:rPr>
-          <w:rFonts w:ascii="Times New Roman" w:hAnsi="Times New Roman" w:eastAsia="Times New Roman" w:cs="Times New Roman"/>
-        </w:rPr>
-        <w:t xml:space="preserve">Be </w:t>
-      </w:r>
-      <w:r>
-        <w:rPr>
-          <w:rFonts w:hint="eastAsia" w:ascii="Times New Roman" w:hAnsi="Times New Roman" w:eastAsia="FangSong" w:cs="Times New Roman"/>
-        </w:rPr>
-        <w:t xml:space="preserve">和</w:t>
-      </w:r>
-      <w:r>
-        <w:rPr>
-          <w:rFonts w:ascii="Times New Roman" w:hAnsi="Times New Roman" w:eastAsia="Times New Roman" w:cs="Times New Roman"/>
-        </w:rPr>
-        <w:t xml:space="preserve"> Zn </w:t>
-      </w:r>
-      <w:r>
-        <w:rPr>
-          <w:rFonts w:hint="eastAsia" w:ascii="Times New Roman" w:hAnsi="Times New Roman" w:eastAsia="FangSong" w:cs="Times New Roman"/>
-        </w:rPr>
-        <w:t xml:space="preserve">都可以形成结构相似的</w:t>
+        <w:pStyle w:val="BodyText"/>
+      </w:pPr>
+      <w:r>
+        <w:rPr>
+          <w:rFonts w:ascii="Times New Roman" w:hAnsi="Times New Roman" w:eastAsia="Times New Roman" w:cs="Times New Roman"/>
+        </w:rPr>
+        <w:t xml:space="preserve">6-4 </w:t>
+      </w:r>
+      <w:r>
+        <w:rPr>
+          <w:rFonts w:hint="eastAsia" w:ascii="Times New Roman" w:hAnsi="Times New Roman" w:eastAsia="FangSong" w:cs="Times New Roman"/>
+        </w:rPr>
+        <w:t>计算金刚石的密度</w:t>
+      </w:r>
+      <w:r>
+        <w:rPr>
+          <w:rFonts w:hint="eastAsia" w:ascii="Times New Roman" w:hAnsi="Times New Roman" w:eastAsia="Times New Roman" w:cs="Times New Roman"/>
+        </w:rPr>
+        <w:t>。（</w:t>
+      </w:r>
+      <w:r>
+        <w:rPr>
+          <w:rFonts w:hint="eastAsia" w:ascii="Times New Roman" w:hAnsi="Times New Roman" w:eastAsia="FangSong" w:cs="Times New Roman"/>
+        </w:rPr>
+        <w:t>已知</w:t>
+      </w:r>
+      <w:r>
+        <w:rPr>
+          <w:rFonts w:ascii="Times New Roman" w:hAnsi="Times New Roman" w:eastAsia="Times New Roman" w:cs="Times New Roman"/>
+        </w:rPr>
+        <w:t xml:space="preserve"> C </w:t>
+      </w:r>
+      <w:r>
+        <w:rPr>
+          <w:rFonts w:hint="eastAsia" w:ascii="Times New Roman" w:hAnsi="Times New Roman" w:eastAsia="FangSong" w:cs="Times New Roman"/>
+        </w:rPr>
+        <w:t xml:space="preserve">原子的半径为</w:t>
       </w:r>
       <w:r>
         <w:rPr>
@@ -6450,90 +5101,376 @@
             </w:rPr>
           </m:ctrlPr>
         </m:oMathPr>
+        <m:r>
+          <m:t>7.7</m:t>
+        </m:r>
+        <m:r>
+          <m:rPr>
+            <m:sty m:val="p"/>
+          </m:rPr>
+          <m:t>×</m:t>
+        </m:r>
+        <m:sSup>
+          <m:e>
+            <m:r>
+              <m:t>10</m:t>
+            </m:r>
+          </m:e>
+          <m:sup>
+            <m:r>
+              <m:rPr>
+                <m:sty m:val="p"/>
+              </m:rPr>
+              <m:t>−</m:t>
+            </m:r>
+            <m:r>
+              <m:t>11</m:t>
+            </m:r>
+          </m:sup>
+        </m:sSup>
+        <m:r>
+          <m:t> </m:t>
+        </m:r>
+        <m:r>
+          <m:rPr>
+            <m:sty m:val="p"/>
+          </m:rPr>
+          <m:t>m</m:t>
+        </m:r>
+      </m:oMath>
+      <w:r>
+        <w:rPr>
+          <w:rFonts w:hint="eastAsia" w:ascii="Times New Roman" w:hAnsi="Times New Roman" w:eastAsia="Times New Roman" w:cs="Times New Roman"/>
+        </w:rPr>
+        <w:t>，</w:t>
+      </w:r>
+      <w:r>
+        <w:rPr>
+          <w:rFonts w:hint="eastAsia" w:ascii="Times New Roman" w:hAnsi="Times New Roman" w:eastAsia="FangSong" w:cs="Times New Roman"/>
+        </w:rPr>
+        <w:t>相对原子质量</w:t>
+      </w:r>
+      <w:r>
+        <w:rPr>
+          <w:rFonts w:hint="eastAsia" w:ascii="Times New Roman" w:hAnsi="Times New Roman" w:eastAsia="Times New Roman" w:cs="Times New Roman"/>
+        </w:rPr>
+        <w:t>：12）</w:t>
+      </w:r>
+    </w:p>
+    <w:p>
+      <w:pPr>
+        <w:pStyle w:val="BodyText"/>
+      </w:pPr>
+      <w:r>
+        <w:rPr>
+          <w:rFonts w:ascii="Times New Roman" w:hAnsi="Times New Roman" w:eastAsia="Times New Roman" w:cs="Times New Roman"/>
+        </w:rPr>
+        <w:t xml:space="preserve">6-5 </w:t>
+      </w:r>
+      <w:r>
+        <w:rPr>
+          <w:rFonts w:hint="eastAsia" w:ascii="Times New Roman" w:hAnsi="Times New Roman" w:eastAsia="FangSong" w:cs="Times New Roman"/>
+        </w:rPr>
+        <w:t xml:space="preserve">白硅石</w:t>
+      </w:r>
+      <w:r>
+        <w:rPr>
+          <w:rFonts w:ascii="Times New Roman" w:hAnsi="Times New Roman" w:eastAsia="Times New Roman" w:cs="Times New Roman"/>
+        </w:rPr>
+        <w:t xml:space="preserve"> </w:t>
+      </w:r>
+      <m:oMath>
         <m:sSub>
           <m:e>
+            <m:r>
+              <m:rPr>
+                <m:sty m:val="p"/>
+              </m:rPr>
+              <m:t>S</m:t>
+            </m:r>
+            <m:r>
+              <m:rPr>
+                <m:sty m:val="p"/>
+              </m:rPr>
+              <m:t>i</m:t>
+            </m:r>
+            <m:r>
+              <m:rPr>
+                <m:sty m:val="p"/>
+              </m:rPr>
+              <m:t>O</m:t>
+            </m:r>
+          </m:e>
+          <m:sub>
+            <m:r>
+              <m:t>2</m:t>
+            </m:r>
+          </m:sub>
+        </m:sSub>
+      </m:oMath>
+      <w:r>
+        <w:rPr>
+          <w:rFonts w:ascii="Times New Roman" w:hAnsi="Times New Roman" w:eastAsia="Times New Roman" w:cs="Times New Roman"/>
+        </w:rPr>
+        <w:t xml:space="preserve"> </w:t>
+      </w:r>
+      <w:r>
+        <w:rPr>
+          <w:rFonts w:hint="eastAsia" w:ascii="Times New Roman" w:hAnsi="Times New Roman" w:eastAsia="FangSong" w:cs="Times New Roman"/>
+        </w:rPr>
+        <w:t xml:space="preserve">属</w:t>
+      </w:r>
+      <w:r>
+        <w:rPr>
+          <w:rFonts w:ascii="Times New Roman" w:hAnsi="Times New Roman" w:eastAsia="Times New Roman" w:cs="Times New Roman"/>
+        </w:rPr>
+        <w:t xml:space="preserve"> </w:t>
+      </w:r>
+      <m:oMath>
+        <m:sSub>
+          <m:e>
+            <m:r>
+              <m:rPr>
+                <m:sty m:val="p"/>
+              </m:rPr>
+              <m:t>A</m:t>
+            </m:r>
             <m:r>
               <m:rPr>
                 <m:sty m:val="p"/>
               </m:rPr>
               <m:t>B</m:t>
             </m:r>
+          </m:e>
+          <m:sub>
+            <m:r>
+              <m:t>2</m:t>
+            </m:r>
+          </m:sub>
+        </m:sSub>
+      </m:oMath>
+      <w:r>
+        <w:rPr>
+          <w:rFonts w:ascii="Times New Roman" w:hAnsi="Times New Roman" w:eastAsia="Times New Roman" w:cs="Times New Roman"/>
+        </w:rPr>
+        <w:t xml:space="preserve"> </w:t>
+      </w:r>
+      <w:r>
+        <w:rPr>
+          <w:rFonts w:hint="eastAsia" w:ascii="Times New Roman" w:hAnsi="Times New Roman" w:eastAsia="FangSong" w:cs="Times New Roman"/>
+        </w:rPr>
+        <w:t>型共价键晶体</w:t>
+      </w:r>
+      <w:r>
+        <w:rPr>
+          <w:rFonts w:hint="eastAsia" w:ascii="Times New Roman" w:hAnsi="Times New Roman" w:eastAsia="Times New Roman" w:cs="Times New Roman"/>
+        </w:rPr>
+        <w:t>。</w:t>
+      </w:r>
+      <w:r>
+        <w:rPr>
+          <w:rFonts w:hint="eastAsia" w:ascii="Times New Roman" w:hAnsi="Times New Roman" w:eastAsia="FangSong" w:cs="Times New Roman"/>
+        </w:rPr>
+        <w:t>若将金刚石晶胞中的所有</w:t>
+      </w:r>
+      <w:r>
+        <w:rPr>
+          <w:rFonts w:ascii="Times New Roman" w:hAnsi="Times New Roman" w:eastAsia="Times New Roman" w:cs="Times New Roman"/>
+        </w:rPr>
+        <w:t xml:space="preserve"> C </w:t>
+      </w:r>
+      <w:r>
+        <w:rPr>
+          <w:rFonts w:hint="eastAsia" w:ascii="Times New Roman" w:hAnsi="Times New Roman" w:eastAsia="FangSong" w:cs="Times New Roman"/>
+        </w:rPr>
+        <w:t xml:space="preserve">原子换成</w:t>
+      </w:r>
+      <w:r>
+        <w:rPr>
+          <w:rFonts w:ascii="Times New Roman" w:hAnsi="Times New Roman" w:eastAsia="Times New Roman" w:cs="Times New Roman"/>
+        </w:rPr>
+        <w:t xml:space="preserve"> Si </w:t>
+      </w:r>
+      <w:r>
+        <w:rPr>
+          <w:rFonts w:hint="eastAsia" w:ascii="Times New Roman" w:hAnsi="Times New Roman" w:eastAsia="FangSong" w:cs="Times New Roman"/>
+        </w:rPr>
+        <w:t>原子</w:t>
+      </w:r>
+      <w:r>
+        <w:rPr>
+          <w:rFonts w:hint="eastAsia" w:ascii="Times New Roman" w:hAnsi="Times New Roman" w:eastAsia="Times New Roman" w:cs="Times New Roman"/>
+        </w:rPr>
+        <w:t>，</w:t>
+      </w:r>
+      <w:r>
+        <w:rPr>
+          <w:rFonts w:hint="eastAsia" w:ascii="Times New Roman" w:hAnsi="Times New Roman" w:eastAsia="FangSong" w:cs="Times New Roman"/>
+        </w:rPr>
+        <w:t>同时在每两个相邻的</w:t>
+      </w:r>
+      <w:r>
+        <w:rPr>
+          <w:rFonts w:ascii="Times New Roman" w:hAnsi="Times New Roman" w:eastAsia="Times New Roman" w:cs="Times New Roman"/>
+        </w:rPr>
+        <w:t xml:space="preserve"> Si </w:t>
+      </w:r>
+      <w:r>
+        <w:rPr>
+          <w:rFonts w:hint="eastAsia" w:ascii="Times New Roman" w:hAnsi="Times New Roman" w:eastAsia="FangSong" w:cs="Times New Roman"/>
+        </w:rPr>
+        <w:t>原子</w:t>
+      </w:r>
+      <w:r>
+        <w:rPr>
+          <w:rFonts w:hint="eastAsia" w:ascii="Times New Roman" w:hAnsi="Times New Roman" w:eastAsia="Times New Roman" w:cs="Times New Roman"/>
+        </w:rPr>
+        <w:t>（</w:t>
+      </w:r>
+      <w:r>
+        <w:rPr>
+          <w:rFonts w:hint="eastAsia" w:ascii="Times New Roman" w:hAnsi="Times New Roman" w:eastAsia="FangSong" w:cs="Times New Roman"/>
+        </w:rPr>
+        <w:t>距离最近的两个</w:t>
+      </w:r>
+      <w:r>
+        <w:rPr>
+          <w:rFonts w:ascii="Times New Roman" w:hAnsi="Times New Roman" w:eastAsia="Times New Roman" w:cs="Times New Roman"/>
+        </w:rPr>
+        <w:t xml:space="preserve"> Si </w:t>
+      </w:r>
+      <w:r>
+        <w:rPr>
+          <w:rFonts w:hint="eastAsia" w:ascii="Times New Roman" w:hAnsi="Times New Roman" w:eastAsia="FangSong" w:cs="Times New Roman"/>
+        </w:rPr>
+        <w:t>原子</w:t>
+      </w:r>
+      <w:r>
+        <w:rPr>
+          <w:rFonts w:hint="eastAsia" w:ascii="Times New Roman" w:hAnsi="Times New Roman" w:eastAsia="Times New Roman" w:cs="Times New Roman"/>
+        </w:rPr>
+        <w:t>）</w:t>
+      </w:r>
+      <w:r>
+        <w:rPr>
+          <w:rFonts w:hint="eastAsia" w:ascii="Times New Roman" w:hAnsi="Times New Roman" w:eastAsia="FangSong" w:cs="Times New Roman"/>
+        </w:rPr>
+        <w:t>中心联线的中点处增添一个</w:t>
+      </w:r>
+      <w:r>
+        <w:rPr>
+          <w:rFonts w:ascii="Times New Roman" w:hAnsi="Times New Roman" w:eastAsia="Times New Roman" w:cs="Times New Roman"/>
+        </w:rPr>
+        <w:t xml:space="preserve"> O </w:t>
+      </w:r>
+      <w:r>
+        <w:rPr>
+          <w:rFonts w:hint="eastAsia" w:ascii="Times New Roman" w:hAnsi="Times New Roman" w:eastAsia="FangSong" w:cs="Times New Roman"/>
+        </w:rPr>
+        <w:t>原子</w:t>
+      </w:r>
+      <w:r>
+        <w:rPr>
+          <w:rFonts w:hint="eastAsia" w:ascii="Times New Roman" w:hAnsi="Times New Roman" w:eastAsia="Times New Roman" w:cs="Times New Roman"/>
+        </w:rPr>
+        <w:t>，</w:t>
+      </w:r>
+      <w:r>
+        <w:rPr>
+          <w:rFonts w:hint="eastAsia" w:ascii="Times New Roman" w:hAnsi="Times New Roman" w:eastAsia="FangSong" w:cs="Times New Roman"/>
+        </w:rPr>
+        <w:t>则构成</w:t>
+      </w:r>
+      <w:r>
+        <w:rPr>
+          <w:rFonts w:ascii="Times New Roman" w:hAnsi="Times New Roman" w:eastAsia="Times New Roman" w:cs="Times New Roman"/>
+        </w:rPr>
+        <w:t xml:space="preserve"> </w:t>
+      </w:r>
+      <m:oMath>
+        <m:sSub>
+          <m:e>
             <m:r>
               <m:rPr>
                 <m:sty m:val="p"/>
               </m:rPr>
-              <m:t>e</m:t>
-            </m:r>
-          </m:e>
-          <m:sub>
-            <m:r>
-              <m:t>4</m:t>
-            </m:r>
-          </m:sub>
-        </m:sSub>
-        <m:r>
-          <m:rPr>
-            <m:sty m:val="p"/>
-          </m:rPr>
-          <m:t>O</m:t>
-        </m:r>
-        <m:r>
-          <m:rPr>
-            <m:sty m:val="p"/>
-          </m:rPr>
-          <m:t>(</m:t>
-        </m:r>
-        <m:sSub>
-          <m:e>
+              <m:t>S</m:t>
+            </m:r>
             <m:r>
               <m:rPr>
                 <m:sty m:val="p"/>
               </m:rPr>
-              <m:t>C</m:t>
+              <m:t>i</m:t>
             </m:r>
             <m:r>
               <m:rPr>
                 <m:sty m:val="p"/>
               </m:rPr>
-              <m:t>H</m:t>
+              <m:t>O</m:t>
             </m:r>
           </m:e>
           <m:sub>
             <m:r>
-              <m:t>3</m:t>
+              <m:t>2</m:t>
             </m:r>
           </m:sub>
         </m:sSub>
-        <m:r>
-          <m:rPr>
-            <m:sty m:val="p"/>
-          </m:rPr>
-          <m:t>C</m:t>
-        </m:r>
-        <m:r>
-          <m:rPr>
-            <m:sty m:val="p"/>
-          </m:rPr>
-          <m:t>O</m:t>
-        </m:r>
-        <m:r>
-          <m:rPr>
-            <m:sty m:val="p"/>
-          </m:rPr>
-          <m:t>O</m:t>
-        </m:r>
+      </m:oMath>
+      <w:r>
+        <w:rPr>
+          <w:rFonts w:ascii="Times New Roman" w:hAnsi="Times New Roman" w:eastAsia="Times New Roman" w:cs="Times New Roman"/>
+        </w:rPr>
+        <w:t xml:space="preserve"> </w:t>
+      </w:r>
+      <w:r>
+        <w:rPr>
+          <w:rFonts w:hint="eastAsia" w:ascii="Times New Roman" w:hAnsi="Times New Roman" w:eastAsia="FangSong" w:cs="Times New Roman"/>
+        </w:rPr>
+        <w:t>晶胞</w:t>
+      </w:r>
+      <w:r>
+        <w:rPr>
+          <w:rFonts w:hint="eastAsia" w:ascii="Times New Roman" w:hAnsi="Times New Roman" w:eastAsia="Times New Roman" w:cs="Times New Roman"/>
+        </w:rPr>
+        <w:t>，</w:t>
+      </w:r>
+      <w:r>
+        <w:rPr>
+          <w:rFonts w:hint="eastAsia" w:ascii="Times New Roman" w:hAnsi="Times New Roman" w:eastAsia="FangSong" w:cs="Times New Roman"/>
+        </w:rPr>
+        <w:t>故</w:t>
+      </w:r>
+      <w:r>
+        <w:rPr>
+          <w:rFonts w:ascii="Times New Roman" w:hAnsi="Times New Roman" w:eastAsia="Times New Roman" w:cs="Times New Roman"/>
+        </w:rPr>
+        <w:t xml:space="preserve"> </w:t>
+      </w:r>
+      <m:oMath>
         <m:sSub>
           <m:e>
             <m:r>
               <m:rPr>
                 <m:sty m:val="p"/>
               </m:rPr>
-              <m:t>)</m:t>
+              <m:t>S</m:t>
+            </m:r>
+            <m:r>
+              <m:rPr>
+                <m:sty m:val="p"/>
+              </m:rPr>
+              <m:t>i</m:t>
+            </m:r>
+            <m:r>
+              <m:rPr>
+                <m:sty m:val="p"/>
+              </m:rPr>
+              <m:t>O</m:t>
             </m:r>
           </m:e>
           <m:sub>
             <m:r>
-              <m:t>6</m:t>
+              <m:t>2</m:t>
             </m:r>
           </m:sub>
         </m:sSub>
@@ -6548,7 +5485,667 @@
         <w:rPr>
           <w:rFonts w:hint="eastAsia" w:ascii="Times New Roman" w:hAnsi="Times New Roman" w:eastAsia="FangSong" w:cs="Times New Roman"/>
         </w:rPr>
-        <w:t xml:space="preserve">及</w:t>
+        <w:t>晶胞中有</w:t>
+      </w:r>
+      <w:r>
+        <w:rPr>
+          <w:rFonts w:hint="eastAsia" w:ascii="Times New Roman" w:hAnsi="Times New Roman" w:eastAsia="Times New Roman" w:cs="Times New Roman"/>
+        </w:rPr>
+        <w:t>____</w:t>
+      </w:r>
+      <w:r>
+        <w:rPr>
+          <w:rFonts w:hint="eastAsia" w:ascii="Times New Roman" w:hAnsi="Times New Roman" w:eastAsia="FangSong" w:cs="Times New Roman"/>
+        </w:rPr>
+        <w:t>个</w:t>
+      </w:r>
+      <w:r>
+        <w:rPr>
+          <w:rFonts w:ascii="Times New Roman" w:hAnsi="Times New Roman" w:eastAsia="Times New Roman" w:cs="Times New Roman"/>
+        </w:rPr>
+        <w:t xml:space="preserve"> Si </w:t>
+      </w:r>
+      <w:r>
+        <w:rPr>
+          <w:rFonts w:hint="eastAsia" w:ascii="Times New Roman" w:hAnsi="Times New Roman" w:eastAsia="FangSong" w:cs="Times New Roman"/>
+        </w:rPr>
+        <w:t>原子</w:t>
+      </w:r>
+      <w:r>
+        <w:rPr>
+          <w:rFonts w:hint="eastAsia" w:ascii="Times New Roman" w:hAnsi="Times New Roman" w:eastAsia="Times New Roman" w:cs="Times New Roman"/>
+        </w:rPr>
+        <w:t>，____</w:t>
+      </w:r>
+      <w:r>
+        <w:rPr>
+          <w:rFonts w:hint="eastAsia" w:ascii="Times New Roman" w:hAnsi="Times New Roman" w:eastAsia="FangSong" w:cs="Times New Roman"/>
+        </w:rPr>
+        <w:t>个</w:t>
+      </w:r>
+      <w:r>
+        <w:rPr>
+          <w:rFonts w:ascii="Times New Roman" w:hAnsi="Times New Roman" w:eastAsia="Times New Roman" w:cs="Times New Roman"/>
+        </w:rPr>
+        <w:t xml:space="preserve"> O </w:t>
+      </w:r>
+      <w:r>
+        <w:rPr>
+          <w:rFonts w:hint="eastAsia" w:ascii="Times New Roman" w:hAnsi="Times New Roman" w:eastAsia="FangSong" w:cs="Times New Roman"/>
+        </w:rPr>
+        <w:t>原子</w:t>
+      </w:r>
+      <w:r>
+        <w:rPr>
+          <w:rFonts w:hint="eastAsia" w:ascii="Times New Roman" w:hAnsi="Times New Roman" w:eastAsia="Times New Roman" w:cs="Times New Roman"/>
+        </w:rPr>
+        <w:t>，</w:t>
+      </w:r>
+      <w:r>
+        <w:rPr>
+          <w:rFonts w:hint="eastAsia" w:ascii="Times New Roman" w:hAnsi="Times New Roman" w:eastAsia="FangSong" w:cs="Times New Roman"/>
+        </w:rPr>
+        <w:t>离</w:t>
+      </w:r>
+      <w:r>
+        <w:rPr>
+          <w:rFonts w:ascii="Times New Roman" w:hAnsi="Times New Roman" w:eastAsia="Times New Roman" w:cs="Times New Roman"/>
+        </w:rPr>
+        <w:t xml:space="preserve"> O </w:t>
+      </w:r>
+      <w:r>
+        <w:rPr>
+          <w:rFonts w:hint="eastAsia" w:ascii="Times New Roman" w:hAnsi="Times New Roman" w:eastAsia="FangSong" w:cs="Times New Roman"/>
+        </w:rPr>
+        <w:t xml:space="preserve">原子最近的</w:t>
+      </w:r>
+      <w:r>
+        <w:rPr>
+          <w:rFonts w:ascii="Times New Roman" w:hAnsi="Times New Roman" w:eastAsia="Times New Roman" w:cs="Times New Roman"/>
+        </w:rPr>
+        <w:t xml:space="preserve"> Si </w:t>
+      </w:r>
+      <w:r>
+        <w:rPr>
+          <w:rFonts w:hint="eastAsia" w:ascii="Times New Roman" w:hAnsi="Times New Roman" w:eastAsia="FangSong" w:cs="Times New Roman"/>
+        </w:rPr>
+        <w:t>原子有</w:t>
+      </w:r>
+      <w:r>
+        <w:rPr>
+          <w:rFonts w:hint="eastAsia" w:ascii="Times New Roman" w:hAnsi="Times New Roman" w:eastAsia="Times New Roman" w:cs="Times New Roman"/>
+        </w:rPr>
+        <w:t>____</w:t>
+      </w:r>
+      <w:r>
+        <w:rPr>
+          <w:rFonts w:hint="eastAsia" w:ascii="Times New Roman" w:hAnsi="Times New Roman" w:eastAsia="FangSong" w:cs="Times New Roman"/>
+        </w:rPr>
+        <w:t>个</w:t>
+      </w:r>
+      <w:r>
+        <w:rPr>
+          <w:rFonts w:hint="eastAsia" w:ascii="Times New Roman" w:hAnsi="Times New Roman" w:eastAsia="Times New Roman" w:cs="Times New Roman"/>
+        </w:rPr>
+        <w:t>，</w:t>
+      </w:r>
+      <w:r>
+        <w:rPr>
+          <w:rFonts w:hint="eastAsia" w:ascii="Times New Roman" w:hAnsi="Times New Roman" w:eastAsia="FangSong" w:cs="Times New Roman"/>
+        </w:rPr>
+        <w:t>离</w:t>
+      </w:r>
+      <w:r>
+        <w:rPr>
+          <w:rFonts w:ascii="Times New Roman" w:hAnsi="Times New Roman" w:eastAsia="Times New Roman" w:cs="Times New Roman"/>
+        </w:rPr>
+        <w:t xml:space="preserve"> Si </w:t>
+      </w:r>
+      <w:r>
+        <w:rPr>
+          <w:rFonts w:hint="eastAsia" w:ascii="Times New Roman" w:hAnsi="Times New Roman" w:eastAsia="FangSong" w:cs="Times New Roman"/>
+        </w:rPr>
+        <w:t xml:space="preserve">原子最近的</w:t>
+      </w:r>
+      <w:r>
+        <w:rPr>
+          <w:rFonts w:ascii="Times New Roman" w:hAnsi="Times New Roman" w:eastAsia="Times New Roman" w:cs="Times New Roman"/>
+        </w:rPr>
+        <w:t xml:space="preserve"> O </w:t>
+      </w:r>
+      <w:r>
+        <w:rPr>
+          <w:rFonts w:hint="eastAsia" w:ascii="Times New Roman" w:hAnsi="Times New Roman" w:eastAsia="FangSong" w:cs="Times New Roman"/>
+        </w:rPr>
+        <w:t>原子有</w:t>
+      </w:r>
+      <w:r>
+        <w:rPr>
+          <w:rFonts w:hint="eastAsia" w:ascii="Times New Roman" w:hAnsi="Times New Roman" w:eastAsia="Times New Roman" w:cs="Times New Roman"/>
+        </w:rPr>
+        <w:t>____</w:t>
+      </w:r>
+      <w:r>
+        <w:rPr>
+          <w:rFonts w:hint="eastAsia" w:ascii="Times New Roman" w:hAnsi="Times New Roman" w:eastAsia="FangSong" w:cs="Times New Roman"/>
+        </w:rPr>
+        <w:t>个</w:t>
+      </w:r>
+      <w:r>
+        <w:rPr>
+          <w:rFonts w:hint="eastAsia" w:ascii="Times New Roman" w:hAnsi="Times New Roman" w:eastAsia="Times New Roman" w:cs="Times New Roman"/>
+        </w:rPr>
+        <w:t>。</w:t>
+      </w:r>
+    </w:p>
+    <w:p>
+      <w:pPr>
+        <w:pStyle w:val="BodyText"/>
+      </w:pPr>
+      <w:r>
+        <w:rPr>
+          <w:rFonts w:ascii="Times New Roman" w:hAnsi="Times New Roman" w:eastAsia="Times New Roman" w:cs="Times New Roman"/>
+        </w:rPr>
+        <w:t xml:space="preserve">6-6 </w:t>
+      </w:r>
+      <w:r>
+        <w:rPr>
+          <w:rFonts w:hint="eastAsia" w:ascii="Times New Roman" w:hAnsi="Times New Roman" w:eastAsia="FangSong" w:cs="Times New Roman"/>
+        </w:rPr>
+        <w:t>干冰</w:t>
+      </w:r>
+      <w:r>
+        <w:rPr>
+          <w:rFonts w:hint="eastAsia" w:ascii="Times New Roman" w:hAnsi="Times New Roman" w:eastAsia="Times New Roman" w:cs="Times New Roman"/>
+        </w:rPr>
+        <w:t>（</w:t>
+      </w:r>
+      <w:r>
+        <w:rPr>
+          <w:rFonts w:hint="eastAsia" w:ascii="Times New Roman" w:hAnsi="Times New Roman" w:eastAsia="FangSong" w:cs="Times New Roman"/>
+        </w:rPr>
+        <w:t>固态</w:t>
+      </w:r>
+      <w:r>
+        <w:rPr>
+          <w:rFonts w:ascii="Times New Roman" w:hAnsi="Times New Roman" w:eastAsia="Times New Roman" w:cs="Times New Roman"/>
+        </w:rPr>
+        <w:t xml:space="preserve"> </w:t>
+      </w:r>
+      <w:r>
+        <w:rPr>
+          <w:rFonts w:hint="eastAsia" w:ascii="Times New Roman" w:hAnsi="Times New Roman" w:eastAsia="Times New Roman" w:cs="Times New Roman"/>
+        </w:rPr>
+        <w:t>CO</w:t>
+      </w:r>
+      <w:r>
+        <w:rPr>
+          <w:rFonts w:hint="eastAsia" w:ascii="Times New Roman" w:hAnsi="Times New Roman" w:eastAsia="Times New Roman" w:cs="Times New Roman"/>
+          <w:vertAlign w:val="subscript"/>
+        </w:rPr>
+        <w:t>2</w:t>
+      </w:r>
+      <w:r>
+        <w:rPr>
+          <w:rFonts w:hint="eastAsia" w:ascii="Times New Roman" w:hAnsi="Times New Roman" w:eastAsia="Times New Roman" w:cs="Times New Roman"/>
+        </w:rPr>
+        <w:t>）</w:t>
+      </w:r>
+      <w:r>
+        <w:rPr>
+          <w:rFonts w:hint="eastAsia" w:ascii="Times New Roman" w:hAnsi="Times New Roman" w:eastAsia="FangSong" w:cs="Times New Roman"/>
+        </w:rPr>
+        <w:t>属于分子晶体</w:t>
+      </w:r>
+      <w:r>
+        <w:rPr>
+          <w:rFonts w:hint="eastAsia" w:ascii="Times New Roman" w:hAnsi="Times New Roman" w:eastAsia="Times New Roman" w:cs="Times New Roman"/>
+        </w:rPr>
+        <w:t>。</w:t>
+      </w:r>
+      <w:r>
+        <w:rPr>
+          <w:rFonts w:hint="eastAsia" w:ascii="Times New Roman" w:hAnsi="Times New Roman" w:eastAsia="FangSong" w:cs="Times New Roman"/>
+        </w:rPr>
+        <w:t>若把每个</w:t>
+      </w:r>
+      <w:r>
+        <w:rPr>
+          <w:rFonts w:ascii="Times New Roman" w:hAnsi="Times New Roman" w:eastAsia="Times New Roman" w:cs="Times New Roman"/>
+        </w:rPr>
+        <w:t xml:space="preserve"> CO</w:t>
+      </w:r>
+      <w:r>
+        <w:rPr>
+          <w:rFonts w:ascii="Times New Roman" w:hAnsi="Times New Roman" w:eastAsia="Times New Roman" w:cs="Times New Roman"/>
+          <w:vertAlign w:val="subscript"/>
+        </w:rPr>
+        <w:t>2</w:t>
+      </w:r>
+      <w:r>
+        <w:rPr>
+          <w:rFonts w:ascii="Times New Roman" w:hAnsi="Times New Roman" w:eastAsia="Times New Roman" w:cs="Times New Roman"/>
+        </w:rPr>
+        <w:t xml:space="preserve"> </w:t>
+      </w:r>
+      <w:r>
+        <w:rPr>
+          <w:rFonts w:hint="eastAsia" w:ascii="Times New Roman" w:hAnsi="Times New Roman" w:eastAsia="FangSong" w:cs="Times New Roman"/>
+        </w:rPr>
+        <w:t>分子抽象为一个质点</w:t>
+      </w:r>
+      <w:r>
+        <w:rPr>
+          <w:rFonts w:hint="eastAsia" w:ascii="Times New Roman" w:hAnsi="Times New Roman" w:eastAsia="Times New Roman" w:cs="Times New Roman"/>
+        </w:rPr>
+        <w:t>（</w:t>
+      </w:r>
+      <w:r>
+        <w:rPr>
+          <w:rFonts w:hint="eastAsia" w:ascii="Times New Roman" w:hAnsi="Times New Roman" w:eastAsia="FangSong" w:cs="Times New Roman"/>
+        </w:rPr>
+        <w:t>微粒</w:t>
+      </w:r>
+      <w:r>
+        <w:rPr>
+          <w:rFonts w:hint="eastAsia" w:ascii="Times New Roman" w:hAnsi="Times New Roman" w:eastAsia="Times New Roman" w:cs="Times New Roman"/>
+        </w:rPr>
+        <w:t>），</w:t>
+      </w:r>
+      <w:r>
+        <w:rPr>
+          <w:rFonts w:hint="eastAsia" w:ascii="Times New Roman" w:hAnsi="Times New Roman" w:eastAsia="FangSong" w:cs="Times New Roman"/>
+        </w:rPr>
+        <w:t>则其晶胞也属于立方面心晶格</w:t>
+      </w:r>
+      <w:r>
+        <w:rPr>
+          <w:rFonts w:hint="eastAsia" w:ascii="Times New Roman" w:hAnsi="Times New Roman" w:eastAsia="Times New Roman" w:cs="Times New Roman"/>
+        </w:rPr>
+        <w:t>，</w:t>
+      </w:r>
+      <w:r>
+        <w:rPr>
+          <w:rFonts w:hint="eastAsia" w:ascii="Times New Roman" w:hAnsi="Times New Roman" w:eastAsia="FangSong" w:cs="Times New Roman"/>
+        </w:rPr>
+        <w:t>故一个干冰晶胞中有</w:t>
+      </w:r>
+      <w:r>
+        <w:rPr>
+          <w:rFonts w:hint="eastAsia" w:ascii="Times New Roman" w:hAnsi="Times New Roman" w:eastAsia="Times New Roman" w:cs="Times New Roman"/>
+        </w:rPr>
+        <w:t>____</w:t>
+      </w:r>
+      <w:r>
+        <w:rPr>
+          <w:rFonts w:hint="eastAsia" w:ascii="Times New Roman" w:hAnsi="Times New Roman" w:eastAsia="FangSong" w:cs="Times New Roman"/>
+        </w:rPr>
+        <w:t>个</w:t>
+      </w:r>
+      <w:r>
+        <w:rPr>
+          <w:rFonts w:ascii="Times New Roman" w:hAnsi="Times New Roman" w:eastAsia="Times New Roman" w:cs="Times New Roman"/>
+        </w:rPr>
+        <w:t xml:space="preserve"> </w:t>
+      </w:r>
+      <w:r>
+        <w:rPr>
+          <w:rFonts w:hint="eastAsia" w:ascii="Times New Roman" w:hAnsi="Times New Roman" w:eastAsia="Times New Roman" w:cs="Times New Roman"/>
+        </w:rPr>
+        <w:t>CO</w:t>
+      </w:r>
+      <w:r>
+        <w:rPr>
+          <w:rFonts w:hint="eastAsia" w:ascii="Times New Roman" w:hAnsi="Times New Roman" w:eastAsia="Times New Roman" w:cs="Times New Roman"/>
+          <w:vertAlign w:val="subscript"/>
+        </w:rPr>
+        <w:t>2</w:t>
+      </w:r>
+      <w:r>
+        <w:rPr>
+          <w:rFonts w:hint="eastAsia" w:ascii="Times New Roman" w:hAnsi="Times New Roman" w:eastAsia="Times New Roman" w:cs="Times New Roman"/>
+        </w:rPr>
+        <w:t>，</w:t>
+      </w:r>
+      <w:r>
+        <w:rPr>
+          <w:rFonts w:hint="eastAsia" w:ascii="Times New Roman" w:hAnsi="Times New Roman" w:eastAsia="FangSong" w:cs="Times New Roman"/>
+        </w:rPr>
+        <w:t>在干冰分子中</w:t>
+      </w:r>
+      <w:r>
+        <w:rPr>
+          <w:rFonts w:hint="eastAsia" w:ascii="Times New Roman" w:hAnsi="Times New Roman" w:eastAsia="Times New Roman" w:cs="Times New Roman"/>
+        </w:rPr>
+        <w:t>，</w:t>
+      </w:r>
+      <w:r>
+        <w:rPr>
+          <w:rFonts w:hint="eastAsia" w:ascii="Times New Roman" w:hAnsi="Times New Roman" w:eastAsia="FangSong" w:cs="Times New Roman"/>
+        </w:rPr>
+        <w:t>原子之间靠</w:t>
+      </w:r>
+      <w:r>
+        <w:rPr>
+          <w:rFonts w:hint="eastAsia" w:ascii="Times New Roman" w:hAnsi="Times New Roman" w:eastAsia="Times New Roman" w:cs="Times New Roman"/>
+        </w:rPr>
+        <w:t>____</w:t>
+      </w:r>
+      <w:r>
+        <w:rPr>
+          <w:rFonts w:hint="eastAsia" w:ascii="Times New Roman" w:hAnsi="Times New Roman" w:eastAsia="FangSong" w:cs="Times New Roman"/>
+        </w:rPr>
+        <w:t>结合</w:t>
+      </w:r>
+      <w:r>
+        <w:rPr>
+          <w:rFonts w:hint="eastAsia" w:ascii="Times New Roman" w:hAnsi="Times New Roman" w:eastAsia="Times New Roman" w:cs="Times New Roman"/>
+        </w:rPr>
+        <w:t>，CO</w:t>
+      </w:r>
+      <w:r>
+        <w:rPr>
+          <w:rFonts w:hint="eastAsia" w:ascii="Times New Roman" w:hAnsi="Times New Roman" w:eastAsia="Times New Roman" w:cs="Times New Roman"/>
+          <w:vertAlign w:val="subscript"/>
+        </w:rPr>
+        <w:t>2</w:t>
+      </w:r>
+      <w:r>
+        <w:rPr>
+          <w:rFonts w:ascii="Times New Roman" w:hAnsi="Times New Roman" w:eastAsia="Times New Roman" w:cs="Times New Roman"/>
+        </w:rPr>
+        <w:t xml:space="preserve"> </w:t>
+      </w:r>
+      <w:r>
+        <w:rPr>
+          <w:rFonts w:hint="eastAsia" w:ascii="Times New Roman" w:hAnsi="Times New Roman" w:eastAsia="FangSong" w:cs="Times New Roman"/>
+        </w:rPr>
+        <w:t>分子之间靠</w:t>
+      </w:r>
+      <w:r>
+        <w:rPr>
+          <w:rFonts w:hint="eastAsia" w:ascii="Times New Roman" w:hAnsi="Times New Roman" w:eastAsia="Times New Roman" w:cs="Times New Roman"/>
+        </w:rPr>
+        <w:t>____</w:t>
+      </w:r>
+      <w:r>
+        <w:rPr>
+          <w:rFonts w:hint="eastAsia" w:ascii="Times New Roman" w:hAnsi="Times New Roman" w:eastAsia="FangSong" w:cs="Times New Roman"/>
+        </w:rPr>
+        <w:t>结合</w:t>
+      </w:r>
+      <w:r>
+        <w:rPr>
+          <w:rFonts w:hint="eastAsia" w:ascii="Times New Roman" w:hAnsi="Times New Roman" w:eastAsia="Times New Roman" w:cs="Times New Roman"/>
+        </w:rPr>
+        <w:t>。</w:t>
+      </w:r>
+    </w:p>
+    <w:p>
+      <w:pPr>
+        <w:spacing w:before="160" w:after="80"/>
+      </w:pPr>
+      <w:r>
+        <w:pict>
+          <v:rect style="width:0;height:1.5pt" o:hralign="center" o:hrstd="t" o:hr="t"/>
+        </w:pict>
+      </w:r>
+    </w:p>
+    <w:bookmarkEnd w:id="24"/>
+    <w:bookmarkStart w:id="25" w:name="第11题"/>
+    <w:p>
+      <w:pPr>
+        <w:pStyle w:val="Heading3"/>
+        <w:spacing w:before="280" w:after="120"/>
+      </w:pPr>
+      <w:r>
+        <w:rPr>
+          <w:rFonts w:hint="eastAsia" w:ascii="Times New Roman" w:hAnsi="Times New Roman" w:eastAsia="SimHei" w:cs="Times New Roman"/>
+        </w:rPr>
+        <w:t>第</w:t>
+      </w:r>
+      <w:r>
+        <w:rPr>
+          <w:rFonts w:hint="eastAsia" w:ascii="Times New Roman" w:hAnsi="Times New Roman" w:eastAsia="Times New Roman" w:cs="Times New Roman"/>
+        </w:rPr>
+        <w:t>11</w:t>
+      </w:r>
+      <w:r>
+        <w:rPr>
+          <w:rFonts w:hint="eastAsia" w:ascii="Times New Roman" w:hAnsi="Times New Roman" w:eastAsia="SimHei" w:cs="Times New Roman"/>
+        </w:rPr>
+        <w:t>题</w:t>
+      </w:r>
+    </w:p>
+    <w:p>
+      <w:pPr>
+        <w:pStyle w:val="FirstParagraph"/>
+      </w:pPr>
+      <w:r>
+        <w:rPr>
+          <w:rFonts w:hint="eastAsia" w:ascii="Times New Roman" w:hAnsi="Times New Roman" w:eastAsia="FangSong" w:cs="Times New Roman"/>
+        </w:rPr>
+        <w:t xml:space="preserve">试用离子极化讨论</w:t>
+      </w:r>
+      <w:r>
+        <w:rPr>
+          <w:rFonts w:ascii="Times New Roman" w:hAnsi="Times New Roman" w:eastAsia="Times New Roman" w:cs="Times New Roman"/>
+        </w:rPr>
+        <w:t xml:space="preserve"> </w:t>
+      </w:r>
+      <m:oMath>
+        <m:r>
+          <m:t>C</m:t>
+        </m:r>
+        <m:sSup>
+          <m:e>
+            <m:r>
+              <m:t>u</m:t>
+            </m:r>
+          </m:e>
+          <m:sup>
+            <m:r>
+              <m:rPr>
+                <m:sty m:val="p"/>
+              </m:rPr>
+              <m:t>+</m:t>
+            </m:r>
+          </m:sup>
+        </m:sSup>
+      </m:oMath>
+      <w:r>
+        <w:rPr>
+          <w:rFonts w:ascii="Times New Roman" w:hAnsi="Times New Roman" w:eastAsia="Times New Roman" w:cs="Times New Roman"/>
+        </w:rPr>
+        <w:t xml:space="preserve"> </w:t>
+      </w:r>
+      <w:r>
+        <w:rPr>
+          <w:rFonts w:hint="eastAsia" w:ascii="Times New Roman" w:hAnsi="Times New Roman" w:eastAsia="FangSong" w:cs="Times New Roman"/>
+        </w:rPr>
+        <w:t xml:space="preserve">与</w:t>
+      </w:r>
+      <w:r>
+        <w:rPr>
+          <w:rFonts w:ascii="Times New Roman" w:hAnsi="Times New Roman" w:eastAsia="Times New Roman" w:cs="Times New Roman"/>
+        </w:rPr>
+        <w:t xml:space="preserve"> </w:t>
+      </w:r>
+      <m:oMath>
+        <m:r>
+          <m:t>N</m:t>
+        </m:r>
+        <m:sSup>
+          <m:e>
+            <m:r>
+              <m:t>a</m:t>
+            </m:r>
+          </m:e>
+          <m:sup>
+            <m:r>
+              <m:rPr>
+                <m:sty m:val="p"/>
+              </m:rPr>
+              <m:t>+</m:t>
+            </m:r>
+          </m:sup>
+        </m:sSup>
+      </m:oMath>
+      <w:r>
+        <w:rPr>
+          <w:rFonts w:ascii="Times New Roman" w:hAnsi="Times New Roman" w:eastAsia="Times New Roman" w:cs="Times New Roman"/>
+        </w:rPr>
+        <w:t xml:space="preserve"> </w:t>
+      </w:r>
+      <w:r>
+        <w:rPr>
+          <w:rFonts w:hint="eastAsia" w:ascii="Times New Roman" w:hAnsi="Times New Roman" w:eastAsia="FangSong" w:cs="Times New Roman"/>
+        </w:rPr>
+        <w:t>虽然半径相近</w:t>
+      </w:r>
+      <w:r>
+        <w:rPr>
+          <w:rFonts w:hint="eastAsia" w:ascii="Times New Roman" w:hAnsi="Times New Roman" w:eastAsia="Times New Roman" w:cs="Times New Roman"/>
+        </w:rPr>
+        <w:t>,</w:t>
+      </w:r>
+      <w:r>
+        <w:rPr>
+          <w:rFonts w:hint="eastAsia" w:ascii="Times New Roman" w:hAnsi="Times New Roman" w:eastAsia="FangSong" w:cs="Times New Roman"/>
+        </w:rPr>
+        <w:t>但</w:t>
+      </w:r>
+      <w:r>
+        <w:rPr>
+          <w:rFonts w:ascii="Times New Roman" w:hAnsi="Times New Roman" w:eastAsia="Times New Roman" w:cs="Times New Roman"/>
+        </w:rPr>
+        <w:t xml:space="preserve"> CuCl </w:t>
+      </w:r>
+      <w:r>
+        <w:rPr>
+          <w:rFonts w:hint="eastAsia" w:ascii="Times New Roman" w:hAnsi="Times New Roman" w:eastAsia="FangSong" w:cs="Times New Roman"/>
+        </w:rPr>
+        <w:t xml:space="preserve">在水中溶解度比</w:t>
+      </w:r>
+      <w:r>
+        <w:rPr>
+          <w:rFonts w:ascii="Times New Roman" w:hAnsi="Times New Roman" w:eastAsia="Times New Roman" w:cs="Times New Roman"/>
+        </w:rPr>
+        <w:t xml:space="preserve"> NaCl </w:t>
+      </w:r>
+      <w:r>
+        <w:rPr>
+          <w:rFonts w:hint="eastAsia" w:ascii="Times New Roman" w:hAnsi="Times New Roman" w:eastAsia="FangSong" w:cs="Times New Roman"/>
+        </w:rPr>
+        <w:t>小得多的原因</w:t>
+      </w:r>
+      <w:r>
+        <w:rPr>
+          <w:rFonts w:hint="eastAsia" w:ascii="Times New Roman" w:hAnsi="Times New Roman" w:eastAsia="Times New Roman" w:cs="Times New Roman"/>
+        </w:rPr>
+        <w:t>。</w:t>
+      </w:r>
+    </w:p>
+    <w:p>
+      <w:pPr>
+        <w:spacing w:before="160" w:after="80"/>
+      </w:pPr>
+      <w:r>
+        <w:pict>
+          <v:rect style="width:0;height:1.5pt" o:hralign="center" o:hrstd="t" o:hr="t"/>
+        </w:pict>
+      </w:r>
+    </w:p>
+    <w:bookmarkEnd w:id="25"/>
+    <w:bookmarkStart w:id="26" w:name="第12题"/>
+    <w:p>
+      <w:pPr>
+        <w:pStyle w:val="Heading3"/>
+        <w:spacing w:before="280" w:after="120"/>
+      </w:pPr>
+      <w:r>
+        <w:rPr>
+          <w:rFonts w:hint="eastAsia" w:ascii="Times New Roman" w:hAnsi="Times New Roman" w:eastAsia="SimHei" w:cs="Times New Roman"/>
+        </w:rPr>
+        <w:t>第</w:t>
+      </w:r>
+      <w:r>
+        <w:rPr>
+          <w:rFonts w:hint="eastAsia" w:ascii="Times New Roman" w:hAnsi="Times New Roman" w:eastAsia="Times New Roman" w:cs="Times New Roman"/>
+        </w:rPr>
+        <w:t>12</w:t>
+      </w:r>
+      <w:r>
+        <w:rPr>
+          <w:rFonts w:hint="eastAsia" w:ascii="Times New Roman" w:hAnsi="Times New Roman" w:eastAsia="SimHei" w:cs="Times New Roman"/>
+        </w:rPr>
+        <w:t>题</w:t>
+      </w:r>
+    </w:p>
+    <w:p>
+      <w:pPr>
+        <w:pStyle w:val="BlockText"/>
+      </w:pPr>
+      <w:r>
+        <w:rPr>
+          <w:rFonts w:hint="eastAsia" w:ascii="Times New Roman" w:hAnsi="Times New Roman" w:eastAsia="FangSong" w:cs="Times New Roman"/>
+          <w:b/>
+          <w:bCs/>
+        </w:rPr>
+        <w:t xml:space="preserve">分值</w:t>
+      </w:r>
+      <w:r>
+        <w:rPr>
+          <w:rFonts w:hint="eastAsia" w:ascii="Times New Roman" w:hAnsi="Times New Roman" w:eastAsia="Times New Roman" w:cs="Times New Roman"/>
+        </w:rPr>
+        <w:t xml:space="preserve">：10</w:t>
+      </w:r>
+      <w:r>
+        <w:rPr>
+          <w:rFonts w:ascii="Times New Roman" w:hAnsi="Times New Roman" w:eastAsia="Times New Roman" w:cs="Times New Roman"/>
+        </w:rPr>
+        <w:t xml:space="preserve"> </w:t>
+      </w:r>
+      <w:r>
+        <w:rPr>
+          <w:rFonts w:hint="eastAsia" w:ascii="Times New Roman" w:hAnsi="Times New Roman" w:eastAsia="FangSong" w:cs="Times New Roman"/>
+        </w:rPr>
+        <w:t xml:space="preserve">分</w:t>
+      </w:r>
+    </w:p>
+    <w:p>
+      <w:pPr>
+        <w:pStyle w:val="FirstParagraph"/>
+      </w:pPr>
+      <w:r>
+        <w:rPr>
+          <w:rFonts w:hint="eastAsia" w:ascii="Times New Roman" w:hAnsi="Times New Roman" w:eastAsia="FangSong" w:cs="Times New Roman"/>
+        </w:rPr>
+        <w:t>金属钠晶体为体心立方结构</w:t>
+      </w:r>
+      <w:r>
+        <w:rPr>
+          <w:rFonts w:hint="eastAsia" w:ascii="Times New Roman" w:hAnsi="Times New Roman" w:eastAsia="Times New Roman" w:cs="Times New Roman"/>
+        </w:rPr>
+        <w:t>，</w:t>
+      </w:r>
+      <w:r>
+        <w:rPr>
+          <w:rFonts w:hint="eastAsia" w:ascii="Times New Roman" w:hAnsi="Times New Roman" w:eastAsia="FangSong" w:cs="Times New Roman"/>
+        </w:rPr>
+        <w:t>钠原子在晶胞的体对角线上互相接触</w:t>
+      </w:r>
+      <w:r>
+        <w:rPr>
+          <w:rFonts w:hint="eastAsia" w:ascii="Times New Roman" w:hAnsi="Times New Roman" w:eastAsia="Times New Roman" w:cs="Times New Roman"/>
+        </w:rPr>
+        <w:t>，</w:t>
+      </w:r>
+      <w:r>
+        <w:rPr>
+          <w:rFonts w:hint="eastAsia" w:ascii="Times New Roman" w:hAnsi="Times New Roman" w:eastAsia="FangSong" w:cs="Times New Roman"/>
+        </w:rPr>
+        <w:t>晶胞参数</w:t>
       </w:r>
       <w:r>
         <w:rPr>
@@ -6565,60 +6162,182 @@
             </w:rPr>
           </m:ctrlPr>
         </m:oMathPr>
-        <m:sSub>
-          <m:e>
-            <m:r>
-              <m:rPr>
-                <m:sty m:val="p"/>
-              </m:rPr>
-              <m:t>Z</m:t>
-            </m:r>
-            <m:r>
-              <m:rPr>
-                <m:sty m:val="p"/>
-              </m:rPr>
-              <m:t>n</m:t>
-            </m:r>
-          </m:e>
-          <m:sub>
-            <m:r>
-              <m:t>4</m:t>
-            </m:r>
-          </m:sub>
-        </m:sSub>
-        <m:r>
-          <m:rPr>
-            <m:sty m:val="p"/>
-          </m:rPr>
-          <m:t>O</m:t>
-        </m:r>
-        <m:r>
-          <m:rPr>
-            <m:sty m:val="p"/>
-          </m:rPr>
-          <m:t>(</m:t>
-        </m:r>
-        <m:sSub>
-          <m:e>
-            <m:r>
-              <m:rPr>
-                <m:sty m:val="p"/>
-              </m:rPr>
-              <m:t>C</m:t>
-            </m:r>
-            <m:r>
-              <m:rPr>
-                <m:sty m:val="p"/>
-              </m:rPr>
-              <m:t>H</m:t>
-            </m:r>
-          </m:e>
-          <m:sub>
-            <m:r>
-              <m:t>3</m:t>
-            </m:r>
-          </m:sub>
-        </m:sSub>
+        <m:r>
+          <m:t>a</m:t>
+        </m:r>
+        <m:r>
+          <m:rPr>
+            <m:sty m:val="p"/>
+          </m:rPr>
+          <m:t>=</m:t>
+        </m:r>
+        <m:r>
+          <m:t>429</m:t>
+        </m:r>
+        <m:r>
+          <m:t> </m:t>
+        </m:r>
+        <m:r>
+          <m:rPr>
+            <m:sty m:val="p"/>
+          </m:rPr>
+          <m:t>p</m:t>
+        </m:r>
+        <m:r>
+          <m:rPr>
+            <m:sty m:val="p"/>
+          </m:rPr>
+          <m:t>m</m:t>
+        </m:r>
+      </m:oMath>
+      <w:r>
+        <w:rPr>
+          <w:rFonts w:hint="eastAsia" w:ascii="Times New Roman" w:hAnsi="Times New Roman" w:eastAsia="Times New Roman" w:cs="Times New Roman"/>
+        </w:rPr>
+        <w:t>（</w:t>
+      </w:r>
+      <w:r>
+        <w:rPr>
+          <w:rFonts w:hint="eastAsia" w:ascii="Times New Roman" w:hAnsi="Times New Roman" w:eastAsia="FangSong" w:cs="Times New Roman"/>
+        </w:rPr>
+        <w:t>即每个体心立方晶胞的边长为</w:t>
+      </w:r>
+      <w:r>
+        <w:rPr>
+          <w:rFonts w:ascii="Times New Roman" w:hAnsi="Times New Roman" w:eastAsia="Times New Roman" w:cs="Times New Roman"/>
+        </w:rPr>
+        <w:t xml:space="preserve"> 429 </w:t>
+      </w:r>
+      <w:r>
+        <w:rPr>
+          <w:rFonts w:hint="eastAsia" w:ascii="Times New Roman" w:hAnsi="Times New Roman" w:eastAsia="Times New Roman" w:cs="Times New Roman"/>
+        </w:rPr>
+        <w:t xml:space="preserve">pm）。</w:t>
+      </w:r>
+    </w:p>
+    <w:p>
+      <w:pPr>
+        <w:pStyle w:val="BodyText"/>
+      </w:pPr>
+      <w:r>
+        <w:rPr>
+          <w:rFonts w:ascii="Times New Roman" w:hAnsi="Times New Roman" w:eastAsia="Times New Roman" w:cs="Times New Roman"/>
+          <w:b/>
+          <w:bCs/>
+        </w:rPr>
+        <w:t xml:space="preserve">10-1</w:t>
+      </w:r>
+      <w:r>
+        <w:rPr>
+          <w:rFonts w:ascii="Times New Roman" w:hAnsi="Times New Roman" w:eastAsia="Times New Roman" w:cs="Times New Roman"/>
+        </w:rPr>
+        <w:t xml:space="preserve"> </w:t>
+      </w:r>
+      <w:r>
+        <w:rPr>
+          <w:rFonts w:hint="eastAsia" w:ascii="Times New Roman" w:hAnsi="Times New Roman" w:eastAsia="FangSong" w:cs="Times New Roman"/>
+        </w:rPr>
+        <w:t xml:space="preserve">计算可知钠的原子半径为</w:t>
+      </w:r>
+      <w:r>
+        <w:rPr>
+          <w:rFonts w:ascii="Times New Roman" w:hAnsi="Times New Roman" w:eastAsia="Times New Roman" w:cs="Times New Roman"/>
+        </w:rPr>
+        <w:t xml:space="preserve"> ____ </w:t>
+      </w:r>
+      <w:r>
+        <w:rPr>
+          <w:rFonts w:hint="eastAsia" w:ascii="Times New Roman" w:hAnsi="Times New Roman" w:eastAsia="Times New Roman" w:cs="Times New Roman"/>
+        </w:rPr>
+        <w:t>pm，</w:t>
+      </w:r>
+      <w:r>
+        <w:rPr>
+          <w:rFonts w:hint="eastAsia" w:ascii="Times New Roman" w:hAnsi="Times New Roman" w:eastAsia="FangSong" w:cs="Times New Roman"/>
+        </w:rPr>
+        <w:t>金属钠的理论密度</w:t>
+      </w:r>
+      <w:r>
+        <w:rPr>
+          <w:rFonts w:ascii="Times New Roman" w:hAnsi="Times New Roman" w:eastAsia="Times New Roman" w:cs="Times New Roman"/>
+        </w:rPr>
+        <w:t xml:space="preserve"> ____ g·cm</w:t>
+      </w:r>
+      <w:r>
+        <w:rPr>
+          <w:rFonts w:ascii="Times New Roman" w:hAnsi="Times New Roman" w:eastAsia="Times New Roman" w:cs="Times New Roman"/>
+          <w:vertAlign w:val="superscript"/>
+        </w:rPr>
+        <w:t>-3</w:t>
+      </w:r>
+      <w:r>
+        <w:rPr>
+          <w:rFonts w:ascii="Times New Roman" w:hAnsi="Times New Roman" w:eastAsia="Times New Roman" w:cs="Times New Roman"/>
+        </w:rPr>
+        <w:t>。</w:t>
+      </w:r>
+    </w:p>
+    <w:p>
+      <w:pPr>
+        <w:pStyle w:val="BodyText"/>
+      </w:pPr>
+      <w:r>
+        <w:rPr>
+          <w:rFonts w:ascii="Times New Roman" w:hAnsi="Times New Roman" w:eastAsia="Times New Roman" w:cs="Times New Roman"/>
+          <w:b/>
+          <w:bCs/>
+        </w:rPr>
+        <w:t xml:space="preserve">10-2</w:t>
+      </w:r>
+      <w:r>
+        <w:rPr>
+          <w:rFonts w:ascii="Times New Roman" w:hAnsi="Times New Roman" w:eastAsia="Times New Roman" w:cs="Times New Roman"/>
+        </w:rPr>
+        <w:t xml:space="preserve"> </w:t>
+      </w:r>
+      <w:r>
+        <w:rPr>
+          <w:rFonts w:ascii="Times New Roman" w:hAnsi="Times New Roman" w:eastAsia="Times New Roman" w:cs="Times New Roman"/>
+        </w:rPr>
+        <w:t xml:space="preserve">1982 </w:t>
+      </w:r>
+      <w:r>
+        <w:rPr>
+          <w:rFonts w:hint="eastAsia" w:ascii="Times New Roman" w:hAnsi="Times New Roman" w:eastAsia="FangSong" w:cs="Times New Roman"/>
+        </w:rPr>
+        <w:t>年</w:t>
+      </w:r>
+      <w:r>
+        <w:rPr>
+          <w:rFonts w:hint="eastAsia" w:ascii="Times New Roman" w:hAnsi="Times New Roman" w:eastAsia="Times New Roman" w:cs="Times New Roman"/>
+        </w:rPr>
+        <w:t>，</w:t>
+      </w:r>
+      <w:r>
+        <w:rPr>
+          <w:rFonts w:hint="eastAsia" w:ascii="Times New Roman" w:hAnsi="Times New Roman" w:eastAsia="FangSong" w:cs="Times New Roman"/>
+        </w:rPr>
+        <w:t>我国化学家以</w:t>
+      </w:r>
+      <w:r>
+        <w:rPr>
+          <w:rFonts w:ascii="Times New Roman" w:hAnsi="Times New Roman" w:eastAsia="Times New Roman" w:cs="Times New Roman"/>
+        </w:rPr>
+        <w:t xml:space="preserve"> </w:t>
+      </w:r>
+      <m:oMath>
+        <m:r>
+          <m:rPr>
+            <m:sty m:val="p"/>
+          </m:rPr>
+          <m:t>N</m:t>
+        </m:r>
+        <m:r>
+          <m:rPr>
+            <m:sty m:val="p"/>
+          </m:rPr>
+          <m:t>a</m:t>
+        </m:r>
         <m:r>
           <m:rPr>
             <m:sty m:val="p"/>
@@ -6629,29 +6348,8 @@
           <m:rPr>
             <m:sty m:val="p"/>
           </m:rPr>
-          <m:t>O</m:t>
-        </m:r>
-        <m:r>
-          <m:rPr>
-            <m:sty m:val="p"/>
-          </m:rPr>
-          <m:t>O</m:t>
-        </m:r>
-        <m:sSub>
-          <m:e>
-            <m:r>
-              <m:rPr>
-                <m:sty m:val="p"/>
-              </m:rPr>
-              <m:t>)</m:t>
-            </m:r>
-          </m:e>
-          <m:sub>
-            <m:r>
-              <m:t>6</m:t>
-            </m:r>
-          </m:sub>
-        </m:sSub>
+          <m:t>l</m:t>
+        </m:r>
       </m:oMath>
       <w:r>
         <w:rPr>
@@ -6663,43 +6361,57 @@
         <w:rPr>
           <w:rFonts w:hint="eastAsia" w:ascii="Times New Roman" w:hAnsi="Times New Roman" w:eastAsia="FangSong" w:cs="Times New Roman"/>
         </w:rPr>
-        <w:t>配合物</w:t>
-      </w:r>
-      <w:r>
-        <w:rPr>
-          <w:rFonts w:hint="eastAsia" w:ascii="Times New Roman" w:hAnsi="Times New Roman" w:eastAsia="Times New Roman" w:cs="Times New Roman"/>
-        </w:rPr>
-        <w:t>,</w:t>
-      </w:r>
-      <w:r>
-        <w:rPr>
-          <w:rFonts w:ascii="Times New Roman" w:hAnsi="Times New Roman" w:eastAsia="Times New Roman" w:cs="Times New Roman"/>
-        </w:rPr>
-        <w:t xml:space="preserve"> </w:t>
-      </w:r>
-      <w:r>
-        <w:rPr>
-          <w:rFonts w:hint="eastAsia" w:ascii="Times New Roman" w:hAnsi="Times New Roman" w:eastAsia="FangSong" w:cs="Times New Roman"/>
-        </w:rPr>
-        <w:t>试画出结构图</w:t>
-      </w:r>
-      <w:r>
-        <w:rPr>
-          <w:rFonts w:hint="eastAsia" w:ascii="Times New Roman" w:hAnsi="Times New Roman" w:eastAsia="Times New Roman" w:cs="Times New Roman"/>
-        </w:rPr>
-        <w:t>,</w:t>
-      </w:r>
-      <w:r>
-        <w:rPr>
-          <w:rFonts w:ascii="Times New Roman" w:hAnsi="Times New Roman" w:eastAsia="Times New Roman" w:cs="Times New Roman"/>
-        </w:rPr>
-        <w:t xml:space="preserve"> </w:t>
-      </w:r>
-      <w:r>
-        <w:rPr>
-          <w:rFonts w:hint="eastAsia" w:ascii="Times New Roman" w:hAnsi="Times New Roman" w:eastAsia="FangSong" w:cs="Times New Roman"/>
-        </w:rPr>
-        <w:t>分别说明中心原子的杂化态</w:t>
+        <w:t>为固体分散剂</w:t>
+      </w:r>
+      <w:r>
+        <w:rPr>
+          <w:rFonts w:hint="eastAsia" w:ascii="Times New Roman" w:hAnsi="Times New Roman" w:eastAsia="Times New Roman" w:cs="Times New Roman"/>
+        </w:rPr>
+        <w:t>，</w:t>
+      </w:r>
+      <w:r>
+        <w:rPr>
+          <w:rFonts w:hint="eastAsia" w:ascii="Times New Roman" w:hAnsi="Times New Roman" w:eastAsia="FangSong" w:cs="Times New Roman"/>
+        </w:rPr>
+        <w:t>对熔融金属钠直接氢化合成了晶体</w:t>
+      </w:r>
+      <w:r>
+        <w:rPr>
+          <w:rFonts w:ascii="Times New Roman" w:hAnsi="Times New Roman" w:eastAsia="Times New Roman" w:cs="Times New Roman"/>
+        </w:rPr>
+        <w:t xml:space="preserve"> </w:t>
+      </w:r>
+      <m:oMath>
+        <m:r>
+          <m:rPr>
+            <m:sty m:val="p"/>
+          </m:rPr>
+          <m:t>N</m:t>
+        </m:r>
+        <m:r>
+          <m:rPr>
+            <m:sty m:val="p"/>
+          </m:rPr>
+          <m:t>a</m:t>
+        </m:r>
+        <m:r>
+          <m:rPr>
+            <m:sty m:val="p"/>
+          </m:rPr>
+          <m:t>H</m:t>
+        </m:r>
+      </m:oMath>
+      <w:r>
+        <w:rPr>
+          <w:rFonts w:hint="eastAsia" w:ascii="Times New Roman" w:hAnsi="Times New Roman" w:eastAsia="Times New Roman" w:cs="Times New Roman"/>
+        </w:rPr>
+        <w:t>，</w:t>
+      </w:r>
+      <w:r>
+        <w:rPr>
+          <w:rFonts w:hint="eastAsia" w:ascii="Times New Roman" w:hAnsi="Times New Roman" w:eastAsia="FangSong" w:cs="Times New Roman"/>
+        </w:rPr>
+        <w:t>大大地降低了生产成本</w:t>
       </w:r>
       <w:r>
         <w:rPr>
@@ -6707,20 +6419,93 @@
         </w:rPr>
         <w:t>。</w:t>
       </w:r>
-    </w:p>
-    <w:p>
-      <w:pPr>
-        <w:pStyle w:val="Compact"/>
-        <w:numPr>
-          <w:ilvl w:val="0"/>
-          <w:numId w:val="1004"/>
-        </w:numPr>
-      </w:pPr>
-      <w:r>
-        <w:rPr>
-          <w:rFonts w:hint="eastAsia" w:ascii="Times New Roman" w:hAnsi="Times New Roman" w:eastAsia="FangSong" w:cs="Times New Roman"/>
-        </w:rPr>
-        <w:t xml:space="preserve">试知为什么</w:t>
+      <m:oMath>
+        <m:r>
+          <m:rPr>
+            <m:sty m:val="p"/>
+          </m:rPr>
+          <m:t>N</m:t>
+        </m:r>
+        <m:r>
+          <m:rPr>
+            <m:sty m:val="p"/>
+          </m:rPr>
+          <m:t>a</m:t>
+        </m:r>
+        <m:r>
+          <m:rPr>
+            <m:sty m:val="p"/>
+          </m:rPr>
+          <m:t>H</m:t>
+        </m:r>
+      </m:oMath>
+      <w:r>
+        <w:rPr>
+          <w:rFonts w:ascii="Times New Roman" w:hAnsi="Times New Roman" w:eastAsia="Times New Roman" w:cs="Times New Roman"/>
+        </w:rPr>
+        <w:t xml:space="preserve"> </w:t>
+      </w:r>
+      <w:r>
+        <w:rPr>
+          <w:rFonts w:hint="eastAsia" w:ascii="Times New Roman" w:hAnsi="Times New Roman" w:eastAsia="FangSong" w:cs="Times New Roman"/>
+        </w:rPr>
+        <w:t xml:space="preserve">具有</w:t>
+      </w:r>
+      <w:r>
+        <w:rPr>
+          <w:rFonts w:ascii="Times New Roman" w:hAnsi="Times New Roman" w:eastAsia="Times New Roman" w:cs="Times New Roman"/>
+        </w:rPr>
+        <w:t xml:space="preserve"> </w:t>
+      </w:r>
+      <m:oMath>
+        <m:r>
+          <m:rPr>
+            <m:sty m:val="p"/>
+          </m:rPr>
+          <m:t>N</m:t>
+        </m:r>
+        <m:r>
+          <m:rPr>
+            <m:sty m:val="p"/>
+          </m:rPr>
+          <m:t>a</m:t>
+        </m:r>
+        <m:r>
+          <m:rPr>
+            <m:sty m:val="p"/>
+          </m:rPr>
+          <m:t>C</m:t>
+        </m:r>
+        <m:r>
+          <m:rPr>
+            <m:sty m:val="p"/>
+          </m:rPr>
+          <m:t>l</m:t>
+        </m:r>
+      </m:oMath>
+      <w:r>
+        <w:rPr>
+          <w:rFonts w:ascii="Times New Roman" w:hAnsi="Times New Roman" w:eastAsia="Times New Roman" w:cs="Times New Roman"/>
+        </w:rPr>
+        <w:t xml:space="preserve"> </w:t>
+      </w:r>
+      <w:r>
+        <w:rPr>
+          <w:rFonts w:hint="eastAsia" w:ascii="Times New Roman" w:hAnsi="Times New Roman" w:eastAsia="FangSong" w:cs="Times New Roman"/>
+        </w:rPr>
+        <w:t>型结构</w:t>
+      </w:r>
+      <w:r>
+        <w:rPr>
+          <w:rFonts w:hint="eastAsia" w:ascii="Times New Roman" w:hAnsi="Times New Roman" w:eastAsia="Times New Roman" w:cs="Times New Roman"/>
+        </w:rPr>
+        <w:t>，</w:t>
+      </w:r>
+      <w:r>
+        <w:rPr>
+          <w:rFonts w:hint="eastAsia" w:ascii="Times New Roman" w:hAnsi="Times New Roman" w:eastAsia="FangSong" w:cs="Times New Roman"/>
+        </w:rPr>
+        <w:t>晶胞参数</w:t>
       </w:r>
       <w:r>
         <w:rPr>
@@ -6737,47 +6522,117 @@
             </w:rPr>
           </m:ctrlPr>
         </m:oMathPr>
-        <m:sSub>
+        <m:r>
+          <m:t>a</m:t>
+        </m:r>
+        <m:r>
+          <m:rPr>
+            <m:sty m:val="p"/>
+          </m:rPr>
+          <m:t>=</m:t>
+        </m:r>
+        <m:r>
+          <m:t>488</m:t>
+        </m:r>
+        <m:r>
+          <m:t> </m:t>
+        </m:r>
+        <m:r>
+          <m:rPr>
+            <m:sty m:val="p"/>
+          </m:rPr>
+          <m:t>p</m:t>
+        </m:r>
+        <m:r>
+          <m:rPr>
+            <m:sty m:val="p"/>
+          </m:rPr>
+          <m:t>m</m:t>
+        </m:r>
+      </m:oMath>
+      <w:r>
+        <w:rPr>
+          <w:rFonts w:hint="eastAsia" w:ascii="Times New Roman" w:hAnsi="Times New Roman" w:eastAsia="Times New Roman" w:cs="Times New Roman"/>
+        </w:rPr>
+        <w:t>，</w:t>
+      </w:r>
+      <w:r>
+        <w:rPr>
+          <w:rFonts w:hint="eastAsia" w:ascii="Times New Roman" w:hAnsi="Times New Roman" w:eastAsia="FangSong" w:cs="Times New Roman"/>
+        </w:rPr>
+        <w:t>已知</w:t>
+      </w:r>
+      <w:r>
+        <w:rPr>
+          <w:rFonts w:ascii="Times New Roman" w:hAnsi="Times New Roman" w:eastAsia="Times New Roman" w:cs="Times New Roman"/>
+        </w:rPr>
+        <w:t xml:space="preserve"> </w:t>
+      </w:r>
+      <m:oMath>
+        <m:r>
+          <m:rPr>
+            <m:sty m:val="p"/>
+          </m:rPr>
+          <m:t>N</m:t>
+        </m:r>
+        <m:sSup>
           <m:e>
             <m:r>
               <m:rPr>
                 <m:sty m:val="p"/>
               </m:rPr>
-              <m:t>B</m:t>
-            </m:r>
+              <m:t>a</m:t>
+            </m:r>
+          </m:e>
+          <m:sup>
             <m:r>
               <m:rPr>
                 <m:sty m:val="p"/>
               </m:rPr>
-              <m:t>e</m:t>
-            </m:r>
-          </m:e>
-          <m:sub>
-            <m:r>
-              <m:t>4</m:t>
-            </m:r>
-          </m:sub>
-        </m:sSub>
-        <m:r>
-          <m:rPr>
-            <m:sty m:val="p"/>
-          </m:rPr>
-          <m:t>O</m:t>
-        </m:r>
-        <m:r>
-          <m:rPr>
-            <m:sty m:val="p"/>
-          </m:rPr>
-          <m:t>(</m:t>
-        </m:r>
-        <m:sSub>
+              <m:t>+</m:t>
+            </m:r>
+          </m:sup>
+        </m:sSup>
+      </m:oMath>
+      <w:r>
+        <w:rPr>
+          <w:rFonts w:ascii="Times New Roman" w:hAnsi="Times New Roman" w:eastAsia="Times New Roman" w:cs="Times New Roman"/>
+        </w:rPr>
+        <w:t xml:space="preserve"> </w:t>
+      </w:r>
+      <w:r>
+        <w:rPr>
+          <w:rFonts w:hint="eastAsia" w:ascii="Times New Roman" w:hAnsi="Times New Roman" w:eastAsia="FangSong" w:cs="Times New Roman"/>
+        </w:rPr>
+        <w:t xml:space="preserve">的离子半径为</w:t>
+      </w:r>
+      <w:r>
+        <w:rPr>
+          <w:rFonts w:ascii="Times New Roman" w:hAnsi="Times New Roman" w:eastAsia="Times New Roman" w:cs="Times New Roman"/>
+        </w:rPr>
+        <w:t xml:space="preserve"> 102 </w:t>
+      </w:r>
+      <w:r>
+        <w:rPr>
+          <w:rFonts w:hint="eastAsia" w:ascii="Times New Roman" w:hAnsi="Times New Roman" w:eastAsia="Times New Roman" w:cs="Times New Roman"/>
+        </w:rPr>
+        <w:t>pm，</w:t>
+      </w:r>
+      <w:r>
+        <w:rPr>
+          <w:rFonts w:hint="eastAsia" w:ascii="Times New Roman" w:hAnsi="Times New Roman" w:eastAsia="FangSong" w:cs="Times New Roman"/>
+        </w:rPr>
+        <w:t>则</w:t>
+      </w:r>
+      <w:r>
+        <w:rPr>
+          <w:rFonts w:ascii="Times New Roman" w:hAnsi="Times New Roman" w:eastAsia="Times New Roman" w:cs="Times New Roman"/>
+        </w:rPr>
+        <w:t xml:space="preserve"> </w:t>
+      </w:r>
+      <m:oMath>
+        <m:sSup>
           <m:e>
-            <m:r>
-              <m:rPr>
-                <m:sty m:val="p"/>
-              </m:rPr>
-              <m:t>C</m:t>
-            </m:r>
             <m:r>
               <m:rPr>
                 <m:sty m:val="p"/>
@@ -6785,45 +6640,15 @@
               <m:t>H</m:t>
             </m:r>
           </m:e>
-          <m:sub>
-            <m:r>
-              <m:t>3</m:t>
-            </m:r>
-          </m:sub>
-        </m:sSub>
-        <m:r>
-          <m:rPr>
-            <m:sty m:val="p"/>
-          </m:rPr>
-          <m:t>C</m:t>
-        </m:r>
-        <m:r>
-          <m:rPr>
-            <m:sty m:val="p"/>
-          </m:rPr>
-          <m:t>O</m:t>
-        </m:r>
-        <m:r>
-          <m:rPr>
-            <m:sty m:val="p"/>
-          </m:rPr>
-          <m:t>O</m:t>
-        </m:r>
-        <m:sSub>
-          <m:e>
+          <m:sup>
             <m:r>
               <m:rPr>
                 <m:sty m:val="p"/>
               </m:rPr>
-              <m:t>)</m:t>
-            </m:r>
-          </m:e>
-          <m:sub>
-            <m:r>
-              <m:t>6</m:t>
-            </m:r>
-          </m:sub>
-        </m:sSub>
+              <m:t>−</m:t>
+            </m:r>
+          </m:sup>
+        </m:sSup>
       </m:oMath>
       <w:r>
         <w:rPr>
@@ -6835,7 +6660,44 @@
         <w:rPr>
           <w:rFonts w:hint="eastAsia" w:ascii="Times New Roman" w:hAnsi="Times New Roman" w:eastAsia="FangSong" w:cs="Times New Roman"/>
         </w:rPr>
-        <w:t xml:space="preserve">不易水解而</w:t>
+        <w:t xml:space="preserve">的离子半径为</w:t>
+      </w:r>
+      <w:r>
+        <w:rPr>
+          <w:rFonts w:ascii="Times New Roman" w:hAnsi="Times New Roman" w:eastAsia="Times New Roman" w:cs="Times New Roman"/>
+        </w:rPr>
+        <w:t xml:space="preserve"> ____ pm。</w:t>
+      </w:r>
+    </w:p>
+    <w:p>
+      <w:pPr>
+        <w:pStyle w:val="BodyText"/>
+      </w:pPr>
+      <w:r>
+        <w:rPr>
+          <w:rFonts w:ascii="Times New Roman" w:hAnsi="Times New Roman" w:eastAsia="Times New Roman" w:cs="Times New Roman"/>
+          <w:b/>
+          <w:bCs/>
+        </w:rPr>
+        <w:t xml:space="preserve">10-3</w:t>
+      </w:r>
+      <w:r>
+        <w:rPr>
+          <w:rFonts w:ascii="Times New Roman" w:hAnsi="Times New Roman" w:eastAsia="Times New Roman" w:cs="Times New Roman"/>
+        </w:rPr>
+        <w:t xml:space="preserve"> </w:t>
+      </w:r>
+      <w:r>
+        <w:rPr>
+          <w:rFonts w:ascii="Times New Roman" w:hAnsi="Times New Roman" w:eastAsia="Times New Roman" w:cs="Times New Roman"/>
+        </w:rPr>
+        <w:t xml:space="preserve">NaH </w:t>
+      </w:r>
+      <w:r>
+        <w:rPr>
+          <w:rFonts w:hint="eastAsia" w:ascii="Times New Roman" w:hAnsi="Times New Roman" w:eastAsia="FangSong" w:cs="Times New Roman"/>
+        </w:rPr>
+        <w:t xml:space="preserve">是合成氢化铝钠</w:t>
       </w:r>
       <w:r>
         <w:rPr>
@@ -6852,47 +6714,32 @@
             </w:rPr>
           </m:ctrlPr>
         </m:oMathPr>
+        <m:r>
+          <m:rPr>
+            <m:sty m:val="p"/>
+          </m:rPr>
+          <m:t>N</m:t>
+        </m:r>
+        <m:r>
+          <m:rPr>
+            <m:sty m:val="p"/>
+          </m:rPr>
+          <m:t>a</m:t>
+        </m:r>
+        <m:r>
+          <m:rPr>
+            <m:sty m:val="p"/>
+          </m:rPr>
+          <m:t>A</m:t>
+        </m:r>
+        <m:r>
+          <m:rPr>
+            <m:sty m:val="p"/>
+          </m:rPr>
+          <m:t>l</m:t>
+        </m:r>
         <m:sSub>
           <m:e>
-            <m:r>
-              <m:rPr>
-                <m:sty m:val="p"/>
-              </m:rPr>
-              <m:t>Z</m:t>
-            </m:r>
-            <m:r>
-              <m:rPr>
-                <m:sty m:val="p"/>
-              </m:rPr>
-              <m:t>n</m:t>
-            </m:r>
-          </m:e>
-          <m:sub>
-            <m:r>
-              <m:t>4</m:t>
-            </m:r>
-          </m:sub>
-        </m:sSub>
-        <m:r>
-          <m:rPr>
-            <m:sty m:val="p"/>
-          </m:rPr>
-          <m:t>O</m:t>
-        </m:r>
-        <m:r>
-          <m:rPr>
-            <m:sty m:val="p"/>
-          </m:rPr>
-          <m:t>(</m:t>
-        </m:r>
-        <m:sSub>
-          <m:e>
-            <m:r>
-              <m:rPr>
-                <m:sty m:val="p"/>
-              </m:rPr>
-              <m:t>C</m:t>
-            </m:r>
             <m:r>
               <m:rPr>
                 <m:sty m:val="p"/>
@@ -6902,40 +6749,10 @@
           </m:e>
           <m:sub>
             <m:r>
-              <m:t>3</m:t>
-            </m:r>
-          </m:sub>
-        </m:sSub>
-        <m:r>
-          <m:rPr>
-            <m:sty m:val="p"/>
-          </m:rPr>
-          <m:t>C</m:t>
-        </m:r>
-        <m:r>
-          <m:rPr>
-            <m:sty m:val="p"/>
-          </m:rPr>
-          <m:t>O</m:t>
-        </m:r>
-        <m:r>
-          <m:rPr>
-            <m:sty m:val="p"/>
-          </m:rPr>
-          <m:t>O</m:t>
-        </m:r>
-        <m:sSub>
-          <m:e>
-            <m:r>
               <m:rPr>
                 <m:sty m:val="p"/>
               </m:rPr>
-              <m:t>)</m:t>
-            </m:r>
-          </m:e>
-          <m:sub>
-            <m:r>
-              <m:t>6</m:t>
+              <m:t>4</m:t>
             </m:r>
           </m:sub>
         </m:sSub>
@@ -6950,13 +6767,265 @@
         <w:rPr>
           <w:rFonts w:hint="eastAsia" w:ascii="Times New Roman" w:hAnsi="Times New Roman" w:eastAsia="FangSong" w:cs="Times New Roman"/>
         </w:rPr>
-        <w:t>却极易于水解</w:t>
+        <w:t>的关键材料</w:t>
       </w:r>
       <w:r>
         <w:rPr>
           <w:rFonts w:hint="eastAsia" w:ascii="Times New Roman" w:hAnsi="Times New Roman" w:eastAsia="Times New Roman" w:cs="Times New Roman"/>
         </w:rPr>
         <w:t>。</w:t>
+      </w:r>
+      <m:oMath>
+        <m:oMathPr>
+          <m:ctrlPr>
+            <w:rPr>
+              <w:sz w:val="28"/>
+              <w:szCs w:val="28"/>
+            </w:rPr>
+          </m:ctrlPr>
+        </m:oMathPr>
+        <m:r>
+          <m:rPr>
+            <m:sty m:val="p"/>
+          </m:rPr>
+          <m:t>N</m:t>
+        </m:r>
+        <m:r>
+          <m:rPr>
+            <m:sty m:val="p"/>
+          </m:rPr>
+          <m:t>a</m:t>
+        </m:r>
+        <m:r>
+          <m:rPr>
+            <m:sty m:val="p"/>
+          </m:rPr>
+          <m:t>A</m:t>
+        </m:r>
+        <m:r>
+          <m:rPr>
+            <m:sty m:val="p"/>
+          </m:rPr>
+          <m:t>l</m:t>
+        </m:r>
+        <m:sSub>
+          <m:e>
+            <m:r>
+              <m:rPr>
+                <m:sty m:val="p"/>
+              </m:rPr>
+              <m:t>H</m:t>
+            </m:r>
+          </m:e>
+          <m:sub>
+            <m:r>
+              <m:rPr>
+                <m:sty m:val="p"/>
+              </m:rPr>
+              <m:t>4</m:t>
+            </m:r>
+          </m:sub>
+        </m:sSub>
+      </m:oMath>
+      <w:r>
+        <w:rPr>
+          <w:rFonts w:ascii="Times New Roman" w:hAnsi="Times New Roman" w:eastAsia="Times New Roman" w:cs="Times New Roman"/>
+        </w:rPr>
+        <w:t xml:space="preserve"> </w:t>
+      </w:r>
+      <w:r>
+        <w:rPr>
+          <w:rFonts w:hint="eastAsia" w:ascii="Times New Roman" w:hAnsi="Times New Roman" w:eastAsia="FangSong" w:cs="Times New Roman"/>
+        </w:rPr>
+        <w:t>是很有前途的储氢材料</w:t>
+      </w:r>
+      <w:r>
+        <w:rPr>
+          <w:rFonts w:hint="eastAsia" w:ascii="Times New Roman" w:hAnsi="Times New Roman" w:eastAsia="Times New Roman" w:cs="Times New Roman"/>
+        </w:rPr>
+        <w:t>，</w:t>
+      </w:r>
+      <w:r>
+        <w:rPr>
+          <w:rFonts w:hint="eastAsia" w:ascii="Times New Roman" w:hAnsi="Times New Roman" w:eastAsia="FangSong" w:cs="Times New Roman"/>
+        </w:rPr>
+        <w:t>密度为</w:t>
+      </w:r>
+      <w:r>
+        <w:rPr>
+          <w:rFonts w:ascii="Times New Roman" w:hAnsi="Times New Roman" w:eastAsia="Times New Roman" w:cs="Times New Roman"/>
+        </w:rPr>
+        <w:t xml:space="preserve"> </w:t>
+      </w:r>
+      <m:oMath>
+        <m:oMathPr>
+          <m:ctrlPr>
+            <w:rPr>
+              <w:sz w:val="28"/>
+              <w:szCs w:val="28"/>
+            </w:rPr>
+          </m:ctrlPr>
+        </m:oMathPr>
+        <m:r>
+          <m:t>1.2</m:t>
+        </m:r>
+        <m:r>
+          <m:t> </m:t>
+        </m:r>
+        <m:r>
+          <m:rPr>
+            <m:sty m:val="p"/>
+          </m:rPr>
+          <m:t>g</m:t>
+        </m:r>
+        <m:r>
+          <m:rPr>
+            <m:sty m:val="p"/>
+          </m:rPr>
+          <m:t>⋅</m:t>
+        </m:r>
+        <m:r>
+          <m:rPr>
+            <m:sty m:val="p"/>
+          </m:rPr>
+          <m:t>c</m:t>
+        </m:r>
+        <m:sSup>
+          <m:e>
+            <m:r>
+              <m:rPr>
+                <m:sty m:val="p"/>
+              </m:rPr>
+              <m:t>m</m:t>
+            </m:r>
+          </m:e>
+          <m:sup>
+            <m:r>
+              <m:rPr>
+                <m:sty m:val="p"/>
+              </m:rPr>
+              <m:t>−</m:t>
+            </m:r>
+            <m:r>
+              <m:rPr>
+                <m:sty m:val="p"/>
+              </m:rPr>
+              <m:t>3</m:t>
+            </m:r>
+          </m:sup>
+        </m:sSup>
+      </m:oMath>
+      <w:r>
+        <w:rPr>
+          <w:rFonts w:hint="eastAsia" w:ascii="Times New Roman" w:hAnsi="Times New Roman" w:eastAsia="Times New Roman" w:cs="Times New Roman"/>
+        </w:rPr>
+        <w:t>，</w:t>
+      </w:r>
+      <w:r>
+        <w:rPr>
+          <w:rFonts w:hint="eastAsia" w:ascii="Times New Roman" w:hAnsi="Times New Roman" w:eastAsia="FangSong" w:cs="Times New Roman"/>
+        </w:rPr>
+        <w:t>请估算</w:t>
+      </w:r>
+      <w:r>
+        <w:rPr>
+          <w:rFonts w:ascii="Times New Roman" w:hAnsi="Times New Roman" w:eastAsia="Times New Roman" w:cs="Times New Roman"/>
+        </w:rPr>
+        <w:t xml:space="preserve"> </w:t>
+      </w:r>
+      <m:oMath>
+        <m:oMathPr>
+          <m:ctrlPr>
+            <w:rPr>
+              <w:sz w:val="28"/>
+              <w:szCs w:val="28"/>
+            </w:rPr>
+          </m:ctrlPr>
+        </m:oMathPr>
+        <m:r>
+          <m:rPr>
+            <m:sty m:val="p"/>
+          </m:rPr>
+          <m:t>N</m:t>
+        </m:r>
+        <m:r>
+          <m:rPr>
+            <m:sty m:val="p"/>
+          </m:rPr>
+          <m:t>a</m:t>
+        </m:r>
+        <m:r>
+          <m:rPr>
+            <m:sty m:val="p"/>
+          </m:rPr>
+          <m:t>A</m:t>
+        </m:r>
+        <m:r>
+          <m:rPr>
+            <m:sty m:val="p"/>
+          </m:rPr>
+          <m:t>l</m:t>
+        </m:r>
+        <m:sSub>
+          <m:e>
+            <m:r>
+              <m:rPr>
+                <m:sty m:val="p"/>
+              </m:rPr>
+              <m:t>H</m:t>
+            </m:r>
+          </m:e>
+          <m:sub>
+            <m:r>
+              <m:rPr>
+                <m:sty m:val="p"/>
+              </m:rPr>
+              <m:t>4</m:t>
+            </m:r>
+          </m:sub>
+        </m:sSub>
+      </m:oMath>
+      <w:r>
+        <w:rPr>
+          <w:rFonts w:ascii="Times New Roman" w:hAnsi="Times New Roman" w:eastAsia="Times New Roman" w:cs="Times New Roman"/>
+        </w:rPr>
+        <w:t xml:space="preserve"> </w:t>
+      </w:r>
+      <w:r>
+        <w:rPr>
+          <w:rFonts w:hint="eastAsia" w:ascii="Times New Roman" w:hAnsi="Times New Roman" w:eastAsia="FangSong" w:cs="Times New Roman"/>
+        </w:rPr>
+        <w:t>的储氢性能</w:t>
+      </w:r>
+      <w:r>
+        <w:rPr>
+          <w:rFonts w:hint="eastAsia" w:ascii="Times New Roman" w:hAnsi="Times New Roman" w:eastAsia="Times New Roman" w:cs="Times New Roman"/>
+        </w:rPr>
+        <w:t>（</w:t>
+      </w:r>
+      <w:r>
+        <w:rPr>
+          <w:rFonts w:hint="eastAsia" w:ascii="Times New Roman" w:hAnsi="Times New Roman" w:eastAsia="FangSong" w:cs="Times New Roman"/>
+        </w:rPr>
+        <w:t>以</w:t>
+      </w:r>
+      <w:r>
+        <w:rPr>
+          <w:rFonts w:ascii="Times New Roman" w:hAnsi="Times New Roman" w:eastAsia="Times New Roman" w:cs="Times New Roman"/>
+        </w:rPr>
+        <w:t xml:space="preserve"> H </w:t>
+      </w:r>
+      <w:r>
+        <w:rPr>
+          <w:rFonts w:hint="eastAsia" w:ascii="Times New Roman" w:hAnsi="Times New Roman" w:eastAsia="FangSong" w:cs="Times New Roman"/>
+        </w:rPr>
+        <w:t>的密度表示</w:t>
+      </w:r>
+      <w:r>
+        <w:rPr>
+          <w:rFonts w:hint="eastAsia" w:ascii="Times New Roman" w:hAnsi="Times New Roman" w:eastAsia="Times New Roman" w:cs="Times New Roman"/>
+        </w:rPr>
+        <w:t>）。</w:t>
       </w:r>
     </w:p>
     <w:p>
@@ -6969,8 +7038,8 @@
         </w:pict>
       </w:r>
     </w:p>
-    <w:bookmarkEnd w:id="25"/>
-    <w:bookmarkStart w:id="28" w:name="第15题"/>
+    <w:bookmarkEnd w:id="26"/>
+    <w:bookmarkStart w:id="30" w:name="第13题"/>
     <w:p>
       <w:pPr>
         <w:pStyle w:val="Heading3"/>
@@ -6986,7 +7055,7 @@
         <w:rPr>
           <w:rFonts w:hint="eastAsia" w:ascii="Times New Roman" w:hAnsi="Times New Roman" w:eastAsia="Times New Roman" w:cs="Times New Roman"/>
         </w:rPr>
-        <w:t>15</w:t>
+        <w:t>13</w:t>
       </w:r>
       <w:r>
         <w:rPr>
@@ -7017,7 +7086,7 @@
         <w:pStyle w:val="Compact"/>
         <w:numPr>
           <w:ilvl w:val="0"/>
-          <w:numId w:val="1005"/>
+          <w:numId w:val="1002"/>
         </w:numPr>
       </w:pPr>
       <w:r>
@@ -7251,7 +7320,7 @@
         <w:pStyle w:val="Compact"/>
         <w:numPr>
           <w:ilvl w:val="0"/>
-          <w:numId w:val="1005"/>
+          <w:numId w:val="1002"/>
         </w:numPr>
       </w:pPr>
       <w:r>
@@ -7532,7 +7601,7 @@
         <w:pStyle w:val="Compact"/>
         <w:numPr>
           <w:ilvl w:val="0"/>
-          <w:numId w:val="1005"/>
+          <w:numId w:val="1002"/>
         </w:numPr>
       </w:pPr>
       <w:r>
@@ -8008,18 +8077,18 @@
           <wp:inline>
             <wp:extent cx="3600000" cy="2426086"/>
             <wp:effectExtent b="0" l="0" r="0" t="0"/>
-            <wp:docPr descr="" title="" id="26" name="Picture"/>
+            <wp:docPr descr="" title="" id="28" name="Picture"/>
             <a:graphic>
               <a:graphicData uri="http://schemas.openxmlformats.org/drawingml/2006/picture">
                 <pic:pic>
                   <pic:nvPicPr>
-                    <pic:cNvPr descr="7937fa3a4ad6d5d9124ba067bca2710abd9c4ab591c0e70741f298f0452bda78.png" id="27" name="Picture"/>
+                    <pic:cNvPr descr="7937fa3a4ad6d5d9124ba067bca2710abd9c4ab591c0e70741f298f0452bda78.png" id="29" name="Picture"/>
                     <pic:cNvPicPr>
                       <a:picLocks noChangeArrowheads="1" noChangeAspect="1"/>
                     </pic:cNvPicPr>
                   </pic:nvPicPr>
                   <pic:blipFill>
-                    <a:blip r:embed="rId21"/>
+                    <a:blip r:embed="rId27"/>
                     <a:stretch>
                       <a:fillRect/>
                     </a:stretch>
@@ -8056,8 +8125,8 @@
         </w:pict>
       </w:r>
     </w:p>
-    <w:bookmarkEnd w:id="28"/>
-    <w:bookmarkStart w:id="31" w:name="第16题"/>
+    <w:bookmarkEnd w:id="30"/>
+    <w:bookmarkStart w:id="33" w:name="第14题"/>
     <w:p>
       <w:pPr>
         <w:pStyle w:val="Heading3"/>
@@ -8073,7 +8142,7 @@
         <w:rPr>
           <w:rFonts w:hint="eastAsia" w:ascii="Times New Roman" w:hAnsi="Times New Roman" w:eastAsia="Times New Roman" w:cs="Times New Roman"/>
         </w:rPr>
-        <w:t>16</w:t>
+        <w:t>14</w:t>
       </w:r>
       <w:r>
         <w:rPr>
@@ -8488,7 +8557,7 @@
         <w:pStyle w:val="Compact"/>
         <w:numPr>
           <w:ilvl w:val="0"/>
-          <w:numId w:val="1006"/>
+          <w:numId w:val="1003"/>
         </w:numPr>
       </w:pPr>
       <w:r>
@@ -8695,7 +8764,7 @@
         <w:pStyle w:val="Compact"/>
         <w:numPr>
           <w:ilvl w:val="0"/>
-          <w:numId w:val="1006"/>
+          <w:numId w:val="1003"/>
         </w:numPr>
       </w:pPr>
       <m:oMath>
@@ -8853,18 +8922,18 @@
           <wp:inline>
             <wp:extent cx="3600000" cy="2426086"/>
             <wp:effectExtent b="0" l="0" r="0" t="0"/>
-            <wp:docPr descr="" title="" id="29" name="Picture"/>
+            <wp:docPr descr="" title="" id="31" name="Picture"/>
             <a:graphic>
               <a:graphicData uri="http://schemas.openxmlformats.org/drawingml/2006/picture">
                 <pic:pic>
                   <pic:nvPicPr>
-                    <pic:cNvPr descr="7937fa3a4ad6d5d9124ba067bca2710abd9c4ab591c0e70741f298f0452bda78.png" id="30" name="Picture"/>
+                    <pic:cNvPr descr="7937fa3a4ad6d5d9124ba067bca2710abd9c4ab591c0e70741f298f0452bda78.png" id="32" name="Picture"/>
                     <pic:cNvPicPr>
                       <a:picLocks noChangeArrowheads="1" noChangeAspect="1"/>
                     </pic:cNvPicPr>
                   </pic:nvPicPr>
                   <pic:blipFill>
-                    <a:blip r:embed="rId21"/>
+                    <a:blip r:embed="rId27"/>
                     <a:stretch>
                       <a:fillRect/>
                     </a:stretch>
@@ -8901,8 +8970,1324 @@
         </w:pict>
       </w:r>
     </w:p>
-    <w:bookmarkEnd w:id="31"/>
-    <w:bookmarkStart w:id="32" w:name="第17题"/>
+    <w:bookmarkEnd w:id="33"/>
+    <w:bookmarkStart w:id="34" w:name="第15题"/>
+    <w:p>
+      <w:pPr>
+        <w:pStyle w:val="Heading3"/>
+        <w:spacing w:before="280" w:after="120"/>
+      </w:pPr>
+      <w:r>
+        <w:rPr>
+          <w:rFonts w:hint="eastAsia" w:ascii="Times New Roman" w:hAnsi="Times New Roman" w:eastAsia="SimHei" w:cs="Times New Roman"/>
+        </w:rPr>
+        <w:t>第</w:t>
+      </w:r>
+      <w:r>
+        <w:rPr>
+          <w:rFonts w:hint="eastAsia" w:ascii="Times New Roman" w:hAnsi="Times New Roman" w:eastAsia="Times New Roman" w:cs="Times New Roman"/>
+        </w:rPr>
+        <w:t>15</w:t>
+      </w:r>
+      <w:r>
+        <w:rPr>
+          <w:rFonts w:hint="eastAsia" w:ascii="Times New Roman" w:hAnsi="Times New Roman" w:eastAsia="SimHei" w:cs="Times New Roman"/>
+        </w:rPr>
+        <w:t>题</w:t>
+      </w:r>
+    </w:p>
+    <w:p>
+      <w:pPr>
+        <w:pStyle w:val="FirstParagraph"/>
+      </w:pPr>
+      <w:r>
+        <w:rPr>
+          <w:rFonts w:hint="eastAsia" w:ascii="Times New Roman" w:hAnsi="Times New Roman" w:eastAsia="FangSong" w:cs="Times New Roman"/>
+        </w:rPr>
+        <w:t>近年来</w:t>
+      </w:r>
+      <w:r>
+        <w:rPr>
+          <w:rFonts w:hint="eastAsia" w:ascii="Times New Roman" w:hAnsi="Times New Roman" w:eastAsia="Times New Roman" w:cs="Times New Roman"/>
+        </w:rPr>
+        <w:t>，</w:t>
+      </w:r>
+      <w:r>
+        <w:rPr>
+          <w:rFonts w:hint="eastAsia" w:ascii="Times New Roman" w:hAnsi="Times New Roman" w:eastAsia="FangSong" w:cs="Times New Roman"/>
+        </w:rPr>
+        <w:t>金属</w:t>
+      </w:r>
+      <w:r>
+        <w:rPr>
+          <w:rFonts w:hint="eastAsia" w:ascii="Times New Roman" w:hAnsi="Times New Roman" w:eastAsia="Times New Roman" w:cs="Times New Roman"/>
+        </w:rPr>
+        <w:t>-</w:t>
+      </w:r>
+      <w:r>
+        <w:rPr>
+          <w:rFonts w:hint="eastAsia" w:ascii="Times New Roman" w:hAnsi="Times New Roman" w:eastAsia="FangSong" w:cs="Times New Roman"/>
+        </w:rPr>
+        <w:t>有机框架结构</w:t>
+      </w:r>
+      <w:r>
+        <w:rPr>
+          <w:rFonts w:hint="eastAsia" w:ascii="Times New Roman" w:hAnsi="Times New Roman" w:eastAsia="Times New Roman" w:cs="Times New Roman"/>
+        </w:rPr>
+        <w:t>(Metal-organic</w:t>
+      </w:r>
+      <w:r>
+        <w:rPr>
+          <w:rFonts w:ascii="Times New Roman" w:hAnsi="Times New Roman" w:eastAsia="Times New Roman" w:cs="Times New Roman"/>
+        </w:rPr>
+        <w:t xml:space="preserve"> Framework, </w:t>
+      </w:r>
+      <w:r>
+        <w:rPr>
+          <w:rFonts w:hint="eastAsia" w:ascii="Times New Roman" w:hAnsi="Times New Roman" w:eastAsia="Times New Roman" w:cs="Times New Roman"/>
+        </w:rPr>
+        <w:t>MOF)</w:t>
+      </w:r>
+      <w:r>
+        <w:rPr>
+          <w:rFonts w:hint="eastAsia" w:ascii="Times New Roman" w:hAnsi="Times New Roman" w:eastAsia="FangSong" w:cs="Times New Roman"/>
+        </w:rPr>
+        <w:t>受到了化学家的广泛关注</w:t>
+      </w:r>
+      <w:r>
+        <w:rPr>
+          <w:rFonts w:hint="eastAsia" w:ascii="Times New Roman" w:hAnsi="Times New Roman" w:eastAsia="Times New Roman" w:cs="Times New Roman"/>
+        </w:rPr>
+        <w:t>。</w:t>
+      </w:r>
+      <w:r>
+        <w:rPr>
+          <w:rFonts w:hint="eastAsia" w:ascii="Times New Roman" w:hAnsi="Times New Roman" w:eastAsia="FangSong" w:cs="Times New Roman"/>
+        </w:rPr>
+        <w:t>某含有</w:t>
+      </w:r>
+      <w:r>
+        <w:rPr>
+          <w:rFonts w:ascii="Times New Roman" w:hAnsi="Times New Roman" w:eastAsia="Times New Roman" w:cs="Times New Roman"/>
+        </w:rPr>
+        <w:t xml:space="preserve"> Cr </w:t>
+      </w:r>
+      <w:r>
+        <w:rPr>
+          <w:rFonts w:hint="eastAsia" w:ascii="Times New Roman" w:hAnsi="Times New Roman" w:eastAsia="FangSong" w:cs="Times New Roman"/>
+        </w:rPr>
+        <w:t xml:space="preserve">和</w:t>
+      </w:r>
+      <w:r>
+        <w:rPr>
+          <w:rFonts w:ascii="Times New Roman" w:hAnsi="Times New Roman" w:eastAsia="Times New Roman" w:cs="Times New Roman"/>
+        </w:rPr>
+        <w:t xml:space="preserve"> Mn </w:t>
+      </w:r>
+      <w:r>
+        <w:rPr>
+          <w:rFonts w:hint="eastAsia" w:ascii="Times New Roman" w:hAnsi="Times New Roman" w:eastAsia="FangSong" w:cs="Times New Roman"/>
+        </w:rPr>
+        <w:t xml:space="preserve">元素的电中性</w:t>
+      </w:r>
+      <w:r>
+        <w:rPr>
+          <w:rFonts w:ascii="Times New Roman" w:hAnsi="Times New Roman" w:eastAsia="Times New Roman" w:cs="Times New Roman"/>
+        </w:rPr>
+        <w:t xml:space="preserve"> MOF </w:t>
+      </w:r>
+      <w:r>
+        <w:rPr>
+          <w:rFonts w:hint="eastAsia" w:ascii="Times New Roman" w:hAnsi="Times New Roman" w:eastAsia="FangSong" w:cs="Times New Roman"/>
+        </w:rPr>
+        <w:t xml:space="preserve">聚合物</w:t>
+      </w:r>
+      <w:r>
+        <w:rPr>
+          <w:rFonts w:ascii="Times New Roman" w:hAnsi="Times New Roman" w:eastAsia="Times New Roman" w:cs="Times New Roman"/>
+        </w:rPr>
+        <w:t xml:space="preserve"> A </w:t>
+      </w:r>
+      <w:r>
+        <w:rPr>
+          <w:rFonts w:hint="eastAsia" w:ascii="Times New Roman" w:hAnsi="Times New Roman" w:eastAsia="FangSong" w:cs="Times New Roman"/>
+        </w:rPr>
+        <w:t>可以认为是由二草酸根</w:t>
+      </w:r>
+      <w:r>
+        <w:rPr>
+          <w:rFonts w:hint="eastAsia" w:ascii="Times New Roman" w:hAnsi="Times New Roman" w:eastAsia="Times New Roman" w:cs="Times New Roman"/>
+        </w:rPr>
+        <w:t>-2,2’-</w:t>
+      </w:r>
+      <w:r>
+        <w:rPr>
+          <w:rFonts w:hint="eastAsia" w:ascii="Times New Roman" w:hAnsi="Times New Roman" w:eastAsia="FangSong" w:cs="Times New Roman"/>
+        </w:rPr>
+        <w:t>联吡啶合铬</w:t>
+      </w:r>
+      <w:r>
+        <w:rPr>
+          <w:rFonts w:hint="eastAsia" w:ascii="Times New Roman" w:hAnsi="Times New Roman" w:eastAsia="Times New Roman" w:cs="Times New Roman"/>
+        </w:rPr>
+        <w:t>(Ⅲ)</w:t>
+      </w:r>
+      <w:r>
+        <w:rPr>
+          <w:rFonts w:hint="eastAsia" w:ascii="Times New Roman" w:hAnsi="Times New Roman" w:eastAsia="FangSong" w:cs="Times New Roman"/>
+        </w:rPr>
+        <w:t>离子</w:t>
+      </w:r>
+      <w:r>
+        <w:rPr>
+          <w:rFonts w:ascii="Times New Roman" w:hAnsi="Times New Roman" w:eastAsia="Times New Roman" w:cs="Times New Roman"/>
+        </w:rPr>
+        <w:t xml:space="preserve"> B </w:t>
+      </w:r>
+      <w:r>
+        <w:rPr>
+          <w:rFonts w:hint="eastAsia" w:ascii="Times New Roman" w:hAnsi="Times New Roman" w:eastAsia="FangSong" w:cs="Times New Roman"/>
+        </w:rPr>
+        <w:t xml:space="preserve">和</w:t>
+      </w:r>
+      <w:r>
+        <w:rPr>
+          <w:rFonts w:ascii="Times New Roman" w:hAnsi="Times New Roman" w:eastAsia="Times New Roman" w:cs="Times New Roman"/>
+        </w:rPr>
+        <w:t xml:space="preserve"> </w:t>
+      </w:r>
+      <m:oMath>
+        <m:r>
+          <m:t>M</m:t>
+        </m:r>
+        <m:sSup>
+          <m:e>
+            <m:r>
+              <m:t>n</m:t>
+            </m:r>
+          </m:e>
+          <m:sup>
+            <m:r>
+              <m:t>2</m:t>
+            </m:r>
+            <m:r>
+              <m:rPr>
+                <m:sty m:val="p"/>
+              </m:rPr>
+              <m:t>+</m:t>
+            </m:r>
+          </m:sup>
+        </m:sSup>
+      </m:oMath>
+      <w:r>
+        <w:rPr>
+          <w:rFonts w:ascii="Times New Roman" w:hAnsi="Times New Roman" w:eastAsia="Times New Roman" w:cs="Times New Roman"/>
+        </w:rPr>
+        <w:t xml:space="preserve"> </w:t>
+      </w:r>
+      <w:r>
+        <w:rPr>
+          <w:rFonts w:hint="eastAsia" w:ascii="Times New Roman" w:hAnsi="Times New Roman" w:eastAsia="FangSong" w:cs="Times New Roman"/>
+        </w:rPr>
+        <w:t>组成的长链结构</w:t>
+      </w:r>
+      <w:r>
+        <w:rPr>
+          <w:rFonts w:hint="eastAsia" w:ascii="Times New Roman" w:hAnsi="Times New Roman" w:eastAsia="Times New Roman" w:cs="Times New Roman"/>
+        </w:rPr>
+        <w:t>。</w:t>
+      </w:r>
+      <w:r>
+        <w:rPr>
+          <w:rFonts w:hint="eastAsia" w:ascii="Times New Roman" w:hAnsi="Times New Roman" w:eastAsia="FangSong" w:cs="Times New Roman"/>
+        </w:rPr>
+        <w:t>其中</w:t>
+      </w:r>
+      <w:r>
+        <w:rPr>
+          <w:rFonts w:hint="eastAsia" w:ascii="Times New Roman" w:hAnsi="Times New Roman" w:eastAsia="Times New Roman" w:cs="Times New Roman"/>
+        </w:rPr>
+        <w:t>,Mn</w:t>
+      </w:r>
+      <w:r>
+        <w:rPr>
+          <w:rFonts w:ascii="Times New Roman" w:hAnsi="Times New Roman" w:eastAsia="Times New Roman" w:cs="Times New Roman"/>
+        </w:rPr>
+        <w:t xml:space="preserve"> </w:t>
+      </w:r>
+      <w:r>
+        <w:rPr>
+          <w:rFonts w:hint="eastAsia" w:ascii="Times New Roman" w:hAnsi="Times New Roman" w:eastAsia="FangSong" w:cs="Times New Roman"/>
+        </w:rPr>
+        <w:t xml:space="preserve">处于四方反棱柱的</w:t>
+      </w:r>
+      <w:r>
+        <w:rPr>
+          <w:rFonts w:ascii="Times New Roman" w:hAnsi="Times New Roman" w:eastAsia="Times New Roman" w:cs="Times New Roman"/>
+        </w:rPr>
+        <w:t xml:space="preserve"> 8 </w:t>
+      </w:r>
+      <w:r>
+        <w:rPr>
+          <w:rFonts w:hint="eastAsia" w:ascii="Times New Roman" w:hAnsi="Times New Roman" w:eastAsia="FangSong" w:cs="Times New Roman"/>
+        </w:rPr>
+        <w:t>配位环境</w:t>
+      </w:r>
+      <w:r>
+        <w:rPr>
+          <w:rFonts w:hint="eastAsia" w:ascii="Times New Roman" w:hAnsi="Times New Roman" w:eastAsia="Times New Roman" w:cs="Times New Roman"/>
+        </w:rPr>
+        <w:t>，</w:t>
+      </w:r>
+      <w:r>
+        <w:rPr>
+          <w:rFonts w:hint="eastAsia" w:ascii="Times New Roman" w:hAnsi="Times New Roman" w:eastAsia="FangSong" w:cs="Times New Roman"/>
+        </w:rPr>
+        <w:t>每个</w:t>
+      </w:r>
+      <w:r>
+        <w:rPr>
+          <w:rFonts w:ascii="Times New Roman" w:hAnsi="Times New Roman" w:eastAsia="Times New Roman" w:cs="Times New Roman"/>
+        </w:rPr>
+        <w:t xml:space="preserve"> Mn </w:t>
+      </w:r>
+      <w:r>
+        <w:rPr>
+          <w:rFonts w:hint="eastAsia" w:ascii="Times New Roman" w:hAnsi="Times New Roman" w:eastAsia="FangSong" w:cs="Times New Roman"/>
+        </w:rPr>
+        <w:t xml:space="preserve">的四方反棱柱结构桥连了</w:t>
+      </w:r>
+      <w:r>
+        <w:rPr>
+          <w:rFonts w:ascii="Times New Roman" w:hAnsi="Times New Roman" w:eastAsia="Times New Roman" w:cs="Times New Roman"/>
+        </w:rPr>
+        <w:t xml:space="preserve"> 4 </w:t>
+      </w:r>
+      <w:r>
+        <w:rPr>
+          <w:rFonts w:hint="eastAsia" w:ascii="Times New Roman" w:hAnsi="Times New Roman" w:eastAsia="FangSong" w:cs="Times New Roman"/>
+        </w:rPr>
+        <w:t xml:space="preserve">个</w:t>
+      </w:r>
+      <w:r>
+        <w:rPr>
+          <w:rFonts w:ascii="Times New Roman" w:hAnsi="Times New Roman" w:eastAsia="Times New Roman" w:cs="Times New Roman"/>
+        </w:rPr>
+        <w:t xml:space="preserve"> B </w:t>
+      </w:r>
+      <w:r>
+        <w:rPr>
+          <w:rFonts w:hint="eastAsia" w:ascii="Times New Roman" w:hAnsi="Times New Roman" w:eastAsia="FangSong" w:cs="Times New Roman"/>
+        </w:rPr>
+        <w:t>的单元</w:t>
+      </w:r>
+      <w:r>
+        <w:rPr>
+          <w:rFonts w:hint="eastAsia" w:ascii="Times New Roman" w:hAnsi="Times New Roman" w:eastAsia="Times New Roman" w:cs="Times New Roman"/>
+        </w:rPr>
+        <w:t>。</w:t>
+      </w:r>
+    </w:p>
+    <w:p>
+      <w:pPr>
+        <w:pStyle w:val="Compact"/>
+        <w:numPr>
+          <w:ilvl w:val="0"/>
+          <w:numId w:val="1004"/>
+        </w:numPr>
+      </w:pPr>
+      <w:r>
+        <w:rPr>
+          <w:rFonts w:hint="eastAsia" w:ascii="Times New Roman" w:hAnsi="Times New Roman" w:eastAsia="FangSong" w:cs="Times New Roman"/>
+        </w:rPr>
+        <w:t xml:space="preserve">画出</w:t>
+      </w:r>
+      <w:r>
+        <w:rPr>
+          <w:rFonts w:ascii="Times New Roman" w:hAnsi="Times New Roman" w:eastAsia="Times New Roman" w:cs="Times New Roman"/>
+        </w:rPr>
+        <w:t xml:space="preserve"> B </w:t>
+      </w:r>
+      <w:r>
+        <w:rPr>
+          <w:rFonts w:hint="eastAsia" w:ascii="Times New Roman" w:hAnsi="Times New Roman" w:eastAsia="FangSong" w:cs="Times New Roman"/>
+        </w:rPr>
+        <w:t>所有可能的同分异构体的结构</w:t>
+      </w:r>
+      <w:r>
+        <w:rPr>
+          <w:rFonts w:hint="eastAsia" w:ascii="Times New Roman" w:hAnsi="Times New Roman" w:eastAsia="Times New Roman" w:cs="Times New Roman"/>
+        </w:rPr>
+        <w:t>。</w:t>
+      </w:r>
+    </w:p>
+    <w:p>
+      <w:pPr>
+        <w:pStyle w:val="Compact"/>
+        <w:numPr>
+          <w:ilvl w:val="0"/>
+          <w:numId w:val="1004"/>
+        </w:numPr>
+      </w:pPr>
+      <w:r>
+        <w:rPr>
+          <w:rFonts w:hint="eastAsia" w:ascii="Times New Roman" w:hAnsi="Times New Roman" w:eastAsia="FangSong" w:cs="Times New Roman"/>
+        </w:rPr>
+        <w:t xml:space="preserve">简要绘制</w:t>
+      </w:r>
+      <w:r>
+        <w:rPr>
+          <w:rFonts w:ascii="Times New Roman" w:hAnsi="Times New Roman" w:eastAsia="Times New Roman" w:cs="Times New Roman"/>
+        </w:rPr>
+        <w:t xml:space="preserve"> A </w:t>
+      </w:r>
+      <w:r>
+        <w:rPr>
+          <w:rFonts w:hint="eastAsia" w:ascii="Times New Roman" w:hAnsi="Times New Roman" w:eastAsia="FangSong" w:cs="Times New Roman"/>
+        </w:rPr>
+        <w:t>的单元结构</w:t>
+      </w:r>
+      <w:r>
+        <w:rPr>
+          <w:rFonts w:hint="eastAsia" w:ascii="Times New Roman" w:hAnsi="Times New Roman" w:eastAsia="Times New Roman" w:cs="Times New Roman"/>
+        </w:rPr>
+        <w:t>,</w:t>
+      </w:r>
+      <w:r>
+        <w:rPr>
+          <w:rFonts w:ascii="Times New Roman" w:hAnsi="Times New Roman" w:eastAsia="Times New Roman" w:cs="Times New Roman"/>
+        </w:rPr>
+        <w:t xml:space="preserve"> </w:t>
+      </w:r>
+      <w:r>
+        <w:rPr>
+          <w:rFonts w:hint="eastAsia" w:ascii="Times New Roman" w:hAnsi="Times New Roman" w:eastAsia="FangSong" w:cs="Times New Roman"/>
+        </w:rPr>
+        <w:t>写出它的最简式以表示单元的化学组成</w:t>
+      </w:r>
+      <w:r>
+        <w:rPr>
+          <w:rFonts w:hint="eastAsia" w:ascii="Times New Roman" w:hAnsi="Times New Roman" w:eastAsia="Times New Roman" w:cs="Times New Roman"/>
+        </w:rPr>
+        <w:t>。</w:t>
+      </w:r>
+    </w:p>
+    <w:p>
+      <w:pPr>
+        <w:spacing w:before="160" w:after="80"/>
+      </w:pPr>
+      <w:r>
+        <w:pict>
+          <v:rect style="width:0;height:1.5pt" o:hralign="center" o:hrstd="t" o:hr="t"/>
+        </w:pict>
+      </w:r>
+    </w:p>
+    <w:bookmarkEnd w:id="34"/>
+    <w:bookmarkStart w:id="35" w:name="第16题"/>
+    <w:p>
+      <w:pPr>
+        <w:pStyle w:val="Heading3"/>
+        <w:spacing w:before="280" w:after="120"/>
+      </w:pPr>
+      <w:r>
+        <w:rPr>
+          <w:rFonts w:hint="eastAsia" w:ascii="Times New Roman" w:hAnsi="Times New Roman" w:eastAsia="SimHei" w:cs="Times New Roman"/>
+        </w:rPr>
+        <w:t>第</w:t>
+      </w:r>
+      <w:r>
+        <w:rPr>
+          <w:rFonts w:hint="eastAsia" w:ascii="Times New Roman" w:hAnsi="Times New Roman" w:eastAsia="Times New Roman" w:cs="Times New Roman"/>
+        </w:rPr>
+        <w:t>16</w:t>
+      </w:r>
+      <w:r>
+        <w:rPr>
+          <w:rFonts w:hint="eastAsia" w:ascii="Times New Roman" w:hAnsi="Times New Roman" w:eastAsia="SimHei" w:cs="Times New Roman"/>
+        </w:rPr>
+        <w:t>题</w:t>
+      </w:r>
+    </w:p>
+    <w:p>
+      <w:pPr>
+        <w:pStyle w:val="FirstParagraph"/>
+      </w:pPr>
+      <w:r>
+        <w:rPr>
+          <w:rFonts w:hint="eastAsia" w:ascii="Times New Roman" w:hAnsi="Times New Roman" w:eastAsia="FangSong" w:cs="Times New Roman"/>
+        </w:rPr>
+        <w:t xml:space="preserve">在</w:t>
+      </w:r>
+      <w:r>
+        <w:rPr>
+          <w:rFonts w:ascii="Times New Roman" w:hAnsi="Times New Roman" w:eastAsia="Times New Roman" w:cs="Times New Roman"/>
+        </w:rPr>
+        <w:t xml:space="preserve"> </w:t>
+      </w:r>
+      <m:oMath>
+        <m:sSub>
+          <m:e>
+            <m:r>
+              <m:t>N</m:t>
+            </m:r>
+          </m:e>
+          <m:sub>
+            <m:r>
+              <m:t>2</m:t>
+            </m:r>
+          </m:sub>
+        </m:sSub>
+      </m:oMath>
+      <w:r>
+        <w:rPr>
+          <w:rFonts w:ascii="Times New Roman" w:hAnsi="Times New Roman" w:eastAsia="Times New Roman" w:cs="Times New Roman"/>
+        </w:rPr>
+        <w:t xml:space="preserve"> </w:t>
+      </w:r>
+      <w:r>
+        <w:rPr>
+          <w:rFonts w:hint="eastAsia" w:ascii="Times New Roman" w:hAnsi="Times New Roman" w:eastAsia="FangSong" w:cs="Times New Roman"/>
+        </w:rPr>
+        <w:t>气氛下</w:t>
+      </w:r>
+      <w:r>
+        <w:rPr>
+          <w:rFonts w:hint="eastAsia" w:ascii="Times New Roman" w:hAnsi="Times New Roman" w:eastAsia="Times New Roman" w:cs="Times New Roman"/>
+        </w:rPr>
+        <w:t>，0.235g</w:t>
+      </w:r>
+      <w:r>
+        <w:rPr>
+          <w:rFonts w:ascii="Times New Roman" w:hAnsi="Times New Roman" w:eastAsia="Times New Roman" w:cs="Times New Roman"/>
+        </w:rPr>
+        <w:t xml:space="preserve"> </w:t>
+      </w:r>
+      <w:r>
+        <w:rPr>
+          <w:rFonts w:hint="eastAsia" w:ascii="Times New Roman" w:hAnsi="Times New Roman" w:eastAsia="FangSong" w:cs="Times New Roman"/>
+        </w:rPr>
+        <w:t xml:space="preserve">金属</w:t>
+      </w:r>
+      <w:r>
+        <w:rPr>
+          <w:rFonts w:ascii="Times New Roman" w:hAnsi="Times New Roman" w:eastAsia="Times New Roman" w:cs="Times New Roman"/>
+        </w:rPr>
+        <w:t xml:space="preserve"> A </w:t>
+      </w:r>
+      <w:r>
+        <w:rPr>
+          <w:rFonts w:hint="eastAsia" w:ascii="Times New Roman" w:hAnsi="Times New Roman" w:eastAsia="FangSong" w:cs="Times New Roman"/>
+        </w:rPr>
+        <w:t xml:space="preserve">可恰好被</w:t>
+      </w:r>
+      <w:r>
+        <w:rPr>
+          <w:rFonts w:ascii="Times New Roman" w:hAnsi="Times New Roman" w:eastAsia="Times New Roman" w:cs="Times New Roman"/>
+        </w:rPr>
+        <w:t xml:space="preserve"> 2.93mL </w:t>
+      </w:r>
+      <w:r>
+        <w:rPr>
+          <w:rFonts w:hint="eastAsia" w:ascii="Times New Roman" w:hAnsi="Times New Roman" w:eastAsia="FangSong" w:cs="Times New Roman"/>
+        </w:rPr>
+        <w:t xml:space="preserve">密度为</w:t>
+      </w:r>
+      <w:r>
+        <w:rPr>
+          <w:rFonts w:ascii="Times New Roman" w:hAnsi="Times New Roman" w:eastAsia="Times New Roman" w:cs="Times New Roman"/>
+        </w:rPr>
+        <w:t xml:space="preserve"> 1.05g/mL </w:t>
+      </w:r>
+      <w:r>
+        <w:rPr>
+          <w:rFonts w:hint="eastAsia" w:ascii="Times New Roman" w:hAnsi="Times New Roman" w:eastAsia="FangSong" w:cs="Times New Roman"/>
+        </w:rPr>
+        <w:t xml:space="preserve">的</w:t>
+      </w:r>
+      <w:r>
+        <w:rPr>
+          <w:rFonts w:ascii="Times New Roman" w:hAnsi="Times New Roman" w:eastAsia="Times New Roman" w:cs="Times New Roman"/>
+        </w:rPr>
+        <w:t xml:space="preserve"> 10% </w:t>
+      </w:r>
+      <w:r>
+        <w:rPr>
+          <w:rFonts w:hint="eastAsia" w:ascii="Times New Roman" w:hAnsi="Times New Roman" w:eastAsia="FangSong" w:cs="Times New Roman"/>
+        </w:rPr>
+        <w:t>稀盐酸溶解</w:t>
+      </w:r>
+      <w:r>
+        <w:rPr>
+          <w:rFonts w:hint="eastAsia" w:ascii="Times New Roman" w:hAnsi="Times New Roman" w:eastAsia="Times New Roman" w:cs="Times New Roman"/>
+        </w:rPr>
+        <w:t>，</w:t>
+      </w:r>
+      <w:r>
+        <w:rPr>
+          <w:rFonts w:hint="eastAsia" w:ascii="Times New Roman" w:hAnsi="Times New Roman" w:eastAsia="FangSong" w:cs="Times New Roman"/>
+        </w:rPr>
+        <w:t>形成的微蓝绿色溶液含有盐</w:t>
+      </w:r>
+      <w:r>
+        <w:rPr>
+          <w:rFonts w:ascii="Times New Roman" w:hAnsi="Times New Roman" w:eastAsia="Times New Roman" w:cs="Times New Roman"/>
+        </w:rPr>
+        <w:t xml:space="preserve"> </w:t>
+      </w:r>
+      <w:r>
+        <w:rPr>
+          <w:rFonts w:hint="eastAsia" w:ascii="Times New Roman" w:hAnsi="Times New Roman" w:eastAsia="Times New Roman" w:cs="Times New Roman"/>
+        </w:rPr>
+        <w:t>B。</w:t>
+      </w:r>
+      <w:r>
+        <w:rPr>
+          <w:rFonts w:hint="eastAsia" w:ascii="Times New Roman" w:hAnsi="Times New Roman" w:eastAsia="FangSong" w:cs="Times New Roman"/>
+        </w:rPr>
+        <w:t>该溶液和</w:t>
+      </w:r>
+      <w:r>
+        <w:rPr>
+          <w:rFonts w:ascii="Times New Roman" w:hAnsi="Times New Roman" w:eastAsia="Times New Roman" w:cs="Times New Roman"/>
+        </w:rPr>
+        <w:t xml:space="preserve"> 15mL </w:t>
+      </w:r>
+      <w:r>
+        <w:rPr>
+          <w:rFonts w:hint="eastAsia" w:ascii="Times New Roman" w:hAnsi="Times New Roman" w:eastAsia="FangSong" w:cs="Times New Roman"/>
+        </w:rPr>
+        <w:t xml:space="preserve">含</w:t>
+      </w:r>
+      <w:r>
+        <w:rPr>
+          <w:rFonts w:ascii="Times New Roman" w:hAnsi="Times New Roman" w:eastAsia="Times New Roman" w:cs="Times New Roman"/>
+        </w:rPr>
+        <w:t xml:space="preserve"> 3.676g</w:t>
+      </w:r>
+      <w:r>
+        <w:rPr>
+          <w:rFonts w:ascii="Times New Roman" w:hAnsi="Times New Roman" w:eastAsia="Times New Roman" w:cs="Times New Roman"/>
+        </w:rPr>
+        <w:t xml:space="preserve"> </w:t>
+      </w:r>
+      <m:oMath>
+        <m:oMathPr>
+          <m:ctrlPr>
+            <w:rPr>
+              <w:sz w:val="28"/>
+              <w:szCs w:val="28"/>
+            </w:rPr>
+          </m:ctrlPr>
+        </m:oMathPr>
+        <m:r>
+          <m:rPr>
+            <m:sty m:val="p"/>
+          </m:rPr>
+          <m:t>C</m:t>
+        </m:r>
+        <m:r>
+          <m:rPr>
+            <m:sty m:val="p"/>
+          </m:rPr>
+          <m:t>o</m:t>
+        </m:r>
+        <m:r>
+          <m:rPr>
+            <m:sty m:val="p"/>
+          </m:rPr>
+          <m:t>(</m:t>
+        </m:r>
+        <m:r>
+          <m:rPr>
+            <m:sty m:val="p"/>
+          </m:rPr>
+          <m:t>N</m:t>
+        </m:r>
+        <m:sSub>
+          <m:e>
+            <m:r>
+              <m:rPr>
+                <m:sty m:val="p"/>
+              </m:rPr>
+              <m:t>O</m:t>
+            </m:r>
+          </m:e>
+          <m:sub>
+            <m:r>
+              <m:rPr>
+                <m:sty m:val="p"/>
+              </m:rPr>
+              <m:t>3</m:t>
+            </m:r>
+          </m:sub>
+        </m:sSub>
+        <m:sSub>
+          <m:e>
+            <m:r>
+              <m:rPr>
+                <m:sty m:val="p"/>
+              </m:rPr>
+              <m:t>)</m:t>
+            </m:r>
+          </m:e>
+          <m:sub>
+            <m:r>
+              <m:rPr>
+                <m:sty m:val="p"/>
+              </m:rPr>
+              <m:t>2</m:t>
+            </m:r>
+          </m:sub>
+        </m:sSub>
+        <m:r>
+          <m:rPr>
+            <m:sty m:val="p"/>
+          </m:rPr>
+          <m:t>⋅</m:t>
+        </m:r>
+        <m:r>
+          <m:rPr>
+            <m:sty m:val="p"/>
+          </m:rPr>
+          <m:t>6</m:t>
+        </m:r>
+        <m:sSub>
+          <m:e>
+            <m:r>
+              <m:rPr>
+                <m:sty m:val="p"/>
+              </m:rPr>
+              <m:t>H</m:t>
+            </m:r>
+          </m:e>
+          <m:sub>
+            <m:r>
+              <m:rPr>
+                <m:sty m:val="p"/>
+              </m:rPr>
+              <m:t>2</m:t>
+            </m:r>
+          </m:sub>
+        </m:sSub>
+        <m:r>
+          <m:rPr>
+            <m:sty m:val="p"/>
+          </m:rPr>
+          <m:t>O</m:t>
+        </m:r>
+      </m:oMath>
+      <w:r>
+        <w:rPr>
+          <w:rFonts w:ascii="Times New Roman" w:hAnsi="Times New Roman" w:eastAsia="Times New Roman" w:cs="Times New Roman"/>
+        </w:rPr>
+        <w:t xml:space="preserve"> </w:t>
+      </w:r>
+      <w:r>
+        <w:rPr>
+          <w:rFonts w:hint="eastAsia" w:ascii="Times New Roman" w:hAnsi="Times New Roman" w:eastAsia="FangSong" w:cs="Times New Roman"/>
+        </w:rPr>
+        <w:t>的溶液混合</w:t>
+      </w:r>
+      <w:r>
+        <w:rPr>
+          <w:rFonts w:hint="eastAsia" w:ascii="Times New Roman" w:hAnsi="Times New Roman" w:eastAsia="Times New Roman" w:cs="Times New Roman"/>
+        </w:rPr>
+        <w:t>，</w:t>
+      </w:r>
+      <w:r>
+        <w:rPr>
+          <w:rFonts w:hint="eastAsia" w:ascii="Times New Roman" w:hAnsi="Times New Roman" w:eastAsia="FangSong" w:cs="Times New Roman"/>
+        </w:rPr>
+        <w:t>再加稍过量的草酸铵即可以得到</w:t>
+      </w:r>
+      <w:r>
+        <w:rPr>
+          <w:rFonts w:ascii="Times New Roman" w:hAnsi="Times New Roman" w:eastAsia="Times New Roman" w:cs="Times New Roman"/>
+        </w:rPr>
+        <w:t xml:space="preserve"> 3.069g </w:t>
+      </w:r>
+      <w:r>
+        <w:rPr>
+          <w:rFonts w:hint="eastAsia" w:ascii="Times New Roman" w:hAnsi="Times New Roman" w:eastAsia="FangSong" w:cs="Times New Roman"/>
+        </w:rPr>
+        <w:t xml:space="preserve">橙黄色的沉淀</w:t>
+      </w:r>
+      <w:r>
+        <w:rPr>
+          <w:rFonts w:ascii="Times New Roman" w:hAnsi="Times New Roman" w:eastAsia="Times New Roman" w:cs="Times New Roman"/>
+        </w:rPr>
+        <w:t xml:space="preserve"> C。</w:t>
+      </w:r>
+    </w:p>
+    <w:p>
+      <w:pPr>
+        <w:pStyle w:val="BodyText"/>
+      </w:pPr>
+      <w:r>
+        <w:rPr>
+          <w:rFonts w:hint="eastAsia" w:ascii="Times New Roman" w:hAnsi="Times New Roman" w:eastAsia="FangSong" w:cs="Times New Roman"/>
+        </w:rPr>
+        <w:t xml:space="preserve">化合物</w:t>
+      </w:r>
+      <w:r>
+        <w:rPr>
+          <w:rFonts w:ascii="Times New Roman" w:hAnsi="Times New Roman" w:eastAsia="Times New Roman" w:cs="Times New Roman"/>
+        </w:rPr>
+        <w:t xml:space="preserve"> C </w:t>
+      </w:r>
+      <w:r>
+        <w:rPr>
+          <w:rFonts w:hint="eastAsia" w:ascii="Times New Roman" w:hAnsi="Times New Roman" w:eastAsia="FangSong" w:cs="Times New Roman"/>
+        </w:rPr>
+        <w:t xml:space="preserve">在</w:t>
+      </w:r>
+      <w:r>
+        <w:rPr>
+          <w:rFonts w:ascii="Times New Roman" w:hAnsi="Times New Roman" w:eastAsia="Times New Roman" w:cs="Times New Roman"/>
+        </w:rPr>
+        <w:t xml:space="preserve"> </w:t>
+      </w:r>
+      <m:oMath>
+        <m:sSub>
+          <m:e>
+            <m:r>
+              <m:t>O</m:t>
+            </m:r>
+          </m:e>
+          <m:sub>
+            <m:r>
+              <m:t>2</m:t>
+            </m:r>
+          </m:sub>
+        </m:sSub>
+      </m:oMath>
+      <w:r>
+        <w:rPr>
+          <w:rFonts w:ascii="Times New Roman" w:hAnsi="Times New Roman" w:eastAsia="Times New Roman" w:cs="Times New Roman"/>
+        </w:rPr>
+        <w:t xml:space="preserve"> </w:t>
+      </w:r>
+      <w:r>
+        <w:rPr>
+          <w:rFonts w:hint="eastAsia" w:ascii="Times New Roman" w:hAnsi="Times New Roman" w:eastAsia="FangSong" w:cs="Times New Roman"/>
+        </w:rPr>
+        <w:t xml:space="preserve">气氛中的热重分析</w:t>
+      </w:r>
+      <w:r>
+        <w:rPr>
+          <w:rFonts w:ascii="Times New Roman" w:hAnsi="Times New Roman" w:eastAsia="Times New Roman" w:cs="Times New Roman"/>
+        </w:rPr>
+        <w:t xml:space="preserve"> (25℃ </w:t>
+      </w:r>
+      <w:r>
+        <w:rPr>
+          <w:rFonts w:hint="eastAsia" w:ascii="Times New Roman" w:hAnsi="Times New Roman" w:eastAsia="FangSong" w:cs="Times New Roman"/>
+        </w:rPr>
+        <w:t xml:space="preserve">到</w:t>
+      </w:r>
+      <w:r>
+        <w:rPr>
+          <w:rFonts w:ascii="Times New Roman" w:hAnsi="Times New Roman" w:eastAsia="Times New Roman" w:cs="Times New Roman"/>
+        </w:rPr>
+        <w:t xml:space="preserve"> 900℃) </w:t>
+      </w:r>
+      <w:r>
+        <w:rPr>
+          <w:rFonts w:hint="eastAsia" w:ascii="Times New Roman" w:hAnsi="Times New Roman" w:eastAsia="FangSong" w:cs="Times New Roman"/>
+        </w:rPr>
+        <w:t>表明</w:t>
+      </w:r>
+      <w:r>
+        <w:rPr>
+          <w:rFonts w:hint="eastAsia" w:ascii="Times New Roman" w:hAnsi="Times New Roman" w:eastAsia="Times New Roman" w:cs="Times New Roman"/>
+        </w:rPr>
+        <w:t>,</w:t>
+      </w:r>
+      <w:r>
+        <w:rPr>
+          <w:rFonts w:ascii="Times New Roman" w:hAnsi="Times New Roman" w:eastAsia="Times New Roman" w:cs="Times New Roman"/>
+        </w:rPr>
+        <w:t xml:space="preserve"> </w:t>
+      </w:r>
+      <w:r>
+        <w:rPr>
+          <w:rFonts w:hint="eastAsia" w:ascii="Times New Roman" w:hAnsi="Times New Roman" w:eastAsia="FangSong" w:cs="Times New Roman"/>
+        </w:rPr>
+        <w:t xml:space="preserve">它受热失重分</w:t>
+      </w:r>
+      <w:r>
+        <w:rPr>
+          <w:rFonts w:ascii="Times New Roman" w:hAnsi="Times New Roman" w:eastAsia="Times New Roman" w:cs="Times New Roman"/>
+        </w:rPr>
+        <w:t xml:space="preserve"> 3 </w:t>
+      </w:r>
+      <w:r>
+        <w:rPr>
+          <w:rFonts w:hint="eastAsia" w:ascii="Times New Roman" w:hAnsi="Times New Roman" w:eastAsia="FangSong" w:cs="Times New Roman"/>
+        </w:rPr>
+        <w:t>个阶段</w:t>
+      </w:r>
+      <w:r>
+        <w:rPr>
+          <w:rFonts w:hint="eastAsia" w:ascii="Times New Roman" w:hAnsi="Times New Roman" w:eastAsia="Times New Roman" w:cs="Times New Roman"/>
+        </w:rPr>
+        <w:t>,</w:t>
+      </w:r>
+      <w:r>
+        <w:rPr>
+          <w:rFonts w:ascii="Times New Roman" w:hAnsi="Times New Roman" w:eastAsia="Times New Roman" w:cs="Times New Roman"/>
+        </w:rPr>
+        <w:t xml:space="preserve"> </w:t>
+      </w:r>
+      <w:r>
+        <w:rPr>
+          <w:rFonts w:hint="eastAsia" w:ascii="Times New Roman" w:hAnsi="Times New Roman" w:eastAsia="FangSong" w:cs="Times New Roman"/>
+        </w:rPr>
+        <w:t xml:space="preserve">最后以</w:t>
+      </w:r>
+      <w:r>
+        <w:rPr>
+          <w:rFonts w:ascii="Times New Roman" w:hAnsi="Times New Roman" w:eastAsia="Times New Roman" w:cs="Times New Roman"/>
+        </w:rPr>
+        <w:t xml:space="preserve"> 57.3% </w:t>
+      </w:r>
+      <w:r>
+        <w:rPr>
+          <w:rFonts w:hint="eastAsia" w:ascii="Times New Roman" w:hAnsi="Times New Roman" w:eastAsia="FangSong" w:cs="Times New Roman"/>
+        </w:rPr>
+        <w:t xml:space="preserve">的总失重得到混合物</w:t>
+      </w:r>
+      <w:r>
+        <w:rPr>
+          <w:rFonts w:ascii="Times New Roman" w:hAnsi="Times New Roman" w:eastAsia="Times New Roman" w:cs="Times New Roman"/>
+        </w:rPr>
+        <w:t xml:space="preserve"> </w:t>
+      </w:r>
+      <w:r>
+        <w:rPr>
+          <w:rFonts w:hint="eastAsia" w:ascii="Times New Roman" w:hAnsi="Times New Roman" w:eastAsia="Times New Roman" w:cs="Times New Roman"/>
+        </w:rPr>
+        <w:t>G。</w:t>
+      </w:r>
+      <w:r>
+        <w:rPr>
+          <w:rFonts w:hint="eastAsia" w:ascii="Times New Roman" w:hAnsi="Times New Roman" w:eastAsia="FangSong" w:cs="Times New Roman"/>
+        </w:rPr>
+        <w:t>有趣的是</w:t>
+      </w:r>
+      <w:r>
+        <w:rPr>
+          <w:rFonts w:hint="eastAsia" w:ascii="Times New Roman" w:hAnsi="Times New Roman" w:eastAsia="Times New Roman" w:cs="Times New Roman"/>
+        </w:rPr>
+        <w:t>,</w:t>
+      </w:r>
+      <w:r>
+        <w:rPr>
+          <w:rFonts w:ascii="Times New Roman" w:hAnsi="Times New Roman" w:eastAsia="Times New Roman" w:cs="Times New Roman"/>
+        </w:rPr>
+        <w:t xml:space="preserve"> </w:t>
+      </w:r>
+      <w:r>
+        <w:rPr>
+          <w:rFonts w:hint="eastAsia" w:ascii="Times New Roman" w:hAnsi="Times New Roman" w:eastAsia="FangSong" w:cs="Times New Roman"/>
+        </w:rPr>
+        <w:t>有一个阶段发生了质量的增加</w:t>
+      </w:r>
+      <w:r>
+        <w:rPr>
+          <w:rFonts w:hint="eastAsia" w:ascii="Times New Roman" w:hAnsi="Times New Roman" w:eastAsia="Times New Roman" w:cs="Times New Roman"/>
+        </w:rPr>
+        <w:t>。</w:t>
+      </w:r>
+    </w:p>
+    <w:p>
+      <w:pPr>
+        <w:pStyle w:val="Compact"/>
+        <w:numPr>
+          <w:ilvl w:val="0"/>
+          <w:numId w:val="1005"/>
+        </w:numPr>
+      </w:pPr>
+      <w:r>
+        <w:rPr>
+          <w:rFonts w:hint="eastAsia" w:ascii="Times New Roman" w:hAnsi="Times New Roman" w:eastAsia="FangSong" w:cs="Times New Roman"/>
+        </w:rPr>
+        <w:t xml:space="preserve">推出化合物</w:t>
+      </w:r>
+      <w:r>
+        <w:rPr>
+          <w:rFonts w:ascii="Times New Roman" w:hAnsi="Times New Roman" w:eastAsia="Times New Roman" w:cs="Times New Roman"/>
+        </w:rPr>
+        <w:t xml:space="preserve"> A~C </w:t>
+      </w:r>
+      <w:r>
+        <w:rPr>
+          <w:rFonts w:hint="eastAsia" w:ascii="Times New Roman" w:hAnsi="Times New Roman" w:eastAsia="FangSong" w:cs="Times New Roman"/>
+        </w:rPr>
+        <w:t>的化学式</w:t>
+      </w:r>
+      <w:r>
+        <w:rPr>
+          <w:rFonts w:hint="eastAsia" w:ascii="Times New Roman" w:hAnsi="Times New Roman" w:eastAsia="Times New Roman" w:cs="Times New Roman"/>
+        </w:rPr>
+        <w:t>。</w:t>
+      </w:r>
+    </w:p>
+    <w:p>
+      <w:pPr>
+        <w:pStyle w:val="Compact"/>
+        <w:numPr>
+          <w:ilvl w:val="0"/>
+          <w:numId w:val="1005"/>
+        </w:numPr>
+      </w:pPr>
+      <w:r>
+        <w:rPr>
+          <w:rFonts w:hint="eastAsia" w:ascii="Times New Roman" w:hAnsi="Times New Roman" w:eastAsia="FangSong" w:cs="Times New Roman"/>
+        </w:rPr>
+        <w:t xml:space="preserve">求</w:t>
+      </w:r>
+      <w:r>
+        <w:rPr>
+          <w:rFonts w:ascii="Times New Roman" w:hAnsi="Times New Roman" w:eastAsia="Times New Roman" w:cs="Times New Roman"/>
+        </w:rPr>
+        <w:t xml:space="preserve"> G </w:t>
+      </w:r>
+      <w:r>
+        <w:rPr>
+          <w:rFonts w:hint="eastAsia" w:ascii="Times New Roman" w:hAnsi="Times New Roman" w:eastAsia="FangSong" w:cs="Times New Roman"/>
+        </w:rPr>
+        <w:t>的组成</w:t>
+      </w:r>
+      <w:r>
+        <w:rPr>
+          <w:rFonts w:hint="eastAsia" w:ascii="Times New Roman" w:hAnsi="Times New Roman" w:eastAsia="Times New Roman" w:cs="Times New Roman"/>
+        </w:rPr>
+        <w:t>(</w:t>
+      </w:r>
+      <w:r>
+        <w:rPr>
+          <w:rFonts w:hint="eastAsia" w:ascii="Times New Roman" w:hAnsi="Times New Roman" w:eastAsia="FangSong" w:cs="Times New Roman"/>
+        </w:rPr>
+        <w:t>质量分数</w:t>
+      </w:r>
+      <w:r>
+        <w:rPr>
+          <w:rFonts w:hint="eastAsia" w:ascii="Times New Roman" w:hAnsi="Times New Roman" w:eastAsia="Times New Roman" w:cs="Times New Roman"/>
+        </w:rPr>
+        <w:t>)。</w:t>
+      </w:r>
+    </w:p>
+    <w:p>
+      <w:pPr>
+        <w:pStyle w:val="FirstParagraph"/>
+      </w:pPr>
+      <w:r>
+        <w:rPr>
+          <w:rFonts w:hint="eastAsia" w:ascii="Times New Roman" w:hAnsi="Times New Roman" w:eastAsia="FangSong" w:cs="Times New Roman"/>
+        </w:rPr>
+        <w:t xml:space="preserve">在</w:t>
+      </w:r>
+      <w:r>
+        <w:rPr>
+          <w:rFonts w:ascii="Times New Roman" w:hAnsi="Times New Roman" w:eastAsia="Times New Roman" w:cs="Times New Roman"/>
+        </w:rPr>
+        <w:t xml:space="preserve"> B </w:t>
+      </w:r>
+      <w:r>
+        <w:rPr>
+          <w:rFonts w:hint="eastAsia" w:ascii="Times New Roman" w:hAnsi="Times New Roman" w:eastAsia="FangSong" w:cs="Times New Roman"/>
+        </w:rPr>
+        <w:t>中加入硝酸钴后再加入大大过量的草酸铵</w:t>
+      </w:r>
+      <w:r>
+        <w:rPr>
+          <w:rFonts w:hint="eastAsia" w:ascii="Times New Roman" w:hAnsi="Times New Roman" w:eastAsia="Times New Roman" w:cs="Times New Roman"/>
+        </w:rPr>
+        <w:t>,</w:t>
+      </w:r>
+      <w:r>
+        <w:rPr>
+          <w:rFonts w:ascii="Times New Roman" w:hAnsi="Times New Roman" w:eastAsia="Times New Roman" w:cs="Times New Roman"/>
+        </w:rPr>
+        <w:t xml:space="preserve"> </w:t>
+      </w:r>
+      <w:r>
+        <w:rPr>
+          <w:rFonts w:hint="eastAsia" w:ascii="Times New Roman" w:hAnsi="Times New Roman" w:eastAsia="FangSong" w:cs="Times New Roman"/>
+        </w:rPr>
+        <w:t xml:space="preserve">则可以得到红色溶液</w:t>
+      </w:r>
+      <w:r>
+        <w:rPr>
+          <w:rFonts w:ascii="Times New Roman" w:hAnsi="Times New Roman" w:eastAsia="Times New Roman" w:cs="Times New Roman"/>
+        </w:rPr>
+        <w:t xml:space="preserve"> </w:t>
+      </w:r>
+      <w:r>
+        <w:rPr>
+          <w:rFonts w:hint="eastAsia" w:ascii="Times New Roman" w:hAnsi="Times New Roman" w:eastAsia="Times New Roman" w:cs="Times New Roman"/>
+        </w:rPr>
+        <w:t>D。</w:t>
+      </w:r>
+      <w:r>
+        <w:rPr>
+          <w:rFonts w:hint="eastAsia" w:ascii="Times New Roman" w:hAnsi="Times New Roman" w:eastAsia="FangSong" w:cs="Times New Roman"/>
+        </w:rPr>
+        <w:t>用</w:t>
+      </w:r>
+      <w:r>
+        <w:rPr>
+          <w:rFonts w:ascii="Times New Roman" w:hAnsi="Times New Roman" w:eastAsia="Times New Roman" w:cs="Times New Roman"/>
+        </w:rPr>
+        <w:t xml:space="preserve"> </w:t>
+      </w:r>
+      <m:oMath>
+        <m:r>
+          <m:t>P</m:t>
+        </m:r>
+        <m:r>
+          <m:t>b</m:t>
+        </m:r>
+        <m:sSub>
+          <m:e>
+            <m:r>
+              <m:t>O</m:t>
+            </m:r>
+          </m:e>
+          <m:sub>
+            <m:r>
+              <m:t>2</m:t>
+            </m:r>
+          </m:sub>
+        </m:sSub>
+      </m:oMath>
+      <w:r>
+        <w:rPr>
+          <w:rFonts w:ascii="Times New Roman" w:hAnsi="Times New Roman" w:eastAsia="Times New Roman" w:cs="Times New Roman"/>
+        </w:rPr>
+        <w:t xml:space="preserve"> </w:t>
+      </w:r>
+      <w:r>
+        <w:rPr>
+          <w:rFonts w:hint="eastAsia" w:ascii="Times New Roman" w:hAnsi="Times New Roman" w:eastAsia="FangSong" w:cs="Times New Roman"/>
+        </w:rPr>
+        <w:t xml:space="preserve">乙酸溶液处理</w:t>
+      </w:r>
+      <w:r>
+        <w:rPr>
+          <w:rFonts w:ascii="Times New Roman" w:hAnsi="Times New Roman" w:eastAsia="Times New Roman" w:cs="Times New Roman"/>
+        </w:rPr>
+        <w:t xml:space="preserve"> D </w:t>
+      </w:r>
+      <w:r>
+        <w:rPr>
+          <w:rFonts w:hint="eastAsia" w:ascii="Times New Roman" w:hAnsi="Times New Roman" w:eastAsia="FangSong" w:cs="Times New Roman"/>
+        </w:rPr>
+        <w:t>则导致它转化为翡翠绿色的溶液</w:t>
+      </w:r>
+      <w:r>
+        <w:rPr>
+          <w:rFonts w:hint="eastAsia" w:ascii="Times New Roman" w:hAnsi="Times New Roman" w:eastAsia="Times New Roman" w:cs="Times New Roman"/>
+        </w:rPr>
+        <w:t>。</w:t>
+      </w:r>
+      <w:r>
+        <w:rPr>
+          <w:rFonts w:hint="eastAsia" w:ascii="Times New Roman" w:hAnsi="Times New Roman" w:eastAsia="FangSong" w:cs="Times New Roman"/>
+        </w:rPr>
+        <w:t>在这个溶液中加入乙醇</w:t>
+      </w:r>
+      <w:r>
+        <w:rPr>
+          <w:rFonts w:hint="eastAsia" w:ascii="Times New Roman" w:hAnsi="Times New Roman" w:eastAsia="Times New Roman" w:cs="Times New Roman"/>
+        </w:rPr>
+        <w:t>,</w:t>
+      </w:r>
+      <w:r>
+        <w:rPr>
+          <w:rFonts w:ascii="Times New Roman" w:hAnsi="Times New Roman" w:eastAsia="Times New Roman" w:cs="Times New Roman"/>
+        </w:rPr>
+        <w:t xml:space="preserve"> </w:t>
+      </w:r>
+      <w:r>
+        <w:rPr>
+          <w:rFonts w:hint="eastAsia" w:ascii="Times New Roman" w:hAnsi="Times New Roman" w:eastAsia="FangSong" w:cs="Times New Roman"/>
+        </w:rPr>
+        <w:t xml:space="preserve">就得到了绿色晶体</w:t>
+      </w:r>
+      <w:r>
+        <w:rPr>
+          <w:rFonts w:ascii="Times New Roman" w:hAnsi="Times New Roman" w:eastAsia="Times New Roman" w:cs="Times New Roman"/>
+        </w:rPr>
+        <w:t xml:space="preserve"> F </w:t>
+      </w:r>
+      <w:r>
+        <w:rPr>
+          <w:rFonts w:hint="eastAsia" w:ascii="Times New Roman" w:hAnsi="Times New Roman" w:eastAsia="FangSong" w:cs="Times New Roman"/>
+        </w:rPr>
+        <w:t xml:space="preserve">和晶体</w:t>
+      </w:r>
+      <w:r>
+        <w:rPr>
+          <w:rFonts w:ascii="Times New Roman" w:hAnsi="Times New Roman" w:eastAsia="Times New Roman" w:cs="Times New Roman"/>
+        </w:rPr>
+        <w:t xml:space="preserve"> </w:t>
+      </w:r>
+      <w:r>
+        <w:rPr>
+          <w:rFonts w:hint="eastAsia" w:ascii="Times New Roman" w:hAnsi="Times New Roman" w:eastAsia="Times New Roman" w:cs="Times New Roman"/>
+        </w:rPr>
+        <w:t>E。</w:t>
+      </w:r>
+      <w:r>
+        <w:rPr>
+          <w:rFonts w:hint="eastAsia" w:ascii="Times New Roman" w:hAnsi="Times New Roman" w:eastAsia="FangSong" w:cs="Times New Roman"/>
+        </w:rPr>
+        <w:t>前者在光照下变成无色</w:t>
+      </w:r>
+      <w:r>
+        <w:rPr>
+          <w:rFonts w:hint="eastAsia" w:ascii="Times New Roman" w:hAnsi="Times New Roman" w:eastAsia="Times New Roman" w:cs="Times New Roman"/>
+        </w:rPr>
+        <w:t>。</w:t>
+      </w:r>
+    </w:p>
+    <w:p>
+      <w:pPr>
+        <w:pStyle w:val="Compact"/>
+        <w:numPr>
+          <w:ilvl w:val="0"/>
+          <w:numId w:val="1006"/>
+        </w:numPr>
+      </w:pPr>
+      <w:r>
+        <w:rPr>
+          <w:rFonts w:hint="eastAsia" w:ascii="Times New Roman" w:hAnsi="Times New Roman" w:eastAsia="FangSong" w:cs="Times New Roman"/>
+        </w:rPr>
+        <w:t xml:space="preserve">写出化合物</w:t>
+      </w:r>
+      <w:r>
+        <w:rPr>
+          <w:rFonts w:ascii="Times New Roman" w:hAnsi="Times New Roman" w:eastAsia="Times New Roman" w:cs="Times New Roman"/>
+        </w:rPr>
+        <w:t xml:space="preserve"> E </w:t>
+      </w:r>
+      <w:r>
+        <w:rPr>
+          <w:rFonts w:hint="eastAsia" w:ascii="Times New Roman" w:hAnsi="Times New Roman" w:eastAsia="FangSong" w:cs="Times New Roman"/>
+        </w:rPr>
+        <w:t xml:space="preserve">和</w:t>
+      </w:r>
+      <w:r>
+        <w:rPr>
+          <w:rFonts w:ascii="Times New Roman" w:hAnsi="Times New Roman" w:eastAsia="Times New Roman" w:cs="Times New Roman"/>
+        </w:rPr>
+        <w:t xml:space="preserve"> F。</w:t>
+      </w:r>
+    </w:p>
+    <w:p>
+      <w:pPr>
+        <w:pStyle w:val="Compact"/>
+        <w:numPr>
+          <w:ilvl w:val="0"/>
+          <w:numId w:val="1006"/>
+        </w:numPr>
+      </w:pPr>
+      <w:r>
+        <w:rPr>
+          <w:rFonts w:hint="eastAsia" w:ascii="Times New Roman" w:hAnsi="Times New Roman" w:eastAsia="FangSong" w:cs="Times New Roman"/>
+        </w:rPr>
+        <w:t>写出生成</w:t>
+      </w:r>
+      <w:r>
+        <w:rPr>
+          <w:rFonts w:hint="eastAsia" w:ascii="Times New Roman" w:hAnsi="Times New Roman" w:eastAsia="Times New Roman" w:cs="Times New Roman"/>
+        </w:rPr>
+        <w:t>”</w:t>
+      </w:r>
+      <w:r>
+        <w:rPr>
+          <w:rFonts w:hint="eastAsia" w:ascii="Times New Roman" w:hAnsi="Times New Roman" w:eastAsia="FangSong" w:cs="Times New Roman"/>
+        </w:rPr>
+        <w:t>翡翠绿色溶液</w:t>
+      </w:r>
+      <w:r>
+        <w:rPr>
+          <w:rFonts w:hint="eastAsia" w:ascii="Times New Roman" w:hAnsi="Times New Roman" w:eastAsia="Times New Roman" w:cs="Times New Roman"/>
+        </w:rPr>
+        <w:t>”</w:t>
+      </w:r>
+      <w:r>
+        <w:rPr>
+          <w:rFonts w:hint="eastAsia" w:ascii="Times New Roman" w:hAnsi="Times New Roman" w:eastAsia="FangSong" w:cs="Times New Roman"/>
+        </w:rPr>
+        <w:t>的化学方程式</w:t>
+      </w:r>
+      <w:r>
+        <w:rPr>
+          <w:rFonts w:hint="eastAsia" w:ascii="Times New Roman" w:hAnsi="Times New Roman" w:eastAsia="Times New Roman" w:cs="Times New Roman"/>
+        </w:rPr>
+        <w:t>。</w:t>
+      </w:r>
+    </w:p>
+    <w:p>
+      <w:pPr>
+        <w:pStyle w:val="Compact"/>
+        <w:numPr>
+          <w:ilvl w:val="0"/>
+          <w:numId w:val="1006"/>
+        </w:numPr>
+      </w:pPr>
+      <w:r>
+        <w:rPr>
+          <w:rFonts w:hint="eastAsia" w:ascii="Times New Roman" w:hAnsi="Times New Roman" w:eastAsia="FangSong" w:cs="Times New Roman"/>
+        </w:rPr>
+        <w:t xml:space="preserve">分析为何</w:t>
+      </w:r>
+      <w:r>
+        <w:rPr>
+          <w:rFonts w:ascii="Times New Roman" w:hAnsi="Times New Roman" w:eastAsia="Times New Roman" w:cs="Times New Roman"/>
+        </w:rPr>
+        <w:t xml:space="preserve"> F </w:t>
+      </w:r>
+      <w:r>
+        <w:rPr>
+          <w:rFonts w:hint="eastAsia" w:ascii="Times New Roman" w:hAnsi="Times New Roman" w:eastAsia="FangSong" w:cs="Times New Roman"/>
+        </w:rPr>
+        <w:t xml:space="preserve">是光敏的而</w:t>
+      </w:r>
+      <w:r>
+        <w:rPr>
+          <w:rFonts w:ascii="Times New Roman" w:hAnsi="Times New Roman" w:eastAsia="Times New Roman" w:cs="Times New Roman"/>
+        </w:rPr>
+        <w:t xml:space="preserve"> E </w:t>
+      </w:r>
+      <w:r>
+        <w:rPr>
+          <w:rFonts w:hint="eastAsia" w:ascii="Times New Roman" w:hAnsi="Times New Roman" w:eastAsia="FangSong" w:cs="Times New Roman"/>
+        </w:rPr>
+        <w:t>不是</w:t>
+      </w:r>
+      <w:r>
+        <w:rPr>
+          <w:rFonts w:hint="eastAsia" w:ascii="Times New Roman" w:hAnsi="Times New Roman" w:eastAsia="Times New Roman" w:cs="Times New Roman"/>
+        </w:rPr>
+        <w:t>。</w:t>
+      </w:r>
+    </w:p>
+    <w:p>
+      <w:pPr>
+        <w:spacing w:before="160" w:after="80"/>
+      </w:pPr>
+      <w:r>
+        <w:pict>
+          <v:rect style="width:0;height:1.5pt" o:hralign="center" o:hrstd="t" o:hr="t"/>
+        </w:pict>
+      </w:r>
+    </w:p>
+    <w:bookmarkEnd w:id="35"/>
+    <w:bookmarkStart w:id="36" w:name="第17题"/>
     <w:p>
       <w:pPr>
         <w:pStyle w:val="Heading3"/>
@@ -10911,8 +12296,8 @@
         </w:pict>
       </w:r>
     </w:p>
-    <w:bookmarkEnd w:id="32"/>
-    <w:bookmarkStart w:id="36" w:name="第18题"/>
+    <w:bookmarkEnd w:id="36"/>
+    <w:bookmarkStart w:id="40" w:name="第18题"/>
     <w:p>
       <w:pPr>
         <w:pStyle w:val="Heading3"/>
@@ -11016,18 +12401,18 @@
           <wp:inline>
             <wp:extent cx="3240000" cy="4584609"/>
             <wp:effectExtent b="0" l="0" r="0" t="0"/>
-            <wp:docPr descr="" title="" id="34" name="Picture"/>
+            <wp:docPr descr="" title="" id="38" name="Picture"/>
             <a:graphic>
               <a:graphicData uri="http://schemas.openxmlformats.org/drawingml/2006/picture">
                 <pic:pic>
                   <pic:nvPicPr>
-                    <pic:cNvPr descr="2022-浙江预赛_p14.png" id="35" name="Picture"/>
+                    <pic:cNvPr descr="2022-浙江预赛_p14.png" id="39" name="Picture"/>
                     <pic:cNvPicPr>
                       <a:picLocks noChangeArrowheads="1" noChangeAspect="1"/>
                     </pic:cNvPicPr>
                   </pic:nvPicPr>
                   <pic:blipFill>
-                    <a:blip r:embed="rId33"/>
+                    <a:blip r:embed="rId37"/>
                     <a:stretch>
                       <a:fillRect/>
                     </a:stretch>
@@ -11459,8 +12844,8 @@
         </w:pict>
       </w:r>
     </w:p>
-    <w:bookmarkEnd w:id="36"/>
-    <w:bookmarkStart w:id="37" w:name="第19题"/>
+    <w:bookmarkEnd w:id="40"/>
+    <w:bookmarkStart w:id="41" w:name="第19题"/>
     <w:p>
       <w:pPr>
         <w:pStyle w:val="Heading3"/>
@@ -12042,8 +13427,8 @@
         </w:pict>
       </w:r>
     </w:p>
-    <w:bookmarkEnd w:id="37"/>
-    <w:bookmarkStart w:id="38" w:name="第20题"/>
+    <w:bookmarkEnd w:id="41"/>
+    <w:bookmarkStart w:id="42" w:name="第20题"/>
     <w:p>
       <w:pPr>
         <w:pStyle w:val="Heading3"/>
@@ -12185,8 +13570,8 @@
         </w:pict>
       </w:r>
     </w:p>
-    <w:bookmarkEnd w:id="38"/>
-    <w:bookmarkStart w:id="39" w:name="第21题"/>
+    <w:bookmarkEnd w:id="42"/>
+    <w:bookmarkStart w:id="43" w:name="第21题"/>
     <w:p>
       <w:pPr>
         <w:pStyle w:val="Heading3"/>
@@ -12326,8 +13711,8 @@
         </w:pict>
       </w:r>
     </w:p>
-    <w:bookmarkEnd w:id="39"/>
-    <w:bookmarkStart w:id="40" w:name="第22题"/>
+    <w:bookmarkEnd w:id="43"/>
+    <w:bookmarkStart w:id="44" w:name="第22题"/>
     <w:p>
       <w:pPr>
         <w:pStyle w:val="Heading3"/>
@@ -12391,8 +13776,8 @@
         </w:pict>
       </w:r>
     </w:p>
-    <w:bookmarkEnd w:id="40"/>
-    <w:bookmarkStart w:id="41" w:name="第23题"/>
+    <w:bookmarkEnd w:id="44"/>
+    <w:bookmarkStart w:id="45" w:name="第23题"/>
     <w:p>
       <w:pPr>
         <w:pStyle w:val="Heading3"/>
@@ -12692,8 +14077,8 @@
         </w:pict>
       </w:r>
     </w:p>
-    <w:bookmarkEnd w:id="41"/>
-    <w:bookmarkStart w:id="42" w:name="第24题"/>
+    <w:bookmarkEnd w:id="45"/>
+    <w:bookmarkStart w:id="46" w:name="第24题"/>
     <w:p>
       <w:pPr>
         <w:pStyle w:val="Heading3"/>
@@ -13563,8 +14948,8 @@
         </w:pict>
       </w:r>
     </w:p>
-    <w:bookmarkEnd w:id="42"/>
-    <w:bookmarkStart w:id="49" w:name="第25题"/>
+    <w:bookmarkEnd w:id="46"/>
+    <w:bookmarkStart w:id="47" w:name="第25题"/>
     <w:p>
       <w:pPr>
         <w:pStyle w:val="Heading3"/>
@@ -13595,63 +14980,35 @@
       </w:pPr>
       <w:r>
         <w:rPr>
-          <w:rFonts w:hint="eastAsia" w:ascii="Times New Roman" w:hAnsi="Times New Roman" w:eastAsia="FangSong" w:cs="Times New Roman"/>
-        </w:rPr>
-        <w:t>研究发现</w:t>
-      </w:r>
-      <w:r>
-        <w:rPr>
-          <w:rFonts w:hint="eastAsia" w:ascii="Times New Roman" w:hAnsi="Times New Roman" w:eastAsia="Times New Roman" w:cs="Times New Roman"/>
-        </w:rPr>
-        <w:t>，</w:t>
-      </w:r>
-      <w:r>
-        <w:rPr>
-          <w:rFonts w:hint="eastAsia" w:ascii="Times New Roman" w:hAnsi="Times New Roman" w:eastAsia="FangSong" w:cs="Times New Roman"/>
-        </w:rPr>
-        <w:t>氨基酸与多金属氧酸盐能够通过氢键形成超分子化合物</w:t>
-      </w:r>
-      <w:r>
-        <w:rPr>
-          <w:rFonts w:hint="eastAsia" w:ascii="Times New Roman" w:hAnsi="Times New Roman" w:eastAsia="Times New Roman" w:cs="Times New Roman"/>
-        </w:rPr>
-        <w:t>，</w:t>
-      </w:r>
-      <w:r>
-        <w:rPr>
-          <w:rFonts w:hint="eastAsia" w:ascii="Times New Roman" w:hAnsi="Times New Roman" w:eastAsia="FangSong" w:cs="Times New Roman"/>
-        </w:rPr>
-        <w:t>晶体中常含有结晶水</w:t>
-      </w:r>
-      <w:r>
-        <w:rPr>
-          <w:rFonts w:hint="eastAsia" w:ascii="Times New Roman" w:hAnsi="Times New Roman" w:eastAsia="Times New Roman" w:cs="Times New Roman"/>
-        </w:rPr>
-        <w:t>，</w:t>
-      </w:r>
-      <w:r>
-        <w:rPr>
-          <w:rFonts w:hint="eastAsia" w:ascii="Times New Roman" w:hAnsi="Times New Roman" w:eastAsia="FangSong" w:cs="Times New Roman"/>
-        </w:rPr>
-        <w:t>这类物质展示其独特的晶体结构和新颖的物理化学性质</w:t>
-      </w:r>
-      <w:r>
-        <w:rPr>
-          <w:rFonts w:hint="eastAsia" w:ascii="Times New Roman" w:hAnsi="Times New Roman" w:eastAsia="Times New Roman" w:cs="Times New Roman"/>
-        </w:rPr>
-        <w:t>，</w:t>
-      </w:r>
-      <w:r>
-        <w:rPr>
-          <w:rFonts w:hint="eastAsia" w:ascii="Times New Roman" w:hAnsi="Times New Roman" w:eastAsia="FangSong" w:cs="Times New Roman"/>
-        </w:rPr>
-        <w:t>对探究新型功能材料十分重要</w:t>
-      </w:r>
-      <w:r>
-        <w:rPr>
-          <w:rFonts w:hint="eastAsia" w:ascii="Times New Roman" w:hAnsi="Times New Roman" w:eastAsia="Times New Roman" w:cs="Times New Roman"/>
-        </w:rPr>
-        <w:t>。</w:t>
+          <w:rFonts w:ascii="Times New Roman" w:hAnsi="Times New Roman" w:eastAsia="Times New Roman" w:cs="Times New Roman"/>
+          <w:b/>
+          <w:bCs/>
+        </w:rPr>
+        <w:t xml:space="preserve">9 (12 </w:t>
+      </w:r>
+      <w:r>
+        <w:rPr>
+          <w:rFonts w:hint="eastAsia" w:ascii="Times New Roman" w:hAnsi="Times New Roman" w:eastAsia="FangSong" w:cs="Times New Roman"/>
+          <w:b/>
+          <w:bCs/>
+        </w:rPr>
+        <w:t>分</w:t>
+      </w:r>
+      <w:r>
+        <w:rPr>
+          <w:rFonts w:hint="eastAsia" w:ascii="Times New Roman" w:hAnsi="Times New Roman" w:eastAsia="Times New Roman" w:cs="Times New Roman"/>
+          <w:b/>
+          <w:bCs/>
+        </w:rPr>
+        <w:t>)</w:t>
+      </w:r>
+      <w:r>
+        <w:rPr>
+          <w:rFonts w:ascii="Times New Roman" w:hAnsi="Times New Roman" w:eastAsia="Times New Roman" w:cs="Times New Roman"/>
+          <w:b/>
+          <w:bCs/>
+        </w:rPr>
+        <w:t xml:space="preserve"> &lt;&lt;&lt;</w:t>
       </w:r>
     </w:p>
     <w:p>
@@ -13662,37 +15019,19 @@
         <w:rPr>
           <w:rFonts w:hint="eastAsia" w:ascii="Times New Roman" w:hAnsi="Times New Roman" w:eastAsia="FangSong" w:cs="Times New Roman"/>
         </w:rPr>
-        <w:t>某研究小组采用一种简便的溶液法</w:t>
-      </w:r>
-      <w:r>
-        <w:rPr>
-          <w:rFonts w:hint="eastAsia" w:ascii="Times New Roman" w:hAnsi="Times New Roman" w:eastAsia="Times New Roman" w:cs="Times New Roman"/>
-        </w:rPr>
-        <w:t>，</w:t>
-      </w:r>
-      <w:r>
-        <w:rPr>
-          <w:rFonts w:hint="eastAsia" w:ascii="Times New Roman" w:hAnsi="Times New Roman" w:eastAsia="FangSong" w:cs="Times New Roman"/>
-        </w:rPr>
-        <w:t>将一定量的组氨酸</w:t>
-      </w:r>
-      <w:r>
-        <w:rPr>
-          <w:rFonts w:hint="eastAsia" w:ascii="Times New Roman" w:hAnsi="Times New Roman" w:eastAsia="Times New Roman" w:cs="Times New Roman"/>
-        </w:rPr>
-        <w:t>（</w:t>
-      </w:r>
-      <w:r>
-        <w:rPr>
-          <w:rFonts w:hint="eastAsia" w:ascii="Times New Roman" w:hAnsi="Times New Roman" w:eastAsia="FangSong" w:cs="Times New Roman"/>
-        </w:rPr>
-        <w:t>分子式</w:t>
+        <w:t>制备光气的反应按下式进行</w:t>
       </w:r>
       <w:r>
         <w:rPr>
           <w:rFonts w:hint="eastAsia" w:ascii="Times New Roman" w:hAnsi="Times New Roman" w:eastAsia="Times New Roman" w:cs="Times New Roman"/>
         </w:rPr>
         <w:t>：</w:t>
+      </w:r>
+      <w:r>
+        <w:rPr>
+          <w:rFonts w:ascii="Times New Roman" w:hAnsi="Times New Roman" w:eastAsia="Times New Roman" w:cs="Times New Roman"/>
+        </w:rPr>
+        <w:t xml:space="preserve"> </w:t>
       </w:r>
       <m:oMath>
         <m:oMathPr>
@@ -13703,46 +15042,52 @@
             </w:rPr>
           </m:ctrlPr>
         </m:oMathPr>
+        <m:r>
+          <m:t>C</m:t>
+        </m:r>
+        <m:r>
+          <m:t>O</m:t>
+        </m:r>
+        <m:r>
+          <m:rPr>
+            <m:sty m:val="p"/>
+          </m:rPr>
+          <m:t>+</m:t>
+        </m:r>
+        <m:r>
+          <m:t>C</m:t>
+        </m:r>
         <m:sSub>
           <m:e>
             <m:r>
-              <m:t>C</m:t>
+              <m:t>l</m:t>
             </m:r>
           </m:e>
           <m:sub>
             <m:r>
-              <m:t>6</m:t>
+              <m:t>2</m:t>
             </m:r>
           </m:sub>
         </m:sSub>
+        <m:r>
+          <m:rPr>
+            <m:sty m:val="p"/>
+          </m:rPr>
+          <m:t>=</m:t>
+        </m:r>
+        <m:r>
+          <m:t>C</m:t>
+        </m:r>
+        <m:r>
+          <m:t>O</m:t>
+        </m:r>
+        <m:r>
+          <m:t>C</m:t>
+        </m:r>
         <m:sSub>
           <m:e>
             <m:r>
-              <m:t>H</m:t>
-            </m:r>
-          </m:e>
-          <m:sub>
-            <m:r>
-              <m:t>9</m:t>
-            </m:r>
-          </m:sub>
-        </m:sSub>
-        <m:sSub>
-          <m:e>
-            <m:r>
-              <m:t>N</m:t>
-            </m:r>
-          </m:e>
-          <m:sub>
-            <m:r>
-              <m:t>3</m:t>
-            </m:r>
-          </m:sub>
-        </m:sSub>
-        <m:sSub>
-          <m:e>
-            <m:r>
-              <m:t>O</m:t>
+              <m:t>l</m:t>
             </m:r>
           </m:e>
           <m:sub>
@@ -13752,35 +15097,539 @@
           </m:sub>
         </m:sSub>
       </m:oMath>
-      <w:r>
-        <w:rPr>
-          <w:rFonts w:hint="eastAsia" w:ascii="Times New Roman" w:hAnsi="Times New Roman" w:eastAsia="Times New Roman" w:cs="Times New Roman"/>
-        </w:rPr>
-        <w:t>，</w:t>
-      </w:r>
-      <w:r>
-        <w:rPr>
-          <w:rFonts w:hint="eastAsia" w:ascii="Times New Roman" w:hAnsi="Times New Roman" w:eastAsia="FangSong" w:cs="Times New Roman"/>
-        </w:rPr>
-        <w:t>英文缩写</w:t>
-      </w:r>
-      <w:r>
-        <w:rPr>
-          <w:rFonts w:hint="eastAsia" w:ascii="Times New Roman" w:hAnsi="Times New Roman" w:eastAsia="Times New Roman" w:cs="Times New Roman"/>
-        </w:rPr>
-        <w:t>：His，</w:t>
-      </w:r>
-      <w:r>
-        <w:rPr>
-          <w:rFonts w:hint="eastAsia" w:ascii="Times New Roman" w:hAnsi="Times New Roman" w:eastAsia="FangSong" w:cs="Times New Roman"/>
-        </w:rPr>
-        <w:t>结构式</w:t>
+    </w:p>
+    <w:p>
+      <w:pPr>
+        <w:pStyle w:val="BodyText"/>
+      </w:pPr>
+      <w:r>
+        <w:rPr>
+          <w:rFonts w:hint="eastAsia" w:ascii="Times New Roman" w:hAnsi="Times New Roman" w:eastAsia="FangSong" w:cs="Times New Roman"/>
+        </w:rPr>
+        <w:t>实验测得下列数据</w:t>
       </w:r>
       <w:r>
         <w:rPr>
           <w:rFonts w:hint="eastAsia" w:ascii="Times New Roman" w:hAnsi="Times New Roman" w:eastAsia="Times New Roman" w:cs="Times New Roman"/>
         </w:rPr>
         <w:t>：</w:t>
+      </w:r>
+    </w:p>
+    <w:p>
+      <w:pPr>
+        <w:pStyle w:val="BodyText"/>
+      </w:pPr>
+      <w:r>
+        <w:rPr>
+          <w:rFonts w:hint="eastAsia" w:ascii="Times New Roman" w:hAnsi="Times New Roman" w:eastAsia="FangSong" w:cs="Times New Roman"/>
+        </w:rPr>
+        <w:t xml:space="preserve">实验顺序</w:t>
+      </w:r>
+    </w:p>
+    <w:p>
+      <w:pPr>
+        <w:pStyle w:val="BodyText"/>
+      </w:pPr>
+      <w:r>
+        <w:rPr>
+          <w:rFonts w:hint="eastAsia" w:ascii="Times New Roman" w:hAnsi="Times New Roman" w:eastAsia="FangSong" w:cs="Times New Roman"/>
+        </w:rPr>
+        <w:t>初浓度</w:t>
+      </w:r>
+      <w:r>
+        <w:rPr>
+          <w:rFonts w:hint="eastAsia" w:ascii="Times New Roman" w:hAnsi="Times New Roman" w:eastAsia="Times New Roman" w:cs="Times New Roman"/>
+        </w:rPr>
+        <w:t>/mol·L-1</w:t>
+      </w:r>
+    </w:p>
+    <w:p>
+      <w:pPr>
+        <w:pStyle w:val="BodyText"/>
+      </w:pPr>
+      <w:r>
+        <w:rPr>
+          <w:rFonts w:hint="eastAsia" w:ascii="Times New Roman" w:hAnsi="Times New Roman" w:eastAsia="FangSong" w:cs="Times New Roman"/>
+        </w:rPr>
+        <w:t>初速率</w:t>
+      </w:r>
+      <w:r>
+        <w:rPr>
+          <w:rFonts w:hint="eastAsia" w:ascii="Times New Roman" w:hAnsi="Times New Roman" w:eastAsia="Times New Roman" w:cs="Times New Roman"/>
+        </w:rPr>
+        <w:t>/mol·L-1·s-1</w:t>
+      </w:r>
+    </w:p>
+    <w:p>
+      <w:pPr>
+        <w:pStyle w:val="BodyText"/>
+      </w:pPr>
+      <w:r>
+        <w:rPr>
+          <w:rFonts w:ascii="Times New Roman" w:hAnsi="Times New Roman" w:eastAsia="Times New Roman" w:cs="Times New Roman"/>
+        </w:rPr>
+        <w:t xml:space="preserve">CO</w:t>
+      </w:r>
+    </w:p>
+    <w:p>
+      <w:pPr>
+        <w:pStyle w:val="BodyText"/>
+      </w:pPr>
+      <w:r>
+        <w:rPr>
+          <w:rFonts w:ascii="Times New Roman" w:hAnsi="Times New Roman" w:eastAsia="Times New Roman" w:cs="Times New Roman"/>
+        </w:rPr>
+        <w:t xml:space="preserve">Cl2</w:t>
+      </w:r>
+    </w:p>
+    <w:p>
+      <w:pPr>
+        <w:pStyle w:val="BodyText"/>
+      </w:pPr>
+      <w:r>
+        <w:rPr>
+          <w:rFonts w:ascii="Times New Roman" w:hAnsi="Times New Roman" w:eastAsia="Times New Roman" w:cs="Times New Roman"/>
+        </w:rPr>
+        <w:t xml:space="preserve">1</w:t>
+      </w:r>
+    </w:p>
+    <w:p>
+      <w:pPr>
+        <w:pStyle w:val="BodyText"/>
+      </w:pPr>
+      <w:r>
+        <w:rPr>
+          <w:rFonts w:ascii="Times New Roman" w:hAnsi="Times New Roman" w:eastAsia="Times New Roman" w:cs="Times New Roman"/>
+        </w:rPr>
+        <w:t xml:space="preserve">0.100</w:t>
+      </w:r>
+    </w:p>
+    <w:p>
+      <w:pPr>
+        <w:pStyle w:val="BodyText"/>
+      </w:pPr>
+      <w:r>
+        <w:rPr>
+          <w:rFonts w:ascii="Times New Roman" w:hAnsi="Times New Roman" w:eastAsia="Times New Roman" w:cs="Times New Roman"/>
+        </w:rPr>
+        <w:t xml:space="preserve">0.100</w:t>
+      </w:r>
+    </w:p>
+    <w:p>
+      <w:pPr>
+        <w:pStyle w:val="BodyText"/>
+      </w:pPr>
+      <w:r>
+        <w:rPr>
+          <w:rFonts w:ascii="Times New Roman" w:hAnsi="Times New Roman" w:eastAsia="Times New Roman" w:cs="Times New Roman"/>
+        </w:rPr>
+        <w:t xml:space="preserve">1.2×10-2</w:t>
+      </w:r>
+    </w:p>
+    <w:p>
+      <w:pPr>
+        <w:pStyle w:val="BodyText"/>
+      </w:pPr>
+      <w:r>
+        <w:rPr>
+          <w:rFonts w:ascii="Times New Roman" w:hAnsi="Times New Roman" w:eastAsia="Times New Roman" w:cs="Times New Roman"/>
+        </w:rPr>
+        <w:t xml:space="preserve">2</w:t>
+      </w:r>
+    </w:p>
+    <w:p>
+      <w:pPr>
+        <w:pStyle w:val="BodyText"/>
+      </w:pPr>
+      <w:r>
+        <w:rPr>
+          <w:rFonts w:ascii="Times New Roman" w:hAnsi="Times New Roman" w:eastAsia="Times New Roman" w:cs="Times New Roman"/>
+        </w:rPr>
+        <w:t xml:space="preserve">0.100</w:t>
+      </w:r>
+    </w:p>
+    <w:p>
+      <w:pPr>
+        <w:pStyle w:val="BodyText"/>
+      </w:pPr>
+      <w:r>
+        <w:rPr>
+          <w:rFonts w:ascii="Times New Roman" w:hAnsi="Times New Roman" w:eastAsia="Times New Roman" w:cs="Times New Roman"/>
+        </w:rPr>
+        <w:t xml:space="preserve">0.050</w:t>
+      </w:r>
+    </w:p>
+    <w:p>
+      <w:pPr>
+        <w:pStyle w:val="BodyText"/>
+      </w:pPr>
+      <w:r>
+        <w:rPr>
+          <w:rFonts w:ascii="Times New Roman" w:hAnsi="Times New Roman" w:eastAsia="Times New Roman" w:cs="Times New Roman"/>
+        </w:rPr>
+        <w:t xml:space="preserve">4.26×10-3</w:t>
+      </w:r>
+    </w:p>
+    <w:p>
+      <w:pPr>
+        <w:pStyle w:val="BodyText"/>
+      </w:pPr>
+      <w:r>
+        <w:rPr>
+          <w:rFonts w:ascii="Times New Roman" w:hAnsi="Times New Roman" w:eastAsia="Times New Roman" w:cs="Times New Roman"/>
+        </w:rPr>
+        <w:t xml:space="preserve">3</w:t>
+      </w:r>
+    </w:p>
+    <w:p>
+      <w:pPr>
+        <w:pStyle w:val="BodyText"/>
+      </w:pPr>
+      <w:r>
+        <w:rPr>
+          <w:rFonts w:ascii="Times New Roman" w:hAnsi="Times New Roman" w:eastAsia="Times New Roman" w:cs="Times New Roman"/>
+        </w:rPr>
+        <w:t xml:space="preserve">0.050</w:t>
+      </w:r>
+    </w:p>
+    <w:p>
+      <w:pPr>
+        <w:pStyle w:val="BodyText"/>
+      </w:pPr>
+      <w:r>
+        <w:rPr>
+          <w:rFonts w:ascii="Times New Roman" w:hAnsi="Times New Roman" w:eastAsia="Times New Roman" w:cs="Times New Roman"/>
+        </w:rPr>
+        <w:t xml:space="preserve">0.10</w:t>
+      </w:r>
+    </w:p>
+    <w:p>
+      <w:pPr>
+        <w:pStyle w:val="BodyText"/>
+      </w:pPr>
+      <w:r>
+        <w:rPr>
+          <w:rFonts w:ascii="Times New Roman" w:hAnsi="Times New Roman" w:eastAsia="Times New Roman" w:cs="Times New Roman"/>
+        </w:rPr>
+        <w:t xml:space="preserve">6.0×10-3</w:t>
+      </w:r>
+    </w:p>
+    <w:p>
+      <w:pPr>
+        <w:pStyle w:val="BodyText"/>
+      </w:pPr>
+      <w:r>
+        <w:rPr>
+          <w:rFonts w:ascii="Times New Roman" w:hAnsi="Times New Roman" w:eastAsia="Times New Roman" w:cs="Times New Roman"/>
+        </w:rPr>
+        <w:t xml:space="preserve">4</w:t>
+      </w:r>
+    </w:p>
+    <w:p>
+      <w:pPr>
+        <w:pStyle w:val="BodyText"/>
+      </w:pPr>
+      <w:r>
+        <w:rPr>
+          <w:rFonts w:ascii="Times New Roman" w:hAnsi="Times New Roman" w:eastAsia="Times New Roman" w:cs="Times New Roman"/>
+        </w:rPr>
+        <w:t xml:space="preserve">0.050</w:t>
+      </w:r>
+    </w:p>
+    <w:p>
+      <w:pPr>
+        <w:pStyle w:val="BodyText"/>
+      </w:pPr>
+      <w:r>
+        <w:rPr>
+          <w:rFonts w:ascii="Times New Roman" w:hAnsi="Times New Roman" w:eastAsia="Times New Roman" w:cs="Times New Roman"/>
+        </w:rPr>
+        <w:t xml:space="preserve">0.050</w:t>
+      </w:r>
+    </w:p>
+    <w:p>
+      <w:pPr>
+        <w:pStyle w:val="BodyText"/>
+      </w:pPr>
+      <w:r>
+        <w:rPr>
+          <w:rFonts w:ascii="Times New Roman" w:hAnsi="Times New Roman" w:eastAsia="Times New Roman" w:cs="Times New Roman"/>
+        </w:rPr>
+        <w:t xml:space="preserve">2.13×10-3</w:t>
+      </w:r>
+    </w:p>
+    <w:p>
+      <w:pPr>
+        <w:pStyle w:val="BodyText"/>
+      </w:pPr>
+      <w:r>
+        <w:rPr>
+          <w:rFonts w:hint="eastAsia" w:ascii="Times New Roman" w:hAnsi="Times New Roman" w:eastAsia="FangSong" w:cs="Times New Roman"/>
+        </w:rPr>
+        <w:t>求该反应的速率常数</w:t>
+      </w:r>
+      <w:r>
+        <w:rPr>
+          <w:rFonts w:hint="eastAsia" w:ascii="Times New Roman" w:hAnsi="Times New Roman" w:eastAsia="Times New Roman" w:cs="Times New Roman"/>
+        </w:rPr>
+        <w:t>、</w:t>
+      </w:r>
+      <w:r>
+        <w:rPr>
+          <w:rFonts w:hint="eastAsia" w:ascii="Times New Roman" w:hAnsi="Times New Roman" w:eastAsia="FangSong" w:cs="Times New Roman"/>
+        </w:rPr>
+        <w:t>反应级数和速率方程</w:t>
+      </w:r>
+      <w:r>
+        <w:rPr>
+          <w:rFonts w:hint="eastAsia" w:ascii="Times New Roman" w:hAnsi="Times New Roman" w:eastAsia="Times New Roman" w:cs="Times New Roman"/>
+        </w:rPr>
+        <w:t>。</w:t>
+      </w:r>
+    </w:p>
+    <w:p>
+      <w:pPr>
+        <w:spacing w:before="160" w:after="80"/>
+      </w:pPr>
+      <w:r>
+        <w:pict>
+          <v:rect style="width:0;height:1.5pt" o:hralign="center" o:hrstd="t" o:hr="t"/>
+        </w:pict>
+      </w:r>
+    </w:p>
+    <w:bookmarkEnd w:id="47"/>
+    <w:bookmarkStart w:id="51" w:name="第26题"/>
+    <w:p>
+      <w:pPr>
+        <w:pStyle w:val="Heading3"/>
+        <w:spacing w:before="280" w:after="120"/>
+      </w:pPr>
+      <w:r>
+        <w:rPr>
+          <w:rFonts w:hint="eastAsia" w:ascii="Times New Roman" w:hAnsi="Times New Roman" w:eastAsia="SimHei" w:cs="Times New Roman"/>
+        </w:rPr>
+        <w:t>第</w:t>
+      </w:r>
+      <w:r>
+        <w:rPr>
+          <w:rFonts w:hint="eastAsia" w:ascii="Times New Roman" w:hAnsi="Times New Roman" w:eastAsia="Times New Roman" w:cs="Times New Roman"/>
+        </w:rPr>
+        <w:t>26</w:t>
+      </w:r>
+      <w:r>
+        <w:rPr>
+          <w:rFonts w:hint="eastAsia" w:ascii="Times New Roman" w:hAnsi="Times New Roman" w:eastAsia="SimHei" w:cs="Times New Roman"/>
+        </w:rPr>
+        <w:t>题</w:t>
+      </w:r>
+    </w:p>
+    <w:p>
+      <w:pPr>
+        <w:pStyle w:val="FirstParagraph"/>
+      </w:pPr>
+      <w:r>
+        <w:rPr>
+          <w:rFonts w:hint="eastAsia" w:ascii="Times New Roman" w:hAnsi="Times New Roman" w:eastAsia="Times New Roman" w:cs="Times New Roman"/>
+        </w:rPr>
+        <w:t xml:space="preserve">（2009</w:t>
+      </w:r>
+      <w:r>
+        <w:rPr>
+          <w:rFonts w:ascii="Times New Roman" w:hAnsi="Times New Roman" w:eastAsia="Times New Roman" w:cs="Times New Roman"/>
+        </w:rPr>
+        <w:t xml:space="preserve"> </w:t>
+      </w:r>
+      <w:r>
+        <w:rPr>
+          <w:rFonts w:hint="eastAsia" w:ascii="Times New Roman" w:hAnsi="Times New Roman" w:eastAsia="FangSong" w:cs="Times New Roman"/>
+        </w:rPr>
+        <w:t>年清华大学自主招生试题</w:t>
+      </w:r>
+      <w:r>
+        <w:rPr>
+          <w:rFonts w:hint="eastAsia" w:ascii="Times New Roman" w:hAnsi="Times New Roman" w:eastAsia="Times New Roman" w:cs="Times New Roman"/>
+        </w:rPr>
+        <w:t>）</w:t>
+      </w:r>
+      <w:r>
+        <w:rPr>
+          <w:rFonts w:hint="eastAsia" w:ascii="Times New Roman" w:hAnsi="Times New Roman" w:eastAsia="FangSong" w:cs="Times New Roman"/>
+        </w:rPr>
+        <w:t>下图是</w:t>
+      </w:r>
+      <w:r>
+        <w:rPr>
+          <w:rFonts w:ascii="Times New Roman" w:hAnsi="Times New Roman" w:eastAsia="Times New Roman" w:cs="Times New Roman"/>
+        </w:rPr>
+        <w:t xml:space="preserve"> 273 K </w:t>
+      </w:r>
+      <w:r>
+        <w:rPr>
+          <w:rFonts w:hint="eastAsia" w:ascii="Times New Roman" w:hAnsi="Times New Roman" w:eastAsia="FangSong" w:cs="Times New Roman"/>
+        </w:rPr>
+        <w:t xml:space="preserve">时</w:t>
+      </w:r>
+      <w:r>
+        <w:rPr>
+          <w:rFonts w:ascii="Times New Roman" w:hAnsi="Times New Roman" w:eastAsia="Times New Roman" w:cs="Times New Roman"/>
+        </w:rPr>
+        <w:t xml:space="preserve"> </w:t>
+      </w:r>
+      <m:oMath>
+        <m:r>
+          <m:rPr>
+            <m:sty m:val="p"/>
+          </m:rPr>
+          <m:t>C</m:t>
+        </m:r>
+        <m:sSub>
+          <m:e>
+            <m:r>
+              <m:rPr>
+                <m:sty m:val="p"/>
+              </m:rPr>
+              <m:t>H</m:t>
+            </m:r>
+          </m:e>
+          <m:sub>
+            <m:r>
+              <m:rPr>
+                <m:sty m:val="p"/>
+              </m:rPr>
+              <m:t>3</m:t>
+            </m:r>
+          </m:sub>
+        </m:sSub>
+        <m:r>
+          <m:rPr>
+            <m:sty m:val="p"/>
+          </m:rPr>
+          <m:t>F</m:t>
+        </m:r>
+      </m:oMath>
+      <w:r>
+        <w:rPr>
+          <w:rFonts w:ascii="Times New Roman" w:hAnsi="Times New Roman" w:eastAsia="Times New Roman" w:cs="Times New Roman"/>
+        </w:rPr>
+        <w:t xml:space="preserve"> </w:t>
+      </w:r>
+      <w:r>
+        <w:rPr>
+          <w:rFonts w:hint="eastAsia" w:ascii="Times New Roman" w:hAnsi="Times New Roman" w:eastAsia="FangSong" w:cs="Times New Roman"/>
+        </w:rPr>
+        <w:t xml:space="preserve">蒸气的</w:t>
+      </w:r>
+      <w:r>
+        <w:rPr>
+          <w:rFonts w:ascii="Times New Roman" w:hAnsi="Times New Roman" w:eastAsia="Times New Roman" w:cs="Times New Roman"/>
+        </w:rPr>
+        <w:t xml:space="preserve"> </w:t>
+      </w:r>
+      <m:oMath>
+        <m:f>
+          <m:fPr>
+            <m:type m:val="bar"/>
+          </m:fPr>
+          <m:num>
+            <m:r>
+              <m:t>ρ</m:t>
+            </m:r>
+          </m:num>
+          <m:den>
+            <m:r>
+              <m:t>p</m:t>
+            </m:r>
+          </m:den>
+        </m:f>
+        <m:r>
+          <m:rPr>
+            <m:sty m:val="p"/>
+          </m:rPr>
+          <m:t>∼</m:t>
+        </m:r>
+        <m:r>
+          <m:t>p</m:t>
+        </m:r>
+      </m:oMath>
+      <w:r>
+        <w:rPr>
+          <w:rFonts w:ascii="Times New Roman" w:hAnsi="Times New Roman" w:eastAsia="Times New Roman" w:cs="Times New Roman"/>
+        </w:rPr>
+        <w:t xml:space="preserve"> </w:t>
+      </w:r>
+      <w:r>
+        <w:rPr>
+          <w:rFonts w:hint="eastAsia" w:ascii="Times New Roman" w:hAnsi="Times New Roman" w:eastAsia="FangSong" w:cs="Times New Roman"/>
+        </w:rPr>
+        <w:t>图</w:t>
+      </w:r>
+      <w:r>
+        <w:rPr>
+          <w:rFonts w:hint="eastAsia" w:ascii="Times New Roman" w:hAnsi="Times New Roman" w:eastAsia="Times New Roman" w:cs="Times New Roman"/>
+        </w:rPr>
+        <w:t>。</w:t>
+      </w:r>
+      <w:r>
+        <w:rPr>
+          <w:rFonts w:hint="eastAsia" w:ascii="Times New Roman" w:hAnsi="Times New Roman" w:eastAsia="FangSong" w:cs="Times New Roman"/>
+        </w:rPr>
+        <w:t>试根据图求出</w:t>
+      </w:r>
+      <w:r>
+        <w:rPr>
+          <w:rFonts w:ascii="Times New Roman" w:hAnsi="Times New Roman" w:eastAsia="Times New Roman" w:cs="Times New Roman"/>
+        </w:rPr>
+        <w:t xml:space="preserve"> </w:t>
+      </w:r>
+      <m:oMath>
+        <m:r>
+          <m:rPr>
+            <m:sty m:val="p"/>
+          </m:rPr>
+          <m:t>C</m:t>
+        </m:r>
+        <m:sSub>
+          <m:e>
+            <m:r>
+              <m:rPr>
+                <m:sty m:val="p"/>
+              </m:rPr>
+              <m:t>H</m:t>
+            </m:r>
+          </m:e>
+          <m:sub>
+            <m:r>
+              <m:rPr>
+                <m:sty m:val="p"/>
+              </m:rPr>
+              <m:t>3</m:t>
+            </m:r>
+          </m:sub>
+        </m:sSub>
+        <m:r>
+          <m:rPr>
+            <m:sty m:val="p"/>
+          </m:rPr>
+          <m:t>F</m:t>
+        </m:r>
+      </m:oMath>
+      <w:r>
+        <w:rPr>
+          <w:rFonts w:ascii="Times New Roman" w:hAnsi="Times New Roman" w:eastAsia="Times New Roman" w:cs="Times New Roman"/>
+        </w:rPr>
+        <w:t xml:space="preserve"> </w:t>
+      </w:r>
+      <w:r>
+        <w:rPr>
+          <w:rFonts w:hint="eastAsia" w:ascii="Times New Roman" w:hAnsi="Times New Roman" w:eastAsia="FangSong" w:cs="Times New Roman"/>
+        </w:rPr>
+        <w:t>摩尔质量</w:t>
+      </w:r>
+      <w:r>
+        <w:rPr>
+          <w:rFonts w:hint="eastAsia" w:ascii="Times New Roman" w:hAnsi="Times New Roman" w:eastAsia="Times New Roman" w:cs="Times New Roman"/>
+        </w:rPr>
+        <w:t>。</w:t>
       </w:r>
     </w:p>
     <w:p>
@@ -13795,20 +15644,20 @@
         </w:rPr>
         <w:drawing>
           <wp:inline>
-            <wp:extent cx="2654300" cy="1816100"/>
+            <wp:extent cx="3600000" cy="2143902"/>
             <wp:effectExtent b="0" l="0" r="0" t="0"/>
-            <wp:docPr descr="" title="" id="44" name="Picture"/>
+            <wp:docPr descr="" title="" id="49" name="Picture"/>
             <a:graphic>
               <a:graphicData uri="http://schemas.openxmlformats.org/drawingml/2006/picture">
                 <pic:pic>
                   <pic:nvPicPr>
-                    <pic:cNvPr descr="f7d1189b37a09b50253b53792883563ae8eb6868f82a7445cb43180e89aabfd7.jpg" id="45" name="Picture"/>
+                    <pic:cNvPr descr="05268ff79e0241e6a5b3c8c439fb52a508bf44870f54fa71b82158ff3cf04450.jpg" id="50" name="Picture"/>
                     <pic:cNvPicPr>
                       <a:picLocks noChangeArrowheads="1" noChangeAspect="1"/>
                     </pic:cNvPicPr>
                   </pic:nvPicPr>
                   <pic:blipFill>
-                    <a:blip r:embed="rId43"/>
+                    <a:blip r:embed="rId48"/>
                     <a:stretch>
                       <a:fillRect/>
                     </a:stretch>
@@ -13816,7 +15665,7 @@
                   <pic:spPr bwMode="auto">
                     <a:xfrm>
                       <a:off x="0" y="0"/>
-                      <a:ext cx="2654300" cy="1816100"/>
+                      <a:ext cx="3600000" cy="2143902"/>
                     </a:xfrm>
                     <a:prstGeom prst="rect">
                       <a:avLst/>
@@ -13837,646 +15686,6 @@
     </w:p>
     <w:p>
       <w:pPr>
-        <w:pStyle w:val="BodyText"/>
-      </w:pPr>
-      <w:r>
-        <w:rPr>
-          <w:rFonts w:hint="eastAsia" w:ascii="Times New Roman" w:hAnsi="Times New Roman" w:eastAsia="Times New Roman" w:cs="Times New Roman"/>
-        </w:rPr>
-        <w:t>）、</w:t>
-      </w:r>
-      <w:r>
-        <w:rPr>
-          <w:rFonts w:hint="eastAsia" w:ascii="Times New Roman" w:hAnsi="Times New Roman" w:eastAsia="FangSong" w:cs="Times New Roman"/>
-        </w:rPr>
-        <w:t>结构助剂及去离子水放入</w:t>
-      </w:r>
-      <w:r>
-        <w:rPr>
-          <w:rFonts w:ascii="Times New Roman" w:hAnsi="Times New Roman" w:eastAsia="Times New Roman" w:cs="Times New Roman"/>
-        </w:rPr>
-        <w:t xml:space="preserve"> 100 mL </w:t>
-      </w:r>
-      <w:r>
-        <w:rPr>
-          <w:rFonts w:hint="eastAsia" w:ascii="Times New Roman" w:hAnsi="Times New Roman" w:eastAsia="FangSong" w:cs="Times New Roman"/>
-        </w:rPr>
-        <w:t>锥形瓶中</w:t>
-      </w:r>
-      <w:r>
-        <w:rPr>
-          <w:rFonts w:hint="eastAsia" w:ascii="Times New Roman" w:hAnsi="Times New Roman" w:eastAsia="Times New Roman" w:cs="Times New Roman"/>
-        </w:rPr>
-        <w:t>，</w:t>
-      </w:r>
-      <w:r>
-        <w:rPr>
-          <w:rFonts w:hint="eastAsia" w:ascii="Times New Roman" w:hAnsi="Times New Roman" w:eastAsia="FangSong" w:cs="Times New Roman"/>
-        </w:rPr>
-        <w:t>搅拌混合均匀</w:t>
-      </w:r>
-      <w:r>
-        <w:rPr>
-          <w:rFonts w:hint="eastAsia" w:ascii="Times New Roman" w:hAnsi="Times New Roman" w:eastAsia="Times New Roman" w:cs="Times New Roman"/>
-        </w:rPr>
-        <w:t>，2</w:t>
-      </w:r>
-      <w:r>
-        <w:rPr>
-          <w:rFonts w:ascii="Times New Roman" w:hAnsi="Times New Roman" w:eastAsia="Times New Roman" w:cs="Times New Roman"/>
-        </w:rPr>
-        <w:t xml:space="preserve"> h </w:t>
-      </w:r>
-      <w:r>
-        <w:rPr>
-          <w:rFonts w:hint="eastAsia" w:ascii="Times New Roman" w:hAnsi="Times New Roman" w:eastAsia="FangSong" w:cs="Times New Roman"/>
-        </w:rPr>
-        <w:t xml:space="preserve">后加入一定量的</w:t>
-      </w:r>
-      <w:r>
-        <w:rPr>
-          <w:rFonts w:ascii="Times New Roman" w:hAnsi="Times New Roman" w:eastAsia="Times New Roman" w:cs="Times New Roman"/>
-        </w:rPr>
-        <w:t xml:space="preserve"> </w:t>
-      </w:r>
-      <m:oMath>
-        <m:oMathPr>
-          <m:ctrlPr>
-            <w:rPr>
-              <w:sz w:val="28"/>
-              <w:szCs w:val="28"/>
-            </w:rPr>
-          </m:ctrlPr>
-        </m:oMathPr>
-        <m:sSub>
-          <m:e>
-            <m:r>
-              <m:t>K</m:t>
-            </m:r>
-          </m:e>
-          <m:sub>
-            <m:r>
-              <m:t>4</m:t>
-            </m:r>
-          </m:sub>
-        </m:sSub>
-        <m:r>
-          <m:t>S</m:t>
-        </m:r>
-        <m:r>
-          <m:t>i</m:t>
-        </m:r>
-        <m:sSub>
-          <m:e>
-            <m:r>
-              <m:t>W</m:t>
-            </m:r>
-          </m:e>
-          <m:sub>
-            <m:r>
-              <m:t>12</m:t>
-            </m:r>
-          </m:sub>
-        </m:sSub>
-        <m:sSub>
-          <m:e>
-            <m:r>
-              <m:t>O</m:t>
-            </m:r>
-          </m:e>
-          <m:sub>
-            <m:r>
-              <m:t>40</m:t>
-            </m:r>
-          </m:sub>
-        </m:sSub>
-        <m:r>
-          <m:rPr>
-            <m:sty m:val="p"/>
-          </m:rPr>
-          <m:t>⋅</m:t>
-        </m:r>
-        <m:r>
-          <m:t>n</m:t>
-        </m:r>
-        <m:sSub>
-          <m:e>
-            <m:r>
-              <m:t>H</m:t>
-            </m:r>
-          </m:e>
-          <m:sub>
-            <m:r>
-              <m:t>2</m:t>
-            </m:r>
-          </m:sub>
-        </m:sSub>
-        <m:r>
-          <m:t>O</m:t>
-        </m:r>
-      </m:oMath>
-      <w:r>
-        <w:rPr>
-          <w:rFonts w:hint="eastAsia" w:ascii="Times New Roman" w:hAnsi="Times New Roman" w:eastAsia="Times New Roman" w:cs="Times New Roman"/>
-        </w:rPr>
-        <w:t>，</w:t>
-      </w:r>
-      <w:r>
-        <w:rPr>
-          <w:rFonts w:hint="eastAsia" w:ascii="Times New Roman" w:hAnsi="Times New Roman" w:eastAsia="FangSong" w:cs="Times New Roman"/>
-        </w:rPr>
-        <w:t>并在</w:t>
-      </w:r>
-      <w:r>
-        <w:rPr>
-          <w:rFonts w:ascii="Times New Roman" w:hAnsi="Times New Roman" w:eastAsia="Times New Roman" w:cs="Times New Roman"/>
-        </w:rPr>
-        <w:t xml:space="preserve"> 80℃ </w:t>
-      </w:r>
-      <w:r>
-        <w:rPr>
-          <w:rFonts w:hint="eastAsia" w:ascii="Times New Roman" w:hAnsi="Times New Roman" w:eastAsia="FangSong" w:cs="Times New Roman"/>
-        </w:rPr>
-        <w:t xml:space="preserve">下继续搅拌</w:t>
-      </w:r>
-      <w:r>
-        <w:rPr>
-          <w:rFonts w:ascii="Times New Roman" w:hAnsi="Times New Roman" w:eastAsia="Times New Roman" w:cs="Times New Roman"/>
-        </w:rPr>
-        <w:t xml:space="preserve"> 2 </w:t>
-      </w:r>
-      <w:r>
-        <w:rPr>
-          <w:rFonts w:hint="eastAsia" w:ascii="Times New Roman" w:hAnsi="Times New Roman" w:eastAsia="Times New Roman" w:cs="Times New Roman"/>
-        </w:rPr>
-        <w:t>h，</w:t>
-      </w:r>
-      <w:r>
-        <w:rPr>
-          <w:rFonts w:hint="eastAsia" w:ascii="Times New Roman" w:hAnsi="Times New Roman" w:eastAsia="FangSong" w:cs="Times New Roman"/>
-        </w:rPr>
-        <w:t>反应完成后</w:t>
-      </w:r>
-      <w:r>
-        <w:rPr>
-          <w:rFonts w:hint="eastAsia" w:ascii="Times New Roman" w:hAnsi="Times New Roman" w:eastAsia="Times New Roman" w:cs="Times New Roman"/>
-        </w:rPr>
-        <w:t>，</w:t>
-      </w:r>
-      <w:r>
-        <w:rPr>
-          <w:rFonts w:hint="eastAsia" w:ascii="Times New Roman" w:hAnsi="Times New Roman" w:eastAsia="FangSong" w:cs="Times New Roman"/>
-        </w:rPr>
-        <w:t>用布氏漏斗过滤</w:t>
-      </w:r>
-      <w:r>
-        <w:rPr>
-          <w:rFonts w:hint="eastAsia" w:ascii="Times New Roman" w:hAnsi="Times New Roman" w:eastAsia="Times New Roman" w:cs="Times New Roman"/>
-        </w:rPr>
-        <w:t>，</w:t>
-      </w:r>
-      <w:r>
-        <w:rPr>
-          <w:rFonts w:hint="eastAsia" w:ascii="Times New Roman" w:hAnsi="Times New Roman" w:eastAsia="FangSong" w:cs="Times New Roman"/>
-        </w:rPr>
-        <w:t>然后将滤液放置两周</w:t>
-      </w:r>
-      <w:r>
-        <w:rPr>
-          <w:rFonts w:hint="eastAsia" w:ascii="Times New Roman" w:hAnsi="Times New Roman" w:eastAsia="Times New Roman" w:cs="Times New Roman"/>
-        </w:rPr>
-        <w:t>，</w:t>
-      </w:r>
-      <w:r>
-        <w:rPr>
-          <w:rFonts w:hint="eastAsia" w:ascii="Times New Roman" w:hAnsi="Times New Roman" w:eastAsia="FangSong" w:cs="Times New Roman"/>
-        </w:rPr>
-        <w:t>即可得到带有结晶水的无色组氨酸多金属硅钨酸盐超分子晶体</w:t>
-      </w:r>
-      <w:r>
-        <w:rPr>
-          <w:rFonts w:hint="eastAsia" w:ascii="Times New Roman" w:hAnsi="Times New Roman" w:eastAsia="Times New Roman" w:cs="Times New Roman"/>
-        </w:rPr>
-        <w:t>。</w:t>
-      </w:r>
-    </w:p>
-    <w:p>
-      <w:pPr>
-        <w:pStyle w:val="BodyText"/>
-      </w:pPr>
-      <w:r>
-        <w:rPr>
-          <w:rFonts w:hint="eastAsia" w:ascii="Times New Roman" w:hAnsi="Times New Roman" w:eastAsia="FangSong" w:cs="Times New Roman"/>
-        </w:rPr>
-        <w:t>对该超分子晶体进行元素分析</w:t>
-      </w:r>
-      <w:r>
-        <w:rPr>
-          <w:rFonts w:hint="eastAsia" w:ascii="Times New Roman" w:hAnsi="Times New Roman" w:eastAsia="Times New Roman" w:cs="Times New Roman"/>
-        </w:rPr>
-        <w:t>，</w:t>
-      </w:r>
-      <w:r>
-        <w:rPr>
-          <w:rFonts w:hint="eastAsia" w:ascii="Times New Roman" w:hAnsi="Times New Roman" w:eastAsia="FangSong" w:cs="Times New Roman"/>
-        </w:rPr>
-        <w:t>结果为</w:t>
-      </w:r>
-      <w:r>
-        <w:rPr>
-          <w:rFonts w:hint="eastAsia" w:ascii="Times New Roman" w:hAnsi="Times New Roman" w:eastAsia="Times New Roman" w:cs="Times New Roman"/>
-        </w:rPr>
-        <w:t>（</w:t>
-      </w:r>
-      <w:r>
-        <w:rPr>
-          <w:rFonts w:hint="eastAsia" w:ascii="Times New Roman" w:hAnsi="Times New Roman" w:eastAsia="FangSong" w:cs="Times New Roman"/>
-        </w:rPr>
-        <w:t>质量百分含量</w:t>
-      </w:r>
-      <w:r>
-        <w:rPr>
-          <w:rFonts w:hint="eastAsia" w:ascii="Times New Roman" w:hAnsi="Times New Roman" w:eastAsia="Times New Roman" w:cs="Times New Roman"/>
-        </w:rPr>
-        <w:t>）：C</w:t>
-      </w:r>
-      <w:r>
-        <w:rPr>
-          <w:rFonts w:ascii="Times New Roman" w:hAnsi="Times New Roman" w:eastAsia="Times New Roman" w:cs="Times New Roman"/>
-        </w:rPr>
-        <w:t xml:space="preserve"> 4.50%; H 1.05%; N 2.47%; Si 0.91%; W </w:t>
-      </w:r>
-      <w:r>
-        <w:rPr>
-          <w:rFonts w:hint="eastAsia" w:ascii="Times New Roman" w:hAnsi="Times New Roman" w:eastAsia="Times New Roman" w:cs="Times New Roman"/>
-        </w:rPr>
-        <w:t>67.02%。</w:t>
-      </w:r>
-      <w:r>
-        <w:rPr>
-          <w:rFonts w:hint="eastAsia" w:ascii="Times New Roman" w:hAnsi="Times New Roman" w:eastAsia="FangSong" w:cs="Times New Roman"/>
-        </w:rPr>
-        <w:t>热重分析如图所示</w:t>
-      </w:r>
-      <w:r>
-        <w:rPr>
-          <w:rFonts w:hint="eastAsia" w:ascii="Times New Roman" w:hAnsi="Times New Roman" w:eastAsia="Times New Roman" w:cs="Times New Roman"/>
-        </w:rPr>
-        <w:t>，</w:t>
-      </w:r>
-      <w:r>
-        <w:rPr>
-          <w:rFonts w:hint="eastAsia" w:ascii="Times New Roman" w:hAnsi="Times New Roman" w:eastAsia="FangSong" w:cs="Times New Roman"/>
-        </w:rPr>
-        <w:t>呈现三步失重的现象</w:t>
-      </w:r>
-      <w:r>
-        <w:rPr>
-          <w:rFonts w:hint="eastAsia" w:ascii="Times New Roman" w:hAnsi="Times New Roman" w:eastAsia="Times New Roman" w:cs="Times New Roman"/>
-        </w:rPr>
-        <w:t>，</w:t>
-      </w:r>
-      <w:r>
-        <w:rPr>
-          <w:rFonts w:hint="eastAsia" w:ascii="Times New Roman" w:hAnsi="Times New Roman" w:eastAsia="FangSong" w:cs="Times New Roman"/>
-        </w:rPr>
-        <w:t>分别失重</w:t>
-      </w:r>
-      <w:r>
-        <w:rPr>
-          <w:rFonts w:ascii="Times New Roman" w:hAnsi="Times New Roman" w:eastAsia="Times New Roman" w:cs="Times New Roman"/>
-        </w:rPr>
-        <w:t xml:space="preserve"> 3.0%、9.3%、7.5%。</w:t>
-      </w:r>
-    </w:p>
-    <w:p>
-      <w:pPr>
-        <w:pStyle w:val="BodyText"/>
-        <w:spacing w:before="160" w:after="80"/>
-        <w:jc w:val="center"/>
-      </w:pPr>
-      <w:r>
-        <w:rPr>
-          <w:rFonts w:ascii="Times New Roman" w:hAnsi="Times New Roman" w:eastAsia="Times New Roman" w:cs="Times New Roman"/>
-        </w:rPr>
-        <w:drawing>
-          <wp:inline>
-            <wp:extent cx="3600000" cy="2543119"/>
-            <wp:effectExtent b="0" l="0" r="0" t="0"/>
-            <wp:docPr descr="" title="" id="47" name="Picture"/>
-            <a:graphic>
-              <a:graphicData uri="http://schemas.openxmlformats.org/drawingml/2006/picture">
-                <pic:pic>
-                  <pic:nvPicPr>
-                    <pic:cNvPr descr="5b14386fb0b452fff0a37af3bf785b303ac550ebc7b4183db003f61e6424b355.jpg" id="48" name="Picture"/>
-                    <pic:cNvPicPr>
-                      <a:picLocks noChangeArrowheads="1" noChangeAspect="1"/>
-                    </pic:cNvPicPr>
-                  </pic:nvPicPr>
-                  <pic:blipFill>
-                    <a:blip r:embed="rId46"/>
-                    <a:stretch>
-                      <a:fillRect/>
-                    </a:stretch>
-                  </pic:blipFill>
-                  <pic:spPr bwMode="auto">
-                    <a:xfrm>
-                      <a:off x="0" y="0"/>
-                      <a:ext cx="3600000" cy="2543119"/>
-                    </a:xfrm>
-                    <a:prstGeom prst="rect">
-                      <a:avLst/>
-                    </a:prstGeom>
-                    <a:noFill/>
-                    <a:ln w="9525">
-                      <a:noFill/>
-                      <a:headEnd/>
-                      <a:tailEnd/>
-                    </a:ln>
-                  </pic:spPr>
-                </pic:pic>
-              </a:graphicData>
-            </a:graphic>
-          </wp:inline>
-        </w:drawing>
-      </w:r>
-    </w:p>
-    <w:p>
-      <w:pPr>
-        <w:pStyle w:val="BodyText"/>
-      </w:pPr>
-      <w:r>
-        <w:rPr>
-          <w:rFonts w:hint="eastAsia" w:ascii="Times New Roman" w:hAnsi="Times New Roman" w:eastAsia="FangSong" w:cs="Times New Roman"/>
-        </w:rPr>
-        <w:t>第</w:t>
-      </w:r>
-      <w:r>
-        <w:rPr>
-          <w:rFonts w:hint="eastAsia" w:ascii="Times New Roman" w:hAnsi="Times New Roman" w:eastAsia="Times New Roman" w:cs="Times New Roman"/>
-        </w:rPr>
-        <w:t>10</w:t>
-      </w:r>
-      <w:r>
-        <w:rPr>
-          <w:rFonts w:hint="eastAsia" w:ascii="Times New Roman" w:hAnsi="Times New Roman" w:eastAsia="FangSong" w:cs="Times New Roman"/>
-        </w:rPr>
-        <w:t>题图</w:t>
-      </w:r>
-    </w:p>
-    <w:p>
-      <w:pPr>
-        <w:pStyle w:val="BodyText"/>
-      </w:pPr>
-      <w:r>
-        <w:rPr>
-          <w:rFonts w:hint="eastAsia" w:ascii="Times New Roman" w:hAnsi="Times New Roman" w:eastAsia="FangSong" w:cs="Times New Roman"/>
-        </w:rPr>
-        <w:t>请回答</w:t>
-      </w:r>
-      <w:r>
-        <w:rPr>
-          <w:rFonts w:hint="eastAsia" w:ascii="Times New Roman" w:hAnsi="Times New Roman" w:eastAsia="Times New Roman" w:cs="Times New Roman"/>
-        </w:rPr>
-        <w:t>：</w:t>
-      </w:r>
-    </w:p>
-    <w:p>
-      <w:pPr>
-        <w:pStyle w:val="BodyText"/>
-      </w:pPr>
-      <w:r>
-        <w:rPr>
-          <w:rFonts w:ascii="Times New Roman" w:hAnsi="Times New Roman" w:eastAsia="Times New Roman" w:cs="Times New Roman"/>
-        </w:rPr>
-        <w:t xml:space="preserve">10-1 </w:t>
-      </w:r>
-      <w:r>
-        <w:rPr>
-          <w:rFonts w:hint="eastAsia" w:ascii="Times New Roman" w:hAnsi="Times New Roman" w:eastAsia="FangSong" w:cs="Times New Roman"/>
-        </w:rPr>
-        <w:t xml:space="preserve">试计算该超分子化合物中</w:t>
-      </w:r>
-      <w:r>
-        <w:rPr>
-          <w:rFonts w:ascii="Times New Roman" w:hAnsi="Times New Roman" w:eastAsia="Times New Roman" w:cs="Times New Roman"/>
-        </w:rPr>
-        <w:t xml:space="preserve"> C </w:t>
-      </w:r>
-      <w:r>
-        <w:rPr>
-          <w:rFonts w:hint="eastAsia" w:ascii="Times New Roman" w:hAnsi="Times New Roman" w:eastAsia="FangSong" w:cs="Times New Roman"/>
-        </w:rPr>
-        <w:t xml:space="preserve">与</w:t>
-      </w:r>
-      <w:r>
-        <w:rPr>
-          <w:rFonts w:ascii="Times New Roman" w:hAnsi="Times New Roman" w:eastAsia="Times New Roman" w:cs="Times New Roman"/>
-        </w:rPr>
-        <w:t xml:space="preserve"> W </w:t>
-      </w:r>
-      <w:r>
-        <w:rPr>
-          <w:rFonts w:hint="eastAsia" w:ascii="Times New Roman" w:hAnsi="Times New Roman" w:eastAsia="FangSong" w:cs="Times New Roman"/>
-        </w:rPr>
-        <w:t>的物质的量之比</w:t>
-      </w:r>
-      <w:r>
-        <w:rPr>
-          <w:rFonts w:hint="eastAsia" w:ascii="Times New Roman" w:hAnsi="Times New Roman" w:eastAsia="Times New Roman" w:cs="Times New Roman"/>
-        </w:rPr>
-        <w:t>，</w:t>
-      </w:r>
-      <w:r>
-        <w:rPr>
-          <w:rFonts w:hint="eastAsia" w:ascii="Times New Roman" w:hAnsi="Times New Roman" w:eastAsia="FangSong" w:cs="Times New Roman"/>
-        </w:rPr>
-        <w:t>确定该超分子化合物的化学式</w:t>
-      </w:r>
-      <w:r>
-        <w:rPr>
-          <w:rFonts w:hint="eastAsia" w:ascii="Times New Roman" w:hAnsi="Times New Roman" w:eastAsia="Times New Roman" w:cs="Times New Roman"/>
-        </w:rPr>
-        <w:t>。</w:t>
-      </w:r>
-    </w:p>
-    <w:p>
-      <w:pPr>
-        <w:pStyle w:val="BodyText"/>
-      </w:pPr>
-      <w:r>
-        <w:rPr>
-          <w:rFonts w:ascii="Times New Roman" w:hAnsi="Times New Roman" w:eastAsia="Times New Roman" w:cs="Times New Roman"/>
-        </w:rPr>
-        <w:t xml:space="preserve">10-2 </w:t>
-      </w:r>
-      <w:r>
-        <w:rPr>
-          <w:rFonts w:hint="eastAsia" w:ascii="Times New Roman" w:hAnsi="Times New Roman" w:eastAsia="FangSong" w:cs="Times New Roman"/>
-        </w:rPr>
-        <w:t>试通过计算阐述热重分析中</w:t>
-      </w:r>
-      <w:r>
-        <w:rPr>
-          <w:rFonts w:hint="eastAsia" w:ascii="Times New Roman" w:hAnsi="Times New Roman" w:eastAsia="Times New Roman" w:cs="Times New Roman"/>
-        </w:rPr>
-        <w:t>，</w:t>
-      </w:r>
-      <w:r>
-        <w:rPr>
-          <w:rFonts w:hint="eastAsia" w:ascii="Times New Roman" w:hAnsi="Times New Roman" w:eastAsia="FangSong" w:cs="Times New Roman"/>
-        </w:rPr>
-        <w:t>第一步失重</w:t>
-      </w:r>
-      <w:r>
-        <w:rPr>
-          <w:rFonts w:ascii="Times New Roman" w:hAnsi="Times New Roman" w:eastAsia="Times New Roman" w:cs="Times New Roman"/>
-        </w:rPr>
-        <w:t xml:space="preserve"> </w:t>
-      </w:r>
-      <m:oMath>
-        <m:r>
-          <m:t>3.0</m:t>
-        </m:r>
-        <m:r>
-          <m:rPr>
-            <m:sty m:val="p"/>
-          </m:rPr>
-          <m:t>%</m:t>
-        </m:r>
-      </m:oMath>
-      <w:r>
-        <w:rPr>
-          <w:rFonts w:ascii="Times New Roman" w:hAnsi="Times New Roman" w:eastAsia="Times New Roman" w:cs="Times New Roman"/>
-        </w:rPr>
-        <w:t xml:space="preserve"> </w:t>
-      </w:r>
-      <w:r>
-        <w:rPr>
-          <w:rFonts w:hint="eastAsia" w:ascii="Times New Roman" w:hAnsi="Times New Roman" w:eastAsia="FangSong" w:cs="Times New Roman"/>
-        </w:rPr>
-        <w:t xml:space="preserve">的原因和第二步失重</w:t>
-      </w:r>
-      <w:r>
-        <w:rPr>
-          <w:rFonts w:ascii="Times New Roman" w:hAnsi="Times New Roman" w:eastAsia="Times New Roman" w:cs="Times New Roman"/>
-        </w:rPr>
-        <w:t xml:space="preserve"> </w:t>
-      </w:r>
-      <m:oMath>
-        <m:r>
-          <m:t>9.3</m:t>
-        </m:r>
-        <m:r>
-          <m:rPr>
-            <m:sty m:val="p"/>
-          </m:rPr>
-          <m:t>%</m:t>
-        </m:r>
-      </m:oMath>
-      <w:r>
-        <w:rPr>
-          <w:rFonts w:ascii="Times New Roman" w:hAnsi="Times New Roman" w:eastAsia="Times New Roman" w:cs="Times New Roman"/>
-        </w:rPr>
-        <w:t xml:space="preserve"> </w:t>
-      </w:r>
-      <w:r>
-        <w:rPr>
-          <w:rFonts w:hint="eastAsia" w:ascii="Times New Roman" w:hAnsi="Times New Roman" w:eastAsia="FangSong" w:cs="Times New Roman"/>
-        </w:rPr>
-        <w:t>的原因</w:t>
-      </w:r>
-      <w:r>
-        <w:rPr>
-          <w:rFonts w:hint="eastAsia" w:ascii="Times New Roman" w:hAnsi="Times New Roman" w:eastAsia="Times New Roman" w:cs="Times New Roman"/>
-        </w:rPr>
-        <w:t>；</w:t>
-      </w:r>
-      <w:r>
-        <w:rPr>
-          <w:rFonts w:hint="eastAsia" w:ascii="Times New Roman" w:hAnsi="Times New Roman" w:eastAsia="FangSong" w:cs="Times New Roman"/>
-        </w:rPr>
-        <w:t>第三步失重是多酸骨架断裂分解所致</w:t>
-      </w:r>
-      <w:r>
-        <w:rPr>
-          <w:rFonts w:hint="eastAsia" w:ascii="Times New Roman" w:hAnsi="Times New Roman" w:eastAsia="Times New Roman" w:cs="Times New Roman"/>
-        </w:rPr>
-        <w:t>，</w:t>
-      </w:r>
-      <w:r>
-        <w:rPr>
-          <w:rFonts w:hint="eastAsia" w:ascii="Times New Roman" w:hAnsi="Times New Roman" w:eastAsia="FangSong" w:cs="Times New Roman"/>
-        </w:rPr>
-        <w:t>并通过计算确定该多酸阴离子的化学式</w:t>
-      </w:r>
-      <w:r>
-        <w:rPr>
-          <w:rFonts w:hint="eastAsia" w:ascii="Times New Roman" w:hAnsi="Times New Roman" w:eastAsia="Times New Roman" w:cs="Times New Roman"/>
-        </w:rPr>
-        <w:t>。</w:t>
-      </w:r>
-    </w:p>
-    <w:p>
-      <w:pPr>
-        <w:pStyle w:val="BodyText"/>
-      </w:pPr>
-      <w:r>
-        <w:rPr>
-          <w:rFonts w:ascii="Times New Roman" w:hAnsi="Times New Roman" w:eastAsia="Times New Roman" w:cs="Times New Roman"/>
-        </w:rPr>
-        <w:t xml:space="preserve">10-3 </w:t>
-      </w:r>
-      <w:r>
-        <w:rPr>
-          <w:rFonts w:hint="eastAsia" w:ascii="Times New Roman" w:hAnsi="Times New Roman" w:eastAsia="FangSong" w:cs="Times New Roman"/>
-        </w:rPr>
-        <w:t>阐述该超分子化合物的各组分间主要是靠什么作用结合在一起</w:t>
-      </w:r>
-      <w:r>
-        <w:rPr>
-          <w:rFonts w:hint="eastAsia" w:ascii="Times New Roman" w:hAnsi="Times New Roman" w:eastAsia="Times New Roman" w:cs="Times New Roman"/>
-        </w:rPr>
-        <w:t>？</w:t>
-      </w:r>
-    </w:p>
-    <w:p>
-      <w:pPr>
-        <w:pStyle w:val="BodyText"/>
-      </w:pPr>
-      <w:r>
-        <w:rPr>
-          <w:rFonts w:ascii="Times New Roman" w:hAnsi="Times New Roman" w:eastAsia="Times New Roman" w:cs="Times New Roman"/>
-        </w:rPr>
-        <w:t xml:space="preserve">10-4 </w:t>
-      </w:r>
-      <w:r>
-        <w:rPr>
-          <w:rFonts w:hint="eastAsia" w:ascii="Times New Roman" w:hAnsi="Times New Roman" w:eastAsia="FangSong" w:cs="Times New Roman"/>
-        </w:rPr>
-        <w:t>该超分子化合物在什么温度以下稳定</w:t>
-      </w:r>
-      <w:r>
-        <w:rPr>
-          <w:rFonts w:hint="eastAsia" w:ascii="Times New Roman" w:hAnsi="Times New Roman" w:eastAsia="Times New Roman" w:cs="Times New Roman"/>
-        </w:rPr>
-        <w:t>？</w:t>
-      </w:r>
-      <w:r>
-        <w:rPr>
-          <w:rFonts w:hint="eastAsia" w:ascii="Times New Roman" w:hAnsi="Times New Roman" w:eastAsia="FangSong" w:cs="Times New Roman"/>
-        </w:rPr>
-        <w:t>其原因是什么</w:t>
-      </w:r>
-      <w:r>
-        <w:rPr>
-          <w:rFonts w:hint="eastAsia" w:ascii="Times New Roman" w:hAnsi="Times New Roman" w:eastAsia="Times New Roman" w:cs="Times New Roman"/>
-        </w:rPr>
-        <w:t>？</w:t>
-      </w:r>
-    </w:p>
-    <w:p>
-      <w:pPr>
         <w:spacing w:before="160" w:after="80"/>
       </w:pPr>
       <w:r>
@@ -14485,458 +15694,9 @@
         </w:pict>
       </w:r>
     </w:p>
-    <w:bookmarkEnd w:id="49"/>
-    <w:bookmarkStart w:id="50" w:name="第26题"/>
-    <w:p>
-      <w:pPr>
-        <w:pStyle w:val="Heading3"/>
-        <w:spacing w:before="280" w:after="120"/>
-      </w:pPr>
-      <w:r>
-        <w:rPr>
-          <w:rFonts w:hint="eastAsia" w:ascii="Times New Roman" w:hAnsi="Times New Roman" w:eastAsia="SimHei" w:cs="Times New Roman"/>
-        </w:rPr>
-        <w:t>第</w:t>
-      </w:r>
-      <w:r>
-        <w:rPr>
-          <w:rFonts w:hint="eastAsia" w:ascii="Times New Roman" w:hAnsi="Times New Roman" w:eastAsia="Times New Roman" w:cs="Times New Roman"/>
-        </w:rPr>
-        <w:t>26</w:t>
-      </w:r>
-      <w:r>
-        <w:rPr>
-          <w:rFonts w:hint="eastAsia" w:ascii="Times New Roman" w:hAnsi="Times New Roman" w:eastAsia="SimHei" w:cs="Times New Roman"/>
-        </w:rPr>
-        <w:t>题</w:t>
-      </w:r>
-    </w:p>
-    <w:p>
-      <w:pPr>
-        <w:pStyle w:val="FirstParagraph"/>
-      </w:pPr>
-      <w:r>
-        <w:rPr>
-          <w:rFonts w:ascii="Times New Roman" w:hAnsi="Times New Roman" w:eastAsia="Times New Roman" w:cs="Times New Roman"/>
-          <w:b/>
-          <w:bCs/>
-        </w:rPr>
-        <w:t xml:space="preserve">9 (12 </w:t>
-      </w:r>
-      <w:r>
-        <w:rPr>
-          <w:rFonts w:hint="eastAsia" w:ascii="Times New Roman" w:hAnsi="Times New Roman" w:eastAsia="FangSong" w:cs="Times New Roman"/>
-          <w:b/>
-          <w:bCs/>
-        </w:rPr>
-        <w:t>分</w:t>
-      </w:r>
-      <w:r>
-        <w:rPr>
-          <w:rFonts w:hint="eastAsia" w:ascii="Times New Roman" w:hAnsi="Times New Roman" w:eastAsia="Times New Roman" w:cs="Times New Roman"/>
-          <w:b/>
-          <w:bCs/>
-        </w:rPr>
-        <w:t>)</w:t>
-      </w:r>
-      <w:r>
-        <w:rPr>
-          <w:rFonts w:ascii="Times New Roman" w:hAnsi="Times New Roman" w:eastAsia="Times New Roman" w:cs="Times New Roman"/>
-          <w:b/>
-          <w:bCs/>
-        </w:rPr>
-        <w:t xml:space="preserve"> &lt;&lt;&lt;</w:t>
-      </w:r>
-    </w:p>
-    <w:p>
-      <w:pPr>
-        <w:pStyle w:val="BodyText"/>
-      </w:pPr>
-      <w:r>
-        <w:rPr>
-          <w:rFonts w:hint="eastAsia" w:ascii="Times New Roman" w:hAnsi="Times New Roman" w:eastAsia="FangSong" w:cs="Times New Roman"/>
-        </w:rPr>
-        <w:t>制备光气的反应按下式进行</w:t>
-      </w:r>
-      <w:r>
-        <w:rPr>
-          <w:rFonts w:hint="eastAsia" w:ascii="Times New Roman" w:hAnsi="Times New Roman" w:eastAsia="Times New Roman" w:cs="Times New Roman"/>
-        </w:rPr>
-        <w:t>：</w:t>
-      </w:r>
-      <w:r>
-        <w:rPr>
-          <w:rFonts w:ascii="Times New Roman" w:hAnsi="Times New Roman" w:eastAsia="Times New Roman" w:cs="Times New Roman"/>
-        </w:rPr>
-        <w:t xml:space="preserve"> </w:t>
-      </w:r>
-      <m:oMath>
-        <m:oMathPr>
-          <m:ctrlPr>
-            <w:rPr>
-              <w:sz w:val="28"/>
-              <w:szCs w:val="28"/>
-            </w:rPr>
-          </m:ctrlPr>
-        </m:oMathPr>
-        <m:r>
-          <m:t>C</m:t>
-        </m:r>
-        <m:r>
-          <m:t>O</m:t>
-        </m:r>
-        <m:r>
-          <m:rPr>
-            <m:sty m:val="p"/>
-          </m:rPr>
-          <m:t>+</m:t>
-        </m:r>
-        <m:r>
-          <m:t>C</m:t>
-        </m:r>
-        <m:sSub>
-          <m:e>
-            <m:r>
-              <m:t>l</m:t>
-            </m:r>
-          </m:e>
-          <m:sub>
-            <m:r>
-              <m:t>2</m:t>
-            </m:r>
-          </m:sub>
-        </m:sSub>
-        <m:r>
-          <m:rPr>
-            <m:sty m:val="p"/>
-          </m:rPr>
-          <m:t>=</m:t>
-        </m:r>
-        <m:r>
-          <m:t>C</m:t>
-        </m:r>
-        <m:r>
-          <m:t>O</m:t>
-        </m:r>
-        <m:r>
-          <m:t>C</m:t>
-        </m:r>
-        <m:sSub>
-          <m:e>
-            <m:r>
-              <m:t>l</m:t>
-            </m:r>
-          </m:e>
-          <m:sub>
-            <m:r>
-              <m:t>2</m:t>
-            </m:r>
-          </m:sub>
-        </m:sSub>
-      </m:oMath>
-    </w:p>
-    <w:p>
-      <w:pPr>
-        <w:pStyle w:val="BodyText"/>
-      </w:pPr>
-      <w:r>
-        <w:rPr>
-          <w:rFonts w:hint="eastAsia" w:ascii="Times New Roman" w:hAnsi="Times New Roman" w:eastAsia="FangSong" w:cs="Times New Roman"/>
-        </w:rPr>
-        <w:t>实验测得下列数据</w:t>
-      </w:r>
-      <w:r>
-        <w:rPr>
-          <w:rFonts w:hint="eastAsia" w:ascii="Times New Roman" w:hAnsi="Times New Roman" w:eastAsia="Times New Roman" w:cs="Times New Roman"/>
-        </w:rPr>
-        <w:t>：</w:t>
-      </w:r>
-    </w:p>
-    <w:p>
-      <w:pPr>
-        <w:pStyle w:val="BodyText"/>
-      </w:pPr>
-      <w:r>
-        <w:rPr>
-          <w:rFonts w:hint="eastAsia" w:ascii="Times New Roman" w:hAnsi="Times New Roman" w:eastAsia="FangSong" w:cs="Times New Roman"/>
-        </w:rPr>
-        <w:t xml:space="preserve">实验顺序</w:t>
-      </w:r>
-    </w:p>
-    <w:p>
-      <w:pPr>
-        <w:pStyle w:val="BodyText"/>
-      </w:pPr>
-      <w:r>
-        <w:rPr>
-          <w:rFonts w:hint="eastAsia" w:ascii="Times New Roman" w:hAnsi="Times New Roman" w:eastAsia="FangSong" w:cs="Times New Roman"/>
-        </w:rPr>
-        <w:t>初浓度</w:t>
-      </w:r>
-      <w:r>
-        <w:rPr>
-          <w:rFonts w:hint="eastAsia" w:ascii="Times New Roman" w:hAnsi="Times New Roman" w:eastAsia="Times New Roman" w:cs="Times New Roman"/>
-        </w:rPr>
-        <w:t>/mol·L-1</w:t>
-      </w:r>
-    </w:p>
-    <w:p>
-      <w:pPr>
-        <w:pStyle w:val="BodyText"/>
-      </w:pPr>
-      <w:r>
-        <w:rPr>
-          <w:rFonts w:hint="eastAsia" w:ascii="Times New Roman" w:hAnsi="Times New Roman" w:eastAsia="FangSong" w:cs="Times New Roman"/>
-        </w:rPr>
-        <w:t>初速率</w:t>
-      </w:r>
-      <w:r>
-        <w:rPr>
-          <w:rFonts w:hint="eastAsia" w:ascii="Times New Roman" w:hAnsi="Times New Roman" w:eastAsia="Times New Roman" w:cs="Times New Roman"/>
-        </w:rPr>
-        <w:t>/mol·L-1·s-1</w:t>
-      </w:r>
-    </w:p>
-    <w:p>
-      <w:pPr>
-        <w:pStyle w:val="BodyText"/>
-      </w:pPr>
-      <w:r>
-        <w:rPr>
-          <w:rFonts w:ascii="Times New Roman" w:hAnsi="Times New Roman" w:eastAsia="Times New Roman" w:cs="Times New Roman"/>
-        </w:rPr>
-        <w:t xml:space="preserve">CO</w:t>
-      </w:r>
-    </w:p>
-    <w:p>
-      <w:pPr>
-        <w:pStyle w:val="BodyText"/>
-      </w:pPr>
-      <w:r>
-        <w:rPr>
-          <w:rFonts w:ascii="Times New Roman" w:hAnsi="Times New Roman" w:eastAsia="Times New Roman" w:cs="Times New Roman"/>
-        </w:rPr>
-        <w:t xml:space="preserve">Cl2</w:t>
-      </w:r>
-    </w:p>
-    <w:p>
-      <w:pPr>
-        <w:pStyle w:val="BodyText"/>
-      </w:pPr>
-      <w:r>
-        <w:rPr>
-          <w:rFonts w:ascii="Times New Roman" w:hAnsi="Times New Roman" w:eastAsia="Times New Roman" w:cs="Times New Roman"/>
-        </w:rPr>
-        <w:t xml:space="preserve">1</w:t>
-      </w:r>
-    </w:p>
-    <w:p>
-      <w:pPr>
-        <w:pStyle w:val="BodyText"/>
-      </w:pPr>
-      <w:r>
-        <w:rPr>
-          <w:rFonts w:ascii="Times New Roman" w:hAnsi="Times New Roman" w:eastAsia="Times New Roman" w:cs="Times New Roman"/>
-        </w:rPr>
-        <w:t xml:space="preserve">0.100</w:t>
-      </w:r>
-    </w:p>
-    <w:p>
-      <w:pPr>
-        <w:pStyle w:val="BodyText"/>
-      </w:pPr>
-      <w:r>
-        <w:rPr>
-          <w:rFonts w:ascii="Times New Roman" w:hAnsi="Times New Roman" w:eastAsia="Times New Roman" w:cs="Times New Roman"/>
-        </w:rPr>
-        <w:t xml:space="preserve">0.100</w:t>
-      </w:r>
-    </w:p>
-    <w:p>
-      <w:pPr>
-        <w:pStyle w:val="BodyText"/>
-      </w:pPr>
-      <w:r>
-        <w:rPr>
-          <w:rFonts w:ascii="Times New Roman" w:hAnsi="Times New Roman" w:eastAsia="Times New Roman" w:cs="Times New Roman"/>
-        </w:rPr>
-        <w:t xml:space="preserve">1.2×10-2</w:t>
-      </w:r>
-    </w:p>
-    <w:p>
-      <w:pPr>
-        <w:pStyle w:val="BodyText"/>
-      </w:pPr>
-      <w:r>
-        <w:rPr>
-          <w:rFonts w:ascii="Times New Roman" w:hAnsi="Times New Roman" w:eastAsia="Times New Roman" w:cs="Times New Roman"/>
-        </w:rPr>
-        <w:t xml:space="preserve">2</w:t>
-      </w:r>
-    </w:p>
-    <w:p>
-      <w:pPr>
-        <w:pStyle w:val="BodyText"/>
-      </w:pPr>
-      <w:r>
-        <w:rPr>
-          <w:rFonts w:ascii="Times New Roman" w:hAnsi="Times New Roman" w:eastAsia="Times New Roman" w:cs="Times New Roman"/>
-        </w:rPr>
-        <w:t xml:space="preserve">0.100</w:t>
-      </w:r>
-    </w:p>
-    <w:p>
-      <w:pPr>
-        <w:pStyle w:val="BodyText"/>
-      </w:pPr>
-      <w:r>
-        <w:rPr>
-          <w:rFonts w:ascii="Times New Roman" w:hAnsi="Times New Roman" w:eastAsia="Times New Roman" w:cs="Times New Roman"/>
-        </w:rPr>
-        <w:t xml:space="preserve">0.050</w:t>
-      </w:r>
-    </w:p>
-    <w:p>
-      <w:pPr>
-        <w:pStyle w:val="BodyText"/>
-      </w:pPr>
-      <w:r>
-        <w:rPr>
-          <w:rFonts w:ascii="Times New Roman" w:hAnsi="Times New Roman" w:eastAsia="Times New Roman" w:cs="Times New Roman"/>
-        </w:rPr>
-        <w:t xml:space="preserve">4.26×10-3</w:t>
-      </w:r>
-    </w:p>
-    <w:p>
-      <w:pPr>
-        <w:pStyle w:val="BodyText"/>
-      </w:pPr>
-      <w:r>
-        <w:rPr>
-          <w:rFonts w:ascii="Times New Roman" w:hAnsi="Times New Roman" w:eastAsia="Times New Roman" w:cs="Times New Roman"/>
-        </w:rPr>
-        <w:t xml:space="preserve">3</w:t>
-      </w:r>
-    </w:p>
-    <w:p>
-      <w:pPr>
-        <w:pStyle w:val="BodyText"/>
-      </w:pPr>
-      <w:r>
-        <w:rPr>
-          <w:rFonts w:ascii="Times New Roman" w:hAnsi="Times New Roman" w:eastAsia="Times New Roman" w:cs="Times New Roman"/>
-        </w:rPr>
-        <w:t xml:space="preserve">0.050</w:t>
-      </w:r>
-    </w:p>
-    <w:p>
-      <w:pPr>
-        <w:pStyle w:val="BodyText"/>
-      </w:pPr>
-      <w:r>
-        <w:rPr>
-          <w:rFonts w:ascii="Times New Roman" w:hAnsi="Times New Roman" w:eastAsia="Times New Roman" w:cs="Times New Roman"/>
-        </w:rPr>
-        <w:t xml:space="preserve">0.10</w:t>
-      </w:r>
-    </w:p>
-    <w:p>
-      <w:pPr>
-        <w:pStyle w:val="BodyText"/>
-      </w:pPr>
-      <w:r>
-        <w:rPr>
-          <w:rFonts w:ascii="Times New Roman" w:hAnsi="Times New Roman" w:eastAsia="Times New Roman" w:cs="Times New Roman"/>
-        </w:rPr>
-        <w:t xml:space="preserve">6.0×10-3</w:t>
-      </w:r>
-    </w:p>
-    <w:p>
-      <w:pPr>
-        <w:pStyle w:val="BodyText"/>
-      </w:pPr>
-      <w:r>
-        <w:rPr>
-          <w:rFonts w:ascii="Times New Roman" w:hAnsi="Times New Roman" w:eastAsia="Times New Roman" w:cs="Times New Roman"/>
-        </w:rPr>
-        <w:t xml:space="preserve">4</w:t>
-      </w:r>
-    </w:p>
-    <w:p>
-      <w:pPr>
-        <w:pStyle w:val="BodyText"/>
-      </w:pPr>
-      <w:r>
-        <w:rPr>
-          <w:rFonts w:ascii="Times New Roman" w:hAnsi="Times New Roman" w:eastAsia="Times New Roman" w:cs="Times New Roman"/>
-        </w:rPr>
-        <w:t xml:space="preserve">0.050</w:t>
-      </w:r>
-    </w:p>
-    <w:p>
-      <w:pPr>
-        <w:pStyle w:val="BodyText"/>
-      </w:pPr>
-      <w:r>
-        <w:rPr>
-          <w:rFonts w:ascii="Times New Roman" w:hAnsi="Times New Roman" w:eastAsia="Times New Roman" w:cs="Times New Roman"/>
-        </w:rPr>
-        <w:t xml:space="preserve">0.050</w:t>
-      </w:r>
-    </w:p>
-    <w:p>
-      <w:pPr>
-        <w:pStyle w:val="BodyText"/>
-      </w:pPr>
-      <w:r>
-        <w:rPr>
-          <w:rFonts w:ascii="Times New Roman" w:hAnsi="Times New Roman" w:eastAsia="Times New Roman" w:cs="Times New Roman"/>
-        </w:rPr>
-        <w:t xml:space="preserve">2.13×10-3</w:t>
-      </w:r>
-    </w:p>
-    <w:p>
-      <w:pPr>
-        <w:pStyle w:val="BodyText"/>
-      </w:pPr>
-      <w:r>
-        <w:rPr>
-          <w:rFonts w:hint="eastAsia" w:ascii="Times New Roman" w:hAnsi="Times New Roman" w:eastAsia="FangSong" w:cs="Times New Roman"/>
-        </w:rPr>
-        <w:t>求该反应的速率常数</w:t>
-      </w:r>
-      <w:r>
-        <w:rPr>
-          <w:rFonts w:hint="eastAsia" w:ascii="Times New Roman" w:hAnsi="Times New Roman" w:eastAsia="Times New Roman" w:cs="Times New Roman"/>
-        </w:rPr>
-        <w:t>、</w:t>
-      </w:r>
-      <w:r>
-        <w:rPr>
-          <w:rFonts w:hint="eastAsia" w:ascii="Times New Roman" w:hAnsi="Times New Roman" w:eastAsia="FangSong" w:cs="Times New Roman"/>
-        </w:rPr>
-        <w:t>反应级数和速率方程</w:t>
-      </w:r>
-      <w:r>
-        <w:rPr>
-          <w:rFonts w:hint="eastAsia" w:ascii="Times New Roman" w:hAnsi="Times New Roman" w:eastAsia="Times New Roman" w:cs="Times New Roman"/>
-        </w:rPr>
-        <w:t>。</w:t>
-      </w:r>
-    </w:p>
-    <w:p>
-      <w:pPr>
-        <w:spacing w:before="160" w:after="80"/>
-      </w:pPr>
-      <w:r>
-        <w:pict>
-          <v:rect style="width:0;height:1.5pt" o:hralign="center" o:hrstd="t" o:hr="t"/>
-        </w:pict>
-      </w:r>
-    </w:p>
-    <w:bookmarkEnd w:id="50"/>
     <w:bookmarkEnd w:id="51"/>
     <w:bookmarkEnd w:id="52"/>
+    <w:bookmarkEnd w:id="53"/>
     <w:sectPr>
       <w:footerReference w:type="default" r:id="rId9"/>
       <w:footnotePr>
@@ -15170,91 +15930,6 @@
       </w:pPr>
     </w:lvl>
   </w:abstractNum>
-  <w:abstractNum w:abstractNumId="99731">
-    <w:nsid w:val="00A99731"/>
-    <w:multiLevelType w:val="multilevel"/>
-    <w:lvl w:ilvl="0">
-      <w:start w:val="1"/>
-      <w:numFmt w:val="lowerLetter"/>
-      <w:lvlText w:val="(%1)"/>
-      <w:lvlJc w:val="left"/>
-      <w:pPr>
-        <w:ind w:left="720" w:hanging="360"/>
-      </w:pPr>
-    </w:lvl>
-    <w:lvl w:ilvl="1">
-      <w:start w:val="1"/>
-      <w:numFmt w:val="lowerLetter"/>
-      <w:lvlText w:val="(%2)"/>
-      <w:lvlJc w:val="left"/>
-      <w:pPr>
-        <w:ind w:left="1440" w:hanging="360"/>
-      </w:pPr>
-    </w:lvl>
-    <w:lvl w:ilvl="2">
-      <w:start w:val="1"/>
-      <w:numFmt w:val="lowerLetter"/>
-      <w:lvlText w:val="(%3)"/>
-      <w:lvlJc w:val="left"/>
-      <w:pPr>
-        <w:ind w:left="2160" w:hanging="360"/>
-      </w:pPr>
-    </w:lvl>
-    <w:lvl w:ilvl="3">
-      <w:start w:val="1"/>
-      <w:numFmt w:val="lowerLetter"/>
-      <w:lvlText w:val="(%4)"/>
-      <w:lvlJc w:val="left"/>
-      <w:pPr>
-        <w:ind w:left="2880" w:hanging="360"/>
-      </w:pPr>
-    </w:lvl>
-    <w:lvl w:ilvl="4">
-      <w:start w:val="1"/>
-      <w:numFmt w:val="lowerLetter"/>
-      <w:lvlText w:val="(%5)"/>
-      <w:lvlJc w:val="left"/>
-      <w:pPr>
-        <w:ind w:left="3600" w:hanging="360"/>
-      </w:pPr>
-    </w:lvl>
-    <w:lvl w:ilvl="5">
-      <w:start w:val="1"/>
-      <w:numFmt w:val="lowerLetter"/>
-      <w:lvlText w:val="(%6)"/>
-      <w:lvlJc w:val="left"/>
-      <w:pPr>
-        <w:ind w:left="4320" w:hanging="360"/>
-      </w:pPr>
-    </w:lvl>
-    <w:lvl w:ilvl="6">
-      <w:start w:val="1"/>
-      <w:numFmt w:val="lowerLetter"/>
-      <w:lvlText w:val="(%7)"/>
-      <w:lvlJc w:val="left"/>
-      <w:pPr>
-        <w:ind w:left="5040" w:hanging="360"/>
-      </w:pPr>
-    </w:lvl>
-    <w:lvl w:ilvl="7">
-      <w:start w:val="1"/>
-      <w:numFmt w:val="lowerLetter"/>
-      <w:lvlText w:val="(%8)"/>
-      <w:lvlJc w:val="left"/>
-      <w:pPr>
-        <w:ind w:left="5760" w:hanging="360"/>
-      </w:pPr>
-    </w:lvl>
-    <w:lvl w:ilvl="8">
-      <w:start w:val="1"/>
-      <w:numFmt w:val="lowerLetter"/>
-      <w:lvlText w:val="(%9)"/>
-      <w:lvlJc w:val="left"/>
-      <w:pPr>
-        <w:ind w:left="6480" w:hanging="360"/>
-      </w:pPr>
-    </w:lvl>
-  </w:abstractNum>
   <w:abstractNum w:abstractNumId="99411">
     <w:nsid w:val="00A99411"/>
     <w:multiLevelType w:val="multilevel"/>
@@ -15332,6 +16007,91 @@
     </w:lvl>
     <w:lvl w:ilvl="8">
       <w:start w:val="1"/>
+      <w:numFmt w:val="decimal"/>
+      <w:lvlText w:val="%9."/>
+      <w:lvlJc w:val="left"/>
+      <w:pPr>
+        <w:ind w:left="6480" w:hanging="360"/>
+      </w:pPr>
+    </w:lvl>
+  </w:abstractNum>
+  <w:abstractNum w:abstractNumId="99413">
+    <w:nsid w:val="00A99413"/>
+    <w:multiLevelType w:val="multilevel"/>
+    <w:lvl w:ilvl="0">
+      <w:start w:val="3"/>
+      <w:numFmt w:val="decimal"/>
+      <w:lvlText w:val="%1."/>
+      <w:lvlJc w:val="left"/>
+      <w:pPr>
+        <w:ind w:left="720" w:hanging="360"/>
+      </w:pPr>
+    </w:lvl>
+    <w:lvl w:ilvl="1">
+      <w:start w:val="3"/>
+      <w:numFmt w:val="decimal"/>
+      <w:lvlText w:val="%2."/>
+      <w:lvlJc w:val="left"/>
+      <w:pPr>
+        <w:ind w:left="1440" w:hanging="360"/>
+      </w:pPr>
+    </w:lvl>
+    <w:lvl w:ilvl="2">
+      <w:start w:val="3"/>
+      <w:numFmt w:val="decimal"/>
+      <w:lvlText w:val="%3."/>
+      <w:lvlJc w:val="left"/>
+      <w:pPr>
+        <w:ind w:left="2160" w:hanging="360"/>
+      </w:pPr>
+    </w:lvl>
+    <w:lvl w:ilvl="3">
+      <w:start w:val="3"/>
+      <w:numFmt w:val="decimal"/>
+      <w:lvlText w:val="%4."/>
+      <w:lvlJc w:val="left"/>
+      <w:pPr>
+        <w:ind w:left="2880" w:hanging="360"/>
+      </w:pPr>
+    </w:lvl>
+    <w:lvl w:ilvl="4">
+      <w:start w:val="3"/>
+      <w:numFmt w:val="decimal"/>
+      <w:lvlText w:val="%5."/>
+      <w:lvlJc w:val="left"/>
+      <w:pPr>
+        <w:ind w:left="3600" w:hanging="360"/>
+      </w:pPr>
+    </w:lvl>
+    <w:lvl w:ilvl="5">
+      <w:start w:val="3"/>
+      <w:numFmt w:val="decimal"/>
+      <w:lvlText w:val="%6."/>
+      <w:lvlJc w:val="left"/>
+      <w:pPr>
+        <w:ind w:left="4320" w:hanging="360"/>
+      </w:pPr>
+    </w:lvl>
+    <w:lvl w:ilvl="6">
+      <w:start w:val="3"/>
+      <w:numFmt w:val="decimal"/>
+      <w:lvlText w:val="%7."/>
+      <w:lvlJc w:val="left"/>
+      <w:pPr>
+        <w:ind w:left="5040" w:hanging="360"/>
+      </w:pPr>
+    </w:lvl>
+    <w:lvl w:ilvl="7">
+      <w:start w:val="3"/>
+      <w:numFmt w:val="decimal"/>
+      <w:lvlText w:val="%8."/>
+      <w:lvlJc w:val="left"/>
+      <w:pPr>
+        <w:ind w:left="5760" w:hanging="360"/>
+      </w:pPr>
+    </w:lvl>
+    <w:lvl w:ilvl="8">
+      <w:start w:val="3"/>
       <w:numFmt w:val="decimal"/>
       <w:lvlText w:val="%9."/>
       <w:lvlJc w:val="left"/>
@@ -15477,7 +16237,7 @@
     </w:lvlOverride>
   </w:num>
   <w:num w:numId="1002">
-    <w:abstractNumId w:val="99731"/>
+    <w:abstractNumId w:val="99411"/>
     <w:lvlOverride w:ilvl="0">
       <w:startOverride w:val="1"/>
     </w:lvlOverride>
@@ -15507,7 +16267,7 @@
     </w:lvlOverride>
   </w:num>
   <w:num w:numId="1003">
-    <w:abstractNumId w:val="99411"/>
+    <w:abstractNumId w:val="99431"/>
     <w:lvlOverride w:ilvl="0">
       <w:startOverride w:val="1"/>
     </w:lvlOverride>
@@ -15597,33 +16357,33 @@
     </w:lvlOverride>
   </w:num>
   <w:num w:numId="1006">
-    <w:abstractNumId w:val="99431"/>
+    <w:abstractNumId w:val="99413"/>
     <w:lvlOverride w:ilvl="0">
-      <w:startOverride w:val="1"/>
+      <w:startOverride w:val="3"/>
     </w:lvlOverride>
     <w:lvlOverride w:ilvl="1">
-      <w:startOverride w:val="1"/>
+      <w:startOverride w:val="3"/>
     </w:lvlOverride>
     <w:lvlOverride w:ilvl="2">
-      <w:startOverride w:val="1"/>
+      <w:startOverride w:val="3"/>
     </w:lvlOverride>
     <w:lvlOverride w:ilvl="3">
-      <w:startOverride w:val="1"/>
+      <w:startOverride w:val="3"/>
     </w:lvlOverride>
     <w:lvlOverride w:ilvl="4">
-      <w:startOverride w:val="1"/>
+      <w:startOverride w:val="3"/>
     </w:lvlOverride>
     <w:lvlOverride w:ilvl="5">
-      <w:startOverride w:val="1"/>
+      <w:startOverride w:val="3"/>
     </w:lvlOverride>
     <w:lvlOverride w:ilvl="6">
-      <w:startOverride w:val="1"/>
+      <w:startOverride w:val="3"/>
     </w:lvlOverride>
     <w:lvlOverride w:ilvl="7">
-      <w:startOverride w:val="1"/>
+      <w:startOverride w:val="3"/>
     </w:lvlOverride>
     <w:lvlOverride w:ilvl="8">
-      <w:startOverride w:val="1"/>
+      <w:startOverride w:val="3"/>
     </w:lvlOverride>
   </w:num>
   <w:num w:numId="1007">

--- a/00-首页/题组Word/第一轮·综合套卷/第一轮综合卷12（学生版）.docx
+++ b/00-首页/题组Word/第一轮·综合套卷/第一轮综合卷12（学生版）.docx
@@ -12399,14 +12399,14 @@
         </w:rPr>
         <w:drawing>
           <wp:inline>
-            <wp:extent cx="3240000" cy="4584609"/>
+            <wp:extent cx="3600000" cy="1040138"/>
             <wp:effectExtent b="0" l="0" r="0" t="0"/>
             <wp:docPr descr="" title="" id="38" name="Picture"/>
             <a:graphic>
               <a:graphicData uri="http://schemas.openxmlformats.org/drawingml/2006/picture">
                 <pic:pic>
                   <pic:nvPicPr>
-                    <pic:cNvPr descr="2022-浙江预赛_p14.png" id="39" name="Picture"/>
+                    <pic:cNvPr descr="0bd8e9a0ee0b005d.png" id="39" name="Picture"/>
                     <pic:cNvPicPr>
                       <a:picLocks noChangeArrowheads="1" noChangeAspect="1"/>
                     </pic:cNvPicPr>
@@ -12420,7 +12420,7 @@
                   <pic:spPr bwMode="auto">
                     <a:xfrm>
                       <a:off x="0" y="0"/>
-                      <a:ext cx="3240000" cy="4584609"/>
+                      <a:ext cx="3600000" cy="1040138"/>
                     </a:xfrm>
                     <a:prstGeom prst="rect">
                       <a:avLst/>

--- a/00-首页/题组Word/第一轮·综合套卷/第一轮综合卷12（学生版）.docx
+++ b/00-首页/题组Word/第一轮·综合套卷/第一轮综合卷12（学生版）.docx
@@ -91,6 +91,8 @@
     <w:p>
       <w:pPr>
         <w:pStyle w:val="FirstParagraph"/>
+        <w:ind w:left="480" w:hanging="480"/>
+        <w:spacing w:after="0"/>
       </w:pPr>
       <w:r>
         <w:rPr>
@@ -157,6 +159,13 @@
         </w:rPr>
         <w:t xml:space="preserve"> </w:t>
       </w:r>
+    </w:p>
+    <w:p>
+      <w:pPr>
+        <w:pStyle w:val="FirstParagraph"/>
+        <w:ind w:left="480" w:hanging="480"/>
+        <w:spacing w:before="0" w:after="0"/>
+      </w:pPr>
       <w:r>
         <w:rPr>
           <w:rFonts w:ascii="Times New Roman" w:hAnsi="Times New Roman" w:eastAsia="Times New Roman" w:cs="Times New Roman"/>
@@ -192,6 +201,13 @@
         </w:rPr>
         <w:t xml:space="preserve"> </w:t>
       </w:r>
+    </w:p>
+    <w:p>
+      <w:pPr>
+        <w:pStyle w:val="FirstParagraph"/>
+        <w:ind w:left="480" w:hanging="480"/>
+        <w:spacing w:before="0" w:after="0"/>
+      </w:pPr>
       <w:r>
         <w:rPr>
           <w:rFonts w:ascii="Times New Roman" w:hAnsi="Times New Roman" w:eastAsia="Times New Roman" w:cs="Times New Roman"/>
@@ -239,6 +255,13 @@
         </w:rPr>
         <w:t xml:space="preserve"> </w:t>
       </w:r>
+    </w:p>
+    <w:p>
+      <w:pPr>
+        <w:pStyle w:val="FirstParagraph"/>
+        <w:ind w:left="480" w:hanging="480"/>
+        <w:spacing w:before="0" w:after="0"/>
+      </w:pPr>
       <w:r>
         <w:rPr>
           <w:rFonts w:ascii="Times New Roman" w:hAnsi="Times New Roman" w:eastAsia="Times New Roman" w:cs="Times New Roman"/>
@@ -282,6 +305,13 @@
         </w:rPr>
         <w:t xml:space="preserve"> </w:t>
       </w:r>
+    </w:p>
+    <w:p>
+      <w:pPr>
+        <w:pStyle w:val="FirstParagraph"/>
+        <w:ind w:left="480" w:hanging="480"/>
+        <w:spacing w:before="0" w:after="180"/>
+      </w:pPr>
       <w:r>
         <w:rPr>
           <w:rFonts w:ascii="Times New Roman" w:hAnsi="Times New Roman" w:eastAsia="Times New Roman" w:cs="Times New Roman"/>
@@ -317,6 +347,16 @@
     </w:p>
     <w:p>
       <w:pPr>
+        <w:spacing w:before="0" w:after="0"/>
+      </w:pPr>
+    </w:p>
+    <w:p>
+      <w:pPr>
+        <w:spacing w:before="0" w:after="0"/>
+      </w:pPr>
+    </w:p>
+    <w:p>
+      <w:pPr>
         <w:spacing w:before="160" w:after="80"/>
       </w:pPr>
       <w:r>
@@ -354,6 +394,8 @@
     <w:p>
       <w:pPr>
         <w:pStyle w:val="FirstParagraph"/>
+        <w:ind w:left="480" w:hanging="480"/>
+        <w:spacing w:after="0"/>
       </w:pPr>
       <w:r>
         <w:rPr>
@@ -367,6 +409,13 @@
         </w:rPr>
         <w:t xml:space="preserve"> </w:t>
       </w:r>
+    </w:p>
+    <w:p>
+      <w:pPr>
+        <w:pStyle w:val="FirstParagraph"/>
+        <w:ind w:left="480" w:hanging="480"/>
+        <w:spacing w:before="0" w:after="0"/>
+      </w:pPr>
       <w:r>
         <w:rPr>
           <w:rFonts w:ascii="Times New Roman" w:hAnsi="Times New Roman" w:eastAsia="Times New Roman" w:cs="Times New Roman"/>
@@ -385,6 +434,13 @@
         </w:rPr>
         <w:t xml:space="preserve"> </w:t>
       </w:r>
+    </w:p>
+    <w:p>
+      <w:pPr>
+        <w:pStyle w:val="FirstParagraph"/>
+        <w:ind w:left="480" w:hanging="480"/>
+        <w:spacing w:before="0" w:after="0"/>
+      </w:pPr>
       <w:r>
         <w:rPr>
           <w:rFonts w:ascii="Times New Roman" w:hAnsi="Times New Roman" w:eastAsia="Times New Roman" w:cs="Times New Roman"/>
@@ -421,6 +477,13 @@
         </w:rPr>
         <w:t xml:space="preserve"> </w:t>
       </w:r>
+    </w:p>
+    <w:p>
+      <w:pPr>
+        <w:pStyle w:val="FirstParagraph"/>
+        <w:ind w:left="480" w:hanging="480"/>
+        <w:spacing w:before="0" w:after="0"/>
+      </w:pPr>
       <w:r>
         <w:rPr>
           <w:rFonts w:ascii="Times New Roman" w:hAnsi="Times New Roman" w:eastAsia="Times New Roman" w:cs="Times New Roman"/>
@@ -439,6 +502,13 @@
         </w:rPr>
         <w:t xml:space="preserve"> </w:t>
       </w:r>
+    </w:p>
+    <w:p>
+      <w:pPr>
+        <w:pStyle w:val="FirstParagraph"/>
+        <w:ind w:left="480" w:hanging="480"/>
+        <w:spacing w:before="0" w:after="180"/>
+      </w:pPr>
       <w:r>
         <w:rPr>
           <w:rFonts w:ascii="Times New Roman" w:hAnsi="Times New Roman" w:eastAsia="Times New Roman" w:cs="Times New Roman"/>
@@ -451,6 +521,16 @@
         </w:rPr>
         <w:t xml:space="preserve">键级相同键能并不一定相同</w:t>
       </w:r>
+    </w:p>
+    <w:p>
+      <w:pPr>
+        <w:spacing w:before="0" w:after="0"/>
+      </w:pPr>
+    </w:p>
+    <w:p>
+      <w:pPr>
+        <w:spacing w:before="0" w:after="0"/>
+      </w:pPr>
     </w:p>
     <w:p>
       <w:pPr>
@@ -491,6 +571,8 @@
     <w:p>
       <w:pPr>
         <w:pStyle w:val="FirstParagraph"/>
+        <w:ind w:left="480" w:hanging="480"/>
+        <w:spacing w:after="0"/>
       </w:pPr>
       <w:r>
         <w:rPr>
@@ -528,6 +610,13 @@
         </w:rPr>
         <w:t xml:space="preserve"> </w:t>
       </w:r>
+    </w:p>
+    <w:p>
+      <w:pPr>
+        <w:pStyle w:val="FirstParagraph"/>
+        <w:ind w:left="480" w:hanging="480"/>
+        <w:spacing w:before="0" w:after="0"/>
+      </w:pPr>
       <w:r>
         <w:rPr>
           <w:rFonts w:ascii="Times New Roman" w:hAnsi="Times New Roman" w:eastAsia="Times New Roman" w:cs="Times New Roman"/>
@@ -574,6 +663,13 @@
         </w:rPr>
         <w:t xml:space="preserve"> </w:t>
       </w:r>
+    </w:p>
+    <w:p>
+      <w:pPr>
+        <w:pStyle w:val="FirstParagraph"/>
+        <w:ind w:left="480" w:hanging="480"/>
+        <w:spacing w:before="0" w:after="0"/>
+      </w:pPr>
       <w:r>
         <w:rPr>
           <w:rFonts w:ascii="Times New Roman" w:hAnsi="Times New Roman" w:eastAsia="Times New Roman" w:cs="Times New Roman"/>
@@ -620,6 +716,13 @@
         </w:rPr>
         <w:t xml:space="preserve"> </w:t>
       </w:r>
+    </w:p>
+    <w:p>
+      <w:pPr>
+        <w:pStyle w:val="FirstParagraph"/>
+        <w:ind w:left="480" w:hanging="480"/>
+        <w:spacing w:before="0" w:after="0"/>
+      </w:pPr>
       <w:r>
         <w:rPr>
           <w:rFonts w:ascii="Times New Roman" w:hAnsi="Times New Roman" w:eastAsia="Times New Roman" w:cs="Times New Roman"/>
@@ -666,6 +769,13 @@
         </w:rPr>
         <w:t xml:space="preserve"> </w:t>
       </w:r>
+    </w:p>
+    <w:p>
+      <w:pPr>
+        <w:pStyle w:val="FirstParagraph"/>
+        <w:ind w:left="480" w:hanging="480"/>
+        <w:spacing w:before="0" w:after="180"/>
+      </w:pPr>
       <w:r>
         <w:rPr>
           <w:rFonts w:ascii="Times New Roman" w:hAnsi="Times New Roman" w:eastAsia="Times New Roman" w:cs="Times New Roman"/>
@@ -698,6 +808,16 @@
     </w:p>
     <w:p>
       <w:pPr>
+        <w:spacing w:before="0" w:after="0"/>
+      </w:pPr>
+    </w:p>
+    <w:p>
+      <w:pPr>
+        <w:spacing w:before="0" w:after="0"/>
+      </w:pPr>
+    </w:p>
+    <w:p>
+      <w:pPr>
         <w:spacing w:before="160" w:after="80"/>
       </w:pPr>
       <w:r>
@@ -735,6 +855,8 @@
     <w:p>
       <w:pPr>
         <w:pStyle w:val="FirstParagraph"/>
+        <w:ind w:left="480" w:hanging="480"/>
+        <w:spacing w:after="0"/>
       </w:pPr>
       <w:r>
         <w:rPr>
@@ -772,6 +894,13 @@
         </w:rPr>
         <w:t xml:space="preserve"> </w:t>
       </w:r>
+    </w:p>
+    <w:p>
+      <w:pPr>
+        <w:pStyle w:val="FirstParagraph"/>
+        <w:ind w:left="480" w:hanging="480"/>
+        <w:spacing w:before="0" w:after="0"/>
+      </w:pPr>
       <w:r>
         <w:rPr>
           <w:rFonts w:ascii="Times New Roman" w:hAnsi="Times New Roman" w:eastAsia="Times New Roman" w:cs="Times New Roman"/>
@@ -818,6 +947,13 @@
         </w:rPr>
         <w:t xml:space="preserve"> </w:t>
       </w:r>
+    </w:p>
+    <w:p>
+      <w:pPr>
+        <w:pStyle w:val="FirstParagraph"/>
+        <w:ind w:left="480" w:hanging="480"/>
+        <w:spacing w:before="0" w:after="0"/>
+      </w:pPr>
       <w:r>
         <w:rPr>
           <w:rFonts w:ascii="Times New Roman" w:hAnsi="Times New Roman" w:eastAsia="Times New Roman" w:cs="Times New Roman"/>
@@ -864,6 +1000,13 @@
         </w:rPr>
         <w:t xml:space="preserve"> </w:t>
       </w:r>
+    </w:p>
+    <w:p>
+      <w:pPr>
+        <w:pStyle w:val="FirstParagraph"/>
+        <w:ind w:left="480" w:hanging="480"/>
+        <w:spacing w:before="0" w:after="0"/>
+      </w:pPr>
       <w:r>
         <w:rPr>
           <w:rFonts w:ascii="Times New Roman" w:hAnsi="Times New Roman" w:eastAsia="Times New Roman" w:cs="Times New Roman"/>
@@ -910,6 +1053,13 @@
         </w:rPr>
         <w:t xml:space="preserve"> </w:t>
       </w:r>
+    </w:p>
+    <w:p>
+      <w:pPr>
+        <w:pStyle w:val="FirstParagraph"/>
+        <w:ind w:left="480" w:hanging="480"/>
+        <w:spacing w:before="0" w:after="180"/>
+      </w:pPr>
       <w:r>
         <w:rPr>
           <w:rFonts w:ascii="Times New Roman" w:hAnsi="Times New Roman" w:eastAsia="Times New Roman" w:cs="Times New Roman"/>
@@ -950,6 +1100,16 @@
           </m:sup>
         </m:sSubSup>
       </m:oMath>
+    </w:p>
+    <w:p>
+      <w:pPr>
+        <w:spacing w:before="0" w:after="0"/>
+      </w:pPr>
+    </w:p>
+    <w:p>
+      <w:pPr>
+        <w:spacing w:before="0" w:after="0"/>
+      </w:pPr>
     </w:p>
     <w:p>
       <w:pPr>
@@ -1482,6 +1642,31 @@
     </w:p>
     <w:p>
       <w:pPr>
+        <w:spacing w:before="0" w:after="0"/>
+      </w:pPr>
+    </w:p>
+    <w:p>
+      <w:pPr>
+        <w:spacing w:before="0" w:after="0"/>
+      </w:pPr>
+    </w:p>
+    <w:p>
+      <w:pPr>
+        <w:spacing w:before="0" w:after="0"/>
+      </w:pPr>
+    </w:p>
+    <w:p>
+      <w:pPr>
+        <w:spacing w:before="0" w:after="0"/>
+      </w:pPr>
+    </w:p>
+    <w:p>
+      <w:pPr>
+        <w:spacing w:before="0" w:after="0"/>
+      </w:pPr>
+    </w:p>
+    <w:p>
+      <w:pPr>
         <w:spacing w:before="160" w:after="80"/>
       </w:pPr>
       <w:r>
@@ -1536,6 +1721,8 @@
     <w:p>
       <w:pPr>
         <w:pStyle w:val="BodyText"/>
+        <w:ind w:left="480" w:hanging="480"/>
+        <w:spacing w:after="0"/>
       </w:pPr>
       <m:oMath>
         <m:oMathPr>
@@ -1848,11 +2035,57 @@
         </w:rPr>
         <w:t xml:space="preserve"> </w:t>
       </w:r>
-      <w:r>
-        <w:rPr>
-          <w:rFonts w:ascii="Times New Roman" w:hAnsi="Times New Roman" w:eastAsia="Times New Roman" w:cs="Times New Roman"/>
-        </w:rPr>
-        <w:t xml:space="preserve">A. 18.9% B. 15.1% C. 30.2% D. 38.9%</w:t>
+    </w:p>
+    <w:p>
+      <w:pPr>
+        <w:pStyle w:val="BodyText"/>
+        <w:ind w:left="480" w:hanging="480"/>
+        <w:spacing w:before="0" w:after="0"/>
+      </w:pPr>
+      <w:r>
+        <w:rPr>
+          <w:rFonts w:ascii="Times New Roman" w:hAnsi="Times New Roman" w:eastAsia="Times New Roman" w:cs="Times New Roman"/>
+        </w:rPr>
+        <w:t xml:space="preserve">A. 18.9% </w:t>
+      </w:r>
+    </w:p>
+    <w:p>
+      <w:pPr>
+        <w:pStyle w:val="BodyText"/>
+        <w:ind w:left="480" w:hanging="480"/>
+        <w:spacing w:before="0" w:after="0"/>
+      </w:pPr>
+      <w:r>
+        <w:rPr>
+          <w:rFonts w:ascii="Times New Roman" w:hAnsi="Times New Roman" w:eastAsia="Times New Roman" w:cs="Times New Roman"/>
+        </w:rPr>
+        <w:t xml:space="preserve">B. 15.1% </w:t>
+      </w:r>
+    </w:p>
+    <w:p>
+      <w:pPr>
+        <w:pStyle w:val="BodyText"/>
+        <w:ind w:left="480" w:hanging="480"/>
+        <w:spacing w:before="0" w:after="0"/>
+      </w:pPr>
+      <w:r>
+        <w:rPr>
+          <w:rFonts w:ascii="Times New Roman" w:hAnsi="Times New Roman" w:eastAsia="Times New Roman" w:cs="Times New Roman"/>
+        </w:rPr>
+        <w:t xml:space="preserve">C. 30.2% </w:t>
+      </w:r>
+    </w:p>
+    <w:p>
+      <w:pPr>
+        <w:pStyle w:val="BodyText"/>
+        <w:ind w:left="480" w:hanging="480"/>
+        <w:spacing w:before="0" w:after="180"/>
+      </w:pPr>
+      <w:r>
+        <w:rPr>
+          <w:rFonts w:ascii="Times New Roman" w:hAnsi="Times New Roman" w:eastAsia="Times New Roman" w:cs="Times New Roman"/>
+        </w:rPr>
+        <w:t xml:space="preserve">D. 38.9%</w:t>
       </w:r>
     </w:p>
     <w:p>
@@ -2219,6 +2452,8 @@
     <w:p>
       <w:pPr>
         <w:pStyle w:val="BodyText"/>
+        <w:ind w:left="480" w:hanging="480"/>
+        <w:spacing w:after="0"/>
       </w:pPr>
       <w:r>
         <w:rPr>
@@ -2244,6 +2479,13 @@
         </w:rPr>
         <w:t xml:space="preserve"> </w:t>
       </w:r>
+    </w:p>
+    <w:p>
+      <w:pPr>
+        <w:pStyle w:val="BodyText"/>
+        <w:ind w:left="480" w:hanging="480"/>
+        <w:spacing w:before="0" w:after="0"/>
+      </w:pPr>
       <w:r>
         <w:rPr>
           <w:rFonts w:ascii="Times New Roman" w:hAnsi="Times New Roman" w:eastAsia="Times New Roman" w:cs="Times New Roman"/>
@@ -2299,6 +2541,13 @@
         </w:rPr>
         <w:t xml:space="preserve"> </w:t>
       </w:r>
+    </w:p>
+    <w:p>
+      <w:pPr>
+        <w:pStyle w:val="BodyText"/>
+        <w:ind w:left="480" w:hanging="480"/>
+        <w:spacing w:before="0" w:after="0"/>
+      </w:pPr>
       <w:r>
         <w:rPr>
           <w:rFonts w:ascii="Times New Roman" w:hAnsi="Times New Roman" w:eastAsia="Times New Roman" w:cs="Times New Roman"/>
@@ -2354,6 +2603,13 @@
         </w:rPr>
         <w:t xml:space="preserve"> </w:t>
       </w:r>
+    </w:p>
+    <w:p>
+      <w:pPr>
+        <w:pStyle w:val="BodyText"/>
+        <w:ind w:left="480" w:hanging="480"/>
+        <w:spacing w:before="0" w:after="0"/>
+      </w:pPr>
       <w:r>
         <w:rPr>
           <w:rFonts w:ascii="Times New Roman" w:hAnsi="Times New Roman" w:eastAsia="Times New Roman" w:cs="Times New Roman"/>
@@ -2409,6 +2665,13 @@
         </w:rPr>
         <w:t xml:space="preserve"> </w:t>
       </w:r>
+    </w:p>
+    <w:p>
+      <w:pPr>
+        <w:pStyle w:val="BodyText"/>
+        <w:ind w:left="480" w:hanging="480"/>
+        <w:spacing w:before="0" w:after="180"/>
+      </w:pPr>
       <w:r>
         <w:rPr>
           <w:rFonts w:ascii="Times New Roman" w:hAnsi="Times New Roman" w:eastAsia="Times New Roman" w:cs="Times New Roman"/>
@@ -2458,6 +2721,16 @@
           </m:sup>
         </m:sSup>
       </m:oMath>
+    </w:p>
+    <w:p>
+      <w:pPr>
+        <w:spacing w:before="0" w:after="0"/>
+      </w:pPr>
+    </w:p>
+    <w:p>
+      <w:pPr>
+        <w:spacing w:before="0" w:after="0"/>
+      </w:pPr>
     </w:p>
     <w:p>
       <w:pPr>
@@ -3318,6 +3591,46 @@
     </w:p>
     <w:p>
       <w:pPr>
+        <w:spacing w:before="0" w:after="0"/>
+      </w:pPr>
+    </w:p>
+    <w:p>
+      <w:pPr>
+        <w:spacing w:before="0" w:after="0"/>
+      </w:pPr>
+    </w:p>
+    <w:p>
+      <w:pPr>
+        <w:spacing w:before="0" w:after="0"/>
+      </w:pPr>
+    </w:p>
+    <w:p>
+      <w:pPr>
+        <w:spacing w:before="0" w:after="0"/>
+      </w:pPr>
+    </w:p>
+    <w:p>
+      <w:pPr>
+        <w:spacing w:before="0" w:after="0"/>
+      </w:pPr>
+    </w:p>
+    <w:p>
+      <w:pPr>
+        <w:spacing w:before="0" w:after="0"/>
+      </w:pPr>
+    </w:p>
+    <w:p>
+      <w:pPr>
+        <w:spacing w:before="0" w:after="0"/>
+      </w:pPr>
+    </w:p>
+    <w:p>
+      <w:pPr>
+        <w:spacing w:before="0" w:after="0"/>
+      </w:pPr>
+    </w:p>
+    <w:p>
+      <w:pPr>
         <w:spacing w:before="160" w:after="80"/>
       </w:pPr>
       <w:r>
@@ -3699,6 +4012,31 @@
     </w:p>
     <w:p>
       <w:pPr>
+        <w:spacing w:before="0" w:after="0"/>
+      </w:pPr>
+    </w:p>
+    <w:p>
+      <w:pPr>
+        <w:spacing w:before="0" w:after="0"/>
+      </w:pPr>
+    </w:p>
+    <w:p>
+      <w:pPr>
+        <w:spacing w:before="0" w:after="0"/>
+      </w:pPr>
+    </w:p>
+    <w:p>
+      <w:pPr>
+        <w:spacing w:before="0" w:after="0"/>
+      </w:pPr>
+    </w:p>
+    <w:p>
+      <w:pPr>
+        <w:spacing w:before="0" w:after="0"/>
+      </w:pPr>
+    </w:p>
+    <w:p>
+      <w:pPr>
         <w:spacing w:before="160" w:after="80"/>
       </w:pPr>
       <w:r>
@@ -3786,7 +4124,7 @@
         </w:rPr>
         <w:drawing>
           <wp:inline>
-            <wp:extent cx="3240000" cy="3125769"/>
+            <wp:extent cx="3240000" cy="3113766"/>
             <wp:effectExtent b="0" l="0" r="0" t="0"/>
             <wp:docPr descr="" title="" id="18" name="Picture"/>
             <a:graphic>
@@ -3807,7 +4145,7 @@
                   <pic:spPr bwMode="auto">
                     <a:xfrm>
                       <a:off x="0" y="0"/>
-                      <a:ext cx="3240000" cy="3125769"/>
+                      <a:ext cx="3240000" cy="3113766"/>
                     </a:xfrm>
                     <a:prstGeom prst="rect">
                       <a:avLst/>
@@ -3838,7 +4176,7 @@
         </w:rPr>
         <w:drawing>
           <wp:inline>
-            <wp:extent cx="3240000" cy="2943457"/>
+            <wp:extent cx="3180287" cy="2943457"/>
             <wp:effectExtent b="0" l="0" r="0" t="0"/>
             <wp:docPr descr="" title="" id="21" name="Picture"/>
             <a:graphic>
@@ -3859,7 +4197,7 @@
                   <pic:spPr bwMode="auto">
                     <a:xfrm>
                       <a:off x="0" y="0"/>
-                      <a:ext cx="3240000" cy="2943457"/>
+                      <a:ext cx="3180287" cy="2943457"/>
                     </a:xfrm>
                     <a:prstGeom prst="rect">
                       <a:avLst/>
@@ -3880,6 +4218,21 @@
     </w:p>
     <w:p>
       <w:pPr>
+        <w:spacing w:before="0" w:after="0"/>
+      </w:pPr>
+    </w:p>
+    <w:p>
+      <w:pPr>
+        <w:spacing w:before="0" w:after="0"/>
+      </w:pPr>
+    </w:p>
+    <w:p>
+      <w:pPr>
+        <w:spacing w:before="0" w:after="0"/>
+      </w:pPr>
+    </w:p>
+    <w:p>
+      <w:pPr>
         <w:spacing w:before="160" w:after="80"/>
       </w:pPr>
       <w:r>
@@ -5883,6 +6236,46 @@
     </w:p>
     <w:p>
       <w:pPr>
+        <w:spacing w:before="0" w:after="0"/>
+      </w:pPr>
+    </w:p>
+    <w:p>
+      <w:pPr>
+        <w:spacing w:before="0" w:after="0"/>
+      </w:pPr>
+    </w:p>
+    <w:p>
+      <w:pPr>
+        <w:spacing w:before="0" w:after="0"/>
+      </w:pPr>
+    </w:p>
+    <w:p>
+      <w:pPr>
+        <w:spacing w:before="0" w:after="0"/>
+      </w:pPr>
+    </w:p>
+    <w:p>
+      <w:pPr>
+        <w:spacing w:before="0" w:after="0"/>
+      </w:pPr>
+    </w:p>
+    <w:p>
+      <w:pPr>
+        <w:spacing w:before="0" w:after="0"/>
+      </w:pPr>
+    </w:p>
+    <w:p>
+      <w:pPr>
+        <w:spacing w:before="0" w:after="0"/>
+      </w:pPr>
+    </w:p>
+    <w:p>
+      <w:pPr>
+        <w:spacing w:before="0" w:after="0"/>
+      </w:pPr>
+    </w:p>
+    <w:p>
+      <w:pPr>
         <w:spacing w:before="160" w:after="80"/>
       </w:pPr>
       <w:r>
@@ -6045,6 +6438,21 @@
         </w:rPr>
         <w:t>。</w:t>
       </w:r>
+    </w:p>
+    <w:p>
+      <w:pPr>
+        <w:spacing w:before="0" w:after="0"/>
+      </w:pPr>
+    </w:p>
+    <w:p>
+      <w:pPr>
+        <w:spacing w:before="0" w:after="0"/>
+      </w:pPr>
+    </w:p>
+    <w:p>
+      <w:pPr>
+        <w:spacing w:before="0" w:after="0"/>
+      </w:pPr>
     </w:p>
     <w:p>
       <w:pPr>
@@ -7027,6 +7435,46 @@
         </w:rPr>
         <w:t>）。</w:t>
       </w:r>
+    </w:p>
+    <w:p>
+      <w:pPr>
+        <w:spacing w:before="0" w:after="0"/>
+      </w:pPr>
+    </w:p>
+    <w:p>
+      <w:pPr>
+        <w:spacing w:before="0" w:after="0"/>
+      </w:pPr>
+    </w:p>
+    <w:p>
+      <w:pPr>
+        <w:spacing w:before="0" w:after="0"/>
+      </w:pPr>
+    </w:p>
+    <w:p>
+      <w:pPr>
+        <w:spacing w:before="0" w:after="0"/>
+      </w:pPr>
+    </w:p>
+    <w:p>
+      <w:pPr>
+        <w:spacing w:before="0" w:after="0"/>
+      </w:pPr>
+    </w:p>
+    <w:p>
+      <w:pPr>
+        <w:spacing w:before="0" w:after="0"/>
+      </w:pPr>
+    </w:p>
+    <w:p>
+      <w:pPr>
+        <w:spacing w:before="0" w:after="0"/>
+      </w:pPr>
+    </w:p>
+    <w:p>
+      <w:pPr>
+        <w:spacing w:before="0" w:after="0"/>
+      </w:pPr>
     </w:p>
     <w:p>
       <w:pPr>
@@ -8075,7 +8523,7 @@
         </w:rPr>
         <w:drawing>
           <wp:inline>
-            <wp:extent cx="3600000" cy="2426086"/>
+            <wp:extent cx="3600000" cy="2341667"/>
             <wp:effectExtent b="0" l="0" r="0" t="0"/>
             <wp:docPr descr="" title="" id="28" name="Picture"/>
             <a:graphic>
@@ -8096,7 +8544,7 @@
                   <pic:spPr bwMode="auto">
                     <a:xfrm>
                       <a:off x="0" y="0"/>
-                      <a:ext cx="3600000" cy="2426086"/>
+                      <a:ext cx="3600000" cy="2341667"/>
                     </a:xfrm>
                     <a:prstGeom prst="rect">
                       <a:avLst/>
@@ -8117,6 +8565,31 @@
     </w:p>
     <w:p>
       <w:pPr>
+        <w:spacing w:before="0" w:after="0"/>
+      </w:pPr>
+    </w:p>
+    <w:p>
+      <w:pPr>
+        <w:spacing w:before="0" w:after="0"/>
+      </w:pPr>
+    </w:p>
+    <w:p>
+      <w:pPr>
+        <w:spacing w:before="0" w:after="0"/>
+      </w:pPr>
+    </w:p>
+    <w:p>
+      <w:pPr>
+        <w:spacing w:before="0" w:after="0"/>
+      </w:pPr>
+    </w:p>
+    <w:p>
+      <w:pPr>
+        <w:spacing w:before="0" w:after="0"/>
+      </w:pPr>
+    </w:p>
+    <w:p>
+      <w:pPr>
         <w:spacing w:before="160" w:after="80"/>
       </w:pPr>
       <w:r>
@@ -8920,7 +9393,7 @@
         </w:rPr>
         <w:drawing>
           <wp:inline>
-            <wp:extent cx="3600000" cy="2426086"/>
+            <wp:extent cx="3600000" cy="2341667"/>
             <wp:effectExtent b="0" l="0" r="0" t="0"/>
             <wp:docPr descr="" title="" id="31" name="Picture"/>
             <a:graphic>
@@ -8941,7 +9414,7 @@
                   <pic:spPr bwMode="auto">
                     <a:xfrm>
                       <a:off x="0" y="0"/>
-                      <a:ext cx="3600000" cy="2426086"/>
+                      <a:ext cx="3600000" cy="2341667"/>
                     </a:xfrm>
                     <a:prstGeom prst="rect">
                       <a:avLst/>
@@ -8962,6 +9435,46 @@
     </w:p>
     <w:p>
       <w:pPr>
+        <w:spacing w:before="0" w:after="0"/>
+      </w:pPr>
+    </w:p>
+    <w:p>
+      <w:pPr>
+        <w:spacing w:before="0" w:after="0"/>
+      </w:pPr>
+    </w:p>
+    <w:p>
+      <w:pPr>
+        <w:spacing w:before="0" w:after="0"/>
+      </w:pPr>
+    </w:p>
+    <w:p>
+      <w:pPr>
+        <w:spacing w:before="0" w:after="0"/>
+      </w:pPr>
+    </w:p>
+    <w:p>
+      <w:pPr>
+        <w:spacing w:before="0" w:after="0"/>
+      </w:pPr>
+    </w:p>
+    <w:p>
+      <w:pPr>
+        <w:spacing w:before="0" w:after="0"/>
+      </w:pPr>
+    </w:p>
+    <w:p>
+      <w:pPr>
+        <w:spacing w:before="0" w:after="0"/>
+      </w:pPr>
+    </w:p>
+    <w:p>
+      <w:pPr>
+        <w:spacing w:before="0" w:after="0"/>
+      </w:pPr>
+    </w:p>
+    <w:p>
+      <w:pPr>
         <w:spacing w:before="160" w:after="80"/>
       </w:pPr>
       <w:r>
@@ -9371,6 +9884,46 @@
         </w:rPr>
         <w:t>。</w:t>
       </w:r>
+    </w:p>
+    <w:p>
+      <w:pPr>
+        <w:spacing w:before="0" w:after="0"/>
+      </w:pPr>
+    </w:p>
+    <w:p>
+      <w:pPr>
+        <w:spacing w:before="0" w:after="0"/>
+      </w:pPr>
+    </w:p>
+    <w:p>
+      <w:pPr>
+        <w:spacing w:before="0" w:after="0"/>
+      </w:pPr>
+    </w:p>
+    <w:p>
+      <w:pPr>
+        <w:spacing w:before="0" w:after="0"/>
+      </w:pPr>
+    </w:p>
+    <w:p>
+      <w:pPr>
+        <w:spacing w:before="0" w:after="0"/>
+      </w:pPr>
+    </w:p>
+    <w:p>
+      <w:pPr>
+        <w:spacing w:before="0" w:after="0"/>
+      </w:pPr>
+    </w:p>
+    <w:p>
+      <w:pPr>
+        <w:spacing w:before="0" w:after="0"/>
+      </w:pPr>
+    </w:p>
+    <w:p>
+      <w:pPr>
+        <w:spacing w:before="0" w:after="0"/>
+      </w:pPr>
     </w:p>
     <w:p>
       <w:pPr>
@@ -10275,6 +10828,46 @@
         </w:rPr>
         <w:t>。</w:t>
       </w:r>
+    </w:p>
+    <w:p>
+      <w:pPr>
+        <w:spacing w:before="0" w:after="0"/>
+      </w:pPr>
+    </w:p>
+    <w:p>
+      <w:pPr>
+        <w:spacing w:before="0" w:after="0"/>
+      </w:pPr>
+    </w:p>
+    <w:p>
+      <w:pPr>
+        <w:spacing w:before="0" w:after="0"/>
+      </w:pPr>
+    </w:p>
+    <w:p>
+      <w:pPr>
+        <w:spacing w:before="0" w:after="0"/>
+      </w:pPr>
+    </w:p>
+    <w:p>
+      <w:pPr>
+        <w:spacing w:before="0" w:after="0"/>
+      </w:pPr>
+    </w:p>
+    <w:p>
+      <w:pPr>
+        <w:spacing w:before="0" w:after="0"/>
+      </w:pPr>
+    </w:p>
+    <w:p>
+      <w:pPr>
+        <w:spacing w:before="0" w:after="0"/>
+      </w:pPr>
+    </w:p>
+    <w:p>
+      <w:pPr>
+        <w:spacing w:before="0" w:after="0"/>
+      </w:pPr>
     </w:p>
     <w:p>
       <w:pPr>
@@ -12006,6 +12599,8 @@
     <w:p>
       <w:pPr>
         <w:pStyle w:val="BodyText"/>
+        <w:ind w:left="480" w:hanging="480"/>
+        <w:spacing w:after="0"/>
       </w:pPr>
       <w:r>
         <w:rPr>
@@ -12023,7 +12618,20 @@
         <w:rPr>
           <w:rFonts w:ascii="Times New Roman" w:hAnsi="Times New Roman" w:eastAsia="Times New Roman" w:cs="Times New Roman"/>
         </w:rPr>
-        <w:t xml:space="preserve"> (1): A. </w:t>
+        <w:t xml:space="preserve"> (1): </w:t>
+      </w:r>
+    </w:p>
+    <w:p>
+      <w:pPr>
+        <w:pStyle w:val="BodyText"/>
+        <w:ind w:left="480" w:hanging="480"/>
+        <w:spacing w:before="0" w:after="0"/>
+      </w:pPr>
+      <w:r>
+        <w:rPr>
+          <w:rFonts w:ascii="Times New Roman" w:hAnsi="Times New Roman" w:eastAsia="Times New Roman" w:cs="Times New Roman"/>
+        </w:rPr>
+        <w:t xml:space="preserve">A. </w:t>
       </w:r>
       <w:r>
         <w:rPr>
@@ -12035,7 +12643,20 @@
         <w:rPr>
           <w:rFonts w:ascii="Times New Roman" w:hAnsi="Times New Roman" w:eastAsia="Times New Roman" w:cs="Times New Roman"/>
         </w:rPr>
-        <w:t xml:space="preserve"> B. </w:t>
+        <w:t xml:space="preserve"> </w:t>
+      </w:r>
+    </w:p>
+    <w:p>
+      <w:pPr>
+        <w:pStyle w:val="BodyText"/>
+        <w:ind w:left="480" w:hanging="480"/>
+        <w:spacing w:before="0" w:after="0"/>
+      </w:pPr>
+      <w:r>
+        <w:rPr>
+          <w:rFonts w:ascii="Times New Roman" w:hAnsi="Times New Roman" w:eastAsia="Times New Roman" w:cs="Times New Roman"/>
+        </w:rPr>
+        <w:t xml:space="preserve">B. </w:t>
       </w:r>
       <w:r>
         <w:rPr>
@@ -12047,7 +12668,20 @@
         <w:rPr>
           <w:rFonts w:ascii="Times New Roman" w:hAnsi="Times New Roman" w:eastAsia="Times New Roman" w:cs="Times New Roman"/>
         </w:rPr>
-        <w:t xml:space="preserve"> C. </w:t>
+        <w:t xml:space="preserve"> </w:t>
+      </w:r>
+    </w:p>
+    <w:p>
+      <w:pPr>
+        <w:pStyle w:val="BodyText"/>
+        <w:ind w:left="480" w:hanging="480"/>
+        <w:spacing w:before="0" w:after="180"/>
+      </w:pPr>
+      <w:r>
+        <w:rPr>
+          <w:rFonts w:ascii="Times New Roman" w:hAnsi="Times New Roman" w:eastAsia="Times New Roman" w:cs="Times New Roman"/>
+        </w:rPr>
+        <w:t xml:space="preserve">C. </w:t>
       </w:r>
       <w:r>
         <w:rPr>
@@ -12059,6 +12693,8 @@
     <w:p>
       <w:pPr>
         <w:pStyle w:val="BodyText"/>
+        <w:ind w:left="480" w:hanging="480"/>
+        <w:spacing w:after="0"/>
       </w:pPr>
       <w:r>
         <w:rPr>
@@ -12076,7 +12712,20 @@
         <w:rPr>
           <w:rFonts w:ascii="Times New Roman" w:hAnsi="Times New Roman" w:eastAsia="Times New Roman" w:cs="Times New Roman"/>
         </w:rPr>
-        <w:t xml:space="preserve"> (2): A. </w:t>
+        <w:t xml:space="preserve"> (2): </w:t>
+      </w:r>
+    </w:p>
+    <w:p>
+      <w:pPr>
+        <w:pStyle w:val="BodyText"/>
+        <w:ind w:left="480" w:hanging="480"/>
+        <w:spacing w:before="0" w:after="0"/>
+      </w:pPr>
+      <w:r>
+        <w:rPr>
+          <w:rFonts w:ascii="Times New Roman" w:hAnsi="Times New Roman" w:eastAsia="Times New Roman" w:cs="Times New Roman"/>
+        </w:rPr>
+        <w:t xml:space="preserve">A. </w:t>
       </w:r>
       <w:r>
         <w:rPr>
@@ -12088,7 +12737,20 @@
         <w:rPr>
           <w:rFonts w:ascii="Times New Roman" w:hAnsi="Times New Roman" w:eastAsia="Times New Roman" w:cs="Times New Roman"/>
         </w:rPr>
-        <w:t xml:space="preserve"> B. </w:t>
+        <w:t xml:space="preserve"> </w:t>
+      </w:r>
+    </w:p>
+    <w:p>
+      <w:pPr>
+        <w:pStyle w:val="BodyText"/>
+        <w:ind w:left="480" w:hanging="480"/>
+        <w:spacing w:before="0" w:after="0"/>
+      </w:pPr>
+      <w:r>
+        <w:rPr>
+          <w:rFonts w:ascii="Times New Roman" w:hAnsi="Times New Roman" w:eastAsia="Times New Roman" w:cs="Times New Roman"/>
+        </w:rPr>
+        <w:t xml:space="preserve">B. </w:t>
       </w:r>
       <w:r>
         <w:rPr>
@@ -12100,7 +12762,20 @@
         <w:rPr>
           <w:rFonts w:ascii="Times New Roman" w:hAnsi="Times New Roman" w:eastAsia="Times New Roman" w:cs="Times New Roman"/>
         </w:rPr>
-        <w:t xml:space="preserve"> C. </w:t>
+        <w:t xml:space="preserve"> </w:t>
+      </w:r>
+    </w:p>
+    <w:p>
+      <w:pPr>
+        <w:pStyle w:val="BodyText"/>
+        <w:ind w:left="480" w:hanging="480"/>
+        <w:spacing w:before="0" w:after="180"/>
+      </w:pPr>
+      <w:r>
+        <w:rPr>
+          <w:rFonts w:ascii="Times New Roman" w:hAnsi="Times New Roman" w:eastAsia="Times New Roman" w:cs="Times New Roman"/>
+        </w:rPr>
+        <w:t xml:space="preserve">C. </w:t>
       </w:r>
       <w:r>
         <w:rPr>
@@ -12183,6 +12858,8 @@
     <w:p>
       <w:pPr>
         <w:pStyle w:val="BodyText"/>
+        <w:ind w:left="480" w:hanging="480"/>
+        <w:spacing w:after="0"/>
       </w:pPr>
       <w:r>
         <w:rPr>
@@ -12200,7 +12877,20 @@
         <w:rPr>
           <w:rFonts w:ascii="Times New Roman" w:hAnsi="Times New Roman" w:eastAsia="Times New Roman" w:cs="Times New Roman"/>
         </w:rPr>
-        <w:t xml:space="preserve"> (1): A. </w:t>
+        <w:t xml:space="preserve"> (1): </w:t>
+      </w:r>
+    </w:p>
+    <w:p>
+      <w:pPr>
+        <w:pStyle w:val="BodyText"/>
+        <w:ind w:left="480" w:hanging="480"/>
+        <w:spacing w:before="0" w:after="0"/>
+      </w:pPr>
+      <w:r>
+        <w:rPr>
+          <w:rFonts w:ascii="Times New Roman" w:hAnsi="Times New Roman" w:eastAsia="Times New Roman" w:cs="Times New Roman"/>
+        </w:rPr>
+        <w:t xml:space="preserve">A. </w:t>
       </w:r>
       <w:r>
         <w:rPr>
@@ -12212,7 +12902,20 @@
         <w:rPr>
           <w:rFonts w:ascii="Times New Roman" w:hAnsi="Times New Roman" w:eastAsia="Times New Roman" w:cs="Times New Roman"/>
         </w:rPr>
-        <w:t xml:space="preserve"> B. </w:t>
+        <w:t xml:space="preserve"> </w:t>
+      </w:r>
+    </w:p>
+    <w:p>
+      <w:pPr>
+        <w:pStyle w:val="BodyText"/>
+        <w:ind w:left="480" w:hanging="480"/>
+        <w:spacing w:before="0" w:after="0"/>
+      </w:pPr>
+      <w:r>
+        <w:rPr>
+          <w:rFonts w:ascii="Times New Roman" w:hAnsi="Times New Roman" w:eastAsia="Times New Roman" w:cs="Times New Roman"/>
+        </w:rPr>
+        <w:t xml:space="preserve">B. </w:t>
       </w:r>
       <w:r>
         <w:rPr>
@@ -12224,7 +12927,20 @@
         <w:rPr>
           <w:rFonts w:ascii="Times New Roman" w:hAnsi="Times New Roman" w:eastAsia="Times New Roman" w:cs="Times New Roman"/>
         </w:rPr>
-        <w:t xml:space="preserve"> C. </w:t>
+        <w:t xml:space="preserve"> </w:t>
+      </w:r>
+    </w:p>
+    <w:p>
+      <w:pPr>
+        <w:pStyle w:val="BodyText"/>
+        <w:ind w:left="480" w:hanging="480"/>
+        <w:spacing w:before="0" w:after="180"/>
+      </w:pPr>
+      <w:r>
+        <w:rPr>
+          <w:rFonts w:ascii="Times New Roman" w:hAnsi="Times New Roman" w:eastAsia="Times New Roman" w:cs="Times New Roman"/>
+        </w:rPr>
+        <w:t xml:space="preserve">C. </w:t>
       </w:r>
       <w:r>
         <w:rPr>
@@ -12236,6 +12952,8 @@
     <w:p>
       <w:pPr>
         <w:pStyle w:val="BodyText"/>
+        <w:ind w:left="480" w:hanging="480"/>
+        <w:spacing w:after="0"/>
       </w:pPr>
       <w:r>
         <w:rPr>
@@ -12253,7 +12971,20 @@
         <w:rPr>
           <w:rFonts w:ascii="Times New Roman" w:hAnsi="Times New Roman" w:eastAsia="Times New Roman" w:cs="Times New Roman"/>
         </w:rPr>
-        <w:t xml:space="preserve"> (2): A. </w:t>
+        <w:t xml:space="preserve"> (2): </w:t>
+      </w:r>
+    </w:p>
+    <w:p>
+      <w:pPr>
+        <w:pStyle w:val="BodyText"/>
+        <w:ind w:left="480" w:hanging="480"/>
+        <w:spacing w:before="0" w:after="0"/>
+      </w:pPr>
+      <w:r>
+        <w:rPr>
+          <w:rFonts w:ascii="Times New Roman" w:hAnsi="Times New Roman" w:eastAsia="Times New Roman" w:cs="Times New Roman"/>
+        </w:rPr>
+        <w:t xml:space="preserve">A. </w:t>
       </w:r>
       <w:r>
         <w:rPr>
@@ -12265,7 +12996,20 @@
         <w:rPr>
           <w:rFonts w:ascii="Times New Roman" w:hAnsi="Times New Roman" w:eastAsia="Times New Roman" w:cs="Times New Roman"/>
         </w:rPr>
-        <w:t xml:space="preserve"> B. </w:t>
+        <w:t xml:space="preserve"> </w:t>
+      </w:r>
+    </w:p>
+    <w:p>
+      <w:pPr>
+        <w:pStyle w:val="BodyText"/>
+        <w:ind w:left="480" w:hanging="480"/>
+        <w:spacing w:before="0" w:after="0"/>
+      </w:pPr>
+      <w:r>
+        <w:rPr>
+          <w:rFonts w:ascii="Times New Roman" w:hAnsi="Times New Roman" w:eastAsia="Times New Roman" w:cs="Times New Roman"/>
+        </w:rPr>
+        <w:t xml:space="preserve">B. </w:t>
       </w:r>
       <w:r>
         <w:rPr>
@@ -12277,7 +13021,20 @@
         <w:rPr>
           <w:rFonts w:ascii="Times New Roman" w:hAnsi="Times New Roman" w:eastAsia="Times New Roman" w:cs="Times New Roman"/>
         </w:rPr>
-        <w:t xml:space="preserve"> C. </w:t>
+        <w:t xml:space="preserve"> </w:t>
+      </w:r>
+    </w:p>
+    <w:p>
+      <w:pPr>
+        <w:pStyle w:val="BodyText"/>
+        <w:ind w:left="480" w:hanging="480"/>
+        <w:spacing w:before="0" w:after="180"/>
+      </w:pPr>
+      <w:r>
+        <w:rPr>
+          <w:rFonts w:ascii="Times New Roman" w:hAnsi="Times New Roman" w:eastAsia="Times New Roman" w:cs="Times New Roman"/>
+        </w:rPr>
+        <w:t xml:space="preserve">C. </w:t>
       </w:r>
       <w:r>
         <w:rPr>
@@ -12285,6 +13042,16 @@
         </w:rPr>
         <w:t xml:space="preserve">减小</w:t>
       </w:r>
+    </w:p>
+    <w:p>
+      <w:pPr>
+        <w:spacing w:before="0" w:after="0"/>
+      </w:pPr>
+    </w:p>
+    <w:p>
+      <w:pPr>
+        <w:spacing w:before="0" w:after="0"/>
+      </w:pPr>
     </w:p>
     <w:p>
       <w:pPr>
@@ -12577,10 +13344,6 @@
     <w:p>
       <w:pPr>
         <w:pStyle w:val="Compact"/>
-        <w:numPr>
-          <w:ilvl w:val="0"/>
-          <w:numId w:val="1007"/>
-        </w:numPr>
       </w:pPr>
       <w:r>
         <w:rPr>
@@ -12628,10 +13391,6 @@
     <w:p>
       <w:pPr>
         <w:pStyle w:val="Compact"/>
-        <w:numPr>
-          <w:ilvl w:val="0"/>
-          <w:numId w:val="1007"/>
-        </w:numPr>
       </w:pPr>
       <w:r>
         <w:rPr>
@@ -12685,10 +13444,6 @@
     <w:p>
       <w:pPr>
         <w:pStyle w:val="Compact"/>
-        <w:numPr>
-          <w:ilvl w:val="0"/>
-          <w:numId w:val="1007"/>
-        </w:numPr>
       </w:pPr>
       <w:r>
         <w:rPr>
@@ -12742,10 +13497,6 @@
     <w:p>
       <w:pPr>
         <w:pStyle w:val="Compact"/>
-        <w:numPr>
-          <w:ilvl w:val="0"/>
-          <w:numId w:val="1007"/>
-        </w:numPr>
       </w:pPr>
       <w:r>
         <w:rPr>
@@ -12833,6 +13584,16 @@
         </w:rPr>
         <w:t>必须先把其转化为其强酸盐</w:t>
       </w:r>
+    </w:p>
+    <w:p>
+      <w:pPr>
+        <w:spacing w:before="0" w:after="0"/>
+      </w:pPr>
+    </w:p>
+    <w:p>
+      <w:pPr>
+        <w:spacing w:before="0" w:after="0"/>
+      </w:pPr>
     </w:p>
     <w:p>
       <w:pPr>
@@ -13097,10 +13858,6 @@
     <w:p>
       <w:pPr>
         <w:pStyle w:val="Compact"/>
-        <w:numPr>
-          <w:ilvl w:val="0"/>
-          <w:numId w:val="1008"/>
-        </w:numPr>
       </w:pPr>
       <w:r>
         <w:rPr>
@@ -13169,10 +13926,6 @@
     <w:p>
       <w:pPr>
         <w:pStyle w:val="Compact"/>
-        <w:numPr>
-          <w:ilvl w:val="0"/>
-          <w:numId w:val="1008"/>
-        </w:numPr>
       </w:pPr>
       <w:r>
         <w:rPr>
@@ -13260,10 +14013,6 @@
     <w:p>
       <w:pPr>
         <w:pStyle w:val="Compact"/>
-        <w:numPr>
-          <w:ilvl w:val="0"/>
-          <w:numId w:val="1008"/>
-        </w:numPr>
       </w:pPr>
       <w:r>
         <w:rPr>
@@ -13375,10 +14124,6 @@
     <w:p>
       <w:pPr>
         <w:pStyle w:val="Compact"/>
-        <w:numPr>
-          <w:ilvl w:val="0"/>
-          <w:numId w:val="1008"/>
-        </w:numPr>
       </w:pPr>
       <w:r>
         <w:rPr>
@@ -13416,6 +14161,16 @@
         </w:rPr>
         <w:t>此时的溶液为一缓冲溶液</w:t>
       </w:r>
+    </w:p>
+    <w:p>
+      <w:pPr>
+        <w:spacing w:before="0" w:after="0"/>
+      </w:pPr>
+    </w:p>
+    <w:p>
+      <w:pPr>
+        <w:spacing w:before="0" w:after="0"/>
+      </w:pPr>
     </w:p>
     <w:p>
       <w:pPr>
@@ -13479,10 +14234,6 @@
     <w:p>
       <w:pPr>
         <w:pStyle w:val="Compact"/>
-        <w:numPr>
-          <w:ilvl w:val="0"/>
-          <w:numId w:val="1009"/>
-        </w:numPr>
       </w:pPr>
       <w:r>
         <w:rPr>
@@ -13500,10 +14251,6 @@
     <w:p>
       <w:pPr>
         <w:pStyle w:val="Compact"/>
-        <w:numPr>
-          <w:ilvl w:val="0"/>
-          <w:numId w:val="1009"/>
-        </w:numPr>
       </w:pPr>
       <w:r>
         <w:rPr>
@@ -13521,10 +14268,6 @@
     <w:p>
       <w:pPr>
         <w:pStyle w:val="Compact"/>
-        <w:numPr>
-          <w:ilvl w:val="0"/>
-          <w:numId w:val="1009"/>
-        </w:numPr>
       </w:pPr>
       <w:r>
         <w:rPr>
@@ -13542,10 +14285,6 @@
     <w:p>
       <w:pPr>
         <w:pStyle w:val="Compact"/>
-        <w:numPr>
-          <w:ilvl w:val="0"/>
-          <w:numId w:val="1009"/>
-        </w:numPr>
       </w:pPr>
       <w:r>
         <w:rPr>
@@ -13559,6 +14298,16 @@
         </w:rPr>
         <w:t xml:space="preserve">锌的水合热比铜的水合热大</w:t>
       </w:r>
+    </w:p>
+    <w:p>
+      <w:pPr>
+        <w:spacing w:before="0" w:after="0"/>
+      </w:pPr>
+    </w:p>
+    <w:p>
+      <w:pPr>
+        <w:spacing w:before="0" w:after="0"/>
+      </w:pPr>
     </w:p>
     <w:p>
       <w:pPr>
@@ -13703,6 +14452,21 @@
     </w:p>
     <w:p>
       <w:pPr>
+        <w:spacing w:before="0" w:after="0"/>
+      </w:pPr>
+    </w:p>
+    <w:p>
+      <w:pPr>
+        <w:spacing w:before="0" w:after="0"/>
+      </w:pPr>
+    </w:p>
+    <w:p>
+      <w:pPr>
+        <w:spacing w:before="0" w:after="0"/>
+      </w:pPr>
+    </w:p>
+    <w:p>
+      <w:pPr>
         <w:spacing w:before="160" w:after="80"/>
       </w:pPr>
       <w:r>
@@ -13768,6 +14532,21 @@
     </w:p>
     <w:p>
       <w:pPr>
+        <w:spacing w:before="0" w:after="0"/>
+      </w:pPr>
+    </w:p>
+    <w:p>
+      <w:pPr>
+        <w:spacing w:before="0" w:after="0"/>
+      </w:pPr>
+    </w:p>
+    <w:p>
+      <w:pPr>
+        <w:spacing w:before="0" w:after="0"/>
+      </w:pPr>
+    </w:p>
+    <w:p>
+      <w:pPr>
         <w:spacing w:before="160" w:after="80"/>
       </w:pPr>
       <w:r>
@@ -14066,6 +14845,31 @@
         </w:rPr>
         <w:t>K⊖。</w:t>
       </w:r>
+    </w:p>
+    <w:p>
+      <w:pPr>
+        <w:spacing w:before="0" w:after="0"/>
+      </w:pPr>
+    </w:p>
+    <w:p>
+      <w:pPr>
+        <w:spacing w:before="0" w:after="0"/>
+      </w:pPr>
+    </w:p>
+    <w:p>
+      <w:pPr>
+        <w:spacing w:before="0" w:after="0"/>
+      </w:pPr>
+    </w:p>
+    <w:p>
+      <w:pPr>
+        <w:spacing w:before="0" w:after="0"/>
+      </w:pPr>
+    </w:p>
+    <w:p>
+      <w:pPr>
+        <w:spacing w:before="0" w:after="0"/>
+      </w:pPr>
     </w:p>
     <w:p>
       <w:pPr>
@@ -14940,6 +15744,31 @@
     </w:p>
     <w:p>
       <w:pPr>
+        <w:spacing w:before="0" w:after="0"/>
+      </w:pPr>
+    </w:p>
+    <w:p>
+      <w:pPr>
+        <w:spacing w:before="0" w:after="0"/>
+      </w:pPr>
+    </w:p>
+    <w:p>
+      <w:pPr>
+        <w:spacing w:before="0" w:after="0"/>
+      </w:pPr>
+    </w:p>
+    <w:p>
+      <w:pPr>
+        <w:spacing w:before="0" w:after="0"/>
+      </w:pPr>
+    </w:p>
+    <w:p>
+      <w:pPr>
+        <w:spacing w:before="0" w:after="0"/>
+      </w:pPr>
+    </w:p>
+    <w:p>
+      <w:pPr>
         <w:spacing w:before="160" w:after="80"/>
       </w:pPr>
       <w:r>
@@ -15389,6 +16218,31 @@
     </w:p>
     <w:p>
       <w:pPr>
+        <w:spacing w:before="0" w:after="0"/>
+      </w:pPr>
+    </w:p>
+    <w:p>
+      <w:pPr>
+        <w:spacing w:before="0" w:after="0"/>
+      </w:pPr>
+    </w:p>
+    <w:p>
+      <w:pPr>
+        <w:spacing w:before="0" w:after="0"/>
+      </w:pPr>
+    </w:p>
+    <w:p>
+      <w:pPr>
+        <w:spacing w:before="0" w:after="0"/>
+      </w:pPr>
+    </w:p>
+    <w:p>
+      <w:pPr>
+        <w:spacing w:before="0" w:after="0"/>
+      </w:pPr>
+    </w:p>
+    <w:p>
+      <w:pPr>
         <w:spacing w:before="160" w:after="80"/>
       </w:pPr>
       <w:r>
@@ -15644,7 +16498,7 @@
         </w:rPr>
         <w:drawing>
           <wp:inline>
-            <wp:extent cx="3600000" cy="2143902"/>
+            <wp:extent cx="3600000" cy="2137959"/>
             <wp:effectExtent b="0" l="0" r="0" t="0"/>
             <wp:docPr descr="" title="" id="49" name="Picture"/>
             <a:graphic>
@@ -15665,7 +16519,7 @@
                   <pic:spPr bwMode="auto">
                     <a:xfrm>
                       <a:off x="0" y="0"/>
-                      <a:ext cx="3600000" cy="2143902"/>
+                      <a:ext cx="3600000" cy="2137959"/>
                     </a:xfrm>
                     <a:prstGeom prst="rect">
                       <a:avLst/>
@@ -15683,6 +16537,21 @@
           </wp:inline>
         </w:drawing>
       </w:r>
+    </w:p>
+    <w:p>
+      <w:pPr>
+        <w:spacing w:before="0" w:after="0"/>
+      </w:pPr>
+    </w:p>
+    <w:p>
+      <w:pPr>
+        <w:spacing w:before="0" w:after="0"/>
+      </w:pPr>
+    </w:p>
+    <w:p>
+      <w:pPr>
+        <w:spacing w:before="0" w:after="0"/>
+      </w:pPr>
     </w:p>
     <w:p>
       <w:pPr>

--- a/00-首页/题组Word/第一轮·综合套卷/第一轮综合卷12（学生版）.docx
+++ b/00-首页/题组Word/第一轮·综合套卷/第一轮综合卷12（学生版）.docx
@@ -2868,7 +2868,7 @@
         <m:sSup>
           <m:e>
             <m:r>
-              <m:t>​</m:t>
+              <m:t xml:space="preserve"> </m:t>
             </m:r>
           </m:e>
           <m:sup>
@@ -2912,7 +2912,7 @@
         <m:sSup>
           <m:e>
             <m:r>
-              <m:t>​</m:t>
+              <m:t xml:space="preserve"> </m:t>
             </m:r>
           </m:e>
           <m:sup>
@@ -3070,7 +3070,7 @@
         <m:sSup>
           <m:e>
             <m:r>
-              <m:t>​</m:t>
+              <m:t xml:space="preserve"> </m:t>
             </m:r>
           </m:e>
           <m:sup>
@@ -3186,7 +3186,7 @@
         <m:sSup>
           <m:e>
             <m:r>
-              <m:t>​</m:t>
+              <m:t xml:space="preserve"> </m:t>
             </m:r>
           </m:e>
           <m:sup>

--- a/00-首页/题组Word/第一轮·综合套卷/第一轮综合卷12（学生版）.docx
+++ b/00-首页/题组Word/第一轮·综合套卷/第一轮综合卷12（学生版）.docx
@@ -91,8 +91,8 @@
     <w:p>
       <w:pPr>
         <w:pStyle w:val="FirstParagraph"/>
+        <w:spacing w:before="0" w:after="0"/>
         <w:ind w:left="480" w:hanging="480"/>
-        <w:spacing w:after="0"/>
       </w:pPr>
       <w:r>
         <w:rPr>
@@ -163,8 +163,8 @@
     <w:p>
       <w:pPr>
         <w:pStyle w:val="FirstParagraph"/>
+        <w:spacing w:before="0" w:after="0"/>
         <w:ind w:left="480" w:hanging="480"/>
-        <w:spacing w:before="0" w:after="0"/>
       </w:pPr>
       <w:r>
         <w:rPr>
@@ -205,8 +205,8 @@
     <w:p>
       <w:pPr>
         <w:pStyle w:val="FirstParagraph"/>
+        <w:spacing w:before="0" w:after="0"/>
         <w:ind w:left="480" w:hanging="480"/>
-        <w:spacing w:before="0" w:after="0"/>
       </w:pPr>
       <w:r>
         <w:rPr>
@@ -259,8 +259,8 @@
     <w:p>
       <w:pPr>
         <w:pStyle w:val="FirstParagraph"/>
+        <w:spacing w:before="0" w:after="0"/>
         <w:ind w:left="480" w:hanging="480"/>
-        <w:spacing w:before="0" w:after="0"/>
       </w:pPr>
       <w:r>
         <w:rPr>
@@ -309,8 +309,8 @@
     <w:p>
       <w:pPr>
         <w:pStyle w:val="FirstParagraph"/>
+        <w:spacing w:before="0" w:after="0"/>
         <w:ind w:left="480" w:hanging="480"/>
-        <w:spacing w:before="0" w:after="180"/>
       </w:pPr>
       <w:r>
         <w:rPr>
@@ -394,8 +394,8 @@
     <w:p>
       <w:pPr>
         <w:pStyle w:val="FirstParagraph"/>
+        <w:spacing w:before="0" w:after="0"/>
         <w:ind w:left="480" w:hanging="480"/>
-        <w:spacing w:after="0"/>
       </w:pPr>
       <w:r>
         <w:rPr>
@@ -413,20 +413,63 @@
     <w:p>
       <w:pPr>
         <w:pStyle w:val="FirstParagraph"/>
+        <w:spacing w:before="0" w:after="0"/>
         <w:ind w:left="480" w:hanging="480"/>
+      </w:pPr>
+      <w:r>
+        <w:rPr>
+          <w:rFonts w:ascii="Times New Roman" w:hAnsi="Times New Roman" w:eastAsia="Times New Roman" w:cs="Times New Roman"/>
+        </w:rPr>
+        <w:t xml:space="preserve">A. </w:t>
+      </w:r>
+      <w:r>
+        <w:rPr>
+          <w:rFonts w:hint="eastAsia" w:ascii="Times New Roman" w:hAnsi="Times New Roman" w:eastAsia="FangSong" w:cs="Times New Roman"/>
+        </w:rPr>
+        <w:t xml:space="preserve">由极性键形成的分子是极性分子</w:t>
+      </w:r>
+      <w:r>
+        <w:rPr>
+          <w:rFonts w:ascii="Times New Roman" w:hAnsi="Times New Roman" w:eastAsia="Times New Roman" w:cs="Times New Roman"/>
+        </w:rPr>
+        <w:t xml:space="preserve"> </w:t>
+      </w:r>
+    </w:p>
+    <w:p>
+      <w:pPr>
+        <w:pStyle w:val="FirstParagraph"/>
         <w:spacing w:before="0" w:after="0"/>
-      </w:pPr>
-      <w:r>
-        <w:rPr>
-          <w:rFonts w:ascii="Times New Roman" w:hAnsi="Times New Roman" w:eastAsia="Times New Roman" w:cs="Times New Roman"/>
-        </w:rPr>
-        <w:t xml:space="preserve">A. </w:t>
-      </w:r>
-      <w:r>
-        <w:rPr>
-          <w:rFonts w:hint="eastAsia" w:ascii="Times New Roman" w:hAnsi="Times New Roman" w:eastAsia="FangSong" w:cs="Times New Roman"/>
-        </w:rPr>
-        <w:t xml:space="preserve">由极性键形成的分子是极性分子</w:t>
+        <w:ind w:left="480" w:hanging="480"/>
+      </w:pPr>
+      <w:r>
+        <w:rPr>
+          <w:rFonts w:ascii="Times New Roman" w:hAnsi="Times New Roman" w:eastAsia="Times New Roman" w:cs="Times New Roman"/>
+        </w:rPr>
+        <w:t xml:space="preserve">B. </w:t>
+      </w:r>
+      <w:r>
+        <w:rPr>
+          <w:rFonts w:hint="eastAsia" w:ascii="Times New Roman" w:hAnsi="Times New Roman" w:eastAsia="FangSong" w:cs="Times New Roman"/>
+        </w:rPr>
+        <w:t>若分子中的键都是非极性键</w:t>
+      </w:r>
+      <w:r>
+        <w:rPr>
+          <w:rFonts w:hint="eastAsia" w:ascii="Times New Roman" w:hAnsi="Times New Roman" w:eastAsia="Times New Roman" w:cs="Times New Roman"/>
+        </w:rPr>
+        <w:t>,</w:t>
+      </w:r>
+      <w:r>
+        <w:rPr>
+          <w:rFonts w:ascii="Times New Roman" w:hAnsi="Times New Roman" w:eastAsia="Times New Roman" w:cs="Times New Roman"/>
+        </w:rPr>
+        <w:t xml:space="preserve"> </w:t>
+      </w:r>
+      <w:r>
+        <w:rPr>
+          <w:rFonts w:hint="eastAsia" w:ascii="Times New Roman" w:hAnsi="Times New Roman" w:eastAsia="FangSong" w:cs="Times New Roman"/>
+        </w:rPr>
+        <w:t xml:space="preserve">则分子一定是非极性分子</w:t>
       </w:r>
       <w:r>
         <w:rPr>
@@ -438,76 +481,33 @@
     <w:p>
       <w:pPr>
         <w:pStyle w:val="FirstParagraph"/>
+        <w:spacing w:before="0" w:after="0"/>
         <w:ind w:left="480" w:hanging="480"/>
+      </w:pPr>
+      <w:r>
+        <w:rPr>
+          <w:rFonts w:ascii="Times New Roman" w:hAnsi="Times New Roman" w:eastAsia="Times New Roman" w:cs="Times New Roman"/>
+        </w:rPr>
+        <w:t xml:space="preserve">C. </w:t>
+      </w:r>
+      <w:r>
+        <w:rPr>
+          <w:rFonts w:hint="eastAsia" w:ascii="Times New Roman" w:hAnsi="Times New Roman" w:eastAsia="FangSong" w:cs="Times New Roman"/>
+        </w:rPr>
+        <w:t xml:space="preserve">离子型化合物在水中的溶解度都大于共价型化合物在水中的溶解度</w:t>
+      </w:r>
+      <w:r>
+        <w:rPr>
+          <w:rFonts w:ascii="Times New Roman" w:hAnsi="Times New Roman" w:eastAsia="Times New Roman" w:cs="Times New Roman"/>
+        </w:rPr>
+        <w:t xml:space="preserve"> </w:t>
+      </w:r>
+    </w:p>
+    <w:p>
+      <w:pPr>
+        <w:pStyle w:val="FirstParagraph"/>
         <w:spacing w:before="0" w:after="0"/>
-      </w:pPr>
-      <w:r>
-        <w:rPr>
-          <w:rFonts w:ascii="Times New Roman" w:hAnsi="Times New Roman" w:eastAsia="Times New Roman" w:cs="Times New Roman"/>
-        </w:rPr>
-        <w:t xml:space="preserve">B. </w:t>
-      </w:r>
-      <w:r>
-        <w:rPr>
-          <w:rFonts w:hint="eastAsia" w:ascii="Times New Roman" w:hAnsi="Times New Roman" w:eastAsia="FangSong" w:cs="Times New Roman"/>
-        </w:rPr>
-        <w:t>若分子中的键都是非极性键</w:t>
-      </w:r>
-      <w:r>
-        <w:rPr>
-          <w:rFonts w:hint="eastAsia" w:ascii="Times New Roman" w:hAnsi="Times New Roman" w:eastAsia="Times New Roman" w:cs="Times New Roman"/>
-        </w:rPr>
-        <w:t>,</w:t>
-      </w:r>
-      <w:r>
-        <w:rPr>
-          <w:rFonts w:ascii="Times New Roman" w:hAnsi="Times New Roman" w:eastAsia="Times New Roman" w:cs="Times New Roman"/>
-        </w:rPr>
-        <w:t xml:space="preserve"> </w:t>
-      </w:r>
-      <w:r>
-        <w:rPr>
-          <w:rFonts w:hint="eastAsia" w:ascii="Times New Roman" w:hAnsi="Times New Roman" w:eastAsia="FangSong" w:cs="Times New Roman"/>
-        </w:rPr>
-        <w:t xml:space="preserve">则分子一定是非极性分子</w:t>
-      </w:r>
-      <w:r>
-        <w:rPr>
-          <w:rFonts w:ascii="Times New Roman" w:hAnsi="Times New Roman" w:eastAsia="Times New Roman" w:cs="Times New Roman"/>
-        </w:rPr>
-        <w:t xml:space="preserve"> </w:t>
-      </w:r>
-    </w:p>
-    <w:p>
-      <w:pPr>
-        <w:pStyle w:val="FirstParagraph"/>
         <w:ind w:left="480" w:hanging="480"/>
-        <w:spacing w:before="0" w:after="0"/>
-      </w:pPr>
-      <w:r>
-        <w:rPr>
-          <w:rFonts w:ascii="Times New Roman" w:hAnsi="Times New Roman" w:eastAsia="Times New Roman" w:cs="Times New Roman"/>
-        </w:rPr>
-        <w:t xml:space="preserve">C. </w:t>
-      </w:r>
-      <w:r>
-        <w:rPr>
-          <w:rFonts w:hint="eastAsia" w:ascii="Times New Roman" w:hAnsi="Times New Roman" w:eastAsia="FangSong" w:cs="Times New Roman"/>
-        </w:rPr>
-        <w:t xml:space="preserve">离子型化合物在水中的溶解度都大于共价型化合物在水中的溶解度</w:t>
-      </w:r>
-      <w:r>
-        <w:rPr>
-          <w:rFonts w:ascii="Times New Roman" w:hAnsi="Times New Roman" w:eastAsia="Times New Roman" w:cs="Times New Roman"/>
-        </w:rPr>
-        <w:t xml:space="preserve"> </w:t>
-      </w:r>
-    </w:p>
-    <w:p>
-      <w:pPr>
-        <w:pStyle w:val="FirstParagraph"/>
-        <w:ind w:left="480" w:hanging="480"/>
-        <w:spacing w:before="0" w:after="180"/>
       </w:pPr>
       <w:r>
         <w:rPr>
@@ -571,8 +571,8 @@
     <w:p>
       <w:pPr>
         <w:pStyle w:val="FirstParagraph"/>
+        <w:spacing w:before="0" w:after="0"/>
         <w:ind w:left="480" w:hanging="480"/>
-        <w:spacing w:after="0"/>
       </w:pPr>
       <w:r>
         <w:rPr>
@@ -614,8 +614,8 @@
     <w:p>
       <w:pPr>
         <w:pStyle w:val="FirstParagraph"/>
+        <w:spacing w:before="0" w:after="0"/>
         <w:ind w:left="480" w:hanging="480"/>
-        <w:spacing w:before="0" w:after="0"/>
       </w:pPr>
       <w:r>
         <w:rPr>
@@ -667,8 +667,8 @@
     <w:p>
       <w:pPr>
         <w:pStyle w:val="FirstParagraph"/>
+        <w:spacing w:before="0" w:after="0"/>
         <w:ind w:left="480" w:hanging="480"/>
-        <w:spacing w:before="0" w:after="0"/>
       </w:pPr>
       <w:r>
         <w:rPr>
@@ -720,8 +720,8 @@
     <w:p>
       <w:pPr>
         <w:pStyle w:val="FirstParagraph"/>
+        <w:spacing w:before="0" w:after="0"/>
         <w:ind w:left="480" w:hanging="480"/>
-        <w:spacing w:before="0" w:after="0"/>
       </w:pPr>
       <w:r>
         <w:rPr>
@@ -773,8 +773,8 @@
     <w:p>
       <w:pPr>
         <w:pStyle w:val="FirstParagraph"/>
+        <w:spacing w:before="0" w:after="0"/>
         <w:ind w:left="480" w:hanging="480"/>
-        <w:spacing w:before="0" w:after="180"/>
       </w:pPr>
       <w:r>
         <w:rPr>
@@ -855,8 +855,8 @@
     <w:p>
       <w:pPr>
         <w:pStyle w:val="FirstParagraph"/>
+        <w:spacing w:before="0" w:after="0"/>
         <w:ind w:left="480" w:hanging="480"/>
-        <w:spacing w:after="0"/>
       </w:pPr>
       <w:r>
         <w:rPr>
@@ -898,8 +898,8 @@
     <w:p>
       <w:pPr>
         <w:pStyle w:val="FirstParagraph"/>
+        <w:spacing w:before="0" w:after="0"/>
         <w:ind w:left="480" w:hanging="480"/>
-        <w:spacing w:before="0" w:after="0"/>
       </w:pPr>
       <w:r>
         <w:rPr>
@@ -951,8 +951,8 @@
     <w:p>
       <w:pPr>
         <w:pStyle w:val="FirstParagraph"/>
+        <w:spacing w:before="0" w:after="0"/>
         <w:ind w:left="480" w:hanging="480"/>
-        <w:spacing w:before="0" w:after="0"/>
       </w:pPr>
       <w:r>
         <w:rPr>
@@ -1004,8 +1004,8 @@
     <w:p>
       <w:pPr>
         <w:pStyle w:val="FirstParagraph"/>
+        <w:spacing w:before="0" w:after="0"/>
         <w:ind w:left="480" w:hanging="480"/>
-        <w:spacing w:before="0" w:after="0"/>
       </w:pPr>
       <w:r>
         <w:rPr>
@@ -1057,8 +1057,8 @@
     <w:p>
       <w:pPr>
         <w:pStyle w:val="FirstParagraph"/>
+        <w:spacing w:before="0" w:after="0"/>
         <w:ind w:left="480" w:hanging="480"/>
-        <w:spacing w:before="0" w:after="180"/>
       </w:pPr>
       <w:r>
         <w:rPr>
@@ -1721,8 +1721,8 @@
     <w:p>
       <w:pPr>
         <w:pStyle w:val="BodyText"/>
+        <w:spacing w:before="0" w:after="0"/>
         <w:ind w:left="480" w:hanging="480"/>
-        <w:spacing w:after="0"/>
       </w:pPr>
       <m:oMath>
         <m:oMathPr>
@@ -2039,47 +2039,47 @@
     <w:p>
       <w:pPr>
         <w:pStyle w:val="BodyText"/>
+        <w:spacing w:before="0" w:after="0"/>
         <w:ind w:left="480" w:hanging="480"/>
+      </w:pPr>
+      <w:r>
+        <w:rPr>
+          <w:rFonts w:ascii="Times New Roman" w:hAnsi="Times New Roman" w:eastAsia="Times New Roman" w:cs="Times New Roman"/>
+        </w:rPr>
+        <w:t xml:space="preserve">A. 18.9% </w:t>
+      </w:r>
+    </w:p>
+    <w:p>
+      <w:pPr>
+        <w:pStyle w:val="BodyText"/>
         <w:spacing w:before="0" w:after="0"/>
-      </w:pPr>
-      <w:r>
-        <w:rPr>
-          <w:rFonts w:ascii="Times New Roman" w:hAnsi="Times New Roman" w:eastAsia="Times New Roman" w:cs="Times New Roman"/>
-        </w:rPr>
-        <w:t xml:space="preserve">A. 18.9% </w:t>
+        <w:ind w:left="480" w:hanging="480"/>
+      </w:pPr>
+      <w:r>
+        <w:rPr>
+          <w:rFonts w:ascii="Times New Roman" w:hAnsi="Times New Roman" w:eastAsia="Times New Roman" w:cs="Times New Roman"/>
+        </w:rPr>
+        <w:t xml:space="preserve">B. 15.1% </w:t>
       </w:r>
     </w:p>
     <w:p>
       <w:pPr>
         <w:pStyle w:val="BodyText"/>
+        <w:spacing w:before="0" w:after="0"/>
         <w:ind w:left="480" w:hanging="480"/>
+      </w:pPr>
+      <w:r>
+        <w:rPr>
+          <w:rFonts w:ascii="Times New Roman" w:hAnsi="Times New Roman" w:eastAsia="Times New Roman" w:cs="Times New Roman"/>
+        </w:rPr>
+        <w:t xml:space="preserve">C. 30.2% </w:t>
+      </w:r>
+    </w:p>
+    <w:p>
+      <w:pPr>
+        <w:pStyle w:val="BodyText"/>
         <w:spacing w:before="0" w:after="0"/>
-      </w:pPr>
-      <w:r>
-        <w:rPr>
-          <w:rFonts w:ascii="Times New Roman" w:hAnsi="Times New Roman" w:eastAsia="Times New Roman" w:cs="Times New Roman"/>
-        </w:rPr>
-        <w:t xml:space="preserve">B. 15.1% </w:t>
-      </w:r>
-    </w:p>
-    <w:p>
-      <w:pPr>
-        <w:pStyle w:val="BodyText"/>
         <w:ind w:left="480" w:hanging="480"/>
-        <w:spacing w:before="0" w:after="0"/>
-      </w:pPr>
-      <w:r>
-        <w:rPr>
-          <w:rFonts w:ascii="Times New Roman" w:hAnsi="Times New Roman" w:eastAsia="Times New Roman" w:cs="Times New Roman"/>
-        </w:rPr>
-        <w:t xml:space="preserve">C. 30.2% </w:t>
-      </w:r>
-    </w:p>
-    <w:p>
-      <w:pPr>
-        <w:pStyle w:val="BodyText"/>
-        <w:ind w:left="480" w:hanging="480"/>
-        <w:spacing w:before="0" w:after="180"/>
       </w:pPr>
       <w:r>
         <w:rPr>
@@ -2452,8 +2452,8 @@
     <w:p>
       <w:pPr>
         <w:pStyle w:val="BodyText"/>
+        <w:spacing w:before="0" w:after="0"/>
         <w:ind w:left="480" w:hanging="480"/>
-        <w:spacing w:after="0"/>
       </w:pPr>
       <w:r>
         <w:rPr>
@@ -2483,8 +2483,8 @@
     <w:p>
       <w:pPr>
         <w:pStyle w:val="BodyText"/>
+        <w:spacing w:before="0" w:after="0"/>
         <w:ind w:left="480" w:hanging="480"/>
-        <w:spacing w:before="0" w:after="0"/>
       </w:pPr>
       <w:r>
         <w:rPr>
@@ -2545,8 +2545,8 @@
     <w:p>
       <w:pPr>
         <w:pStyle w:val="BodyText"/>
+        <w:spacing w:before="0" w:after="0"/>
         <w:ind w:left="480" w:hanging="480"/>
-        <w:spacing w:before="0" w:after="0"/>
       </w:pPr>
       <w:r>
         <w:rPr>
@@ -2607,8 +2607,8 @@
     <w:p>
       <w:pPr>
         <w:pStyle w:val="BodyText"/>
+        <w:spacing w:before="0" w:after="0"/>
         <w:ind w:left="480" w:hanging="480"/>
-        <w:spacing w:before="0" w:after="0"/>
       </w:pPr>
       <w:r>
         <w:rPr>
@@ -2669,8 +2669,8 @@
     <w:p>
       <w:pPr>
         <w:pStyle w:val="BodyText"/>
+        <w:spacing w:before="0" w:after="0"/>
         <w:ind w:left="480" w:hanging="480"/>
-        <w:spacing w:before="0" w:after="180"/>
       </w:pPr>
       <w:r>
         <w:rPr>
@@ -11871,6 +11871,14 @@
         <w:tblStyle w:val="Table"/>
         <w:tblW w:type="pct" w:w="5000"/>
         <w:tblLayout w:type="fixed"/>
+        <w:tblBorders>
+          <w:top w:val="single" w:sz="12" w:space="0" w:color="000000"/>
+          <w:left w:val="none" w:sz="0" w:space="0" w:color="auto"/>
+          <w:bottom w:val="single" w:sz="12" w:space="0" w:color="000000"/>
+          <w:right w:val="none" w:sz="0" w:space="0" w:color="auto"/>
+          <w:insideH w:val="none" w:sz="0" w:space="0" w:color="auto"/>
+          <w:insideV w:val="none" w:sz="0" w:space="0" w:color="auto"/>
+        </w:tblBorders>
         <w:tblLook w:firstRow="1" w:lastRow="0" w:firstColumn="0" w:lastColumn="0" w:noHBand="0" w:noVBand="0" w:val="0020"/>
       </w:tblPr>
       <w:tblGrid>
@@ -11886,7 +11894,11 @@
           <w:tblHeader w:val="on"/>
         </w:trPr>
         <w:tc>
-          <w:tcPr/>
+          <w:tcPr>
+            <w:tcBorders>
+              <w:bottom w:val="single" w:sz="8" w:space="0" w:color="000000"/>
+            </w:tcBorders>
+          </w:tcPr>
           <w:p>
             <w:pPr>
               <w:pStyle w:val="Compact"/>
@@ -11895,7 +11907,11 @@
           </w:p>
         </w:tc>
         <w:tc>
-          <w:tcPr/>
+          <w:tcPr>
+            <w:tcBorders>
+              <w:bottom w:val="single" w:sz="8" w:space="0" w:color="000000"/>
+            </w:tcBorders>
+          </w:tcPr>
           <w:p>
             <w:pPr>
               <w:pStyle w:val="Compact"/>
@@ -11911,7 +11927,11 @@
           </w:p>
         </w:tc>
         <w:tc>
-          <w:tcPr/>
+          <w:tcPr>
+            <w:tcBorders>
+              <w:bottom w:val="single" w:sz="8" w:space="0" w:color="000000"/>
+            </w:tcBorders>
+          </w:tcPr>
           <w:p>
             <w:pPr>
               <w:pStyle w:val="Compact"/>
@@ -11927,7 +11947,11 @@
           </w:p>
         </w:tc>
         <w:tc>
-          <w:tcPr/>
+          <w:tcPr>
+            <w:tcBorders>
+              <w:bottom w:val="single" w:sz="8" w:space="0" w:color="000000"/>
+            </w:tcBorders>
+          </w:tcPr>
           <w:p>
             <w:pPr>
               <w:pStyle w:val="Compact"/>
@@ -11957,7 +11981,11 @@
           </w:p>
         </w:tc>
         <w:tc>
-          <w:tcPr/>
+          <w:tcPr>
+            <w:tcBorders>
+              <w:bottom w:val="single" w:sz="8" w:space="0" w:color="000000"/>
+            </w:tcBorders>
+          </w:tcPr>
           <w:p>
             <w:pPr>
               <w:pStyle w:val="Compact"/>
@@ -11973,7 +12001,11 @@
           </w:p>
         </w:tc>
         <w:tc>
-          <w:tcPr/>
+          <w:tcPr>
+            <w:tcBorders>
+              <w:bottom w:val="single" w:sz="8" w:space="0" w:color="000000"/>
+            </w:tcBorders>
+          </w:tcPr>
           <w:p>
             <w:pPr>
               <w:pStyle w:val="Compact"/>
@@ -12599,8 +12631,8 @@
     <w:p>
       <w:pPr>
         <w:pStyle w:val="BodyText"/>
+        <w:spacing w:before="0" w:after="0"/>
         <w:ind w:left="480" w:hanging="480"/>
-        <w:spacing w:after="0"/>
       </w:pPr>
       <w:r>
         <w:rPr>
@@ -12624,8 +12656,102 @@
     <w:p>
       <w:pPr>
         <w:pStyle w:val="BodyText"/>
+        <w:spacing w:before="0" w:after="0"/>
         <w:ind w:left="480" w:hanging="480"/>
+      </w:pPr>
+      <w:r>
+        <w:rPr>
+          <w:rFonts w:ascii="Times New Roman" w:hAnsi="Times New Roman" w:eastAsia="Times New Roman" w:cs="Times New Roman"/>
+        </w:rPr>
+        <w:t xml:space="preserve">A. </w:t>
+      </w:r>
+      <w:r>
+        <w:rPr>
+          <w:rFonts w:hint="eastAsia" w:ascii="Times New Roman" w:hAnsi="Times New Roman" w:eastAsia="FangSong" w:cs="Times New Roman"/>
+        </w:rPr>
+        <w:t xml:space="preserve">自发</w:t>
+      </w:r>
+      <w:r>
+        <w:rPr>
+          <w:rFonts w:ascii="Times New Roman" w:hAnsi="Times New Roman" w:eastAsia="Times New Roman" w:cs="Times New Roman"/>
+        </w:rPr>
+        <w:t xml:space="preserve"> </w:t>
+      </w:r>
+    </w:p>
+    <w:p>
+      <w:pPr>
+        <w:pStyle w:val="BodyText"/>
         <w:spacing w:before="0" w:after="0"/>
+        <w:ind w:left="480" w:hanging="480"/>
+      </w:pPr>
+      <w:r>
+        <w:rPr>
+          <w:rFonts w:ascii="Times New Roman" w:hAnsi="Times New Roman" w:eastAsia="Times New Roman" w:cs="Times New Roman"/>
+        </w:rPr>
+        <w:t xml:space="preserve">B. </w:t>
+      </w:r>
+      <w:r>
+        <w:rPr>
+          <w:rFonts w:hint="eastAsia" w:ascii="Times New Roman" w:hAnsi="Times New Roman" w:eastAsia="FangSong" w:cs="Times New Roman"/>
+        </w:rPr>
+        <w:t xml:space="preserve">不自发</w:t>
+      </w:r>
+      <w:r>
+        <w:rPr>
+          <w:rFonts w:ascii="Times New Roman" w:hAnsi="Times New Roman" w:eastAsia="Times New Roman" w:cs="Times New Roman"/>
+        </w:rPr>
+        <w:t xml:space="preserve"> </w:t>
+      </w:r>
+    </w:p>
+    <w:p>
+      <w:pPr>
+        <w:pStyle w:val="BodyText"/>
+        <w:spacing w:before="0" w:after="0"/>
+        <w:ind w:left="480" w:hanging="480"/>
+      </w:pPr>
+      <w:r>
+        <w:rPr>
+          <w:rFonts w:ascii="Times New Roman" w:hAnsi="Times New Roman" w:eastAsia="Times New Roman" w:cs="Times New Roman"/>
+        </w:rPr>
+        <w:t xml:space="preserve">C. </w:t>
+      </w:r>
+      <w:r>
+        <w:rPr>
+          <w:rFonts w:hint="eastAsia" w:ascii="Times New Roman" w:hAnsi="Times New Roman" w:eastAsia="FangSong" w:cs="Times New Roman"/>
+        </w:rPr>
+        <w:t xml:space="preserve">达平衡</w:t>
+      </w:r>
+    </w:p>
+    <w:p>
+      <w:pPr>
+        <w:pStyle w:val="BodyText"/>
+        <w:spacing w:before="0" w:after="0"/>
+        <w:ind w:left="480" w:hanging="480"/>
+      </w:pPr>
+      <w:r>
+        <w:rPr>
+          <w:rFonts w:ascii="Times New Roman" w:hAnsi="Times New Roman" w:eastAsia="Times New Roman" w:cs="Times New Roman"/>
+        </w:rPr>
+        <w:t xml:space="preserve">3-4-2 </w:t>
+      </w:r>
+      <w:r>
+        <w:rPr>
+          <w:rFonts w:hint="eastAsia" w:ascii="Times New Roman" w:hAnsi="Times New Roman" w:eastAsia="FangSong" w:cs="Times New Roman"/>
+        </w:rPr>
+        <w:t xml:space="preserve">反应</w:t>
+      </w:r>
+      <w:r>
+        <w:rPr>
+          <w:rFonts w:ascii="Times New Roman" w:hAnsi="Times New Roman" w:eastAsia="Times New Roman" w:cs="Times New Roman"/>
+        </w:rPr>
+        <w:t xml:space="preserve"> (2): </w:t>
+      </w:r>
+    </w:p>
+    <w:p>
+      <w:pPr>
+        <w:pStyle w:val="BodyText"/>
+        <w:spacing w:before="0" w:after="0"/>
+        <w:ind w:left="480" w:hanging="480"/>
       </w:pPr>
       <w:r>
         <w:rPr>
@@ -12649,8 +12775,173 @@
     <w:p>
       <w:pPr>
         <w:pStyle w:val="BodyText"/>
+        <w:spacing w:before="0" w:after="0"/>
         <w:ind w:left="480" w:hanging="480"/>
+      </w:pPr>
+      <w:r>
+        <w:rPr>
+          <w:rFonts w:ascii="Times New Roman" w:hAnsi="Times New Roman" w:eastAsia="Times New Roman" w:cs="Times New Roman"/>
+        </w:rPr>
+        <w:t xml:space="preserve">B. </w:t>
+      </w:r>
+      <w:r>
+        <w:rPr>
+          <w:rFonts w:hint="eastAsia" w:ascii="Times New Roman" w:hAnsi="Times New Roman" w:eastAsia="FangSong" w:cs="Times New Roman"/>
+        </w:rPr>
+        <w:t xml:space="preserve">不自发</w:t>
+      </w:r>
+      <w:r>
+        <w:rPr>
+          <w:rFonts w:ascii="Times New Roman" w:hAnsi="Times New Roman" w:eastAsia="Times New Roman" w:cs="Times New Roman"/>
+        </w:rPr>
+        <w:t xml:space="preserve"> </w:t>
+      </w:r>
+    </w:p>
+    <w:p>
+      <w:pPr>
+        <w:pStyle w:val="BodyText"/>
         <w:spacing w:before="0" w:after="0"/>
+        <w:ind w:left="480" w:hanging="480"/>
+      </w:pPr>
+      <w:r>
+        <w:rPr>
+          <w:rFonts w:ascii="Times New Roman" w:hAnsi="Times New Roman" w:eastAsia="Times New Roman" w:cs="Times New Roman"/>
+        </w:rPr>
+        <w:t xml:space="preserve">C. </w:t>
+      </w:r>
+      <w:r>
+        <w:rPr>
+          <w:rFonts w:hint="eastAsia" w:ascii="Times New Roman" w:hAnsi="Times New Roman" w:eastAsia="FangSong" w:cs="Times New Roman"/>
+        </w:rPr>
+        <w:t xml:space="preserve">达平衡</w:t>
+      </w:r>
+    </w:p>
+    <w:p>
+      <w:pPr>
+        <w:pStyle w:val="BodyText"/>
+      </w:pPr>
+      <w:r>
+        <w:rPr>
+          <w:rFonts w:ascii="Times New Roman" w:hAnsi="Times New Roman" w:eastAsia="Times New Roman" w:cs="Times New Roman"/>
+        </w:rPr>
+        <w:t xml:space="preserve">3-5 </w:t>
+      </w:r>
+      <w:r>
+        <w:rPr>
+          <w:rFonts w:hint="eastAsia" w:ascii="Times New Roman" w:hAnsi="Times New Roman" w:eastAsia="FangSong" w:cs="Times New Roman"/>
+        </w:rPr>
+        <w:t>若升高温度</w:t>
+      </w:r>
+      <w:r>
+        <w:rPr>
+          <w:rFonts w:hint="eastAsia" w:ascii="Times New Roman" w:hAnsi="Times New Roman" w:eastAsia="Times New Roman" w:cs="Times New Roman"/>
+        </w:rPr>
+        <w:t>，</w:t>
+      </w:r>
+      <w:r>
+        <w:rPr>
+          <w:rFonts w:hint="eastAsia" w:ascii="Times New Roman" w:hAnsi="Times New Roman" w:eastAsia="FangSong" w:cs="Times New Roman"/>
+        </w:rPr>
+        <w:t>指出反应平衡常数如何变化</w:t>
+      </w:r>
+      <w:r>
+        <w:rPr>
+          <w:rFonts w:hint="eastAsia" w:ascii="Times New Roman" w:hAnsi="Times New Roman" w:eastAsia="Times New Roman" w:cs="Times New Roman"/>
+        </w:rPr>
+        <w:t>（</w:t>
+      </w:r>
+      <w:r>
+        <w:rPr>
+          <w:rFonts w:hint="eastAsia" w:ascii="Times New Roman" w:hAnsi="Times New Roman" w:eastAsia="FangSong" w:cs="Times New Roman"/>
+        </w:rPr>
+        <w:t>填写对应的字母</w:t>
+      </w:r>
+      <w:r>
+        <w:rPr>
+          <w:rFonts w:hint="eastAsia" w:ascii="Times New Roman" w:hAnsi="Times New Roman" w:eastAsia="Times New Roman" w:cs="Times New Roman"/>
+        </w:rPr>
+        <w:t>）。</w:t>
+      </w:r>
+      <w:r>
+        <w:rPr>
+          <w:rFonts w:hint="eastAsia" w:ascii="Times New Roman" w:hAnsi="Times New Roman" w:eastAsia="FangSong" w:cs="Times New Roman"/>
+        </w:rPr>
+        <w:t>计算反应焓变</w:t>
+      </w:r>
+      <w:r>
+        <w:rPr>
+          <w:rFonts w:hint="eastAsia" w:ascii="Times New Roman" w:hAnsi="Times New Roman" w:eastAsia="Times New Roman" w:cs="Times New Roman"/>
+        </w:rPr>
+        <w:t>，</w:t>
+      </w:r>
+      <w:r>
+        <w:rPr>
+          <w:rFonts w:hint="eastAsia" w:ascii="Times New Roman" w:hAnsi="Times New Roman" w:eastAsia="FangSong" w:cs="Times New Roman"/>
+        </w:rPr>
+        <w:t>给出原因</w:t>
+      </w:r>
+      <w:r>
+        <w:rPr>
+          <w:rFonts w:hint="eastAsia" w:ascii="Times New Roman" w:hAnsi="Times New Roman" w:eastAsia="Times New Roman" w:cs="Times New Roman"/>
+        </w:rPr>
+        <w:t>。</w:t>
+      </w:r>
+    </w:p>
+    <w:p>
+      <w:pPr>
+        <w:pStyle w:val="BodyText"/>
+        <w:spacing w:before="0" w:after="0"/>
+        <w:ind w:left="480" w:hanging="480"/>
+      </w:pPr>
+      <w:r>
+        <w:rPr>
+          <w:rFonts w:ascii="Times New Roman" w:hAnsi="Times New Roman" w:eastAsia="Times New Roman" w:cs="Times New Roman"/>
+        </w:rPr>
+        <w:t xml:space="preserve">3-5-1 </w:t>
+      </w:r>
+      <w:r>
+        <w:rPr>
+          <w:rFonts w:hint="eastAsia" w:ascii="Times New Roman" w:hAnsi="Times New Roman" w:eastAsia="FangSong" w:cs="Times New Roman"/>
+        </w:rPr>
+        <w:t xml:space="preserve">反应</w:t>
+      </w:r>
+      <w:r>
+        <w:rPr>
+          <w:rFonts w:ascii="Times New Roman" w:hAnsi="Times New Roman" w:eastAsia="Times New Roman" w:cs="Times New Roman"/>
+        </w:rPr>
+        <w:t xml:space="preserve"> (1): </w:t>
+      </w:r>
+    </w:p>
+    <w:p>
+      <w:pPr>
+        <w:pStyle w:val="BodyText"/>
+        <w:spacing w:before="0" w:after="0"/>
+        <w:ind w:left="480" w:hanging="480"/>
+      </w:pPr>
+      <w:r>
+        <w:rPr>
+          <w:rFonts w:ascii="Times New Roman" w:hAnsi="Times New Roman" w:eastAsia="Times New Roman" w:cs="Times New Roman"/>
+        </w:rPr>
+        <w:t xml:space="preserve">A. </w:t>
+      </w:r>
+      <w:r>
+        <w:rPr>
+          <w:rFonts w:hint="eastAsia" w:ascii="Times New Roman" w:hAnsi="Times New Roman" w:eastAsia="FangSong" w:cs="Times New Roman"/>
+        </w:rPr>
+        <w:t xml:space="preserve">增大</w:t>
+      </w:r>
+      <w:r>
+        <w:rPr>
+          <w:rFonts w:ascii="Times New Roman" w:hAnsi="Times New Roman" w:eastAsia="Times New Roman" w:cs="Times New Roman"/>
+        </w:rPr>
+        <w:t xml:space="preserve"> </w:t>
+      </w:r>
+    </w:p>
+    <w:p>
+      <w:pPr>
+        <w:pStyle w:val="BodyText"/>
+        <w:spacing w:before="0" w:after="0"/>
+        <w:ind w:left="480" w:hanging="480"/>
       </w:pPr>
       <w:r>
         <w:rPr>
@@ -12662,7 +12953,7 @@
         <w:rPr>
           <w:rFonts w:hint="eastAsia" w:ascii="Times New Roman" w:hAnsi="Times New Roman" w:eastAsia="FangSong" w:cs="Times New Roman"/>
         </w:rPr>
-        <w:t xml:space="preserve">不自发</w:t>
+        <w:t xml:space="preserve">不变化</w:t>
       </w:r>
       <w:r>
         <w:rPr>
@@ -12674,8 +12965,8 @@
     <w:p>
       <w:pPr>
         <w:pStyle w:val="BodyText"/>
+        <w:spacing w:before="0" w:after="0"/>
         <w:ind w:left="480" w:hanging="480"/>
-        <w:spacing w:before="0" w:after="180"/>
       </w:pPr>
       <w:r>
         <w:rPr>
@@ -12687,20 +12978,20 @@
         <w:rPr>
           <w:rFonts w:hint="eastAsia" w:ascii="Times New Roman" w:hAnsi="Times New Roman" w:eastAsia="FangSong" w:cs="Times New Roman"/>
         </w:rPr>
-        <w:t xml:space="preserve">达平衡</w:t>
+        <w:t xml:space="preserve">减小</w:t>
       </w:r>
     </w:p>
     <w:p>
       <w:pPr>
         <w:pStyle w:val="BodyText"/>
+        <w:spacing w:before="0" w:after="0"/>
         <w:ind w:left="480" w:hanging="480"/>
-        <w:spacing w:after="0"/>
-      </w:pPr>
-      <w:r>
-        <w:rPr>
-          <w:rFonts w:ascii="Times New Roman" w:hAnsi="Times New Roman" w:eastAsia="Times New Roman" w:cs="Times New Roman"/>
-        </w:rPr>
-        <w:t xml:space="preserve">3-4-2 </w:t>
+      </w:pPr>
+      <w:r>
+        <w:rPr>
+          <w:rFonts w:ascii="Times New Roman" w:hAnsi="Times New Roman" w:eastAsia="Times New Roman" w:cs="Times New Roman"/>
+        </w:rPr>
+        <w:t xml:space="preserve">3-5-2 </w:t>
       </w:r>
       <w:r>
         <w:rPr>
@@ -12718,20 +13009,45 @@
     <w:p>
       <w:pPr>
         <w:pStyle w:val="BodyText"/>
+        <w:spacing w:before="0" w:after="0"/>
         <w:ind w:left="480" w:hanging="480"/>
+      </w:pPr>
+      <w:r>
+        <w:rPr>
+          <w:rFonts w:ascii="Times New Roman" w:hAnsi="Times New Roman" w:eastAsia="Times New Roman" w:cs="Times New Roman"/>
+        </w:rPr>
+        <w:t xml:space="preserve">A. </w:t>
+      </w:r>
+      <w:r>
+        <w:rPr>
+          <w:rFonts w:hint="eastAsia" w:ascii="Times New Roman" w:hAnsi="Times New Roman" w:eastAsia="FangSong" w:cs="Times New Roman"/>
+        </w:rPr>
+        <w:t xml:space="preserve">增大</w:t>
+      </w:r>
+      <w:r>
+        <w:rPr>
+          <w:rFonts w:ascii="Times New Roman" w:hAnsi="Times New Roman" w:eastAsia="Times New Roman" w:cs="Times New Roman"/>
+        </w:rPr>
+        <w:t xml:space="preserve"> </w:t>
+      </w:r>
+    </w:p>
+    <w:p>
+      <w:pPr>
+        <w:pStyle w:val="BodyText"/>
         <w:spacing w:before="0" w:after="0"/>
-      </w:pPr>
-      <w:r>
-        <w:rPr>
-          <w:rFonts w:ascii="Times New Roman" w:hAnsi="Times New Roman" w:eastAsia="Times New Roman" w:cs="Times New Roman"/>
-        </w:rPr>
-        <w:t xml:space="preserve">A. </w:t>
-      </w:r>
-      <w:r>
-        <w:rPr>
-          <w:rFonts w:hint="eastAsia" w:ascii="Times New Roman" w:hAnsi="Times New Roman" w:eastAsia="FangSong" w:cs="Times New Roman"/>
-        </w:rPr>
-        <w:t xml:space="preserve">自发</w:t>
+        <w:ind w:left="480" w:hanging="480"/>
+      </w:pPr>
+      <w:r>
+        <w:rPr>
+          <w:rFonts w:ascii="Times New Roman" w:hAnsi="Times New Roman" w:eastAsia="Times New Roman" w:cs="Times New Roman"/>
+        </w:rPr>
+        <w:t xml:space="preserve">B. </w:t>
+      </w:r>
+      <w:r>
+        <w:rPr>
+          <w:rFonts w:hint="eastAsia" w:ascii="Times New Roman" w:hAnsi="Times New Roman" w:eastAsia="FangSong" w:cs="Times New Roman"/>
+        </w:rPr>
+        <w:t xml:space="preserve">不变化</w:t>
       </w:r>
       <w:r>
         <w:rPr>
@@ -12743,292 +13059,8 @@
     <w:p>
       <w:pPr>
         <w:pStyle w:val="BodyText"/>
+        <w:spacing w:before="0" w:after="0"/>
         <w:ind w:left="480" w:hanging="480"/>
-        <w:spacing w:before="0" w:after="0"/>
-      </w:pPr>
-      <w:r>
-        <w:rPr>
-          <w:rFonts w:ascii="Times New Roman" w:hAnsi="Times New Roman" w:eastAsia="Times New Roman" w:cs="Times New Roman"/>
-        </w:rPr>
-        <w:t xml:space="preserve">B. </w:t>
-      </w:r>
-      <w:r>
-        <w:rPr>
-          <w:rFonts w:hint="eastAsia" w:ascii="Times New Roman" w:hAnsi="Times New Roman" w:eastAsia="FangSong" w:cs="Times New Roman"/>
-        </w:rPr>
-        <w:t xml:space="preserve">不自发</w:t>
-      </w:r>
-      <w:r>
-        <w:rPr>
-          <w:rFonts w:ascii="Times New Roman" w:hAnsi="Times New Roman" w:eastAsia="Times New Roman" w:cs="Times New Roman"/>
-        </w:rPr>
-        <w:t xml:space="preserve"> </w:t>
-      </w:r>
-    </w:p>
-    <w:p>
-      <w:pPr>
-        <w:pStyle w:val="BodyText"/>
-        <w:ind w:left="480" w:hanging="480"/>
-        <w:spacing w:before="0" w:after="180"/>
-      </w:pPr>
-      <w:r>
-        <w:rPr>
-          <w:rFonts w:ascii="Times New Roman" w:hAnsi="Times New Roman" w:eastAsia="Times New Roman" w:cs="Times New Roman"/>
-        </w:rPr>
-        <w:t xml:space="preserve">C. </w:t>
-      </w:r>
-      <w:r>
-        <w:rPr>
-          <w:rFonts w:hint="eastAsia" w:ascii="Times New Roman" w:hAnsi="Times New Roman" w:eastAsia="FangSong" w:cs="Times New Roman"/>
-        </w:rPr>
-        <w:t xml:space="preserve">达平衡</w:t>
-      </w:r>
-    </w:p>
-    <w:p>
-      <w:pPr>
-        <w:pStyle w:val="BodyText"/>
-      </w:pPr>
-      <w:r>
-        <w:rPr>
-          <w:rFonts w:ascii="Times New Roman" w:hAnsi="Times New Roman" w:eastAsia="Times New Roman" w:cs="Times New Roman"/>
-        </w:rPr>
-        <w:t xml:space="preserve">3-5 </w:t>
-      </w:r>
-      <w:r>
-        <w:rPr>
-          <w:rFonts w:hint="eastAsia" w:ascii="Times New Roman" w:hAnsi="Times New Roman" w:eastAsia="FangSong" w:cs="Times New Roman"/>
-        </w:rPr>
-        <w:t>若升高温度</w:t>
-      </w:r>
-      <w:r>
-        <w:rPr>
-          <w:rFonts w:hint="eastAsia" w:ascii="Times New Roman" w:hAnsi="Times New Roman" w:eastAsia="Times New Roman" w:cs="Times New Roman"/>
-        </w:rPr>
-        <w:t>，</w:t>
-      </w:r>
-      <w:r>
-        <w:rPr>
-          <w:rFonts w:hint="eastAsia" w:ascii="Times New Roman" w:hAnsi="Times New Roman" w:eastAsia="FangSong" w:cs="Times New Roman"/>
-        </w:rPr>
-        <w:t>指出反应平衡常数如何变化</w:t>
-      </w:r>
-      <w:r>
-        <w:rPr>
-          <w:rFonts w:hint="eastAsia" w:ascii="Times New Roman" w:hAnsi="Times New Roman" w:eastAsia="Times New Roman" w:cs="Times New Roman"/>
-        </w:rPr>
-        <w:t>（</w:t>
-      </w:r>
-      <w:r>
-        <w:rPr>
-          <w:rFonts w:hint="eastAsia" w:ascii="Times New Roman" w:hAnsi="Times New Roman" w:eastAsia="FangSong" w:cs="Times New Roman"/>
-        </w:rPr>
-        <w:t>填写对应的字母</w:t>
-      </w:r>
-      <w:r>
-        <w:rPr>
-          <w:rFonts w:hint="eastAsia" w:ascii="Times New Roman" w:hAnsi="Times New Roman" w:eastAsia="Times New Roman" w:cs="Times New Roman"/>
-        </w:rPr>
-        <w:t>）。</w:t>
-      </w:r>
-      <w:r>
-        <w:rPr>
-          <w:rFonts w:hint="eastAsia" w:ascii="Times New Roman" w:hAnsi="Times New Roman" w:eastAsia="FangSong" w:cs="Times New Roman"/>
-        </w:rPr>
-        <w:t>计算反应焓变</w:t>
-      </w:r>
-      <w:r>
-        <w:rPr>
-          <w:rFonts w:hint="eastAsia" w:ascii="Times New Roman" w:hAnsi="Times New Roman" w:eastAsia="Times New Roman" w:cs="Times New Roman"/>
-        </w:rPr>
-        <w:t>，</w:t>
-      </w:r>
-      <w:r>
-        <w:rPr>
-          <w:rFonts w:hint="eastAsia" w:ascii="Times New Roman" w:hAnsi="Times New Roman" w:eastAsia="FangSong" w:cs="Times New Roman"/>
-        </w:rPr>
-        <w:t>给出原因</w:t>
-      </w:r>
-      <w:r>
-        <w:rPr>
-          <w:rFonts w:hint="eastAsia" w:ascii="Times New Roman" w:hAnsi="Times New Roman" w:eastAsia="Times New Roman" w:cs="Times New Roman"/>
-        </w:rPr>
-        <w:t>。</w:t>
-      </w:r>
-    </w:p>
-    <w:p>
-      <w:pPr>
-        <w:pStyle w:val="BodyText"/>
-        <w:ind w:left="480" w:hanging="480"/>
-        <w:spacing w:after="0"/>
-      </w:pPr>
-      <w:r>
-        <w:rPr>
-          <w:rFonts w:ascii="Times New Roman" w:hAnsi="Times New Roman" w:eastAsia="Times New Roman" w:cs="Times New Roman"/>
-        </w:rPr>
-        <w:t xml:space="preserve">3-5-1 </w:t>
-      </w:r>
-      <w:r>
-        <w:rPr>
-          <w:rFonts w:hint="eastAsia" w:ascii="Times New Roman" w:hAnsi="Times New Roman" w:eastAsia="FangSong" w:cs="Times New Roman"/>
-        </w:rPr>
-        <w:t xml:space="preserve">反应</w:t>
-      </w:r>
-      <w:r>
-        <w:rPr>
-          <w:rFonts w:ascii="Times New Roman" w:hAnsi="Times New Roman" w:eastAsia="Times New Roman" w:cs="Times New Roman"/>
-        </w:rPr>
-        <w:t xml:space="preserve"> (1): </w:t>
-      </w:r>
-    </w:p>
-    <w:p>
-      <w:pPr>
-        <w:pStyle w:val="BodyText"/>
-        <w:ind w:left="480" w:hanging="480"/>
-        <w:spacing w:before="0" w:after="0"/>
-      </w:pPr>
-      <w:r>
-        <w:rPr>
-          <w:rFonts w:ascii="Times New Roman" w:hAnsi="Times New Roman" w:eastAsia="Times New Roman" w:cs="Times New Roman"/>
-        </w:rPr>
-        <w:t xml:space="preserve">A. </w:t>
-      </w:r>
-      <w:r>
-        <w:rPr>
-          <w:rFonts w:hint="eastAsia" w:ascii="Times New Roman" w:hAnsi="Times New Roman" w:eastAsia="FangSong" w:cs="Times New Roman"/>
-        </w:rPr>
-        <w:t xml:space="preserve">增大</w:t>
-      </w:r>
-      <w:r>
-        <w:rPr>
-          <w:rFonts w:ascii="Times New Roman" w:hAnsi="Times New Roman" w:eastAsia="Times New Roman" w:cs="Times New Roman"/>
-        </w:rPr>
-        <w:t xml:space="preserve"> </w:t>
-      </w:r>
-    </w:p>
-    <w:p>
-      <w:pPr>
-        <w:pStyle w:val="BodyText"/>
-        <w:ind w:left="480" w:hanging="480"/>
-        <w:spacing w:before="0" w:after="0"/>
-      </w:pPr>
-      <w:r>
-        <w:rPr>
-          <w:rFonts w:ascii="Times New Roman" w:hAnsi="Times New Roman" w:eastAsia="Times New Roman" w:cs="Times New Roman"/>
-        </w:rPr>
-        <w:t xml:space="preserve">B. </w:t>
-      </w:r>
-      <w:r>
-        <w:rPr>
-          <w:rFonts w:hint="eastAsia" w:ascii="Times New Roman" w:hAnsi="Times New Roman" w:eastAsia="FangSong" w:cs="Times New Roman"/>
-        </w:rPr>
-        <w:t xml:space="preserve">不变化</w:t>
-      </w:r>
-      <w:r>
-        <w:rPr>
-          <w:rFonts w:ascii="Times New Roman" w:hAnsi="Times New Roman" w:eastAsia="Times New Roman" w:cs="Times New Roman"/>
-        </w:rPr>
-        <w:t xml:space="preserve"> </w:t>
-      </w:r>
-    </w:p>
-    <w:p>
-      <w:pPr>
-        <w:pStyle w:val="BodyText"/>
-        <w:ind w:left="480" w:hanging="480"/>
-        <w:spacing w:before="0" w:after="180"/>
-      </w:pPr>
-      <w:r>
-        <w:rPr>
-          <w:rFonts w:ascii="Times New Roman" w:hAnsi="Times New Roman" w:eastAsia="Times New Roman" w:cs="Times New Roman"/>
-        </w:rPr>
-        <w:t xml:space="preserve">C. </w:t>
-      </w:r>
-      <w:r>
-        <w:rPr>
-          <w:rFonts w:hint="eastAsia" w:ascii="Times New Roman" w:hAnsi="Times New Roman" w:eastAsia="FangSong" w:cs="Times New Roman"/>
-        </w:rPr>
-        <w:t xml:space="preserve">减小</w:t>
-      </w:r>
-    </w:p>
-    <w:p>
-      <w:pPr>
-        <w:pStyle w:val="BodyText"/>
-        <w:ind w:left="480" w:hanging="480"/>
-        <w:spacing w:after="0"/>
-      </w:pPr>
-      <w:r>
-        <w:rPr>
-          <w:rFonts w:ascii="Times New Roman" w:hAnsi="Times New Roman" w:eastAsia="Times New Roman" w:cs="Times New Roman"/>
-        </w:rPr>
-        <w:t xml:space="preserve">3-5-2 </w:t>
-      </w:r>
-      <w:r>
-        <w:rPr>
-          <w:rFonts w:hint="eastAsia" w:ascii="Times New Roman" w:hAnsi="Times New Roman" w:eastAsia="FangSong" w:cs="Times New Roman"/>
-        </w:rPr>
-        <w:t xml:space="preserve">反应</w:t>
-      </w:r>
-      <w:r>
-        <w:rPr>
-          <w:rFonts w:ascii="Times New Roman" w:hAnsi="Times New Roman" w:eastAsia="Times New Roman" w:cs="Times New Roman"/>
-        </w:rPr>
-        <w:t xml:space="preserve"> (2): </w:t>
-      </w:r>
-    </w:p>
-    <w:p>
-      <w:pPr>
-        <w:pStyle w:val="BodyText"/>
-        <w:ind w:left="480" w:hanging="480"/>
-        <w:spacing w:before="0" w:after="0"/>
-      </w:pPr>
-      <w:r>
-        <w:rPr>
-          <w:rFonts w:ascii="Times New Roman" w:hAnsi="Times New Roman" w:eastAsia="Times New Roman" w:cs="Times New Roman"/>
-        </w:rPr>
-        <w:t xml:space="preserve">A. </w:t>
-      </w:r>
-      <w:r>
-        <w:rPr>
-          <w:rFonts w:hint="eastAsia" w:ascii="Times New Roman" w:hAnsi="Times New Roman" w:eastAsia="FangSong" w:cs="Times New Roman"/>
-        </w:rPr>
-        <w:t xml:space="preserve">增大</w:t>
-      </w:r>
-      <w:r>
-        <w:rPr>
-          <w:rFonts w:ascii="Times New Roman" w:hAnsi="Times New Roman" w:eastAsia="Times New Roman" w:cs="Times New Roman"/>
-        </w:rPr>
-        <w:t xml:space="preserve"> </w:t>
-      </w:r>
-    </w:p>
-    <w:p>
-      <w:pPr>
-        <w:pStyle w:val="BodyText"/>
-        <w:ind w:left="480" w:hanging="480"/>
-        <w:spacing w:before="0" w:after="0"/>
-      </w:pPr>
-      <w:r>
-        <w:rPr>
-          <w:rFonts w:ascii="Times New Roman" w:hAnsi="Times New Roman" w:eastAsia="Times New Roman" w:cs="Times New Roman"/>
-        </w:rPr>
-        <w:t xml:space="preserve">B. </w:t>
-      </w:r>
-      <w:r>
-        <w:rPr>
-          <w:rFonts w:hint="eastAsia" w:ascii="Times New Roman" w:hAnsi="Times New Roman" w:eastAsia="FangSong" w:cs="Times New Roman"/>
-        </w:rPr>
-        <w:t xml:space="preserve">不变化</w:t>
-      </w:r>
-      <w:r>
-        <w:rPr>
-          <w:rFonts w:ascii="Times New Roman" w:hAnsi="Times New Roman" w:eastAsia="Times New Roman" w:cs="Times New Roman"/>
-        </w:rPr>
-        <w:t xml:space="preserve"> </w:t>
-      </w:r>
-    </w:p>
-    <w:p>
-      <w:pPr>
-        <w:pStyle w:val="BodyText"/>
-        <w:ind w:left="480" w:hanging="480"/>
-        <w:spacing w:before="0" w:after="180"/>
       </w:pPr>
       <w:r>
         <w:rPr>
@@ -13344,6 +13376,7 @@
     <w:p>
       <w:pPr>
         <w:pStyle w:val="Compact"/>
+        <w:spacing w:before="0" w:after="0"/>
       </w:pPr>
       <w:r>
         <w:rPr>
@@ -13391,6 +13424,7 @@
     <w:p>
       <w:pPr>
         <w:pStyle w:val="Compact"/>
+        <w:spacing w:before="0" w:after="0"/>
       </w:pPr>
       <w:r>
         <w:rPr>
@@ -13444,6 +13478,7 @@
     <w:p>
       <w:pPr>
         <w:pStyle w:val="Compact"/>
+        <w:spacing w:before="0" w:after="0"/>
       </w:pPr>
       <w:r>
         <w:rPr>
@@ -13497,6 +13532,7 @@
     <w:p>
       <w:pPr>
         <w:pStyle w:val="Compact"/>
+        <w:spacing w:before="0" w:after="0"/>
       </w:pPr>
       <w:r>
         <w:rPr>
@@ -13858,6 +13894,7 @@
     <w:p>
       <w:pPr>
         <w:pStyle w:val="Compact"/>
+        <w:spacing w:before="0" w:after="0"/>
       </w:pPr>
       <w:r>
         <w:rPr>
@@ -13926,6 +13963,7 @@
     <w:p>
       <w:pPr>
         <w:pStyle w:val="Compact"/>
+        <w:spacing w:before="0" w:after="0"/>
       </w:pPr>
       <w:r>
         <w:rPr>
@@ -14013,6 +14051,7 @@
     <w:p>
       <w:pPr>
         <w:pStyle w:val="Compact"/>
+        <w:spacing w:before="0" w:after="0"/>
       </w:pPr>
       <w:r>
         <w:rPr>
@@ -14124,6 +14163,7 @@
     <w:p>
       <w:pPr>
         <w:pStyle w:val="Compact"/>
+        <w:spacing w:before="0" w:after="0"/>
       </w:pPr>
       <w:r>
         <w:rPr>
@@ -14234,6 +14274,7 @@
     <w:p>
       <w:pPr>
         <w:pStyle w:val="Compact"/>
+        <w:spacing w:before="0" w:after="0"/>
       </w:pPr>
       <w:r>
         <w:rPr>
@@ -14251,6 +14292,7 @@
     <w:p>
       <w:pPr>
         <w:pStyle w:val="Compact"/>
+        <w:spacing w:before="0" w:after="0"/>
       </w:pPr>
       <w:r>
         <w:rPr>
@@ -14268,6 +14310,7 @@
     <w:p>
       <w:pPr>
         <w:pStyle w:val="Compact"/>
+        <w:spacing w:before="0" w:after="0"/>
       </w:pPr>
       <w:r>
         <w:rPr>
@@ -14285,6 +14328,7 @@
     <w:p>
       <w:pPr>
         <w:pStyle w:val="Compact"/>
+        <w:spacing w:before="0" w:after="0"/>
       </w:pPr>
       <w:r>
         <w:rPr>
@@ -17342,7 +17386,7 @@
     <ns0:rPr>
       <ns0:rFonts ns0:ascii="Times New Roman" ns0:cs="Times New Roman" ns0:eastAsia="SimHei" ns0:hAnsi="Times New Roman"/>
       <ns0:b/>
-      <ns0:color ns0:val="17324D"/>
+      <ns0:color ns0:val="000000"/>
       <ns0:sz ns0:val="44"/>
       <ns0:szCs ns0:val="56"/>
     </ns0:rPr>
@@ -17484,7 +17528,7 @@
     <ns0:rPr>
       <ns0:rFonts ns0:ascii="Times New Roman" ns0:cs="Times New Roman" ns0:eastAsia="SimHei" ns0:hAnsi="Times New Roman"/>
       <ns0:b/>
-      <ns0:color ns0:val="17324D"/>
+      <ns0:color ns0:val="000000"/>
       <ns0:sz ns0:val="32"/>
       <ns0:szCs ns0:val="40"/>
     </ns0:rPr>
@@ -17508,7 +17552,7 @@
     <ns0:rPr>
       <ns0:rFonts ns0:ascii="Times New Roman" ns0:cs="Times New Roman" ns0:eastAsia="SimHei" ns0:hAnsi="Times New Roman"/>
       <ns0:b/>
-      <ns0:color ns0:val="17324D"/>
+      <ns0:color ns0:val="000000"/>
       <ns0:sz ns0:val="28"/>
       <ns0:szCs ns0:val="32"/>
     </ns0:rPr>
@@ -17532,7 +17576,7 @@
     <ns0:rPr>
       <ns0:rFonts ns0:ascii="Times New Roman" ns0:cs="Times New Roman" ns0:eastAsia="SimHei" ns0:hAnsi="Times New Roman"/>
       <ns0:b/>
-      <ns0:color ns0:val="17324D"/>
+      <ns0:color ns0:val="000000"/>
       <ns0:sz ns0:val="25"/>
       <ns0:szCs ns0:val="28"/>
     </ns0:rPr>

--- a/00-首页/题组Word/第一轮·综合套卷/第一轮综合卷12（学生版）.docx
+++ b/00-首页/题组Word/第一轮·综合套卷/第一轮综合卷12（学生版）.docx
@@ -42,6 +42,60 @@
     </w:p>
     <w:p>
       <w:pPr>
+        <w:pStyle w:val="BlockText"/>
+        <w:ind w:firstLine="420"/>
+      </w:pPr>
+      <w:r>
+        <w:rPr>
+          <w:rFonts w:hint="eastAsia" w:ascii="Times New Roman" w:hAnsi="Times New Roman" w:eastAsia="FangSong" w:cs="Times New Roman"/>
+        </w:rPr>
+        <w:t xml:space="preserve">共</w:t>
+      </w:r>
+      <w:r>
+        <w:rPr>
+          <w:rFonts w:ascii="Times New Roman" w:hAnsi="Times New Roman" w:eastAsia="Times New Roman" w:cs="Times New Roman"/>
+        </w:rPr>
+        <w:t xml:space="preserve"> 26 </w:t>
+      </w:r>
+      <w:r>
+        <w:rPr>
+          <w:rFonts w:hint="eastAsia" w:ascii="Times New Roman" w:hAnsi="Times New Roman" w:eastAsia="FangSong" w:cs="Times New Roman"/>
+        </w:rPr>
+        <w:t>题</w:t>
+      </w:r>
+      <w:r>
+        <w:rPr>
+          <w:rFonts w:hint="eastAsia" w:ascii="Times New Roman" w:hAnsi="Times New Roman" w:eastAsia="Times New Roman" w:cs="Times New Roman"/>
+        </w:rPr>
+        <w:t>。</w:t>
+      </w:r>
+      <w:r>
+        <w:rPr>
+          <w:rFonts w:hint="eastAsia" w:ascii="Times New Roman" w:hAnsi="Times New Roman" w:eastAsia="FangSong" w:cs="Times New Roman"/>
+        </w:rPr>
+        <w:t>建议先独立完成</w:t>
+      </w:r>
+      <w:r>
+        <w:rPr>
+          <w:rFonts w:hint="eastAsia" w:ascii="Times New Roman" w:hAnsi="Times New Roman" w:eastAsia="Times New Roman" w:cs="Times New Roman"/>
+        </w:rPr>
+        <w:t>，</w:t>
+      </w:r>
+      <w:r>
+        <w:rPr>
+          <w:rFonts w:hint="eastAsia" w:ascii="Times New Roman" w:hAnsi="Times New Roman" w:eastAsia="FangSong" w:cs="Times New Roman"/>
+        </w:rPr>
+        <w:t>再核对答案</w:t>
+      </w:r>
+      <w:r>
+        <w:rPr>
+          <w:rFonts w:hint="eastAsia" w:ascii="Times New Roman" w:hAnsi="Times New Roman" w:eastAsia="Times New Roman" w:cs="Times New Roman"/>
+        </w:rPr>
+        <w:t>。</w:t>
+      </w:r>
+    </w:p>
+    <w:p>
+      <w:pPr>
         <w:spacing w:before="160" w:after="80"/>
       </w:pPr>
       <w:r>
@@ -91,6 +145,7 @@
     <w:p>
       <w:pPr>
         <w:pStyle w:val="FirstParagraph"/>
+        <w:ind w:firstLine="420"/>
       </w:pPr>
       <w:r>
         <w:rPr>
@@ -161,7 +216,7 @@
         <w:rPr>
           <w:rFonts w:ascii="Times New Roman" w:hAnsi="Times New Roman" w:eastAsia="Times New Roman" w:cs="Times New Roman"/>
         </w:rPr>
-        <w:t xml:space="preserve">A.</w:t>
+        <w:t xml:space="preserve">- A.</w:t>
       </w:r>
       <w:r>
         <w:rPr>
@@ -196,7 +251,7 @@
         <w:rPr>
           <w:rFonts w:ascii="Times New Roman" w:hAnsi="Times New Roman" w:eastAsia="Times New Roman" w:cs="Times New Roman"/>
         </w:rPr>
-        <w:t xml:space="preserve">B.</w:t>
+        <w:t xml:space="preserve">- B.</w:t>
       </w:r>
       <w:r>
         <w:rPr>
@@ -243,7 +298,7 @@
         <w:rPr>
           <w:rFonts w:ascii="Times New Roman" w:hAnsi="Times New Roman" w:eastAsia="Times New Roman" w:cs="Times New Roman"/>
         </w:rPr>
-        <w:t xml:space="preserve">C.</w:t>
+        <w:t xml:space="preserve">- C.</w:t>
       </w:r>
       <w:r>
         <w:rPr>
@@ -286,7 +341,7 @@
         <w:rPr>
           <w:rFonts w:ascii="Times New Roman" w:hAnsi="Times New Roman" w:eastAsia="Times New Roman" w:cs="Times New Roman"/>
         </w:rPr>
-        <w:t xml:space="preserve">D.</w:t>
+        <w:t xml:space="preserve">- D.</w:t>
       </w:r>
       <w:r>
         <w:rPr>
@@ -354,6 +409,7 @@
     <w:p>
       <w:pPr>
         <w:pStyle w:val="FirstParagraph"/>
+        <w:ind w:firstLine="420"/>
       </w:pPr>
       <w:r>
         <w:rPr>
@@ -491,6 +547,7 @@
     <w:p>
       <w:pPr>
         <w:pStyle w:val="FirstParagraph"/>
+        <w:ind w:firstLine="420"/>
       </w:pPr>
       <w:r>
         <w:rPr>
@@ -532,7 +589,7 @@
         <w:rPr>
           <w:rFonts w:ascii="Times New Roman" w:hAnsi="Times New Roman" w:eastAsia="Times New Roman" w:cs="Times New Roman"/>
         </w:rPr>
-        <w:t xml:space="preserve">A.</w:t>
+        <w:t xml:space="preserve">- A.</w:t>
       </w:r>
       <w:r>
         <w:rPr>
@@ -578,7 +635,7 @@
         <w:rPr>
           <w:rFonts w:ascii="Times New Roman" w:hAnsi="Times New Roman" w:eastAsia="Times New Roman" w:cs="Times New Roman"/>
         </w:rPr>
-        <w:t xml:space="preserve">B.</w:t>
+        <w:t xml:space="preserve">- B.</w:t>
       </w:r>
       <w:r>
         <w:rPr>
@@ -624,7 +681,7 @@
         <w:rPr>
           <w:rFonts w:ascii="Times New Roman" w:hAnsi="Times New Roman" w:eastAsia="Times New Roman" w:cs="Times New Roman"/>
         </w:rPr>
-        <w:t xml:space="preserve">C.</w:t>
+        <w:t xml:space="preserve">- C.</w:t>
       </w:r>
       <w:r>
         <w:rPr>
@@ -670,7 +727,7 @@
         <w:rPr>
           <w:rFonts w:ascii="Times New Roman" w:hAnsi="Times New Roman" w:eastAsia="Times New Roman" w:cs="Times New Roman"/>
         </w:rPr>
-        <w:t xml:space="preserve">D.</w:t>
+        <w:t xml:space="preserve">- D.</w:t>
       </w:r>
       <w:r>
         <w:rPr>
@@ -735,6 +792,7 @@
     <w:p>
       <w:pPr>
         <w:pStyle w:val="FirstParagraph"/>
+        <w:ind w:firstLine="420"/>
       </w:pPr>
       <w:r>
         <w:rPr>
@@ -776,7 +834,7 @@
         <w:rPr>
           <w:rFonts w:ascii="Times New Roman" w:hAnsi="Times New Roman" w:eastAsia="Times New Roman" w:cs="Times New Roman"/>
         </w:rPr>
-        <w:t xml:space="preserve">A.</w:t>
+        <w:t xml:space="preserve">- A.</w:t>
       </w:r>
       <w:r>
         <w:rPr>
@@ -822,7 +880,7 @@
         <w:rPr>
           <w:rFonts w:ascii="Times New Roman" w:hAnsi="Times New Roman" w:eastAsia="Times New Roman" w:cs="Times New Roman"/>
         </w:rPr>
-        <w:t xml:space="preserve">B.</w:t>
+        <w:t xml:space="preserve">- B.</w:t>
       </w:r>
       <w:r>
         <w:rPr>
@@ -868,7 +926,7 @@
         <w:rPr>
           <w:rFonts w:ascii="Times New Roman" w:hAnsi="Times New Roman" w:eastAsia="Times New Roman" w:cs="Times New Roman"/>
         </w:rPr>
-        <w:t xml:space="preserve">C.</w:t>
+        <w:t xml:space="preserve">- C.</w:t>
       </w:r>
       <w:r>
         <w:rPr>
@@ -914,7 +972,7 @@
         <w:rPr>
           <w:rFonts w:ascii="Times New Roman" w:hAnsi="Times New Roman" w:eastAsia="Times New Roman" w:cs="Times New Roman"/>
         </w:rPr>
-        <w:t xml:space="preserve">D.</w:t>
+        <w:t xml:space="preserve">- D.</w:t>
       </w:r>
       <w:r>
         <w:rPr>
@@ -990,6 +1048,7 @@
     <w:p>
       <w:pPr>
         <w:pStyle w:val="FirstParagraph"/>
+        <w:ind w:firstLine="420"/>
       </w:pPr>
       <w:r>
         <w:rPr>
@@ -1107,6 +1166,7 @@
           <w:ilvl w:val="0"/>
           <w:numId w:val="1001"/>
         </w:numPr>
+        <w:ind w:firstLine="420"/>
       </w:pPr>
       <w:r>
         <w:rPr>
@@ -1127,6 +1187,7 @@
           <w:ilvl w:val="0"/>
           <w:numId w:val="1001"/>
         </w:numPr>
+        <w:ind w:firstLine="420"/>
       </w:pPr>
       <w:r>
         <w:rPr>
@@ -1384,6 +1445,7 @@
           <w:ilvl w:val="0"/>
           <w:numId w:val="1001"/>
         </w:numPr>
+        <w:ind w:firstLine="420"/>
       </w:pPr>
       <m:oMath>
         <m:sSup>
@@ -1519,6 +1581,7 @@
     <w:p>
       <w:pPr>
         <w:pStyle w:val="FirstParagraph"/>
+        <w:ind w:firstLine="420"/>
       </w:pPr>
       <w:r>
         <w:rPr>
@@ -1536,6 +1599,7 @@
     <w:p>
       <w:pPr>
         <w:pStyle w:val="BodyText"/>
+        <w:ind w:firstLine="420"/>
       </w:pPr>
       <m:oMath>
         <m:oMathPr>
@@ -1852,12 +1916,49 @@
         <w:rPr>
           <w:rFonts w:ascii="Times New Roman" w:hAnsi="Times New Roman" w:eastAsia="Times New Roman" w:cs="Times New Roman"/>
         </w:rPr>
-        <w:t xml:space="preserve">A. 18.9% B. 15.1% C. 30.2% D. 38.9%</w:t>
+        <w:t xml:space="preserve">- A. 18.9%</w:t>
+      </w:r>
+      <w:r>
+        <w:rPr>
+          <w:rFonts w:ascii="Times New Roman" w:hAnsi="Times New Roman" w:eastAsia="Times New Roman" w:cs="Times New Roman"/>
+        </w:rPr>
+        <w:t xml:space="preserve"> </w:t>
+      </w:r>
+      <w:r>
+        <w:rPr>
+          <w:rFonts w:ascii="Times New Roman" w:hAnsi="Times New Roman" w:eastAsia="Times New Roman" w:cs="Times New Roman"/>
+        </w:rPr>
+        <w:t xml:space="preserve">- B. 15.1%</w:t>
+      </w:r>
+      <w:r>
+        <w:rPr>
+          <w:rFonts w:ascii="Times New Roman" w:hAnsi="Times New Roman" w:eastAsia="Times New Roman" w:cs="Times New Roman"/>
+        </w:rPr>
+        <w:t xml:space="preserve"> </w:t>
+      </w:r>
+      <w:r>
+        <w:rPr>
+          <w:rFonts w:ascii="Times New Roman" w:hAnsi="Times New Roman" w:eastAsia="Times New Roman" w:cs="Times New Roman"/>
+        </w:rPr>
+        <w:t xml:space="preserve">- C. 30.2%</w:t>
+      </w:r>
+      <w:r>
+        <w:rPr>
+          <w:rFonts w:ascii="Times New Roman" w:hAnsi="Times New Roman" w:eastAsia="Times New Roman" w:cs="Times New Roman"/>
+        </w:rPr>
+        <w:t xml:space="preserve"> </w:t>
+      </w:r>
+      <w:r>
+        <w:rPr>
+          <w:rFonts w:ascii="Times New Roman" w:hAnsi="Times New Roman" w:eastAsia="Times New Roman" w:cs="Times New Roman"/>
+        </w:rPr>
+        <w:t xml:space="preserve">- D. 38.9%</w:t>
       </w:r>
     </w:p>
     <w:p>
       <w:pPr>
         <w:pStyle w:val="BodyText"/>
+        <w:ind w:firstLine="420"/>
       </w:pPr>
       <w:r>
         <w:rPr>
@@ -2219,6 +2320,7 @@
     <w:p>
       <w:pPr>
         <w:pStyle w:val="BodyText"/>
+        <w:ind w:firstLine="420"/>
       </w:pPr>
       <w:r>
         <w:rPr>
@@ -2248,7 +2350,7 @@
         <w:rPr>
           <w:rFonts w:ascii="Times New Roman" w:hAnsi="Times New Roman" w:eastAsia="Times New Roman" w:cs="Times New Roman"/>
         </w:rPr>
-        <w:t xml:space="preserve">A.</w:t>
+        <w:t xml:space="preserve">- A.</w:t>
       </w:r>
       <w:r>
         <w:rPr>
@@ -2303,7 +2405,7 @@
         <w:rPr>
           <w:rFonts w:ascii="Times New Roman" w:hAnsi="Times New Roman" w:eastAsia="Times New Roman" w:cs="Times New Roman"/>
         </w:rPr>
-        <w:t xml:space="preserve">B.</w:t>
+        <w:t xml:space="preserve">- B.</w:t>
       </w:r>
       <w:r>
         <w:rPr>
@@ -2358,7 +2460,7 @@
         <w:rPr>
           <w:rFonts w:ascii="Times New Roman" w:hAnsi="Times New Roman" w:eastAsia="Times New Roman" w:cs="Times New Roman"/>
         </w:rPr>
-        <w:t xml:space="preserve">C.</w:t>
+        <w:t xml:space="preserve">- C.</w:t>
       </w:r>
       <w:r>
         <w:rPr>
@@ -2413,7 +2515,7 @@
         <w:rPr>
           <w:rFonts w:ascii="Times New Roman" w:hAnsi="Times New Roman" w:eastAsia="Times New Roman" w:cs="Times New Roman"/>
         </w:rPr>
-        <w:t xml:space="preserve">D.</w:t>
+        <w:t xml:space="preserve">- D.</w:t>
       </w:r>
       <w:r>
         <w:rPr>
@@ -2498,6 +2600,7 @@
     <w:p>
       <w:pPr>
         <w:pStyle w:val="FirstParagraph"/>
+        <w:ind w:firstLine="420"/>
       </w:pPr>
       <w:r>
         <w:rPr>
@@ -2956,249 +3059,248 @@
     </w:p>
     <w:p>
       <w:pPr>
+        <w:numPr>
+          <w:ilvl w:val="0"/>
+          <w:numId w:val="1002"/>
+        </w:numPr>
+        <w:ind w:firstLine="420"/>
+      </w:pPr>
+      <w:r>
+        <w:rPr>
+          <w:rFonts w:hint="eastAsia" w:ascii="Times New Roman" w:hAnsi="Times New Roman" w:eastAsia="FangSong" w:cs="Times New Roman"/>
+        </w:rPr>
+        <w:t xml:space="preserve">用第</w:t>
+      </w:r>
+      <w:r>
+        <w:rPr>
+          <w:rFonts w:ascii="Times New Roman" w:hAnsi="Times New Roman" w:eastAsia="Times New Roman" w:cs="Times New Roman"/>
+        </w:rPr>
+        <w:t xml:space="preserve"> 117 </w:t>
+      </w:r>
+      <w:r>
+        <w:rPr>
+          <w:rFonts w:hint="eastAsia" w:ascii="Times New Roman" w:hAnsi="Times New Roman" w:eastAsia="FangSong" w:cs="Times New Roman"/>
+        </w:rPr>
+        <w:t>号元素的符号</w:t>
+      </w:r>
+      <w:r>
+        <w:rPr>
+          <w:rFonts w:hint="eastAsia" w:ascii="Times New Roman" w:hAnsi="Times New Roman" w:eastAsia="Times New Roman" w:cs="Times New Roman"/>
+        </w:rPr>
+        <w:t>，</w:t>
+      </w:r>
+      <w:r>
+        <w:rPr>
+          <w:rFonts w:hint="eastAsia" w:ascii="Times New Roman" w:hAnsi="Times New Roman" w:eastAsia="FangSong" w:cs="Times New Roman"/>
+        </w:rPr>
+        <w:t>写出得到第</w:t>
+      </w:r>
+      <w:r>
+        <w:rPr>
+          <w:rFonts w:ascii="Times New Roman" w:hAnsi="Times New Roman" w:eastAsia="Times New Roman" w:cs="Times New Roman"/>
+        </w:rPr>
+        <w:t xml:space="preserve"> 117 </w:t>
+      </w:r>
+      <w:r>
+        <w:rPr>
+          <w:rFonts w:hint="eastAsia" w:ascii="Times New Roman" w:hAnsi="Times New Roman" w:eastAsia="FangSong" w:cs="Times New Roman"/>
+        </w:rPr>
+        <w:t>号元素的核反应方程式</w:t>
+      </w:r>
+      <w:r>
+        <w:rPr>
+          <w:rFonts w:hint="eastAsia" w:ascii="Times New Roman" w:hAnsi="Times New Roman" w:eastAsia="Times New Roman" w:cs="Times New Roman"/>
+        </w:rPr>
+        <w:t>（</w:t>
+      </w:r>
+      <w:r>
+        <w:rPr>
+          <w:rFonts w:hint="eastAsia" w:ascii="Times New Roman" w:hAnsi="Times New Roman" w:eastAsia="FangSong" w:cs="Times New Roman"/>
+        </w:rPr>
+        <w:t>在元素符号的左上角和左下角分别标出质量数和原子序数</w:t>
+      </w:r>
+      <w:r>
+        <w:rPr>
+          <w:rFonts w:hint="eastAsia" w:ascii="Times New Roman" w:hAnsi="Times New Roman" w:eastAsia="Times New Roman" w:cs="Times New Roman"/>
+        </w:rPr>
+        <w:t>）。</w:t>
+      </w:r>
+    </w:p>
+    <w:p>
+      <w:pPr>
+        <w:numPr>
+          <w:ilvl w:val="0"/>
+          <w:numId w:val="1002"/>
+        </w:numPr>
+        <w:ind w:firstLine="420"/>
+      </w:pPr>
+      <w:r>
+        <w:rPr>
+          <w:rFonts w:hint="eastAsia" w:ascii="Times New Roman" w:hAnsi="Times New Roman" w:eastAsia="FangSong" w:cs="Times New Roman"/>
+        </w:rPr>
+        <w:t>现代原子结构理论认为</w:t>
+      </w:r>
+      <w:r>
+        <w:rPr>
+          <w:rFonts w:hint="eastAsia" w:ascii="Times New Roman" w:hAnsi="Times New Roman" w:eastAsia="Times New Roman" w:cs="Times New Roman"/>
+        </w:rPr>
+        <w:t>，</w:t>
+      </w:r>
+      <w:r>
+        <w:rPr>
+          <w:rFonts w:hint="eastAsia" w:ascii="Times New Roman" w:hAnsi="Times New Roman" w:eastAsia="FangSong" w:cs="Times New Roman"/>
+        </w:rPr>
+        <w:t>在同一电子上</w:t>
+      </w:r>
+      <w:r>
+        <w:rPr>
+          <w:rFonts w:hint="eastAsia" w:ascii="Times New Roman" w:hAnsi="Times New Roman" w:eastAsia="Times New Roman" w:cs="Times New Roman"/>
+        </w:rPr>
+        <w:t>，</w:t>
+      </w:r>
+      <w:r>
+        <w:rPr>
+          <w:rFonts w:hint="eastAsia" w:ascii="Times New Roman" w:hAnsi="Times New Roman" w:eastAsia="FangSong" w:cs="Times New Roman"/>
+        </w:rPr>
+        <w:t>可有</w:t>
+      </w:r>
+      <w:r>
+        <w:rPr>
+          <w:rFonts w:ascii="Times New Roman" w:hAnsi="Times New Roman" w:eastAsia="Times New Roman" w:cs="Times New Roman"/>
+        </w:rPr>
+        <w:t xml:space="preserve"> s、p、d、f、g、h </w:t>
+      </w:r>
+      <w:r>
+        <w:rPr>
+          <w:rFonts w:hint="eastAsia" w:ascii="Times New Roman" w:hAnsi="Times New Roman" w:eastAsia="FangSong" w:cs="Times New Roman"/>
+        </w:rPr>
+        <w:t>等亚层</w:t>
+      </w:r>
+      <w:r>
+        <w:rPr>
+          <w:rFonts w:hint="eastAsia" w:ascii="Times New Roman" w:hAnsi="Times New Roman" w:eastAsia="Times New Roman" w:cs="Times New Roman"/>
+        </w:rPr>
+        <w:t>，</w:t>
+      </w:r>
+      <w:r>
+        <w:rPr>
+          <w:rFonts w:hint="eastAsia" w:ascii="Times New Roman" w:hAnsi="Times New Roman" w:eastAsia="FangSong" w:cs="Times New Roman"/>
+        </w:rPr>
+        <w:t>各亚层分别有</w:t>
+      </w:r>
+      <w:r>
+        <w:rPr>
+          <w:rFonts w:ascii="Times New Roman" w:hAnsi="Times New Roman" w:eastAsia="Times New Roman" w:cs="Times New Roman"/>
+        </w:rPr>
+        <w:t xml:space="preserve"> </w:t>
+      </w:r>
+      <w:r>
+        <w:rPr>
+          <w:rFonts w:hint="eastAsia" w:ascii="Times New Roman" w:hAnsi="Times New Roman" w:eastAsia="Times New Roman" w:cs="Times New Roman"/>
+        </w:rPr>
+        <w:t>1、3、5……</w:t>
+      </w:r>
+      <w:r>
+        <w:rPr>
+          <w:rFonts w:hint="eastAsia" w:ascii="Times New Roman" w:hAnsi="Times New Roman" w:eastAsia="FangSong" w:cs="Times New Roman"/>
+        </w:rPr>
+        <w:t>条轨道</w:t>
+      </w:r>
+      <w:r>
+        <w:rPr>
+          <w:rFonts w:hint="eastAsia" w:ascii="Times New Roman" w:hAnsi="Times New Roman" w:eastAsia="Times New Roman" w:cs="Times New Roman"/>
+        </w:rPr>
+        <w:t>。</w:t>
+      </w:r>
+      <w:r>
+        <w:rPr>
+          <w:rFonts w:hint="eastAsia" w:ascii="Times New Roman" w:hAnsi="Times New Roman" w:eastAsia="FangSong" w:cs="Times New Roman"/>
+        </w:rPr>
+        <w:t>试根据电子填入轨道的顺序预测</w:t>
+      </w:r>
+      <w:r>
+        <w:rPr>
+          <w:rFonts w:hint="eastAsia" w:ascii="Times New Roman" w:hAnsi="Times New Roman" w:eastAsia="Times New Roman" w:cs="Times New Roman"/>
+        </w:rPr>
+        <w:t>：</w:t>
+      </w:r>
+    </w:p>
+    <w:p>
+      <w:pPr>
+        <w:pStyle w:val="FirstParagraph"/>
+        <w:ind w:firstLine="420"/>
+      </w:pPr>
+      <w:r>
+        <w:rPr>
+          <w:rFonts w:ascii="Times New Roman" w:hAnsi="Times New Roman" w:eastAsia="Times New Roman" w:cs="Times New Roman"/>
+        </w:rPr>
+        <w:t xml:space="preserve">2-2-1 </w:t>
+      </w:r>
+      <w:r>
+        <w:rPr>
+          <w:rFonts w:hint="eastAsia" w:ascii="Times New Roman" w:hAnsi="Times New Roman" w:eastAsia="FangSong" w:cs="Times New Roman"/>
+        </w:rPr>
+        <w:t>填满第八电子层</w:t>
+      </w:r>
+      <w:r>
+        <w:rPr>
+          <w:rFonts w:hint="eastAsia" w:ascii="Times New Roman" w:hAnsi="Times New Roman" w:eastAsia="Times New Roman" w:cs="Times New Roman"/>
+        </w:rPr>
+        <w:t>，</w:t>
+      </w:r>
+      <w:r>
+        <w:rPr>
+          <w:rFonts w:hint="eastAsia" w:ascii="Times New Roman" w:hAnsi="Times New Roman" w:eastAsia="FangSong" w:cs="Times New Roman"/>
+        </w:rPr>
+        <w:t>第八电子层应填多少种元素</w:t>
+      </w:r>
+      <w:r>
+        <w:rPr>
+          <w:rFonts w:hint="eastAsia" w:ascii="Times New Roman" w:hAnsi="Times New Roman" w:eastAsia="Times New Roman" w:cs="Times New Roman"/>
+        </w:rPr>
+        <w:t>？</w:t>
+      </w:r>
+    </w:p>
+    <w:p>
+      <w:pPr>
         <w:pStyle w:val="BodyText"/>
-      </w:pPr>
-      <w:r>
-        <w:rPr>
-          <w:rFonts w:ascii="Times New Roman" w:hAnsi="Times New Roman" w:eastAsia="Times New Roman" w:cs="Times New Roman"/>
-        </w:rPr>
-        <w:t xml:space="preserve">2-1 </w:t>
-      </w:r>
-      <w:r>
-        <w:rPr>
-          <w:rFonts w:hint="eastAsia" w:ascii="Times New Roman" w:hAnsi="Times New Roman" w:eastAsia="FangSong" w:cs="Times New Roman"/>
-        </w:rPr>
-        <w:t xml:space="preserve">用第</w:t>
-      </w:r>
-      <w:r>
-        <w:rPr>
-          <w:rFonts w:ascii="Times New Roman" w:hAnsi="Times New Roman" w:eastAsia="Times New Roman" w:cs="Times New Roman"/>
-        </w:rPr>
-        <w:t xml:space="preserve"> 117 </w:t>
-      </w:r>
-      <w:r>
-        <w:rPr>
-          <w:rFonts w:hint="eastAsia" w:ascii="Times New Roman" w:hAnsi="Times New Roman" w:eastAsia="FangSong" w:cs="Times New Roman"/>
-        </w:rPr>
-        <w:t>号元素的符号</w:t>
-      </w:r>
-      <w:r>
-        <w:rPr>
-          <w:rFonts w:hint="eastAsia" w:ascii="Times New Roman" w:hAnsi="Times New Roman" w:eastAsia="Times New Roman" w:cs="Times New Roman"/>
-        </w:rPr>
-        <w:t>，</w:t>
-      </w:r>
-      <w:r>
-        <w:rPr>
-          <w:rFonts w:hint="eastAsia" w:ascii="Times New Roman" w:hAnsi="Times New Roman" w:eastAsia="FangSong" w:cs="Times New Roman"/>
-        </w:rPr>
-        <w:t>写出得到第</w:t>
-      </w:r>
-      <w:r>
-        <w:rPr>
-          <w:rFonts w:ascii="Times New Roman" w:hAnsi="Times New Roman" w:eastAsia="Times New Roman" w:cs="Times New Roman"/>
-        </w:rPr>
-        <w:t xml:space="preserve"> 117 </w:t>
-      </w:r>
-      <w:r>
-        <w:rPr>
-          <w:rFonts w:hint="eastAsia" w:ascii="Times New Roman" w:hAnsi="Times New Roman" w:eastAsia="FangSong" w:cs="Times New Roman"/>
-        </w:rPr>
-        <w:t>号元素的核反应方程式</w:t>
-      </w:r>
-      <w:r>
-        <w:rPr>
-          <w:rFonts w:hint="eastAsia" w:ascii="Times New Roman" w:hAnsi="Times New Roman" w:eastAsia="Times New Roman" w:cs="Times New Roman"/>
-        </w:rPr>
-        <w:t>（</w:t>
-      </w:r>
-      <w:r>
-        <w:rPr>
-          <w:rFonts w:hint="eastAsia" w:ascii="Times New Roman" w:hAnsi="Times New Roman" w:eastAsia="FangSong" w:cs="Times New Roman"/>
-        </w:rPr>
-        <w:t>在元素符号的左上角和左下角分别标出质量数和原子序数</w:t>
-      </w:r>
-      <w:r>
-        <w:rPr>
-          <w:rFonts w:hint="eastAsia" w:ascii="Times New Roman" w:hAnsi="Times New Roman" w:eastAsia="Times New Roman" w:cs="Times New Roman"/>
-        </w:rPr>
-        <w:t>）。</w:t>
+        <w:ind w:firstLine="420"/>
+      </w:pPr>
+      <w:r>
+        <w:rPr>
+          <w:rFonts w:ascii="Times New Roman" w:hAnsi="Times New Roman" w:eastAsia="Times New Roman" w:cs="Times New Roman"/>
+        </w:rPr>
+        <w:t xml:space="preserve">2-2-2 </w:t>
+      </w:r>
+      <w:r>
+        <w:rPr>
+          <w:rFonts w:hint="eastAsia" w:ascii="Times New Roman" w:hAnsi="Times New Roman" w:eastAsia="FangSong" w:cs="Times New Roman"/>
+        </w:rPr>
+        <w:t xml:space="preserve">原子核外出现第一个</w:t>
+      </w:r>
+      <w:r>
+        <w:rPr>
+          <w:rFonts w:ascii="Times New Roman" w:hAnsi="Times New Roman" w:eastAsia="Times New Roman" w:cs="Times New Roman"/>
+        </w:rPr>
+        <w:t xml:space="preserve"> 6f </w:t>
+      </w:r>
+      <w:r>
+        <w:rPr>
+          <w:rFonts w:hint="eastAsia" w:ascii="Times New Roman" w:hAnsi="Times New Roman" w:eastAsia="FangSong" w:cs="Times New Roman"/>
+        </w:rPr>
+        <w:t>电子的元素的原子有多少个质子</w:t>
+      </w:r>
+      <w:r>
+        <w:rPr>
+          <w:rFonts w:hint="eastAsia" w:ascii="Times New Roman" w:hAnsi="Times New Roman" w:eastAsia="Times New Roman" w:cs="Times New Roman"/>
+        </w:rPr>
+        <w:t>？</w:t>
       </w:r>
     </w:p>
     <w:p>
       <w:pPr>
         <w:pStyle w:val="BodyText"/>
-      </w:pPr>
-      <w:r>
-        <w:rPr>
-          <w:rFonts w:ascii="Times New Roman" w:hAnsi="Times New Roman" w:eastAsia="Times New Roman" w:cs="Times New Roman"/>
-        </w:rPr>
-        <w:t xml:space="preserve">2-2 </w:t>
-      </w:r>
-      <w:r>
-        <w:rPr>
-          <w:rFonts w:hint="eastAsia" w:ascii="Times New Roman" w:hAnsi="Times New Roman" w:eastAsia="FangSong" w:cs="Times New Roman"/>
-        </w:rPr>
-        <w:t>现代原子结构理论认为</w:t>
-      </w:r>
-      <w:r>
-        <w:rPr>
-          <w:rFonts w:hint="eastAsia" w:ascii="Times New Roman" w:hAnsi="Times New Roman" w:eastAsia="Times New Roman" w:cs="Times New Roman"/>
-        </w:rPr>
-        <w:t>，</w:t>
-      </w:r>
-      <w:r>
-        <w:rPr>
-          <w:rFonts w:hint="eastAsia" w:ascii="Times New Roman" w:hAnsi="Times New Roman" w:eastAsia="FangSong" w:cs="Times New Roman"/>
-        </w:rPr>
-        <w:t>在同一电子上</w:t>
-      </w:r>
-      <w:r>
-        <w:rPr>
-          <w:rFonts w:hint="eastAsia" w:ascii="Times New Roman" w:hAnsi="Times New Roman" w:eastAsia="Times New Roman" w:cs="Times New Roman"/>
-        </w:rPr>
-        <w:t>，</w:t>
-      </w:r>
-      <w:r>
-        <w:rPr>
-          <w:rFonts w:hint="eastAsia" w:ascii="Times New Roman" w:hAnsi="Times New Roman" w:eastAsia="FangSong" w:cs="Times New Roman"/>
-        </w:rPr>
-        <w:t>可有</w:t>
-      </w:r>
-      <w:r>
-        <w:rPr>
-          <w:rFonts w:ascii="Times New Roman" w:hAnsi="Times New Roman" w:eastAsia="Times New Roman" w:cs="Times New Roman"/>
-        </w:rPr>
-        <w:t xml:space="preserve"> s、p、d、f、g、h </w:t>
-      </w:r>
-      <w:r>
-        <w:rPr>
-          <w:rFonts w:hint="eastAsia" w:ascii="Times New Roman" w:hAnsi="Times New Roman" w:eastAsia="FangSong" w:cs="Times New Roman"/>
-        </w:rPr>
-        <w:t>等亚层</w:t>
-      </w:r>
-      <w:r>
-        <w:rPr>
-          <w:rFonts w:hint="eastAsia" w:ascii="Times New Roman" w:hAnsi="Times New Roman" w:eastAsia="Times New Roman" w:cs="Times New Roman"/>
-        </w:rPr>
-        <w:t>，</w:t>
-      </w:r>
-      <w:r>
-        <w:rPr>
-          <w:rFonts w:hint="eastAsia" w:ascii="Times New Roman" w:hAnsi="Times New Roman" w:eastAsia="FangSong" w:cs="Times New Roman"/>
-        </w:rPr>
-        <w:t>各亚层分别有</w:t>
-      </w:r>
-      <w:r>
-        <w:rPr>
-          <w:rFonts w:ascii="Times New Roman" w:hAnsi="Times New Roman" w:eastAsia="Times New Roman" w:cs="Times New Roman"/>
-        </w:rPr>
-        <w:t xml:space="preserve"> </w:t>
-      </w:r>
-      <w:r>
-        <w:rPr>
-          <w:rFonts w:hint="eastAsia" w:ascii="Times New Roman" w:hAnsi="Times New Roman" w:eastAsia="Times New Roman" w:cs="Times New Roman"/>
-        </w:rPr>
-        <w:t>1、3、5……</w:t>
-      </w:r>
-      <w:r>
-        <w:rPr>
-          <w:rFonts w:hint="eastAsia" w:ascii="Times New Roman" w:hAnsi="Times New Roman" w:eastAsia="FangSong" w:cs="Times New Roman"/>
-        </w:rPr>
-        <w:t>条轨道</w:t>
-      </w:r>
-      <w:r>
-        <w:rPr>
-          <w:rFonts w:hint="eastAsia" w:ascii="Times New Roman" w:hAnsi="Times New Roman" w:eastAsia="Times New Roman" w:cs="Times New Roman"/>
-        </w:rPr>
-        <w:t>。</w:t>
-      </w:r>
-      <w:r>
-        <w:rPr>
-          <w:rFonts w:hint="eastAsia" w:ascii="Times New Roman" w:hAnsi="Times New Roman" w:eastAsia="FangSong" w:cs="Times New Roman"/>
-        </w:rPr>
-        <w:t>试根据电子填入轨道的顺序预测</w:t>
-      </w:r>
-      <w:r>
-        <w:rPr>
-          <w:rFonts w:hint="eastAsia" w:ascii="Times New Roman" w:hAnsi="Times New Roman" w:eastAsia="Times New Roman" w:cs="Times New Roman"/>
-        </w:rPr>
-        <w:t>：</w:t>
-      </w:r>
-    </w:p>
-    <w:p>
-      <w:pPr>
-        <w:pStyle w:val="BodyText"/>
-      </w:pPr>
-      <w:r>
-        <w:rPr>
-          <w:rFonts w:ascii="Times New Roman" w:hAnsi="Times New Roman" w:eastAsia="Times New Roman" w:cs="Times New Roman"/>
-        </w:rPr>
-        <w:t xml:space="preserve">2-2-1 </w:t>
-      </w:r>
-      <w:r>
-        <w:rPr>
-          <w:rFonts w:hint="eastAsia" w:ascii="Times New Roman" w:hAnsi="Times New Roman" w:eastAsia="FangSong" w:cs="Times New Roman"/>
-        </w:rPr>
-        <w:t>填满第八电子层</w:t>
-      </w:r>
-      <w:r>
-        <w:rPr>
-          <w:rFonts w:hint="eastAsia" w:ascii="Times New Roman" w:hAnsi="Times New Roman" w:eastAsia="Times New Roman" w:cs="Times New Roman"/>
-        </w:rPr>
-        <w:t>，</w:t>
-      </w:r>
-      <w:r>
-        <w:rPr>
-          <w:rFonts w:hint="eastAsia" w:ascii="Times New Roman" w:hAnsi="Times New Roman" w:eastAsia="FangSong" w:cs="Times New Roman"/>
-        </w:rPr>
-        <w:t>第八电子层应填多少种元素</w:t>
-      </w:r>
-      <w:r>
-        <w:rPr>
-          <w:rFonts w:hint="eastAsia" w:ascii="Times New Roman" w:hAnsi="Times New Roman" w:eastAsia="Times New Roman" w:cs="Times New Roman"/>
-        </w:rPr>
-        <w:t>？</w:t>
-      </w:r>
-    </w:p>
-    <w:p>
-      <w:pPr>
-        <w:pStyle w:val="BodyText"/>
-      </w:pPr>
-      <w:r>
-        <w:rPr>
-          <w:rFonts w:ascii="Times New Roman" w:hAnsi="Times New Roman" w:eastAsia="Times New Roman" w:cs="Times New Roman"/>
-        </w:rPr>
-        <w:t xml:space="preserve">2-2-2 </w:t>
-      </w:r>
-      <w:r>
-        <w:rPr>
-          <w:rFonts w:hint="eastAsia" w:ascii="Times New Roman" w:hAnsi="Times New Roman" w:eastAsia="FangSong" w:cs="Times New Roman"/>
-        </w:rPr>
-        <w:t xml:space="preserve">原子核外出现第一个</w:t>
-      </w:r>
-      <w:r>
-        <w:rPr>
-          <w:rFonts w:ascii="Times New Roman" w:hAnsi="Times New Roman" w:eastAsia="Times New Roman" w:cs="Times New Roman"/>
-        </w:rPr>
-        <w:t xml:space="preserve"> 6f </w:t>
-      </w:r>
-      <w:r>
-        <w:rPr>
-          <w:rFonts w:hint="eastAsia" w:ascii="Times New Roman" w:hAnsi="Times New Roman" w:eastAsia="FangSong" w:cs="Times New Roman"/>
-        </w:rPr>
-        <w:t>电子的元素的原子有多少个质子</w:t>
-      </w:r>
-      <w:r>
-        <w:rPr>
-          <w:rFonts w:hint="eastAsia" w:ascii="Times New Roman" w:hAnsi="Times New Roman" w:eastAsia="Times New Roman" w:cs="Times New Roman"/>
-        </w:rPr>
-        <w:t>？</w:t>
-      </w:r>
-    </w:p>
-    <w:p>
-      <w:pPr>
-        <w:pStyle w:val="BodyText"/>
+        <w:ind w:firstLine="420"/>
       </w:pPr>
       <w:r>
         <w:rPr>
@@ -3366,6 +3468,7 @@
     <w:p>
       <w:pPr>
         <w:pStyle w:val="FirstParagraph"/>
+        <w:ind w:firstLine="420"/>
       </w:pPr>
       <w:r>
         <w:rPr>
@@ -3746,54 +3849,51 @@
     </w:p>
     <w:p>
       <w:pPr>
+        <w:pStyle w:val="Compact"/>
+        <w:numPr>
+          <w:ilvl w:val="0"/>
+          <w:numId w:val="1003"/>
+        </w:numPr>
+        <w:ind w:firstLine="420"/>
+      </w:pPr>
+      <w:r>
+        <w:rPr>
+          <w:rFonts w:hint="eastAsia" w:ascii="Times New Roman" w:hAnsi="Times New Roman" w:eastAsia="FangSong" w:cs="Times New Roman"/>
+        </w:rPr>
+        <w:t>下左图中的氯化钠晶胞和金刚石晶胞是分别指实线的小立方体还是虚线的大立方体</w:t>
+      </w:r>
+      <w:r>
+        <w:rPr>
+          <w:rFonts w:hint="eastAsia" w:ascii="Times New Roman" w:hAnsi="Times New Roman" w:eastAsia="Times New Roman" w:cs="Times New Roman"/>
+        </w:rPr>
+        <w:t>？</w:t>
+      </w:r>
+    </w:p>
+    <w:p>
+      <w:pPr>
+        <w:pStyle w:val="Compact"/>
+        <w:numPr>
+          <w:ilvl w:val="0"/>
+          <w:numId w:val="1003"/>
+        </w:numPr>
+        <w:ind w:firstLine="420"/>
+      </w:pPr>
+      <w:r>
+        <w:rPr>
+          <w:rFonts w:hint="eastAsia" w:ascii="Times New Roman" w:hAnsi="Times New Roman" w:eastAsia="FangSong" w:cs="Times New Roman"/>
+        </w:rPr>
+        <w:t>下右图中的金刚石晶胞和干冰晶胞是不是面心晶胞</w:t>
+      </w:r>
+      <w:r>
+        <w:rPr>
+          <w:rFonts w:hint="eastAsia" w:ascii="Times New Roman" w:hAnsi="Times New Roman" w:eastAsia="Times New Roman" w:cs="Times New Roman"/>
+        </w:rPr>
+        <w:t>？</w:t>
+      </w:r>
+    </w:p>
+    <w:p>
+      <w:pPr>
         <w:pStyle w:val="FirstParagraph"/>
-      </w:pPr>
-      <w:r>
-        <w:rPr>
-          <w:rFonts w:ascii="Times New Roman" w:hAnsi="Times New Roman" w:eastAsia="Times New Roman" w:cs="Times New Roman"/>
-        </w:rPr>
-        <w:t xml:space="preserve">9-1 </w:t>
-      </w:r>
-      <w:r>
-        <w:rPr>
-          <w:rFonts w:hint="eastAsia" w:ascii="Times New Roman" w:hAnsi="Times New Roman" w:eastAsia="FangSong" w:cs="Times New Roman"/>
-        </w:rPr>
-        <w:t>下左图中的氯化钠晶胞和金刚石晶胞是分别指实线的小立方体还是虚线的大立方体</w:t>
-      </w:r>
-      <w:r>
-        <w:rPr>
-          <w:rFonts w:hint="eastAsia" w:ascii="Times New Roman" w:hAnsi="Times New Roman" w:eastAsia="Times New Roman" w:cs="Times New Roman"/>
-        </w:rPr>
-        <w:t>？</w:t>
-      </w:r>
-      <w:r>
-        <w:rPr>
-          <w:rFonts w:ascii="Times New Roman" w:hAnsi="Times New Roman" w:eastAsia="Times New Roman" w:cs="Times New Roman"/>
-        </w:rPr>
-        <w:t xml:space="preserve"> </w:t>
-      </w:r>
-      <w:r>
-        <w:rPr>
-          <w:rFonts w:ascii="Times New Roman" w:hAnsi="Times New Roman" w:eastAsia="Times New Roman" w:cs="Times New Roman"/>
-        </w:rPr>
-        <w:t xml:space="preserve">9-2 </w:t>
-      </w:r>
-      <w:r>
-        <w:rPr>
-          <w:rFonts w:hint="eastAsia" w:ascii="Times New Roman" w:hAnsi="Times New Roman" w:eastAsia="FangSong" w:cs="Times New Roman"/>
-        </w:rPr>
-        <w:t>下右图中的金刚石晶胞和干冰晶胞是不是面心晶胞</w:t>
-      </w:r>
-      <w:r>
-        <w:rPr>
-          <w:rFonts w:hint="eastAsia" w:ascii="Times New Roman" w:hAnsi="Times New Roman" w:eastAsia="Times New Roman" w:cs="Times New Roman"/>
-        </w:rPr>
-        <w:t>？</w:t>
-      </w:r>
-    </w:p>
-    <w:p>
-      <w:pPr>
-        <w:pStyle w:val="BodyText"/>
         <w:spacing w:before="160" w:after="80"/>
         <w:jc w:val="center"/>
       </w:pPr>
@@ -3934,6 +4034,7 @@
     <w:p>
       <w:pPr>
         <w:pStyle w:val="FirstParagraph"/>
+        <w:ind w:firstLine="420"/>
       </w:pPr>
       <w:r>
         <w:rPr>
@@ -4394,14 +4495,12 @@
     </w:p>
     <w:p>
       <w:pPr>
-        <w:pStyle w:val="BodyText"/>
-      </w:pPr>
-      <w:r>
-        <w:rPr>
-          <w:rFonts w:ascii="Times New Roman" w:hAnsi="Times New Roman" w:eastAsia="Times New Roman" w:cs="Times New Roman"/>
-        </w:rPr>
-        <w:t xml:space="preserve">6-1 </w:t>
-      </w:r>
+        <w:numPr>
+          <w:ilvl w:val="0"/>
+          <w:numId w:val="1004"/>
+        </w:numPr>
+        <w:ind w:firstLine="420"/>
+      </w:pPr>
       <w:r>
         <w:rPr>
           <w:rFonts w:hint="eastAsia" w:ascii="Times New Roman" w:hAnsi="Times New Roman" w:eastAsia="FangSong" w:cs="Times New Roman"/>
@@ -4529,13 +4628,17 @@
     </w:p>
     <w:p>
       <w:pPr>
-        <w:pStyle w:val="BodyText"/>
-      </w:pPr>
-      <w:r>
-        <w:rPr>
-          <w:rFonts w:ascii="Times New Roman" w:hAnsi="Times New Roman" w:eastAsia="Times New Roman" w:cs="Times New Roman"/>
-        </w:rPr>
-        <w:t xml:space="preserve">6-2 KCl </w:t>
+        <w:numPr>
+          <w:ilvl w:val="0"/>
+          <w:numId w:val="1004"/>
+        </w:numPr>
+        <w:ind w:firstLine="420"/>
+      </w:pPr>
+      <w:r>
+        <w:rPr>
+          <w:rFonts w:ascii="Times New Roman" w:hAnsi="Times New Roman" w:eastAsia="Times New Roman" w:cs="Times New Roman"/>
+        </w:rPr>
+        <w:t xml:space="preserve">KCl </w:t>
       </w:r>
       <w:r>
         <w:rPr>
@@ -4834,14 +4937,12 @@
     </w:p>
     <w:p>
       <w:pPr>
-        <w:pStyle w:val="BodyText"/>
-      </w:pPr>
-      <w:r>
-        <w:rPr>
-          <w:rFonts w:ascii="Times New Roman" w:hAnsi="Times New Roman" w:eastAsia="Times New Roman" w:cs="Times New Roman"/>
-        </w:rPr>
-        <w:t xml:space="preserve">6-3 </w:t>
-      </w:r>
+        <w:numPr>
+          <w:ilvl w:val="0"/>
+          <w:numId w:val="1004"/>
+        </w:numPr>
+        <w:ind w:firstLine="420"/>
+      </w:pPr>
       <w:r>
         <w:rPr>
           <w:rFonts w:hint="eastAsia" w:ascii="Times New Roman" w:hAnsi="Times New Roman" w:eastAsia="FangSong" w:cs="Times New Roman"/>
@@ -5065,14 +5166,12 @@
     </w:p>
     <w:p>
       <w:pPr>
-        <w:pStyle w:val="BodyText"/>
-      </w:pPr>
-      <w:r>
-        <w:rPr>
-          <w:rFonts w:ascii="Times New Roman" w:hAnsi="Times New Roman" w:eastAsia="Times New Roman" w:cs="Times New Roman"/>
-        </w:rPr>
-        <w:t xml:space="preserve">6-4 </w:t>
-      </w:r>
+        <w:numPr>
+          <w:ilvl w:val="0"/>
+          <w:numId w:val="1004"/>
+        </w:numPr>
+        <w:ind w:firstLine="420"/>
+      </w:pPr>
       <w:r>
         <w:rPr>
           <w:rFonts w:hint="eastAsia" w:ascii="Times New Roman" w:hAnsi="Times New Roman" w:eastAsia="FangSong" w:cs="Times New Roman"/>
@@ -5176,14 +5275,12 @@
     </w:p>
     <w:p>
       <w:pPr>
-        <w:pStyle w:val="BodyText"/>
-      </w:pPr>
-      <w:r>
-        <w:rPr>
-          <w:rFonts w:ascii="Times New Roman" w:hAnsi="Times New Roman" w:eastAsia="Times New Roman" w:cs="Times New Roman"/>
-        </w:rPr>
-        <w:t xml:space="preserve">6-5 </w:t>
-      </w:r>
+        <w:numPr>
+          <w:ilvl w:val="0"/>
+          <w:numId w:val="1004"/>
+        </w:numPr>
+        <w:ind w:firstLine="420"/>
+      </w:pPr>
       <w:r>
         <w:rPr>
           <w:rFonts w:hint="eastAsia" w:ascii="Times New Roman" w:hAnsi="Times New Roman" w:eastAsia="FangSong" w:cs="Times New Roman"/>
@@ -5657,14 +5754,12 @@
     </w:p>
     <w:p>
       <w:pPr>
-        <w:pStyle w:val="BodyText"/>
-      </w:pPr>
-      <w:r>
-        <w:rPr>
-          <w:rFonts w:ascii="Times New Roman" w:hAnsi="Times New Roman" w:eastAsia="Times New Roman" w:cs="Times New Roman"/>
-        </w:rPr>
-        <w:t xml:space="preserve">6-6 </w:t>
-      </w:r>
+        <w:numPr>
+          <w:ilvl w:val="0"/>
+          <w:numId w:val="1004"/>
+        </w:numPr>
+        <w:ind w:firstLine="420"/>
+      </w:pPr>
       <w:r>
         <w:rPr>
           <w:rFonts w:hint="eastAsia" w:ascii="Times New Roman" w:hAnsi="Times New Roman" w:eastAsia="FangSong" w:cs="Times New Roman"/>
@@ -5937,6 +6032,7 @@
     <w:p>
       <w:pPr>
         <w:pStyle w:val="FirstParagraph"/>
+        <w:ind w:firstLine="420"/>
       </w:pPr>
       <w:r>
         <w:rPr>
@@ -6102,6 +6198,7 @@
     <w:p>
       <w:pPr>
         <w:pStyle w:val="BlockText"/>
+        <w:ind w:firstLine="420"/>
       </w:pPr>
       <w:r>
         <w:rPr>
@@ -6133,6 +6230,7 @@
     <w:p>
       <w:pPr>
         <w:pStyle w:val="FirstParagraph"/>
+        <w:ind w:firstLine="420"/>
       </w:pPr>
       <w:r>
         <w:rPr>
@@ -6235,6 +6333,7 @@
     <w:p>
       <w:pPr>
         <w:pStyle w:val="BodyText"/>
+        <w:ind w:firstLine="420"/>
       </w:pPr>
       <w:r>
         <w:rPr>
@@ -6242,7 +6341,7 @@
           <w:b/>
           <w:bCs/>
         </w:rPr>
-        <w:t xml:space="preserve">10-1</w:t>
+        <w:t xml:space="preserve">(1)</w:t>
       </w:r>
       <w:r>
         <w:rPr>
@@ -6297,6 +6396,7 @@
     <w:p>
       <w:pPr>
         <w:pStyle w:val="BodyText"/>
+        <w:ind w:firstLine="420"/>
       </w:pPr>
       <w:r>
         <w:rPr>
@@ -6304,7 +6404,7 @@
           <w:b/>
           <w:bCs/>
         </w:rPr>
-        <w:t xml:space="preserve">10-2</w:t>
+        <w:t xml:space="preserve">(2)</w:t>
       </w:r>
       <w:r>
         <w:rPr>
@@ -6689,6 +6789,7 @@
     <w:p>
       <w:pPr>
         <w:pStyle w:val="BodyText"/>
+        <w:ind w:firstLine="420"/>
       </w:pPr>
       <w:r>
         <w:rPr>
@@ -6696,7 +6797,7 @@
           <w:b/>
           <w:bCs/>
         </w:rPr>
-        <w:t xml:space="preserve">10-3</w:t>
+        <w:t xml:space="preserve">(3)</w:t>
       </w:r>
       <w:r>
         <w:rPr>
@@ -7084,6 +7185,7 @@
     <w:p>
       <w:pPr>
         <w:pStyle w:val="FirstParagraph"/>
+        <w:ind w:firstLine="420"/>
       </w:pPr>
       <w:r>
         <w:rPr>
@@ -7103,8 +7205,9 @@
         <w:pStyle w:val="Compact"/>
         <w:numPr>
           <w:ilvl w:val="0"/>
-          <w:numId w:val="1002"/>
+          <w:numId w:val="1005"/>
         </w:numPr>
+        <w:ind w:firstLine="420"/>
       </w:pPr>
       <w:r>
         <w:rPr>
@@ -7337,8 +7440,9 @@
         <w:pStyle w:val="Compact"/>
         <w:numPr>
           <w:ilvl w:val="0"/>
-          <w:numId w:val="1002"/>
+          <w:numId w:val="1005"/>
         </w:numPr>
+        <w:ind w:firstLine="420"/>
       </w:pPr>
       <w:r>
         <w:rPr>
@@ -7618,8 +7722,9 @@
         <w:pStyle w:val="Compact"/>
         <w:numPr>
           <w:ilvl w:val="0"/>
-          <w:numId w:val="1002"/>
+          <w:numId w:val="1005"/>
         </w:numPr>
+        <w:ind w:firstLine="420"/>
       </w:pPr>
       <w:r>
         <w:rPr>
@@ -8119,6 +8224,7 @@
     <w:p>
       <w:pPr>
         <w:pStyle w:val="FirstParagraph"/>
+        <w:ind w:firstLine="420"/>
       </w:pPr>
       <w:r>
         <w:rPr>
@@ -8445,6 +8551,7 @@
     <w:p>
       <w:pPr>
         <w:pStyle w:val="BodyText"/>
+        <w:ind w:firstLine="420"/>
       </w:pPr>
       <w:r>
         <w:rPr>
@@ -8456,6 +8563,7 @@
     <w:p>
       <w:pPr>
         <w:pStyle w:val="BodyText"/>
+        <w:ind w:firstLine="420"/>
       </w:pPr>
       <w:r>
         <w:rPr>
@@ -8475,8 +8583,9 @@
         <w:pStyle w:val="Compact"/>
         <w:numPr>
           <w:ilvl w:val="0"/>
-          <w:numId w:val="1003"/>
+          <w:numId w:val="1006"/>
         </w:numPr>
+        <w:ind w:firstLine="420"/>
       </w:pPr>
       <w:r>
         <w:rPr>
@@ -8682,8 +8791,9 @@
         <w:pStyle w:val="Compact"/>
         <w:numPr>
           <w:ilvl w:val="0"/>
-          <w:numId w:val="1003"/>
+          <w:numId w:val="1006"/>
         </w:numPr>
+        <w:ind w:firstLine="420"/>
       </w:pPr>
       <m:oMath>
         <m:sSub>
@@ -8789,6 +8899,7 @@
     <w:p>
       <w:pPr>
         <w:pStyle w:val="FirstParagraph"/>
+        <w:ind w:firstLine="420"/>
       </w:pPr>
       <w:r>
         <w:rPr>
@@ -8838,7 +8949,7 @@
         </w:rPr>
         <w:drawing>
           <wp:inline>
-            <wp:extent cx="3600000" cy="2426086"/>
+            <wp:extent cx="3600000" cy="2308332"/>
             <wp:effectExtent b="0" l="0" r="0" t="0"/>
             <wp:docPr descr="" title="" id="29" name="Picture"/>
             <a:graphic>
@@ -8859,7 +8970,7 @@
                   <pic:spPr bwMode="auto">
                     <a:xfrm>
                       <a:off x="0" y="0"/>
-                      <a:ext cx="3600000" cy="2426086"/>
+                      <a:ext cx="3600000" cy="2308332"/>
                     </a:xfrm>
                     <a:prstGeom prst="rect">
                       <a:avLst/>
@@ -8917,6 +9028,7 @@
     <w:p>
       <w:pPr>
         <w:pStyle w:val="FirstParagraph"/>
+        <w:ind w:firstLine="420"/>
       </w:pPr>
       <w:r>
         <w:rPr>
@@ -9211,8 +9323,9 @@
         <w:pStyle w:val="Compact"/>
         <w:numPr>
           <w:ilvl w:val="0"/>
-          <w:numId w:val="1004"/>
+          <w:numId w:val="1007"/>
         </w:numPr>
+        <w:ind w:firstLine="420"/>
       </w:pPr>
       <w:r>
         <w:rPr>
@@ -9244,8 +9357,9 @@
         <w:pStyle w:val="Compact"/>
         <w:numPr>
           <w:ilvl w:val="0"/>
-          <w:numId w:val="1004"/>
+          <w:numId w:val="1007"/>
         </w:numPr>
+        <w:ind w:firstLine="420"/>
       </w:pPr>
       <w:r>
         <w:rPr>
@@ -9329,6 +9443,7 @@
     <w:p>
       <w:pPr>
         <w:pStyle w:val="FirstParagraph"/>
+        <w:ind w:firstLine="420"/>
       </w:pPr>
       <w:r>
         <w:rPr>
@@ -9640,6 +9755,7 @@
     <w:p>
       <w:pPr>
         <w:pStyle w:val="BodyText"/>
+        <w:ind w:firstLine="420"/>
       </w:pPr>
       <w:r>
         <w:rPr>
@@ -9823,8 +9939,9 @@
         <w:pStyle w:val="Compact"/>
         <w:numPr>
           <w:ilvl w:val="0"/>
-          <w:numId w:val="1005"/>
+          <w:numId w:val="1008"/>
         </w:numPr>
+        <w:ind w:firstLine="420"/>
       </w:pPr>
       <w:r>
         <w:rPr>
@@ -9856,8 +9973,9 @@
         <w:pStyle w:val="Compact"/>
         <w:numPr>
           <w:ilvl w:val="0"/>
-          <w:numId w:val="1005"/>
+          <w:numId w:val="1008"/>
         </w:numPr>
+        <w:ind w:firstLine="420"/>
       </w:pPr>
       <w:r>
         <w:rPr>
@@ -9899,6 +10017,7 @@
     <w:p>
       <w:pPr>
         <w:pStyle w:val="FirstParagraph"/>
+        <w:ind w:firstLine="420"/>
       </w:pPr>
       <w:r>
         <w:rPr>
@@ -10076,8 +10195,9 @@
         <w:pStyle w:val="Compact"/>
         <w:numPr>
           <w:ilvl w:val="0"/>
-          <w:numId w:val="1006"/>
+          <w:numId w:val="1009"/>
         </w:numPr>
+        <w:ind w:firstLine="420"/>
       </w:pPr>
       <w:r>
         <w:rPr>
@@ -10109,8 +10229,9 @@
         <w:pStyle w:val="Compact"/>
         <w:numPr>
           <w:ilvl w:val="0"/>
-          <w:numId w:val="1006"/>
+          <w:numId w:val="1009"/>
         </w:numPr>
+        <w:ind w:firstLine="420"/>
       </w:pPr>
       <w:r>
         <w:rPr>
@@ -10154,8 +10275,9 @@
         <w:pStyle w:val="Compact"/>
         <w:numPr>
           <w:ilvl w:val="0"/>
-          <w:numId w:val="1006"/>
+          <w:numId w:val="1009"/>
         </w:numPr>
+        <w:ind w:firstLine="420"/>
       </w:pPr>
       <w:r>
         <w:rPr>
@@ -10233,6 +10355,7 @@
     <w:p>
       <w:pPr>
         <w:pStyle w:val="FirstParagraph"/>
+        <w:ind w:firstLine="420"/>
       </w:pPr>
       <w:r>
         <w:rPr>
@@ -10713,6 +10836,7 @@
     <w:p>
       <w:pPr>
         <w:pStyle w:val="FirstParagraph"/>
+        <w:ind w:firstLine="420"/>
       </w:pPr>
       <w:r>
         <w:rPr>
@@ -10838,14 +10962,12 @@
     </w:p>
     <w:p>
       <w:pPr>
-        <w:pStyle w:val="BodyText"/>
-      </w:pPr>
-      <w:r>
-        <w:rPr>
-          <w:rFonts w:ascii="Times New Roman" w:hAnsi="Times New Roman" w:eastAsia="Times New Roman" w:cs="Times New Roman"/>
-        </w:rPr>
-        <w:t xml:space="preserve">3-1 </w:t>
-      </w:r>
+        <w:numPr>
+          <w:ilvl w:val="0"/>
+          <w:numId w:val="1010"/>
+        </w:numPr>
+        <w:ind w:firstLine="420"/>
+      </w:pPr>
       <w:r>
         <w:rPr>
           <w:rFonts w:hint="eastAsia" w:ascii="Times New Roman" w:hAnsi="Times New Roman" w:eastAsia="FangSong" w:cs="Times New Roman"/>
@@ -10879,14 +11001,12 @@
     </w:p>
     <w:p>
       <w:pPr>
-        <w:pStyle w:val="BodyText"/>
-      </w:pPr>
-      <w:r>
-        <w:rPr>
-          <w:rFonts w:ascii="Times New Roman" w:hAnsi="Times New Roman" w:eastAsia="Times New Roman" w:cs="Times New Roman"/>
-        </w:rPr>
-        <w:t xml:space="preserve">3-2 </w:t>
-      </w:r>
+        <w:numPr>
+          <w:ilvl w:val="0"/>
+          <w:numId w:val="1010"/>
+        </w:numPr>
+        <w:ind w:firstLine="420"/>
+      </w:pPr>
       <w:r>
         <w:rPr>
           <w:rFonts w:hint="eastAsia" w:ascii="Times New Roman" w:hAnsi="Times New Roman" w:eastAsia="FangSong" w:cs="Times New Roman"/>
@@ -10930,14 +11050,12 @@
     </w:p>
     <w:p>
       <w:pPr>
-        <w:pStyle w:val="BodyText"/>
-      </w:pPr>
-      <w:r>
-        <w:rPr>
-          <w:rFonts w:ascii="Times New Roman" w:hAnsi="Times New Roman" w:eastAsia="Times New Roman" w:cs="Times New Roman"/>
-        </w:rPr>
-        <w:t xml:space="preserve">3-3 </w:t>
-      </w:r>
+        <w:numPr>
+          <w:ilvl w:val="0"/>
+          <w:numId w:val="1010"/>
+        </w:numPr>
+        <w:ind w:firstLine="420"/>
+      </w:pPr>
       <w:r>
         <w:rPr>
           <w:rFonts w:hint="eastAsia" w:ascii="Times New Roman" w:hAnsi="Times New Roman" w:eastAsia="FangSong" w:cs="Times New Roman"/>
@@ -11169,8 +11287,9 @@
     </w:p>
     <w:p>
       <w:pPr>
-        <w:pStyle w:val="BodyText"/>
+        <w:pStyle w:val="FirstParagraph"/>
         <w:spacing w:after="80"/>
+        <w:ind w:firstLine="420"/>
       </w:pPr>
       <w:r>
         <w:rPr>
@@ -11197,6 +11316,15 @@
         <w:tblW w:type="pct" w:w="5000"/>
         <w:tblLayout w:type="fixed"/>
         <w:tblLook w:firstRow="1" w:lastRow="0" w:firstColumn="0" w:lastColumn="0" w:noHBand="0" w:noVBand="0" w:val="0020"/>
+        <w:jc w:val="center"/>
+        <w:tblBorders>
+          <w:top w:val="single" w:sz="12" w:space="0" w:color="333333"/>
+          <w:bottom w:val="single" w:sz="12" w:space="0" w:color="333333"/>
+          <w:left w:val="none"/>
+          <w:right w:val="none"/>
+          <w:insideH w:val="none"/>
+          <w:insideV w:val="none"/>
+        </w:tblBorders>
       </w:tblPr>
       <w:tblGrid>
         <w:gridCol w:w="1092"/>
@@ -11211,7 +11339,11 @@
           <w:tblHeader w:val="on"/>
         </w:trPr>
         <w:tc>
-          <w:tcPr/>
+          <w:tcPr>
+            <w:tcBorders>
+              <w:bottom w:val="single" w:sz="6" w:space="0" w:color="333333"/>
+            </w:tcBorders>
+          </w:tcPr>
           <w:p>
             <w:pPr>
               <w:pStyle w:val="Compact"/>
@@ -11220,7 +11352,11 @@
           </w:p>
         </w:tc>
         <w:tc>
-          <w:tcPr/>
+          <w:tcPr>
+            <w:tcBorders>
+              <w:bottom w:val="single" w:sz="6" w:space="0" w:color="333333"/>
+            </w:tcBorders>
+          </w:tcPr>
           <w:p>
             <w:pPr>
               <w:pStyle w:val="Compact"/>
@@ -11236,7 +11372,11 @@
           </w:p>
         </w:tc>
         <w:tc>
-          <w:tcPr/>
+          <w:tcPr>
+            <w:tcBorders>
+              <w:bottom w:val="single" w:sz="6" w:space="0" w:color="333333"/>
+            </w:tcBorders>
+          </w:tcPr>
           <w:p>
             <w:pPr>
               <w:pStyle w:val="Compact"/>
@@ -11252,7 +11392,11 @@
           </w:p>
         </w:tc>
         <w:tc>
-          <w:tcPr/>
+          <w:tcPr>
+            <w:tcBorders>
+              <w:bottom w:val="single" w:sz="6" w:space="0" w:color="333333"/>
+            </w:tcBorders>
+          </w:tcPr>
           <w:p>
             <w:pPr>
               <w:pStyle w:val="Compact"/>
@@ -11282,7 +11426,11 @@
           </w:p>
         </w:tc>
         <w:tc>
-          <w:tcPr/>
+          <w:tcPr>
+            <w:tcBorders>
+              <w:bottom w:val="single" w:sz="6" w:space="0" w:color="333333"/>
+            </w:tcBorders>
+          </w:tcPr>
           <w:p>
             <w:pPr>
               <w:pStyle w:val="Compact"/>
@@ -11298,7 +11446,11 @@
           </w:p>
         </w:tc>
         <w:tc>
-          <w:tcPr/>
+          <w:tcPr>
+            <w:tcBorders>
+              <w:bottom w:val="single" w:sz="6" w:space="0" w:color="333333"/>
+            </w:tcBorders>
+          </w:tcPr>
           <w:p>
             <w:pPr>
               <w:pStyle w:val="Compact"/>
@@ -11743,15 +11895,14 @@
     </w:tbl>
     <w:p>
       <w:pPr>
-        <w:pStyle w:val="BodyText"/>
+        <w:pStyle w:val="Compact"/>
+        <w:numPr>
+          <w:ilvl w:val="0"/>
+          <w:numId w:val="1011"/>
+        </w:numPr>
         <w:spacing w:before="120"/>
-      </w:pPr>
-      <w:r>
-        <w:rPr>
-          <w:rFonts w:ascii="Times New Roman" w:hAnsi="Times New Roman" w:eastAsia="Times New Roman" w:cs="Times New Roman"/>
-        </w:rPr>
-        <w:t xml:space="preserve">3-4 </w:t>
-      </w:r>
+        <w:ind w:firstLine="420"/>
+      </w:pPr>
       <w:r>
         <w:rPr>
           <w:rFonts w:hint="eastAsia" w:ascii="Times New Roman" w:hAnsi="Times New Roman" w:eastAsia="FangSong" w:cs="Times New Roman"/>
@@ -11923,13 +12074,68 @@
     </w:p>
     <w:p>
       <w:pPr>
+        <w:pStyle w:val="FirstParagraph"/>
+        <w:ind w:firstLine="420"/>
+      </w:pPr>
+      <w:r>
+        <w:rPr>
+          <w:rFonts w:ascii="Times New Roman" w:hAnsi="Times New Roman" w:eastAsia="Times New Roman" w:cs="Times New Roman"/>
+        </w:rPr>
+        <w:t xml:space="preserve">3-4-1 </w:t>
+      </w:r>
+      <w:r>
+        <w:rPr>
+          <w:rFonts w:hint="eastAsia" w:ascii="Times New Roman" w:hAnsi="Times New Roman" w:eastAsia="FangSong" w:cs="Times New Roman"/>
+        </w:rPr>
+        <w:t xml:space="preserve">反应</w:t>
+      </w:r>
+      <w:r>
+        <w:rPr>
+          <w:rFonts w:ascii="Times New Roman" w:hAnsi="Times New Roman" w:eastAsia="Times New Roman" w:cs="Times New Roman"/>
+        </w:rPr>
+        <w:t xml:space="preserve"> (1): A. </w:t>
+      </w:r>
+      <w:r>
+        <w:rPr>
+          <w:rFonts w:hint="eastAsia" w:ascii="Times New Roman" w:hAnsi="Times New Roman" w:eastAsia="FangSong" w:cs="Times New Roman"/>
+        </w:rPr>
+        <w:t xml:space="preserve">自发</w:t>
+      </w:r>
+      <w:r>
+        <w:rPr>
+          <w:rFonts w:ascii="Times New Roman" w:hAnsi="Times New Roman" w:eastAsia="Times New Roman" w:cs="Times New Roman"/>
+        </w:rPr>
+        <w:t xml:space="preserve"> B. </w:t>
+      </w:r>
+      <w:r>
+        <w:rPr>
+          <w:rFonts w:hint="eastAsia" w:ascii="Times New Roman" w:hAnsi="Times New Roman" w:eastAsia="FangSong" w:cs="Times New Roman"/>
+        </w:rPr>
+        <w:t xml:space="preserve">不自发</w:t>
+      </w:r>
+      <w:r>
+        <w:rPr>
+          <w:rFonts w:ascii="Times New Roman" w:hAnsi="Times New Roman" w:eastAsia="Times New Roman" w:cs="Times New Roman"/>
+        </w:rPr>
+        <w:t xml:space="preserve"> C. </w:t>
+      </w:r>
+      <w:r>
+        <w:rPr>
+          <w:rFonts w:hint="eastAsia" w:ascii="Times New Roman" w:hAnsi="Times New Roman" w:eastAsia="FangSong" w:cs="Times New Roman"/>
+        </w:rPr>
+        <w:t xml:space="preserve">达平衡</w:t>
+      </w:r>
+    </w:p>
+    <w:p>
+      <w:pPr>
         <w:pStyle w:val="BodyText"/>
-      </w:pPr>
-      <w:r>
-        <w:rPr>
-          <w:rFonts w:ascii="Times New Roman" w:hAnsi="Times New Roman" w:eastAsia="Times New Roman" w:cs="Times New Roman"/>
-        </w:rPr>
-        <w:t xml:space="preserve">3-4-1 </w:t>
+        <w:ind w:firstLine="420"/>
+      </w:pPr>
+      <w:r>
+        <w:rPr>
+          <w:rFonts w:ascii="Times New Roman" w:hAnsi="Times New Roman" w:eastAsia="Times New Roman" w:cs="Times New Roman"/>
+        </w:rPr>
+        <w:t xml:space="preserve">3-4-2 </w:t>
       </w:r>
       <w:r>
         <w:rPr>
@@ -11941,13 +12147,137 @@
         <w:rPr>
           <w:rFonts w:ascii="Times New Roman" w:hAnsi="Times New Roman" w:eastAsia="Times New Roman" w:cs="Times New Roman"/>
         </w:rPr>
+        <w:t xml:space="preserve"> (2): A. </w:t>
+      </w:r>
+      <w:r>
+        <w:rPr>
+          <w:rFonts w:hint="eastAsia" w:ascii="Times New Roman" w:hAnsi="Times New Roman" w:eastAsia="FangSong" w:cs="Times New Roman"/>
+        </w:rPr>
+        <w:t xml:space="preserve">自发</w:t>
+      </w:r>
+      <w:r>
+        <w:rPr>
+          <w:rFonts w:ascii="Times New Roman" w:hAnsi="Times New Roman" w:eastAsia="Times New Roman" w:cs="Times New Roman"/>
+        </w:rPr>
+        <w:t xml:space="preserve"> B. </w:t>
+      </w:r>
+      <w:r>
+        <w:rPr>
+          <w:rFonts w:hint="eastAsia" w:ascii="Times New Roman" w:hAnsi="Times New Roman" w:eastAsia="FangSong" w:cs="Times New Roman"/>
+        </w:rPr>
+        <w:t xml:space="preserve">不自发</w:t>
+      </w:r>
+      <w:r>
+        <w:rPr>
+          <w:rFonts w:ascii="Times New Roman" w:hAnsi="Times New Roman" w:eastAsia="Times New Roman" w:cs="Times New Roman"/>
+        </w:rPr>
+        <w:t xml:space="preserve"> C. </w:t>
+      </w:r>
+      <w:r>
+        <w:rPr>
+          <w:rFonts w:hint="eastAsia" w:ascii="Times New Roman" w:hAnsi="Times New Roman" w:eastAsia="FangSong" w:cs="Times New Roman"/>
+        </w:rPr>
+        <w:t xml:space="preserve">达平衡</w:t>
+      </w:r>
+    </w:p>
+    <w:p>
+      <w:pPr>
+        <w:pStyle w:val="Compact"/>
+        <w:numPr>
+          <w:ilvl w:val="0"/>
+          <w:numId w:val="1012"/>
+        </w:numPr>
+        <w:ind w:firstLine="420"/>
+      </w:pPr>
+      <w:r>
+        <w:rPr>
+          <w:rFonts w:hint="eastAsia" w:ascii="Times New Roman" w:hAnsi="Times New Roman" w:eastAsia="FangSong" w:cs="Times New Roman"/>
+        </w:rPr>
+        <w:t>若升高温度</w:t>
+      </w:r>
+      <w:r>
+        <w:rPr>
+          <w:rFonts w:hint="eastAsia" w:ascii="Times New Roman" w:hAnsi="Times New Roman" w:eastAsia="Times New Roman" w:cs="Times New Roman"/>
+        </w:rPr>
+        <w:t>，</w:t>
+      </w:r>
+      <w:r>
+        <w:rPr>
+          <w:rFonts w:hint="eastAsia" w:ascii="Times New Roman" w:hAnsi="Times New Roman" w:eastAsia="FangSong" w:cs="Times New Roman"/>
+        </w:rPr>
+        <w:t>指出反应平衡常数如何变化</w:t>
+      </w:r>
+      <w:r>
+        <w:rPr>
+          <w:rFonts w:hint="eastAsia" w:ascii="Times New Roman" w:hAnsi="Times New Roman" w:eastAsia="Times New Roman" w:cs="Times New Roman"/>
+        </w:rPr>
+        <w:t>（</w:t>
+      </w:r>
+      <w:r>
+        <w:rPr>
+          <w:rFonts w:hint="eastAsia" w:ascii="Times New Roman" w:hAnsi="Times New Roman" w:eastAsia="FangSong" w:cs="Times New Roman"/>
+        </w:rPr>
+        <w:t>填写对应的字母</w:t>
+      </w:r>
+      <w:r>
+        <w:rPr>
+          <w:rFonts w:hint="eastAsia" w:ascii="Times New Roman" w:hAnsi="Times New Roman" w:eastAsia="Times New Roman" w:cs="Times New Roman"/>
+        </w:rPr>
+        <w:t>）。</w:t>
+      </w:r>
+      <w:r>
+        <w:rPr>
+          <w:rFonts w:hint="eastAsia" w:ascii="Times New Roman" w:hAnsi="Times New Roman" w:eastAsia="FangSong" w:cs="Times New Roman"/>
+        </w:rPr>
+        <w:t>计算反应焓变</w:t>
+      </w:r>
+      <w:r>
+        <w:rPr>
+          <w:rFonts w:hint="eastAsia" w:ascii="Times New Roman" w:hAnsi="Times New Roman" w:eastAsia="Times New Roman" w:cs="Times New Roman"/>
+        </w:rPr>
+        <w:t>，</w:t>
+      </w:r>
+      <w:r>
+        <w:rPr>
+          <w:rFonts w:hint="eastAsia" w:ascii="Times New Roman" w:hAnsi="Times New Roman" w:eastAsia="FangSong" w:cs="Times New Roman"/>
+        </w:rPr>
+        <w:t>给出原因</w:t>
+      </w:r>
+      <w:r>
+        <w:rPr>
+          <w:rFonts w:hint="eastAsia" w:ascii="Times New Roman" w:hAnsi="Times New Roman" w:eastAsia="Times New Roman" w:cs="Times New Roman"/>
+        </w:rPr>
+        <w:t>。</w:t>
+      </w:r>
+    </w:p>
+    <w:p>
+      <w:pPr>
+        <w:pStyle w:val="FirstParagraph"/>
+        <w:ind w:firstLine="420"/>
+      </w:pPr>
+      <w:r>
+        <w:rPr>
+          <w:rFonts w:ascii="Times New Roman" w:hAnsi="Times New Roman" w:eastAsia="Times New Roman" w:cs="Times New Roman"/>
+        </w:rPr>
+        <w:t xml:space="preserve">3-5-1 </w:t>
+      </w:r>
+      <w:r>
+        <w:rPr>
+          <w:rFonts w:hint="eastAsia" w:ascii="Times New Roman" w:hAnsi="Times New Roman" w:eastAsia="FangSong" w:cs="Times New Roman"/>
+        </w:rPr>
+        <w:t xml:space="preserve">反应</w:t>
+      </w:r>
+      <w:r>
+        <w:rPr>
+          <w:rFonts w:ascii="Times New Roman" w:hAnsi="Times New Roman" w:eastAsia="Times New Roman" w:cs="Times New Roman"/>
+        </w:rPr>
         <w:t xml:space="preserve"> (1): A. </w:t>
       </w:r>
       <w:r>
         <w:rPr>
           <w:rFonts w:hint="eastAsia" w:ascii="Times New Roman" w:hAnsi="Times New Roman" w:eastAsia="FangSong" w:cs="Times New Roman"/>
         </w:rPr>
-        <w:t xml:space="preserve">自发</w:t>
+        <w:t xml:space="preserve">增大</w:t>
       </w:r>
       <w:r>
         <w:rPr>
@@ -11959,7 +12289,7 @@
         <w:rPr>
           <w:rFonts w:hint="eastAsia" w:ascii="Times New Roman" w:hAnsi="Times New Roman" w:eastAsia="FangSong" w:cs="Times New Roman"/>
         </w:rPr>
-        <w:t xml:space="preserve">不自发</w:t>
+        <w:t xml:space="preserve">不变化</w:t>
       </w:r>
       <w:r>
         <w:rPr>
@@ -11971,189 +12301,13 @@
         <w:rPr>
           <w:rFonts w:hint="eastAsia" w:ascii="Times New Roman" w:hAnsi="Times New Roman" w:eastAsia="FangSong" w:cs="Times New Roman"/>
         </w:rPr>
-        <w:t xml:space="preserve">达平衡</w:t>
+        <w:t xml:space="preserve">减小</w:t>
       </w:r>
     </w:p>
     <w:p>
       <w:pPr>
         <w:pStyle w:val="BodyText"/>
-      </w:pPr>
-      <w:r>
-        <w:rPr>
-          <w:rFonts w:ascii="Times New Roman" w:hAnsi="Times New Roman" w:eastAsia="Times New Roman" w:cs="Times New Roman"/>
-        </w:rPr>
-        <w:t xml:space="preserve">3-4-2 </w:t>
-      </w:r>
-      <w:r>
-        <w:rPr>
-          <w:rFonts w:hint="eastAsia" w:ascii="Times New Roman" w:hAnsi="Times New Roman" w:eastAsia="FangSong" w:cs="Times New Roman"/>
-        </w:rPr>
-        <w:t xml:space="preserve">反应</w:t>
-      </w:r>
-      <w:r>
-        <w:rPr>
-          <w:rFonts w:ascii="Times New Roman" w:hAnsi="Times New Roman" w:eastAsia="Times New Roman" w:cs="Times New Roman"/>
-        </w:rPr>
-        <w:t xml:space="preserve"> (2): A. </w:t>
-      </w:r>
-      <w:r>
-        <w:rPr>
-          <w:rFonts w:hint="eastAsia" w:ascii="Times New Roman" w:hAnsi="Times New Roman" w:eastAsia="FangSong" w:cs="Times New Roman"/>
-        </w:rPr>
-        <w:t xml:space="preserve">自发</w:t>
-      </w:r>
-      <w:r>
-        <w:rPr>
-          <w:rFonts w:ascii="Times New Roman" w:hAnsi="Times New Roman" w:eastAsia="Times New Roman" w:cs="Times New Roman"/>
-        </w:rPr>
-        <w:t xml:space="preserve"> B. </w:t>
-      </w:r>
-      <w:r>
-        <w:rPr>
-          <w:rFonts w:hint="eastAsia" w:ascii="Times New Roman" w:hAnsi="Times New Roman" w:eastAsia="FangSong" w:cs="Times New Roman"/>
-        </w:rPr>
-        <w:t xml:space="preserve">不自发</w:t>
-      </w:r>
-      <w:r>
-        <w:rPr>
-          <w:rFonts w:ascii="Times New Roman" w:hAnsi="Times New Roman" w:eastAsia="Times New Roman" w:cs="Times New Roman"/>
-        </w:rPr>
-        <w:t xml:space="preserve"> C. </w:t>
-      </w:r>
-      <w:r>
-        <w:rPr>
-          <w:rFonts w:hint="eastAsia" w:ascii="Times New Roman" w:hAnsi="Times New Roman" w:eastAsia="FangSong" w:cs="Times New Roman"/>
-        </w:rPr>
-        <w:t xml:space="preserve">达平衡</w:t>
-      </w:r>
-    </w:p>
-    <w:p>
-      <w:pPr>
-        <w:pStyle w:val="BodyText"/>
-      </w:pPr>
-      <w:r>
-        <w:rPr>
-          <w:rFonts w:ascii="Times New Roman" w:hAnsi="Times New Roman" w:eastAsia="Times New Roman" w:cs="Times New Roman"/>
-        </w:rPr>
-        <w:t xml:space="preserve">3-5 </w:t>
-      </w:r>
-      <w:r>
-        <w:rPr>
-          <w:rFonts w:hint="eastAsia" w:ascii="Times New Roman" w:hAnsi="Times New Roman" w:eastAsia="FangSong" w:cs="Times New Roman"/>
-        </w:rPr>
-        <w:t>若升高温度</w:t>
-      </w:r>
-      <w:r>
-        <w:rPr>
-          <w:rFonts w:hint="eastAsia" w:ascii="Times New Roman" w:hAnsi="Times New Roman" w:eastAsia="Times New Roman" w:cs="Times New Roman"/>
-        </w:rPr>
-        <w:t>，</w:t>
-      </w:r>
-      <w:r>
-        <w:rPr>
-          <w:rFonts w:hint="eastAsia" w:ascii="Times New Roman" w:hAnsi="Times New Roman" w:eastAsia="FangSong" w:cs="Times New Roman"/>
-        </w:rPr>
-        <w:t>指出反应平衡常数如何变化</w:t>
-      </w:r>
-      <w:r>
-        <w:rPr>
-          <w:rFonts w:hint="eastAsia" w:ascii="Times New Roman" w:hAnsi="Times New Roman" w:eastAsia="Times New Roman" w:cs="Times New Roman"/>
-        </w:rPr>
-        <w:t>（</w:t>
-      </w:r>
-      <w:r>
-        <w:rPr>
-          <w:rFonts w:hint="eastAsia" w:ascii="Times New Roman" w:hAnsi="Times New Roman" w:eastAsia="FangSong" w:cs="Times New Roman"/>
-        </w:rPr>
-        <w:t>填写对应的字母</w:t>
-      </w:r>
-      <w:r>
-        <w:rPr>
-          <w:rFonts w:hint="eastAsia" w:ascii="Times New Roman" w:hAnsi="Times New Roman" w:eastAsia="Times New Roman" w:cs="Times New Roman"/>
-        </w:rPr>
-        <w:t>）。</w:t>
-      </w:r>
-      <w:r>
-        <w:rPr>
-          <w:rFonts w:hint="eastAsia" w:ascii="Times New Roman" w:hAnsi="Times New Roman" w:eastAsia="FangSong" w:cs="Times New Roman"/>
-        </w:rPr>
-        <w:t>计算反应焓变</w:t>
-      </w:r>
-      <w:r>
-        <w:rPr>
-          <w:rFonts w:hint="eastAsia" w:ascii="Times New Roman" w:hAnsi="Times New Roman" w:eastAsia="Times New Roman" w:cs="Times New Roman"/>
-        </w:rPr>
-        <w:t>，</w:t>
-      </w:r>
-      <w:r>
-        <w:rPr>
-          <w:rFonts w:hint="eastAsia" w:ascii="Times New Roman" w:hAnsi="Times New Roman" w:eastAsia="FangSong" w:cs="Times New Roman"/>
-        </w:rPr>
-        <w:t>给出原因</w:t>
-      </w:r>
-      <w:r>
-        <w:rPr>
-          <w:rFonts w:hint="eastAsia" w:ascii="Times New Roman" w:hAnsi="Times New Roman" w:eastAsia="Times New Roman" w:cs="Times New Roman"/>
-        </w:rPr>
-        <w:t>。</w:t>
-      </w:r>
-    </w:p>
-    <w:p>
-      <w:pPr>
-        <w:pStyle w:val="BodyText"/>
-      </w:pPr>
-      <w:r>
-        <w:rPr>
-          <w:rFonts w:ascii="Times New Roman" w:hAnsi="Times New Roman" w:eastAsia="Times New Roman" w:cs="Times New Roman"/>
-        </w:rPr>
-        <w:t xml:space="preserve">3-5-1 </w:t>
-      </w:r>
-      <w:r>
-        <w:rPr>
-          <w:rFonts w:hint="eastAsia" w:ascii="Times New Roman" w:hAnsi="Times New Roman" w:eastAsia="FangSong" w:cs="Times New Roman"/>
-        </w:rPr>
-        <w:t xml:space="preserve">反应</w:t>
-      </w:r>
-      <w:r>
-        <w:rPr>
-          <w:rFonts w:ascii="Times New Roman" w:hAnsi="Times New Roman" w:eastAsia="Times New Roman" w:cs="Times New Roman"/>
-        </w:rPr>
-        <w:t xml:space="preserve"> (1): A. </w:t>
-      </w:r>
-      <w:r>
-        <w:rPr>
-          <w:rFonts w:hint="eastAsia" w:ascii="Times New Roman" w:hAnsi="Times New Roman" w:eastAsia="FangSong" w:cs="Times New Roman"/>
-        </w:rPr>
-        <w:t xml:space="preserve">增大</w:t>
-      </w:r>
-      <w:r>
-        <w:rPr>
-          <w:rFonts w:ascii="Times New Roman" w:hAnsi="Times New Roman" w:eastAsia="Times New Roman" w:cs="Times New Roman"/>
-        </w:rPr>
-        <w:t xml:space="preserve"> B. </w:t>
-      </w:r>
-      <w:r>
-        <w:rPr>
-          <w:rFonts w:hint="eastAsia" w:ascii="Times New Roman" w:hAnsi="Times New Roman" w:eastAsia="FangSong" w:cs="Times New Roman"/>
-        </w:rPr>
-        <w:t xml:space="preserve">不变化</w:t>
-      </w:r>
-      <w:r>
-        <w:rPr>
-          <w:rFonts w:ascii="Times New Roman" w:hAnsi="Times New Roman" w:eastAsia="Times New Roman" w:cs="Times New Roman"/>
-        </w:rPr>
-        <w:t xml:space="preserve"> C. </w:t>
-      </w:r>
-      <w:r>
-        <w:rPr>
-          <w:rFonts w:hint="eastAsia" w:ascii="Times New Roman" w:hAnsi="Times New Roman" w:eastAsia="FangSong" w:cs="Times New Roman"/>
-        </w:rPr>
-        <w:t xml:space="preserve">减小</w:t>
-      </w:r>
-    </w:p>
-    <w:p>
-      <w:pPr>
-        <w:pStyle w:val="BodyText"/>
+        <w:ind w:firstLine="420"/>
       </w:pPr>
       <w:r>
         <w:rPr>
@@ -12243,6 +12397,7 @@
     <w:p>
       <w:pPr>
         <w:pStyle w:val="FirstParagraph"/>
+        <w:ind w:firstLine="420"/>
       </w:pPr>
       <w:r>
         <w:rPr>
@@ -12360,6 +12515,7 @@
     <w:p>
       <w:pPr>
         <w:pStyle w:val="FirstParagraph"/>
+        <w:ind w:firstLine="420"/>
       </w:pPr>
       <w:r>
         <w:rPr>
@@ -12497,8 +12653,9 @@
         <w:pStyle w:val="Compact"/>
         <w:numPr>
           <w:ilvl w:val="0"/>
-          <w:numId w:val="1007"/>
+          <w:numId w:val="1013"/>
         </w:numPr>
+        <w:ind w:firstLine="420"/>
       </w:pPr>
       <w:r>
         <w:rPr>
@@ -12548,8 +12705,9 @@
         <w:pStyle w:val="Compact"/>
         <w:numPr>
           <w:ilvl w:val="0"/>
-          <w:numId w:val="1007"/>
+          <w:numId w:val="1013"/>
         </w:numPr>
+        <w:ind w:firstLine="420"/>
       </w:pPr>
       <w:r>
         <w:rPr>
@@ -12636,7 +12794,7 @@
         </w:rPr>
         <w:drawing>
           <wp:inline>
-            <wp:extent cx="3365500" cy="939800"/>
+            <wp:extent cx="3136900" cy="901700"/>
             <wp:effectExtent b="0" l="0" r="0" t="0"/>
             <wp:docPr descr="" title="" id="39" name="Picture"/>
             <a:graphic>
@@ -12657,7 +12815,7 @@
                   <pic:spPr bwMode="auto">
                     <a:xfrm>
                       <a:off x="0" y="0"/>
-                      <a:ext cx="3365500" cy="939800"/>
+                      <a:ext cx="3136900" cy="901700"/>
                     </a:xfrm>
                     <a:prstGeom prst="rect">
                       <a:avLst/>
@@ -12778,7 +12936,7 @@
         </w:rPr>
         <w:drawing>
           <wp:inline>
-            <wp:extent cx="3505200" cy="1244600"/>
+            <wp:extent cx="3276600" cy="1143000"/>
             <wp:effectExtent b="0" l="0" r="0" t="0"/>
             <wp:docPr descr="" title="" id="42" name="Picture"/>
             <a:graphic>
@@ -12799,7 +12957,7 @@
                   <pic:spPr bwMode="auto">
                     <a:xfrm>
                       <a:off x="0" y="0"/>
-                      <a:ext cx="3505200" cy="1244600"/>
+                      <a:ext cx="3276600" cy="1143000"/>
                     </a:xfrm>
                     <a:prstGeom prst="rect">
                       <a:avLst/>
@@ -12949,6 +13107,7 @@
     <w:p>
       <w:pPr>
         <w:pStyle w:val="FirstParagraph"/>
+        <w:ind w:firstLine="420"/>
       </w:pPr>
       <w:r>
         <w:rPr>
@@ -13175,8 +13334,9 @@
         <w:pStyle w:val="Compact"/>
         <w:numPr>
           <w:ilvl w:val="0"/>
-          <w:numId w:val="1008"/>
+          <w:numId w:val="1014"/>
         </w:numPr>
+        <w:ind w:firstLine="420"/>
       </w:pPr>
       <w:r>
         <w:rPr>
@@ -13247,8 +13407,9 @@
         <w:pStyle w:val="Compact"/>
         <w:numPr>
           <w:ilvl w:val="0"/>
-          <w:numId w:val="1008"/>
+          <w:numId w:val="1014"/>
         </w:numPr>
+        <w:ind w:firstLine="420"/>
       </w:pPr>
       <w:r>
         <w:rPr>
@@ -13338,8 +13499,9 @@
         <w:pStyle w:val="Compact"/>
         <w:numPr>
           <w:ilvl w:val="0"/>
-          <w:numId w:val="1008"/>
+          <w:numId w:val="1014"/>
         </w:numPr>
+        <w:ind w:firstLine="420"/>
       </w:pPr>
       <w:r>
         <w:rPr>
@@ -13453,8 +13615,9 @@
         <w:pStyle w:val="Compact"/>
         <w:numPr>
           <w:ilvl w:val="0"/>
-          <w:numId w:val="1008"/>
+          <w:numId w:val="1014"/>
         </w:numPr>
+        <w:ind w:firstLine="420"/>
       </w:pPr>
       <w:r>
         <w:rPr>
@@ -13532,6 +13695,7 @@
     <w:p>
       <w:pPr>
         <w:pStyle w:val="FirstParagraph"/>
+        <w:ind w:firstLine="420"/>
       </w:pPr>
       <w:r>
         <w:rPr>
@@ -13557,8 +13721,9 @@
         <w:pStyle w:val="Compact"/>
         <w:numPr>
           <w:ilvl w:val="0"/>
-          <w:numId w:val="1009"/>
+          <w:numId w:val="1015"/>
         </w:numPr>
+        <w:ind w:firstLine="420"/>
       </w:pPr>
       <w:r>
         <w:rPr>
@@ -13578,8 +13743,9 @@
         <w:pStyle w:val="Compact"/>
         <w:numPr>
           <w:ilvl w:val="0"/>
-          <w:numId w:val="1009"/>
+          <w:numId w:val="1015"/>
         </w:numPr>
+        <w:ind w:firstLine="420"/>
       </w:pPr>
       <w:r>
         <w:rPr>
@@ -13599,8 +13765,9 @@
         <w:pStyle w:val="Compact"/>
         <w:numPr>
           <w:ilvl w:val="0"/>
-          <w:numId w:val="1009"/>
+          <w:numId w:val="1015"/>
         </w:numPr>
+        <w:ind w:firstLine="420"/>
       </w:pPr>
       <w:r>
         <w:rPr>
@@ -13620,8 +13787,9 @@
         <w:pStyle w:val="Compact"/>
         <w:numPr>
           <w:ilvl w:val="0"/>
-          <w:numId w:val="1009"/>
+          <w:numId w:val="1015"/>
         </w:numPr>
+        <w:ind w:firstLine="420"/>
       </w:pPr>
       <w:r>
         <w:rPr>
@@ -13675,6 +13843,7 @@
     <w:p>
       <w:pPr>
         <w:pStyle w:val="FirstParagraph"/>
+        <w:ind w:firstLine="420"/>
       </w:pPr>
       <w:r>
         <w:rPr>
@@ -13816,6 +13985,7 @@
     <w:p>
       <w:pPr>
         <w:pStyle w:val="FirstParagraph"/>
+        <w:ind w:firstLine="420"/>
       </w:pPr>
       <w:r>
         <w:rPr>
@@ -13881,6 +14051,7 @@
     <w:p>
       <w:pPr>
         <w:pStyle w:val="FirstParagraph"/>
+        <w:ind w:firstLine="420"/>
       </w:pPr>
       <w:r>
         <w:rPr>
@@ -13927,14 +14098,13 @@
     </w:p>
     <w:p>
       <w:pPr>
-        <w:pStyle w:val="BodyText"/>
-      </w:pPr>
-      <w:r>
-        <w:rPr>
-          <w:rFonts w:ascii="Times New Roman" w:hAnsi="Times New Roman" w:eastAsia="Times New Roman" w:cs="Times New Roman"/>
-        </w:rPr>
-        <w:t xml:space="preserve">5-1 </w:t>
-      </w:r>
+        <w:pStyle w:val="Compact"/>
+        <w:numPr>
+          <w:ilvl w:val="0"/>
+          <w:numId w:val="1016"/>
+        </w:numPr>
+        <w:ind w:firstLine="420"/>
+      </w:pPr>
       <w:r>
         <w:rPr>
           <w:rFonts w:hint="eastAsia" w:ascii="Times New Roman" w:hAnsi="Times New Roman" w:eastAsia="FangSong" w:cs="Times New Roman"/>
@@ -13947,18 +14117,16 @@
         </w:rPr>
         <w:t>。</w:t>
       </w:r>
-      <w:r>
-        <w:rPr>
-          <w:rFonts w:ascii="Times New Roman" w:hAnsi="Times New Roman" w:eastAsia="Times New Roman" w:cs="Times New Roman"/>
-        </w:rPr>
-        <w:t xml:space="preserve"> </w:t>
-      </w:r>
-      <w:r>
-        <w:rPr>
-          <w:rFonts w:ascii="Times New Roman" w:hAnsi="Times New Roman" w:eastAsia="Times New Roman" w:cs="Times New Roman"/>
-        </w:rPr>
-        <w:t xml:space="preserve">5-2 </w:t>
-      </w:r>
+    </w:p>
+    <w:p>
+      <w:pPr>
+        <w:pStyle w:val="Compact"/>
+        <w:numPr>
+          <w:ilvl w:val="0"/>
+          <w:numId w:val="1016"/>
+        </w:numPr>
+        <w:ind w:firstLine="420"/>
+      </w:pPr>
       <w:r>
         <w:rPr>
           <w:rFonts w:hint="eastAsia" w:ascii="Times New Roman" w:hAnsi="Times New Roman" w:eastAsia="FangSong" w:cs="Times New Roman"/>
@@ -14019,18 +14187,16 @@
         </w:rPr>
         <w:t>）。</w:t>
       </w:r>
-      <w:r>
-        <w:rPr>
-          <w:rFonts w:ascii="Times New Roman" w:hAnsi="Times New Roman" w:eastAsia="Times New Roman" w:cs="Times New Roman"/>
-        </w:rPr>
-        <w:t xml:space="preserve"> </w:t>
-      </w:r>
-      <w:r>
-        <w:rPr>
-          <w:rFonts w:ascii="Times New Roman" w:hAnsi="Times New Roman" w:eastAsia="Times New Roman" w:cs="Times New Roman"/>
-        </w:rPr>
-        <w:t xml:space="preserve">5-3 </w:t>
-      </w:r>
+    </w:p>
+    <w:p>
+      <w:pPr>
+        <w:pStyle w:val="Compact"/>
+        <w:numPr>
+          <w:ilvl w:val="0"/>
+          <w:numId w:val="1016"/>
+        </w:numPr>
+        <w:ind w:firstLine="420"/>
+      </w:pPr>
       <w:r>
         <w:rPr>
           <w:rFonts w:hint="eastAsia" w:ascii="Times New Roman" w:hAnsi="Times New Roman" w:eastAsia="FangSong" w:cs="Times New Roman"/>
@@ -14043,18 +14209,16 @@
         </w:rPr>
         <w:t>。</w:t>
       </w:r>
-      <w:r>
-        <w:rPr>
-          <w:rFonts w:ascii="Times New Roman" w:hAnsi="Times New Roman" w:eastAsia="Times New Roman" w:cs="Times New Roman"/>
-        </w:rPr>
-        <w:t xml:space="preserve"> </w:t>
-      </w:r>
-      <w:r>
-        <w:rPr>
-          <w:rFonts w:ascii="Times New Roman" w:hAnsi="Times New Roman" w:eastAsia="Times New Roman" w:cs="Times New Roman"/>
-        </w:rPr>
-        <w:t xml:space="preserve">5-4 </w:t>
-      </w:r>
+    </w:p>
+    <w:p>
+      <w:pPr>
+        <w:pStyle w:val="Compact"/>
+        <w:numPr>
+          <w:ilvl w:val="0"/>
+          <w:numId w:val="1016"/>
+        </w:numPr>
+        <w:ind w:firstLine="420"/>
+      </w:pPr>
       <w:r>
         <w:rPr>
           <w:rFonts w:hint="eastAsia" w:ascii="Times New Roman" w:hAnsi="Times New Roman" w:eastAsia="FangSong" w:cs="Times New Roman"/>
@@ -14182,6 +14346,7 @@
     <w:p>
       <w:pPr>
         <w:pStyle w:val="FirstParagraph"/>
+        <w:ind w:firstLine="420"/>
       </w:pPr>
       <w:r>
         <w:rPr>
@@ -14313,6 +14478,7 @@
     <w:p>
       <w:pPr>
         <w:pStyle w:val="BodyText"/>
+        <w:ind w:firstLine="420"/>
       </w:pPr>
       <w:r>
         <w:rPr>
@@ -14455,6 +14621,7 @@
     <w:p>
       <w:pPr>
         <w:pStyle w:val="BodyText"/>
+        <w:ind w:firstLine="420"/>
       </w:pPr>
       <w:r>
         <w:rPr>
@@ -14542,6 +14709,7 @@
     <w:p>
       <w:pPr>
         <w:pStyle w:val="BodyText"/>
+        <w:ind w:firstLine="420"/>
       </w:pPr>
       <w:r>
         <w:rPr>
@@ -14602,6 +14770,7 @@
     <w:p>
       <w:pPr>
         <w:pStyle w:val="BodyText"/>
+        <w:ind w:firstLine="420"/>
       </w:pPr>
       <w:r>
         <w:rPr>
@@ -14662,6 +14831,7 @@
     <w:p>
       <w:pPr>
         <w:pStyle w:val="BodyText"/>
+        <w:ind w:firstLine="420"/>
       </w:pPr>
       <w:r>
         <w:rPr>
@@ -14939,6 +15109,7 @@
     <w:p>
       <w:pPr>
         <w:pStyle w:val="FirstParagraph"/>
+        <w:ind w:firstLine="420"/>
       </w:pPr>
       <w:r>
         <w:rPr>
@@ -15026,6 +15197,7 @@
     <w:p>
       <w:pPr>
         <w:pStyle w:val="BodyText"/>
+        <w:ind w:firstLine="420"/>
       </w:pPr>
       <w:r>
         <w:rPr>
@@ -15043,6 +15215,7 @@
     <w:p>
       <w:pPr>
         <w:pStyle w:val="BodyText"/>
+        <w:ind w:firstLine="420"/>
       </w:pPr>
       <w:r>
         <w:rPr>
@@ -15054,6 +15227,7 @@
     <w:p>
       <w:pPr>
         <w:pStyle w:val="BodyText"/>
+        <w:ind w:firstLine="420"/>
       </w:pPr>
       <w:r>
         <w:rPr>
@@ -15071,6 +15245,7 @@
     <w:p>
       <w:pPr>
         <w:pStyle w:val="BodyText"/>
+        <w:ind w:firstLine="420"/>
       </w:pPr>
       <w:r>
         <w:rPr>
@@ -15286,6 +15461,7 @@
     <w:p>
       <w:pPr>
         <w:pStyle w:val="BodyText"/>
+        <w:ind w:firstLine="420"/>
       </w:pPr>
       <w:r>
         <w:rPr>
@@ -15351,6 +15527,7 @@
     <w:p>
       <w:pPr>
         <w:pStyle w:val="FirstParagraph"/>
+        <w:ind w:firstLine="420"/>
       </w:pPr>
       <w:r>
         <w:rPr>
@@ -16025,6 +16202,176 @@
       </w:pPr>
     </w:lvl>
   </w:abstractNum>
+  <w:abstractNum w:abstractNumId="99434">
+    <w:nsid w:val="00A99434"/>
+    <w:multiLevelType w:val="multilevel"/>
+    <w:lvl w:ilvl="0">
+      <w:start w:val="4"/>
+      <w:numFmt w:val="decimal"/>
+      <w:lvlText w:val="(%1)"/>
+      <w:lvlJc w:val="left"/>
+      <w:pPr>
+        <w:ind w:left="720" w:hanging="360"/>
+      </w:pPr>
+    </w:lvl>
+    <w:lvl w:ilvl="1">
+      <w:start w:val="4"/>
+      <w:numFmt w:val="decimal"/>
+      <w:lvlText w:val="(%2)"/>
+      <w:lvlJc w:val="left"/>
+      <w:pPr>
+        <w:ind w:left="1440" w:hanging="360"/>
+      </w:pPr>
+    </w:lvl>
+    <w:lvl w:ilvl="2">
+      <w:start w:val="4"/>
+      <w:numFmt w:val="decimal"/>
+      <w:lvlText w:val="(%3)"/>
+      <w:lvlJc w:val="left"/>
+      <w:pPr>
+        <w:ind w:left="2160" w:hanging="360"/>
+      </w:pPr>
+    </w:lvl>
+    <w:lvl w:ilvl="3">
+      <w:start w:val="4"/>
+      <w:numFmt w:val="decimal"/>
+      <w:lvlText w:val="(%4)"/>
+      <w:lvlJc w:val="left"/>
+      <w:pPr>
+        <w:ind w:left="2880" w:hanging="360"/>
+      </w:pPr>
+    </w:lvl>
+    <w:lvl w:ilvl="4">
+      <w:start w:val="4"/>
+      <w:numFmt w:val="decimal"/>
+      <w:lvlText w:val="(%5)"/>
+      <w:lvlJc w:val="left"/>
+      <w:pPr>
+        <w:ind w:left="3600" w:hanging="360"/>
+      </w:pPr>
+    </w:lvl>
+    <w:lvl w:ilvl="5">
+      <w:start w:val="4"/>
+      <w:numFmt w:val="decimal"/>
+      <w:lvlText w:val="(%6)"/>
+      <w:lvlJc w:val="left"/>
+      <w:pPr>
+        <w:ind w:left="4320" w:hanging="360"/>
+      </w:pPr>
+    </w:lvl>
+    <w:lvl w:ilvl="6">
+      <w:start w:val="4"/>
+      <w:numFmt w:val="decimal"/>
+      <w:lvlText w:val="(%7)"/>
+      <w:lvlJc w:val="left"/>
+      <w:pPr>
+        <w:ind w:left="5040" w:hanging="360"/>
+      </w:pPr>
+    </w:lvl>
+    <w:lvl w:ilvl="7">
+      <w:start w:val="4"/>
+      <w:numFmt w:val="decimal"/>
+      <w:lvlText w:val="(%8)"/>
+      <w:lvlJc w:val="left"/>
+      <w:pPr>
+        <w:ind w:left="5760" w:hanging="360"/>
+      </w:pPr>
+    </w:lvl>
+    <w:lvl w:ilvl="8">
+      <w:start w:val="4"/>
+      <w:numFmt w:val="decimal"/>
+      <w:lvlText w:val="(%9)"/>
+      <w:lvlJc w:val="left"/>
+      <w:pPr>
+        <w:ind w:left="6480" w:hanging="360"/>
+      </w:pPr>
+    </w:lvl>
+  </w:abstractNum>
+  <w:abstractNum w:abstractNumId="99435">
+    <w:nsid w:val="00A99435"/>
+    <w:multiLevelType w:val="multilevel"/>
+    <w:lvl w:ilvl="0">
+      <w:start w:val="5"/>
+      <w:numFmt w:val="decimal"/>
+      <w:lvlText w:val="(%1)"/>
+      <w:lvlJc w:val="left"/>
+      <w:pPr>
+        <w:ind w:left="720" w:hanging="360"/>
+      </w:pPr>
+    </w:lvl>
+    <w:lvl w:ilvl="1">
+      <w:start w:val="5"/>
+      <w:numFmt w:val="decimal"/>
+      <w:lvlText w:val="(%2)"/>
+      <w:lvlJc w:val="left"/>
+      <w:pPr>
+        <w:ind w:left="1440" w:hanging="360"/>
+      </w:pPr>
+    </w:lvl>
+    <w:lvl w:ilvl="2">
+      <w:start w:val="5"/>
+      <w:numFmt w:val="decimal"/>
+      <w:lvlText w:val="(%3)"/>
+      <w:lvlJc w:val="left"/>
+      <w:pPr>
+        <w:ind w:left="2160" w:hanging="360"/>
+      </w:pPr>
+    </w:lvl>
+    <w:lvl w:ilvl="3">
+      <w:start w:val="5"/>
+      <w:numFmt w:val="decimal"/>
+      <w:lvlText w:val="(%4)"/>
+      <w:lvlJc w:val="left"/>
+      <w:pPr>
+        <w:ind w:left="2880" w:hanging="360"/>
+      </w:pPr>
+    </w:lvl>
+    <w:lvl w:ilvl="4">
+      <w:start w:val="5"/>
+      <w:numFmt w:val="decimal"/>
+      <w:lvlText w:val="(%5)"/>
+      <w:lvlJc w:val="left"/>
+      <w:pPr>
+        <w:ind w:left="3600" w:hanging="360"/>
+      </w:pPr>
+    </w:lvl>
+    <w:lvl w:ilvl="5">
+      <w:start w:val="5"/>
+      <w:numFmt w:val="decimal"/>
+      <w:lvlText w:val="(%6)"/>
+      <w:lvlJc w:val="left"/>
+      <w:pPr>
+        <w:ind w:left="4320" w:hanging="360"/>
+      </w:pPr>
+    </w:lvl>
+    <w:lvl w:ilvl="6">
+      <w:start w:val="5"/>
+      <w:numFmt w:val="decimal"/>
+      <w:lvlText w:val="(%7)"/>
+      <w:lvlJc w:val="left"/>
+      <w:pPr>
+        <w:ind w:left="5040" w:hanging="360"/>
+      </w:pPr>
+    </w:lvl>
+    <w:lvl w:ilvl="7">
+      <w:start w:val="5"/>
+      <w:numFmt w:val="decimal"/>
+      <w:lvlText w:val="(%8)"/>
+      <w:lvlJc w:val="left"/>
+      <w:pPr>
+        <w:ind w:left="5760" w:hanging="360"/>
+      </w:pPr>
+    </w:lvl>
+    <w:lvl w:ilvl="8">
+      <w:start w:val="5"/>
+      <w:numFmt w:val="decimal"/>
+      <w:lvlText w:val="(%9)"/>
+      <w:lvlJc w:val="left"/>
+      <w:pPr>
+        <w:ind w:left="6480" w:hanging="360"/>
+      </w:pPr>
+    </w:lvl>
+  </w:abstractNum>
   <w:abstractNum w:abstractNumId="991">
     <w:nsid w:val="0000A991"/>
     <w:multiLevelType w:val="multilevel"/>
@@ -16162,7 +16509,7 @@
     </w:lvlOverride>
   </w:num>
   <w:num w:numId="1002">
-    <w:abstractNumId w:val="99411"/>
+    <w:abstractNumId w:val="99431"/>
     <w:lvlOverride w:ilvl="0">
       <w:startOverride w:val="1"/>
     </w:lvlOverride>
@@ -16222,7 +16569,7 @@
     </w:lvlOverride>
   </w:num>
   <w:num w:numId="1004">
-    <w:abstractNumId w:val="99411"/>
+    <w:abstractNumId w:val="99431"/>
     <w:lvlOverride w:ilvl="0">
       <w:startOverride w:val="1"/>
     </w:lvlOverride>
@@ -16282,6 +16629,96 @@
     </w:lvlOverride>
   </w:num>
   <w:num w:numId="1006">
+    <w:abstractNumId w:val="99431"/>
+    <w:lvlOverride w:ilvl="0">
+      <w:startOverride w:val="1"/>
+    </w:lvlOverride>
+    <w:lvlOverride w:ilvl="1">
+      <w:startOverride w:val="1"/>
+    </w:lvlOverride>
+    <w:lvlOverride w:ilvl="2">
+      <w:startOverride w:val="1"/>
+    </w:lvlOverride>
+    <w:lvlOverride w:ilvl="3">
+      <w:startOverride w:val="1"/>
+    </w:lvlOverride>
+    <w:lvlOverride w:ilvl="4">
+      <w:startOverride w:val="1"/>
+    </w:lvlOverride>
+    <w:lvlOverride w:ilvl="5">
+      <w:startOverride w:val="1"/>
+    </w:lvlOverride>
+    <w:lvlOverride w:ilvl="6">
+      <w:startOverride w:val="1"/>
+    </w:lvlOverride>
+    <w:lvlOverride w:ilvl="7">
+      <w:startOverride w:val="1"/>
+    </w:lvlOverride>
+    <w:lvlOverride w:ilvl="8">
+      <w:startOverride w:val="1"/>
+    </w:lvlOverride>
+  </w:num>
+  <w:num w:numId="1007">
+    <w:abstractNumId w:val="99411"/>
+    <w:lvlOverride w:ilvl="0">
+      <w:startOverride w:val="1"/>
+    </w:lvlOverride>
+    <w:lvlOverride w:ilvl="1">
+      <w:startOverride w:val="1"/>
+    </w:lvlOverride>
+    <w:lvlOverride w:ilvl="2">
+      <w:startOverride w:val="1"/>
+    </w:lvlOverride>
+    <w:lvlOverride w:ilvl="3">
+      <w:startOverride w:val="1"/>
+    </w:lvlOverride>
+    <w:lvlOverride w:ilvl="4">
+      <w:startOverride w:val="1"/>
+    </w:lvlOverride>
+    <w:lvlOverride w:ilvl="5">
+      <w:startOverride w:val="1"/>
+    </w:lvlOverride>
+    <w:lvlOverride w:ilvl="6">
+      <w:startOverride w:val="1"/>
+    </w:lvlOverride>
+    <w:lvlOverride w:ilvl="7">
+      <w:startOverride w:val="1"/>
+    </w:lvlOverride>
+    <w:lvlOverride w:ilvl="8">
+      <w:startOverride w:val="1"/>
+    </w:lvlOverride>
+  </w:num>
+  <w:num w:numId="1008">
+    <w:abstractNumId w:val="99411"/>
+    <w:lvlOverride w:ilvl="0">
+      <w:startOverride w:val="1"/>
+    </w:lvlOverride>
+    <w:lvlOverride w:ilvl="1">
+      <w:startOverride w:val="1"/>
+    </w:lvlOverride>
+    <w:lvlOverride w:ilvl="2">
+      <w:startOverride w:val="1"/>
+    </w:lvlOverride>
+    <w:lvlOverride w:ilvl="3">
+      <w:startOverride w:val="1"/>
+    </w:lvlOverride>
+    <w:lvlOverride w:ilvl="4">
+      <w:startOverride w:val="1"/>
+    </w:lvlOverride>
+    <w:lvlOverride w:ilvl="5">
+      <w:startOverride w:val="1"/>
+    </w:lvlOverride>
+    <w:lvlOverride w:ilvl="6">
+      <w:startOverride w:val="1"/>
+    </w:lvlOverride>
+    <w:lvlOverride w:ilvl="7">
+      <w:startOverride w:val="1"/>
+    </w:lvlOverride>
+    <w:lvlOverride w:ilvl="8">
+      <w:startOverride w:val="1"/>
+    </w:lvlOverride>
+  </w:num>
+  <w:num w:numId="1009">
     <w:abstractNumId w:val="99413"/>
     <w:lvlOverride w:ilvl="0">
       <w:startOverride w:val="3"/>
@@ -16311,14 +16748,134 @@
       <w:startOverride w:val="3"/>
     </w:lvlOverride>
   </w:num>
-  <w:num w:numId="1007">
+  <w:num w:numId="1010">
+    <w:abstractNumId w:val="99431"/>
+    <w:lvlOverride w:ilvl="0">
+      <w:startOverride w:val="1"/>
+    </w:lvlOverride>
+    <w:lvlOverride w:ilvl="1">
+      <w:startOverride w:val="1"/>
+    </w:lvlOverride>
+    <w:lvlOverride w:ilvl="2">
+      <w:startOverride w:val="1"/>
+    </w:lvlOverride>
+    <w:lvlOverride w:ilvl="3">
+      <w:startOverride w:val="1"/>
+    </w:lvlOverride>
+    <w:lvlOverride w:ilvl="4">
+      <w:startOverride w:val="1"/>
+    </w:lvlOverride>
+    <w:lvlOverride w:ilvl="5">
+      <w:startOverride w:val="1"/>
+    </w:lvlOverride>
+    <w:lvlOverride w:ilvl="6">
+      <w:startOverride w:val="1"/>
+    </w:lvlOverride>
+    <w:lvlOverride w:ilvl="7">
+      <w:startOverride w:val="1"/>
+    </w:lvlOverride>
+    <w:lvlOverride w:ilvl="8">
+      <w:startOverride w:val="1"/>
+    </w:lvlOverride>
+  </w:num>
+  <w:num w:numId="1011">
+    <w:abstractNumId w:val="99434"/>
+    <w:lvlOverride w:ilvl="0">
+      <w:startOverride w:val="4"/>
+    </w:lvlOverride>
+    <w:lvlOverride w:ilvl="1">
+      <w:startOverride w:val="4"/>
+    </w:lvlOverride>
+    <w:lvlOverride w:ilvl="2">
+      <w:startOverride w:val="4"/>
+    </w:lvlOverride>
+    <w:lvlOverride w:ilvl="3">
+      <w:startOverride w:val="4"/>
+    </w:lvlOverride>
+    <w:lvlOverride w:ilvl="4">
+      <w:startOverride w:val="4"/>
+    </w:lvlOverride>
+    <w:lvlOverride w:ilvl="5">
+      <w:startOverride w:val="4"/>
+    </w:lvlOverride>
+    <w:lvlOverride w:ilvl="6">
+      <w:startOverride w:val="4"/>
+    </w:lvlOverride>
+    <w:lvlOverride w:ilvl="7">
+      <w:startOverride w:val="4"/>
+    </w:lvlOverride>
+    <w:lvlOverride w:ilvl="8">
+      <w:startOverride w:val="4"/>
+    </w:lvlOverride>
+  </w:num>
+  <w:num w:numId="1012">
+    <w:abstractNumId w:val="99435"/>
+    <w:lvlOverride w:ilvl="0">
+      <w:startOverride w:val="5"/>
+    </w:lvlOverride>
+    <w:lvlOverride w:ilvl="1">
+      <w:startOverride w:val="5"/>
+    </w:lvlOverride>
+    <w:lvlOverride w:ilvl="2">
+      <w:startOverride w:val="5"/>
+    </w:lvlOverride>
+    <w:lvlOverride w:ilvl="3">
+      <w:startOverride w:val="5"/>
+    </w:lvlOverride>
+    <w:lvlOverride w:ilvl="4">
+      <w:startOverride w:val="5"/>
+    </w:lvlOverride>
+    <w:lvlOverride w:ilvl="5">
+      <w:startOverride w:val="5"/>
+    </w:lvlOverride>
+    <w:lvlOverride w:ilvl="6">
+      <w:startOverride w:val="5"/>
+    </w:lvlOverride>
+    <w:lvlOverride w:ilvl="7">
+      <w:startOverride w:val="5"/>
+    </w:lvlOverride>
+    <w:lvlOverride w:ilvl="8">
+      <w:startOverride w:val="5"/>
+    </w:lvlOverride>
+  </w:num>
+  <w:num w:numId="1013">
     <w:abstractNumId w:val="991"/>
   </w:num>
-  <w:num w:numId="1008">
+  <w:num w:numId="1014">
     <w:abstractNumId w:val="991"/>
   </w:num>
-  <w:num w:numId="1009">
+  <w:num w:numId="1015">
     <w:abstractNumId w:val="991"/>
+  </w:num>
+  <w:num w:numId="1016">
+    <w:abstractNumId w:val="99431"/>
+    <w:lvlOverride w:ilvl="0">
+      <w:startOverride w:val="1"/>
+    </w:lvlOverride>
+    <w:lvlOverride w:ilvl="1">
+      <w:startOverride w:val="1"/>
+    </w:lvlOverride>
+    <w:lvlOverride w:ilvl="2">
+      <w:startOverride w:val="1"/>
+    </w:lvlOverride>
+    <w:lvlOverride w:ilvl="3">
+      <w:startOverride w:val="1"/>
+    </w:lvlOverride>
+    <w:lvlOverride w:ilvl="4">
+      <w:startOverride w:val="1"/>
+    </w:lvlOverride>
+    <w:lvlOverride w:ilvl="5">
+      <w:startOverride w:val="1"/>
+    </w:lvlOverride>
+    <w:lvlOverride w:ilvl="6">
+      <w:startOverride w:val="1"/>
+    </w:lvlOverride>
+    <w:lvlOverride w:ilvl="7">
+      <w:startOverride w:val="1"/>
+    </w:lvlOverride>
+    <w:lvlOverride w:ilvl="8">
+      <w:startOverride w:val="1"/>
+    </w:lvlOverride>
   </w:num>
 </w:numbering>
 </file>

--- a/00-首页/题组Word/第一轮·综合套卷/第一轮综合卷12（学生版）.docx
+++ b/00-首页/题组Word/第一轮·综合套卷/第一轮综合卷12（学生版）.docx
@@ -1957,612 +1957,6 @@
     </w:p>
     <w:p>
       <w:pPr>
-        <w:pStyle w:val="BodyText"/>
-        <w:ind w:firstLine="420"/>
-      </w:pPr>
-      <w:r>
-        <w:rPr>
-          <w:rFonts w:hint="eastAsia" w:ascii="Times New Roman" w:hAnsi="Times New Roman" w:eastAsia="Times New Roman" w:cs="Times New Roman"/>
-        </w:rPr>
-        <w:t>17.298K</w:t>
-      </w:r>
-      <w:r>
-        <w:rPr>
-          <w:rFonts w:hint="eastAsia" w:ascii="Times New Roman" w:hAnsi="Times New Roman" w:eastAsia="FangSong" w:cs="Times New Roman"/>
-        </w:rPr>
-        <w:t>时</w:t>
-      </w:r>
-      <w:r>
-        <w:rPr>
-          <w:rFonts w:ascii="Times New Roman" w:hAnsi="Times New Roman" w:eastAsia="Times New Roman" w:cs="Times New Roman"/>
-        </w:rPr>
-        <w:t xml:space="preserve"> </w:t>
-      </w:r>
-      <m:oMath>
-        <m:oMathPr>
-          <m:ctrlPr>
-            <w:rPr>
-              <w:sz w:val="28"/>
-              <w:szCs w:val="28"/>
-            </w:rPr>
-          </m:ctrlPr>
-        </m:oMathPr>
-        <m:r>
-          <m:rPr>
-            <m:sty m:val="p"/>
-          </m:rPr>
-          <m:t>N</m:t>
-        </m:r>
-        <m:sSub>
-          <m:e>
-            <m:r>
-              <m:rPr>
-                <m:sty m:val="p"/>
-              </m:rPr>
-              <m:t>H</m:t>
-            </m:r>
-          </m:e>
-          <m:sub>
-            <m:r>
-              <m:rPr>
-                <m:sty m:val="p"/>
-              </m:rPr>
-              <m:t>4</m:t>
-            </m:r>
-          </m:sub>
-        </m:sSub>
-        <m:r>
-          <m:rPr>
-            <m:sty m:val="p"/>
-          </m:rPr>
-          <m:t>C</m:t>
-        </m:r>
-        <m:r>
-          <m:rPr>
-            <m:sty m:val="p"/>
-          </m:rPr>
-          <m:t>l</m:t>
-        </m:r>
-        <m:r>
-          <m:rPr>
-            <m:sty m:val="p"/>
-          </m:rPr>
-          <m:t>(</m:t>
-        </m:r>
-        <m:r>
-          <m:rPr>
-            <m:sty m:val="p"/>
-          </m:rPr>
-          <m:t>s</m:t>
-        </m:r>
-        <m:r>
-          <m:rPr>
-            <m:sty m:val="p"/>
-          </m:rPr>
-          <m:t>)</m:t>
-        </m:r>
-      </m:oMath>
-      <w:r>
-        <w:rPr>
-          <w:rFonts w:ascii="Times New Roman" w:hAnsi="Times New Roman" w:eastAsia="Times New Roman" w:cs="Times New Roman"/>
-        </w:rPr>
-        <w:t xml:space="preserve"> </w:t>
-      </w:r>
-      <w:r>
-        <w:rPr>
-          <w:rFonts w:hint="eastAsia" w:ascii="Times New Roman" w:hAnsi="Times New Roman" w:eastAsia="FangSong" w:cs="Times New Roman"/>
-        </w:rPr>
-        <w:t>按下式分解</w:t>
-      </w:r>
-      <w:r>
-        <w:rPr>
-          <w:rFonts w:hint="eastAsia" w:ascii="Times New Roman" w:hAnsi="Times New Roman" w:eastAsia="Times New Roman" w:cs="Times New Roman"/>
-        </w:rPr>
-        <w:t>：</w:t>
-      </w:r>
-      <w:r>
-        <w:rPr>
-          <w:rFonts w:ascii="Times New Roman" w:hAnsi="Times New Roman" w:eastAsia="Times New Roman" w:cs="Times New Roman"/>
-        </w:rPr>
-        <w:t xml:space="preserve"> </w:t>
-      </w:r>
-      <m:oMath>
-        <m:oMathPr>
-          <m:ctrlPr>
-            <w:rPr>
-              <w:sz w:val="28"/>
-              <w:szCs w:val="28"/>
-            </w:rPr>
-          </m:ctrlPr>
-        </m:oMathPr>
-        <m:r>
-          <m:rPr>
-            <m:sty m:val="p"/>
-          </m:rPr>
-          <m:t>N</m:t>
-        </m:r>
-        <m:sSub>
-          <m:e>
-            <m:r>
-              <m:rPr>
-                <m:sty m:val="p"/>
-              </m:rPr>
-              <m:t>H</m:t>
-            </m:r>
-          </m:e>
-          <m:sub>
-            <m:r>
-              <m:rPr>
-                <m:sty m:val="p"/>
-              </m:rPr>
-              <m:t>4</m:t>
-            </m:r>
-          </m:sub>
-        </m:sSub>
-        <m:r>
-          <m:rPr>
-            <m:sty m:val="p"/>
-          </m:rPr>
-          <m:t>C</m:t>
-        </m:r>
-        <m:r>
-          <m:rPr>
-            <m:sty m:val="p"/>
-          </m:rPr>
-          <m:t>l</m:t>
-        </m:r>
-        <m:r>
-          <m:rPr>
-            <m:sty m:val="p"/>
-          </m:rPr>
-          <m:t>(</m:t>
-        </m:r>
-        <m:r>
-          <m:rPr>
-            <m:sty m:val="p"/>
-          </m:rPr>
-          <m:t>s</m:t>
-        </m:r>
-        <m:r>
-          <m:rPr>
-            <m:sty m:val="p"/>
-          </m:rPr>
-          <m:t>)</m:t>
-        </m:r>
-        <m:r>
-          <m:rPr>
-            <m:sty m:val="p"/>
-          </m:rPr>
-          <m:t>=</m:t>
-        </m:r>
-        <m:r>
-          <m:rPr>
-            <m:sty m:val="p"/>
-          </m:rPr>
-          <m:t>N</m:t>
-        </m:r>
-        <m:sSub>
-          <m:e>
-            <m:r>
-              <m:rPr>
-                <m:sty m:val="p"/>
-              </m:rPr>
-              <m:t>H</m:t>
-            </m:r>
-          </m:e>
-          <m:sub>
-            <m:r>
-              <m:rPr>
-                <m:sty m:val="p"/>
-              </m:rPr>
-              <m:t>3</m:t>
-            </m:r>
-          </m:sub>
-        </m:sSub>
-        <m:r>
-          <m:rPr>
-            <m:sty m:val="p"/>
-          </m:rPr>
-          <m:t>(</m:t>
-        </m:r>
-        <m:r>
-          <m:rPr>
-            <m:sty m:val="p"/>
-          </m:rPr>
-          <m:t>g</m:t>
-        </m:r>
-        <m:r>
-          <m:rPr>
-            <m:sty m:val="p"/>
-          </m:rPr>
-          <m:t>)</m:t>
-        </m:r>
-        <m:r>
-          <m:rPr>
-            <m:sty m:val="p"/>
-          </m:rPr>
-          <m:t>+</m:t>
-        </m:r>
-        <m:r>
-          <m:rPr>
-            <m:sty m:val="p"/>
-          </m:rPr>
-          <m:t>H</m:t>
-        </m:r>
-        <m:r>
-          <m:rPr>
-            <m:sty m:val="p"/>
-          </m:rPr>
-          <m:t>C</m:t>
-        </m:r>
-        <m:r>
-          <m:rPr>
-            <m:sty m:val="p"/>
-          </m:rPr>
-          <m:t>l</m:t>
-        </m:r>
-        <m:r>
-          <m:rPr>
-            <m:sty m:val="p"/>
-          </m:rPr>
-          <m:t>(</m:t>
-        </m:r>
-        <m:r>
-          <m:rPr>
-            <m:sty m:val="p"/>
-          </m:rPr>
-          <m:t>g</m:t>
-        </m:r>
-        <m:r>
-          <m:rPr>
-            <m:sty m:val="p"/>
-          </m:rPr>
-          <m:t>)</m:t>
-        </m:r>
-      </m:oMath>
-      <w:r>
-        <w:rPr>
-          <w:rFonts w:ascii="Times New Roman" w:hAnsi="Times New Roman" w:eastAsia="Times New Roman" w:cs="Times New Roman"/>
-        </w:rPr>
-        <w:t xml:space="preserve"> </w:t>
-      </w:r>
-      <m:oMath>
-        <m:oMathPr>
-          <m:ctrlPr>
-            <w:rPr>
-              <w:sz w:val="28"/>
-              <w:szCs w:val="28"/>
-            </w:rPr>
-          </m:ctrlPr>
-        </m:oMathPr>
-        <m:sSub>
-          <m:e>
-            <m:r>
-              <m:rPr>
-                <m:sty m:val="p"/>
-              </m:rPr>
-              <m:t>Δ</m:t>
-            </m:r>
-          </m:e>
-          <m:sub>
-            <m:r>
-              <m:t>r</m:t>
-            </m:r>
-          </m:sub>
-        </m:sSub>
-        <m:sSubSup>
-          <m:e>
-            <m:r>
-              <m:t>G</m:t>
-            </m:r>
-          </m:e>
-          <m:sub>
-            <m:r>
-              <m:t>m</m:t>
-            </m:r>
-          </m:sub>
-          <m:sup>
-            <m:r>
-              <m:rPr>
-                <m:sty m:val="p"/>
-              </m:rPr>
-              <m:t>⊖</m:t>
-            </m:r>
-          </m:sup>
-        </m:sSubSup>
-        <m:r>
-          <m:rPr>
-            <m:sty m:val="p"/>
-          </m:rPr>
-          <m:t>=</m:t>
-        </m:r>
-        <m:r>
-          <m:t>92.0</m:t>
-        </m:r>
-        <m:r>
-          <m:rPr>
-            <m:sty m:val="p"/>
-          </m:rPr>
-          <m:t>k</m:t>
-        </m:r>
-        <m:r>
-          <m:rPr>
-            <m:sty m:val="p"/>
-          </m:rPr>
-          <m:t>J</m:t>
-        </m:r>
-        <m:r>
-          <m:rPr>
-            <m:sty m:val="p"/>
-          </m:rPr>
-          <m:t>/</m:t>
-        </m:r>
-        <m:r>
-          <m:rPr>
-            <m:sty m:val="p"/>
-          </m:rPr>
-          <m:t>m</m:t>
-        </m:r>
-        <m:r>
-          <m:rPr>
-            <m:sty m:val="p"/>
-          </m:rPr>
-          <m:t>o</m:t>
-        </m:r>
-        <m:r>
-          <m:rPr>
-            <m:sty m:val="p"/>
-          </m:rPr>
-          <m:t>l</m:t>
-        </m:r>
-      </m:oMath>
-    </w:p>
-    <w:p>
-      <w:pPr>
-        <w:pStyle w:val="BodyText"/>
-        <w:ind w:firstLine="420"/>
-      </w:pPr>
-      <w:r>
-        <w:rPr>
-          <w:rFonts w:hint="eastAsia" w:ascii="Times New Roman" w:hAnsi="Times New Roman" w:eastAsia="FangSong" w:cs="Times New Roman"/>
-        </w:rPr>
-        <w:t>则该体系的总压力</w:t>
-      </w:r>
-      <w:r>
-        <w:rPr>
-          <w:rFonts w:hint="eastAsia" w:ascii="Times New Roman" w:hAnsi="Times New Roman" w:eastAsia="Times New Roman" w:cs="Times New Roman"/>
-        </w:rPr>
-        <w:t>(kPa)</w:t>
-      </w:r>
-      <w:r>
-        <w:rPr>
-          <w:rFonts w:hint="eastAsia" w:ascii="Times New Roman" w:hAnsi="Times New Roman" w:eastAsia="FangSong" w:cs="Times New Roman"/>
-        </w:rPr>
-        <w:t>为</w:t>
-      </w:r>
-      <w:r>
-        <w:rPr>
-          <w:rFonts w:ascii="Times New Roman" w:hAnsi="Times New Roman" w:eastAsia="Times New Roman" w:cs="Times New Roman"/>
-        </w:rPr>
-        <w:t xml:space="preserve"> </w:t>
-      </w:r>
-      <w:r>
-        <w:rPr>
-          <w:rFonts w:ascii="Times New Roman" w:hAnsi="Times New Roman" w:eastAsia="Times New Roman" w:cs="Times New Roman"/>
-        </w:rPr>
-        <w:t xml:space="preserve">- A.</w:t>
-      </w:r>
-      <w:r>
-        <w:rPr>
-          <w:rFonts w:ascii="Times New Roman" w:hAnsi="Times New Roman" w:eastAsia="Times New Roman" w:cs="Times New Roman"/>
-        </w:rPr>
-        <w:t xml:space="preserve"> </w:t>
-      </w:r>
-      <m:oMath>
-        <m:oMathPr>
-          <m:ctrlPr>
-            <w:rPr>
-              <w:sz w:val="28"/>
-              <w:szCs w:val="28"/>
-            </w:rPr>
-          </m:ctrlPr>
-        </m:oMathPr>
-        <m:r>
-          <m:t>1.76</m:t>
-        </m:r>
-        <m:r>
-          <m:rPr>
-            <m:sty m:val="p"/>
-          </m:rPr>
-          <m:t>×</m:t>
-        </m:r>
-        <m:sSup>
-          <m:e>
-            <m:r>
-              <m:t>10</m:t>
-            </m:r>
-          </m:e>
-          <m:sup>
-            <m:r>
-              <m:rPr>
-                <m:sty m:val="p"/>
-              </m:rPr>
-              <m:t>−</m:t>
-            </m:r>
-            <m:r>
-              <m:t>6</m:t>
-            </m:r>
-          </m:sup>
-        </m:sSup>
-      </m:oMath>
-      <w:r>
-        <w:rPr>
-          <w:rFonts w:ascii="Times New Roman" w:hAnsi="Times New Roman" w:eastAsia="Times New Roman" w:cs="Times New Roman"/>
-        </w:rPr>
-        <w:t xml:space="preserve"> </w:t>
-      </w:r>
-      <w:r>
-        <w:rPr>
-          <w:rFonts w:ascii="Times New Roman" w:hAnsi="Times New Roman" w:eastAsia="Times New Roman" w:cs="Times New Roman"/>
-        </w:rPr>
-        <w:t xml:space="preserve">- B.</w:t>
-      </w:r>
-      <w:r>
-        <w:rPr>
-          <w:rFonts w:ascii="Times New Roman" w:hAnsi="Times New Roman" w:eastAsia="Times New Roman" w:cs="Times New Roman"/>
-        </w:rPr>
-        <w:t xml:space="preserve"> </w:t>
-      </w:r>
-      <m:oMath>
-        <m:oMathPr>
-          <m:ctrlPr>
-            <w:rPr>
-              <w:sz w:val="28"/>
-              <w:szCs w:val="28"/>
-            </w:rPr>
-          </m:ctrlPr>
-        </m:oMathPr>
-        <m:r>
-          <m:t>6.86</m:t>
-        </m:r>
-        <m:r>
-          <m:rPr>
-            <m:sty m:val="p"/>
-          </m:rPr>
-          <m:t>×</m:t>
-        </m:r>
-        <m:sSup>
-          <m:e>
-            <m:r>
-              <m:t>10</m:t>
-            </m:r>
-          </m:e>
-          <m:sup>
-            <m:r>
-              <m:rPr>
-                <m:sty m:val="p"/>
-              </m:rPr>
-              <m:t>−</m:t>
-            </m:r>
-            <m:r>
-              <m:t>7</m:t>
-            </m:r>
-          </m:sup>
-        </m:sSup>
-      </m:oMath>
-      <w:r>
-        <w:rPr>
-          <w:rFonts w:ascii="Times New Roman" w:hAnsi="Times New Roman" w:eastAsia="Times New Roman" w:cs="Times New Roman"/>
-        </w:rPr>
-        <w:t xml:space="preserve"> </w:t>
-      </w:r>
-      <w:r>
-        <w:rPr>
-          <w:rFonts w:ascii="Times New Roman" w:hAnsi="Times New Roman" w:eastAsia="Times New Roman" w:cs="Times New Roman"/>
-        </w:rPr>
-        <w:t xml:space="preserve">- C.</w:t>
-      </w:r>
-      <w:r>
-        <w:rPr>
-          <w:rFonts w:ascii="Times New Roman" w:hAnsi="Times New Roman" w:eastAsia="Times New Roman" w:cs="Times New Roman"/>
-        </w:rPr>
-        <w:t xml:space="preserve"> </w:t>
-      </w:r>
-      <m:oMath>
-        <m:oMathPr>
-          <m:ctrlPr>
-            <w:rPr>
-              <w:sz w:val="28"/>
-              <w:szCs w:val="28"/>
-            </w:rPr>
-          </m:ctrlPr>
-        </m:oMathPr>
-        <m:r>
-          <m:t>8.67</m:t>
-        </m:r>
-        <m:r>
-          <m:rPr>
-            <m:sty m:val="p"/>
-          </m:rPr>
-          <m:t>×</m:t>
-        </m:r>
-        <m:sSup>
-          <m:e>
-            <m:r>
-              <m:t>10</m:t>
-            </m:r>
-          </m:e>
-          <m:sup>
-            <m:r>
-              <m:rPr>
-                <m:sty m:val="p"/>
-              </m:rPr>
-              <m:t>−</m:t>
-            </m:r>
-            <m:r>
-              <m:t>4</m:t>
-            </m:r>
-          </m:sup>
-        </m:sSup>
-      </m:oMath>
-      <w:r>
-        <w:rPr>
-          <w:rFonts w:ascii="Times New Roman" w:hAnsi="Times New Roman" w:eastAsia="Times New Roman" w:cs="Times New Roman"/>
-        </w:rPr>
-        <w:t xml:space="preserve"> </w:t>
-      </w:r>
-      <w:r>
-        <w:rPr>
-          <w:rFonts w:ascii="Times New Roman" w:hAnsi="Times New Roman" w:eastAsia="Times New Roman" w:cs="Times New Roman"/>
-        </w:rPr>
-        <w:t xml:space="preserve">- D.</w:t>
-      </w:r>
-      <w:r>
-        <w:rPr>
-          <w:rFonts w:ascii="Times New Roman" w:hAnsi="Times New Roman" w:eastAsia="Times New Roman" w:cs="Times New Roman"/>
-        </w:rPr>
-        <w:t xml:space="preserve"> </w:t>
-      </w:r>
-      <m:oMath>
-        <m:oMathPr>
-          <m:ctrlPr>
-            <w:rPr>
-              <w:sz w:val="28"/>
-              <w:szCs w:val="28"/>
-            </w:rPr>
-          </m:ctrlPr>
-        </m:oMathPr>
-        <m:r>
-          <m:t>5.45</m:t>
-        </m:r>
-        <m:r>
-          <m:rPr>
-            <m:sty m:val="p"/>
-          </m:rPr>
-          <m:t>×</m:t>
-        </m:r>
-        <m:sSup>
-          <m:e>
-            <m:r>
-              <m:t>10</m:t>
-            </m:r>
-          </m:e>
-          <m:sup>
-            <m:r>
-              <m:rPr>
-                <m:sty m:val="p"/>
-              </m:rPr>
-              <m:t>−</m:t>
-            </m:r>
-            <m:r>
-              <m:t>8</m:t>
-            </m:r>
-          </m:sup>
-        </m:sSup>
-      </m:oMath>
-    </w:p>
-    <w:p>
-      <w:pPr>
         <w:spacing w:before="160" w:after="80"/>
       </w:pPr>
       <w:r>
@@ -3234,7 +2628,7 @@
         <w:rPr>
           <w:rFonts w:ascii="Times New Roman" w:hAnsi="Times New Roman" w:eastAsia="Times New Roman" w:cs="Times New Roman"/>
         </w:rPr>
-        <w:t xml:space="preserve">2-2-1 </w:t>
+        <w:t xml:space="preserve">① </w:t>
       </w:r>
       <w:r>
         <w:rPr>
@@ -3270,7 +2664,7 @@
         <w:rPr>
           <w:rFonts w:ascii="Times New Roman" w:hAnsi="Times New Roman" w:eastAsia="Times New Roman" w:cs="Times New Roman"/>
         </w:rPr>
-        <w:t xml:space="preserve">2-2-2 </w:t>
+        <w:t xml:space="preserve">② </w:t>
       </w:r>
       <w:r>
         <w:rPr>
@@ -3306,7 +2700,7 @@
         <w:rPr>
           <w:rFonts w:ascii="Times New Roman" w:hAnsi="Times New Roman" w:eastAsia="Times New Roman" w:cs="Times New Roman"/>
         </w:rPr>
-        <w:t xml:space="preserve">2-2-3 </w:t>
+        <w:t xml:space="preserve">③ </w:t>
       </w:r>
       <w:r>
         <w:rPr>
@@ -12079,12 +11473,6 @@
       </w:pPr>
       <w:r>
         <w:rPr>
-          <w:rFonts w:ascii="Times New Roman" w:hAnsi="Times New Roman" w:eastAsia="Times New Roman" w:cs="Times New Roman"/>
-        </w:rPr>
-        <w:t xml:space="preserve">3-4-1 </w:t>
-      </w:r>
-      <w:r>
-        <w:rPr>
           <w:rFonts w:hint="eastAsia" w:ascii="Times New Roman" w:hAnsi="Times New Roman" w:eastAsia="FangSong" w:cs="Times New Roman"/>
         </w:rPr>
         <w:t xml:space="preserve">反应</w:t>
@@ -12093,7 +11481,25 @@
         <w:rPr>
           <w:rFonts w:ascii="Times New Roman" w:hAnsi="Times New Roman" w:eastAsia="Times New Roman" w:cs="Times New Roman"/>
         </w:rPr>
-        <w:t xml:space="preserve"> (1): A. </w:t>
+        <w:t xml:space="preserve"> </w:t>
+      </w:r>
+      <w:r>
+        <w:rPr>
+          <w:rFonts w:hint="eastAsia" w:ascii="Times New Roman" w:hAnsi="Times New Roman" w:eastAsia="Times New Roman" w:cs="Times New Roman"/>
+        </w:rPr>
+        <w:t xml:space="preserve">(1)：</w:t>
+      </w:r>
+      <w:r>
+        <w:rPr>
+          <w:rFonts w:ascii="Times New Roman" w:hAnsi="Times New Roman" w:eastAsia="Times New Roman" w:cs="Times New Roman"/>
+        </w:rPr>
+        <w:t xml:space="preserve"> </w:t>
+      </w:r>
+      <w:r>
+        <w:rPr>
+          <w:rFonts w:ascii="Times New Roman" w:hAnsi="Times New Roman" w:eastAsia="Times New Roman" w:cs="Times New Roman"/>
+        </w:rPr>
+        <w:t xml:space="preserve">- A. </w:t>
       </w:r>
       <w:r>
         <w:rPr>
@@ -12105,7 +11511,13 @@
         <w:rPr>
           <w:rFonts w:ascii="Times New Roman" w:hAnsi="Times New Roman" w:eastAsia="Times New Roman" w:cs="Times New Roman"/>
         </w:rPr>
-        <w:t xml:space="preserve"> B. </w:t>
+        <w:t xml:space="preserve"> </w:t>
+      </w:r>
+      <w:r>
+        <w:rPr>
+          <w:rFonts w:ascii="Times New Roman" w:hAnsi="Times New Roman" w:eastAsia="Times New Roman" w:cs="Times New Roman"/>
+        </w:rPr>
+        <w:t xml:space="preserve">- B. </w:t>
       </w:r>
       <w:r>
         <w:rPr>
@@ -12117,7 +11529,13 @@
         <w:rPr>
           <w:rFonts w:ascii="Times New Roman" w:hAnsi="Times New Roman" w:eastAsia="Times New Roman" w:cs="Times New Roman"/>
         </w:rPr>
-        <w:t xml:space="preserve"> C. </w:t>
+        <w:t xml:space="preserve"> </w:t>
+      </w:r>
+      <w:r>
+        <w:rPr>
+          <w:rFonts w:ascii="Times New Roman" w:hAnsi="Times New Roman" w:eastAsia="Times New Roman" w:cs="Times New Roman"/>
+        </w:rPr>
+        <w:t xml:space="preserve">- C. </w:t>
       </w:r>
       <w:r>
         <w:rPr>
@@ -12133,12 +11551,6 @@
       </w:pPr>
       <w:r>
         <w:rPr>
-          <w:rFonts w:ascii="Times New Roman" w:hAnsi="Times New Roman" w:eastAsia="Times New Roman" w:cs="Times New Roman"/>
-        </w:rPr>
-        <w:t xml:space="preserve">3-4-2 </w:t>
-      </w:r>
-      <w:r>
-        <w:rPr>
           <w:rFonts w:hint="eastAsia" w:ascii="Times New Roman" w:hAnsi="Times New Roman" w:eastAsia="FangSong" w:cs="Times New Roman"/>
         </w:rPr>
         <w:t xml:space="preserve">反应</w:t>
@@ -12147,7 +11559,25 @@
         <w:rPr>
           <w:rFonts w:ascii="Times New Roman" w:hAnsi="Times New Roman" w:eastAsia="Times New Roman" w:cs="Times New Roman"/>
         </w:rPr>
-        <w:t xml:space="preserve"> (2): A. </w:t>
+        <w:t xml:space="preserve"> </w:t>
+      </w:r>
+      <w:r>
+        <w:rPr>
+          <w:rFonts w:hint="eastAsia" w:ascii="Times New Roman" w:hAnsi="Times New Roman" w:eastAsia="Times New Roman" w:cs="Times New Roman"/>
+        </w:rPr>
+        <w:t xml:space="preserve">(2)：</w:t>
+      </w:r>
+      <w:r>
+        <w:rPr>
+          <w:rFonts w:ascii="Times New Roman" w:hAnsi="Times New Roman" w:eastAsia="Times New Roman" w:cs="Times New Roman"/>
+        </w:rPr>
+        <w:t xml:space="preserve"> </w:t>
+      </w:r>
+      <w:r>
+        <w:rPr>
+          <w:rFonts w:ascii="Times New Roman" w:hAnsi="Times New Roman" w:eastAsia="Times New Roman" w:cs="Times New Roman"/>
+        </w:rPr>
+        <w:t xml:space="preserve">- A. </w:t>
       </w:r>
       <w:r>
         <w:rPr>
@@ -12159,7 +11589,13 @@
         <w:rPr>
           <w:rFonts w:ascii="Times New Roman" w:hAnsi="Times New Roman" w:eastAsia="Times New Roman" w:cs="Times New Roman"/>
         </w:rPr>
-        <w:t xml:space="preserve"> B. </w:t>
+        <w:t xml:space="preserve"> </w:t>
+      </w:r>
+      <w:r>
+        <w:rPr>
+          <w:rFonts w:ascii="Times New Roman" w:hAnsi="Times New Roman" w:eastAsia="Times New Roman" w:cs="Times New Roman"/>
+        </w:rPr>
+        <w:t xml:space="preserve">- B. </w:t>
       </w:r>
       <w:r>
         <w:rPr>
@@ -12171,7 +11607,13 @@
         <w:rPr>
           <w:rFonts w:ascii="Times New Roman" w:hAnsi="Times New Roman" w:eastAsia="Times New Roman" w:cs="Times New Roman"/>
         </w:rPr>
-        <w:t xml:space="preserve"> C. </w:t>
+        <w:t xml:space="preserve"> </w:t>
+      </w:r>
+      <w:r>
+        <w:rPr>
+          <w:rFonts w:ascii="Times New Roman" w:hAnsi="Times New Roman" w:eastAsia="Times New Roman" w:cs="Times New Roman"/>
+        </w:rPr>
+        <w:t xml:space="preserve">- C. </w:t>
       </w:r>
       <w:r>
         <w:rPr>
@@ -12257,12 +11699,6 @@
       </w:pPr>
       <w:r>
         <w:rPr>
-          <w:rFonts w:ascii="Times New Roman" w:hAnsi="Times New Roman" w:eastAsia="Times New Roman" w:cs="Times New Roman"/>
-        </w:rPr>
-        <w:t xml:space="preserve">3-5-1 </w:t>
-      </w:r>
-      <w:r>
-        <w:rPr>
           <w:rFonts w:hint="eastAsia" w:ascii="Times New Roman" w:hAnsi="Times New Roman" w:eastAsia="FangSong" w:cs="Times New Roman"/>
         </w:rPr>
         <w:t xml:space="preserve">反应</w:t>
@@ -12271,7 +11707,25 @@
         <w:rPr>
           <w:rFonts w:ascii="Times New Roman" w:hAnsi="Times New Roman" w:eastAsia="Times New Roman" w:cs="Times New Roman"/>
         </w:rPr>
-        <w:t xml:space="preserve"> (1): A. </w:t>
+        <w:t xml:space="preserve"> </w:t>
+      </w:r>
+      <w:r>
+        <w:rPr>
+          <w:rFonts w:hint="eastAsia" w:ascii="Times New Roman" w:hAnsi="Times New Roman" w:eastAsia="Times New Roman" w:cs="Times New Roman"/>
+        </w:rPr>
+        <w:t xml:space="preserve">(1)：</w:t>
+      </w:r>
+      <w:r>
+        <w:rPr>
+          <w:rFonts w:ascii="Times New Roman" w:hAnsi="Times New Roman" w:eastAsia="Times New Roman" w:cs="Times New Roman"/>
+        </w:rPr>
+        <w:t xml:space="preserve"> </w:t>
+      </w:r>
+      <w:r>
+        <w:rPr>
+          <w:rFonts w:ascii="Times New Roman" w:hAnsi="Times New Roman" w:eastAsia="Times New Roman" w:cs="Times New Roman"/>
+        </w:rPr>
+        <w:t xml:space="preserve">- A. </w:t>
       </w:r>
       <w:r>
         <w:rPr>
@@ -12283,7 +11737,13 @@
         <w:rPr>
           <w:rFonts w:ascii="Times New Roman" w:hAnsi="Times New Roman" w:eastAsia="Times New Roman" w:cs="Times New Roman"/>
         </w:rPr>
-        <w:t xml:space="preserve"> B. </w:t>
+        <w:t xml:space="preserve"> </w:t>
+      </w:r>
+      <w:r>
+        <w:rPr>
+          <w:rFonts w:ascii="Times New Roman" w:hAnsi="Times New Roman" w:eastAsia="Times New Roman" w:cs="Times New Roman"/>
+        </w:rPr>
+        <w:t xml:space="preserve">- B. </w:t>
       </w:r>
       <w:r>
         <w:rPr>
@@ -12295,7 +11755,13 @@
         <w:rPr>
           <w:rFonts w:ascii="Times New Roman" w:hAnsi="Times New Roman" w:eastAsia="Times New Roman" w:cs="Times New Roman"/>
         </w:rPr>
-        <w:t xml:space="preserve"> C. </w:t>
+        <w:t xml:space="preserve"> </w:t>
+      </w:r>
+      <w:r>
+        <w:rPr>
+          <w:rFonts w:ascii="Times New Roman" w:hAnsi="Times New Roman" w:eastAsia="Times New Roman" w:cs="Times New Roman"/>
+        </w:rPr>
+        <w:t xml:space="preserve">- C. </w:t>
       </w:r>
       <w:r>
         <w:rPr>
@@ -12311,12 +11777,6 @@
       </w:pPr>
       <w:r>
         <w:rPr>
-          <w:rFonts w:ascii="Times New Roman" w:hAnsi="Times New Roman" w:eastAsia="Times New Roman" w:cs="Times New Roman"/>
-        </w:rPr>
-        <w:t xml:space="preserve">3-5-2 </w:t>
-      </w:r>
-      <w:r>
-        <w:rPr>
           <w:rFonts w:hint="eastAsia" w:ascii="Times New Roman" w:hAnsi="Times New Roman" w:eastAsia="FangSong" w:cs="Times New Roman"/>
         </w:rPr>
         <w:t xml:space="preserve">反应</w:t>
@@ -12325,7 +11785,25 @@
         <w:rPr>
           <w:rFonts w:ascii="Times New Roman" w:hAnsi="Times New Roman" w:eastAsia="Times New Roman" w:cs="Times New Roman"/>
         </w:rPr>
-        <w:t xml:space="preserve"> (2): A. </w:t>
+        <w:t xml:space="preserve"> </w:t>
+      </w:r>
+      <w:r>
+        <w:rPr>
+          <w:rFonts w:hint="eastAsia" w:ascii="Times New Roman" w:hAnsi="Times New Roman" w:eastAsia="Times New Roman" w:cs="Times New Roman"/>
+        </w:rPr>
+        <w:t xml:space="preserve">(2)：</w:t>
+      </w:r>
+      <w:r>
+        <w:rPr>
+          <w:rFonts w:ascii="Times New Roman" w:hAnsi="Times New Roman" w:eastAsia="Times New Roman" w:cs="Times New Roman"/>
+        </w:rPr>
+        <w:t xml:space="preserve"> </w:t>
+      </w:r>
+      <w:r>
+        <w:rPr>
+          <w:rFonts w:ascii="Times New Roman" w:hAnsi="Times New Roman" w:eastAsia="Times New Roman" w:cs="Times New Roman"/>
+        </w:rPr>
+        <w:t xml:space="preserve">- A. </w:t>
       </w:r>
       <w:r>
         <w:rPr>
@@ -12337,7 +11815,13 @@
         <w:rPr>
           <w:rFonts w:ascii="Times New Roman" w:hAnsi="Times New Roman" w:eastAsia="Times New Roman" w:cs="Times New Roman"/>
         </w:rPr>
-        <w:t xml:space="preserve"> B. </w:t>
+        <w:t xml:space="preserve"> </w:t>
+      </w:r>
+      <w:r>
+        <w:rPr>
+          <w:rFonts w:ascii="Times New Roman" w:hAnsi="Times New Roman" w:eastAsia="Times New Roman" w:cs="Times New Roman"/>
+        </w:rPr>
+        <w:t xml:space="preserve">- B. </w:t>
       </w:r>
       <w:r>
         <w:rPr>
@@ -12349,7 +11833,13 @@
         <w:rPr>
           <w:rFonts w:ascii="Times New Roman" w:hAnsi="Times New Roman" w:eastAsia="Times New Roman" w:cs="Times New Roman"/>
         </w:rPr>
-        <w:t xml:space="preserve"> C. </w:t>
+        <w:t xml:space="preserve"> </w:t>
+      </w:r>
+      <w:r>
+        <w:rPr>
+          <w:rFonts w:ascii="Times New Roman" w:hAnsi="Times New Roman" w:eastAsia="Times New Roman" w:cs="Times New Roman"/>
+        </w:rPr>
+        <w:t xml:space="preserve">- C. </w:t>
       </w:r>
       <w:r>
         <w:rPr>

--- a/00-首页/题组Word/第一轮·综合套卷/第一轮综合卷12（学生版）.docx
+++ b/00-首页/题组Word/第一轮·综合套卷/第一轮综合卷12（学生版）.docx
@@ -10012,6 +10012,16 @@
             </m:rPr>
             <m:t>)</m:t>
           </m:r>
+          <m:r>
+            <m:t>  </m:t>
+          </m:r>
+          <m:r>
+            <m:rPr>
+              <m:nor/>
+              <m:sty m:val="p"/>
+            </m:rPr>
+            <m:t>（1）</m:t>
+          </m:r>
         </m:oMath>
       </m:oMathPara>
     </w:p>
@@ -10223,6 +10233,16 @@
               <m:sty m:val="p"/>
             </m:rPr>
             <m:t>)</m:t>
+          </m:r>
+          <m:r>
+            <m:t>  </m:t>
+          </m:r>
+          <m:r>
+            <m:rPr>
+              <m:nor/>
+              <m:sty m:val="p"/>
+            </m:rPr>
+            <m:t>（2）</m:t>
           </m:r>
         </m:oMath>
       </m:oMathPara>

--- a/00-首页/题组Word/第一轮·综合套卷/第一轮综合卷12（学生版）.docx
+++ b/00-首页/题组Word/第一轮·综合套卷/第一轮综合卷12（学生版）.docx
@@ -2,7 +2,7 @@
 <file path=word/document.xml><?xml version="1.0" encoding="utf-8"?>
 <w:document xmlns:w="http://schemas.openxmlformats.org/wordprocessingml/2006/main" xmlns:m="http://schemas.openxmlformats.org/officeDocument/2006/math" xmlns:r="http://schemas.openxmlformats.org/officeDocument/2006/relationships" xmlns:o="urn:schemas-microsoft-com:office:office" xmlns:v="urn:schemas-microsoft-com:vml" xmlns:w10="urn:schemas-microsoft-com:office:word" xmlns:a="http://schemas.openxmlformats.org/drawingml/2006/main" xmlns:pic="http://schemas.openxmlformats.org/drawingml/2006/picture" xmlns:wp="http://schemas.openxmlformats.org/drawingml/2006/wordprocessingDrawing">
   <w:body>
-    <w:bookmarkStart w:id="57" w:name="第一轮综合练习-第12卷"/>
+    <w:bookmarkStart w:id="54" w:name="第一轮综合练习-第12卷"/>
     <w:p>
       <w:pPr>
         <w:pStyle w:val="Heading1"/>
@@ -104,7 +104,7 @@
         </w:pict>
       </w:r>
     </w:p>
-    <w:bookmarkStart w:id="56" w:name="题目"/>
+    <w:bookmarkStart w:id="53" w:name="题目"/>
     <w:p>
       <w:pPr>
         <w:pStyle w:val="Heading2"/>
@@ -7590,7 +7590,7 @@
       </w:r>
     </w:p>
     <w:bookmarkEnd w:id="27"/>
-    <w:bookmarkStart w:id="31" w:name="第14题"/>
+    <w:bookmarkStart w:id="28" w:name="第14题"/>
     <w:p>
       <w:pPr>
         <w:pStyle w:val="Heading3"/>
@@ -7944,7 +7944,43 @@
     </w:p>
     <w:p>
       <w:pPr>
-        <w:pStyle w:val="BodyText"/>
+        <w:pStyle w:val="BlockText"/>
+        <w:ind w:firstLine="420"/>
+      </w:pPr>
+      <w:r>
+        <w:rPr>
+          <w:rFonts w:ascii="Times New Roman" w:hAnsi="Times New Roman" w:eastAsia="Times New Roman" w:cs="Times New Roman"/>
+        </w:rPr>
+        <w:t xml:space="preserve">⛔ </w:t>
+      </w:r>
+      <w:r>
+        <w:rPr>
+          <w:rFonts w:hint="eastAsia" w:ascii="Times New Roman" w:hAnsi="Times New Roman" w:eastAsia="FangSong" w:cs="Times New Roman"/>
+        </w:rPr>
+        <w:t>待补教材图</w:t>
+      </w:r>
+      <w:r>
+        <w:rPr>
+          <w:rFonts w:hint="eastAsia" w:ascii="Times New Roman" w:hAnsi="Times New Roman" w:eastAsia="Times New Roman" w:cs="Times New Roman"/>
+        </w:rPr>
+        <w:t>（</w:t>
+      </w:r>
+      <w:r>
+        <w:rPr>
+          <w:rFonts w:hint="eastAsia" w:ascii="Times New Roman" w:hAnsi="Times New Roman" w:eastAsia="FangSong" w:cs="Times New Roman"/>
+        </w:rPr>
+        <w:t>原图缺失</w:t>
+      </w:r>
+      <w:r>
+        <w:rPr>
+          <w:rFonts w:hint="eastAsia" w:ascii="Times New Roman" w:hAnsi="Times New Roman" w:eastAsia="Times New Roman" w:cs="Times New Roman"/>
+        </w:rPr>
+        <w:t>）</w:t>
+      </w:r>
+    </w:p>
+    <w:p>
+      <w:pPr>
+        <w:pStyle w:val="FirstParagraph"/>
         <w:ind w:firstLine="420"/>
       </w:pPr>
       <w:r>
@@ -8333,58 +8369,6 @@
     </w:p>
     <w:p>
       <w:pPr>
-        <w:pStyle w:val="BodyText"/>
-        <w:spacing w:before="160" w:after="80"/>
-        <w:jc w:val="center"/>
-      </w:pPr>
-      <w:r>
-        <w:rPr>
-          <w:rFonts w:ascii="Times New Roman" w:hAnsi="Times New Roman" w:eastAsia="Times New Roman" w:cs="Times New Roman"/>
-        </w:rPr>
-        <w:drawing>
-          <wp:inline>
-            <wp:extent cx="3600000" cy="2308332"/>
-            <wp:effectExtent b="0" l="0" r="0" t="0"/>
-            <wp:docPr descr="" title="" id="29" name="Picture"/>
-            <a:graphic>
-              <a:graphicData uri="http://schemas.openxmlformats.org/drawingml/2006/picture">
-                <pic:pic>
-                  <pic:nvPicPr>
-                    <pic:cNvPr descr="7937fa3a4ad6d5d9124ba067bca2710abd9c4ab591c0e70741f298f0452bda78.png" id="30" name="Picture"/>
-                    <pic:cNvPicPr>
-                      <a:picLocks noChangeArrowheads="1" noChangeAspect="1"/>
-                    </pic:cNvPicPr>
-                  </pic:nvPicPr>
-                  <pic:blipFill>
-                    <a:blip r:embed="rId28"/>
-                    <a:stretch>
-                      <a:fillRect/>
-                    </a:stretch>
-                  </pic:blipFill>
-                  <pic:spPr bwMode="auto">
-                    <a:xfrm>
-                      <a:off x="0" y="0"/>
-                      <a:ext cx="3600000" cy="2308332"/>
-                    </a:xfrm>
-                    <a:prstGeom prst="rect">
-                      <a:avLst/>
-                    </a:prstGeom>
-                    <a:noFill/>
-                    <a:ln w="9525">
-                      <a:noFill/>
-                      <a:headEnd/>
-                      <a:tailEnd/>
-                    </a:ln>
-                  </pic:spPr>
-                </pic:pic>
-              </a:graphicData>
-            </a:graphic>
-          </wp:inline>
-        </w:drawing>
-      </w:r>
-    </w:p>
-    <w:p>
-      <w:pPr>
         <w:spacing w:before="160" w:after="80"/>
       </w:pPr>
       <w:r>
@@ -8393,8 +8377,8 @@
         </w:pict>
       </w:r>
     </w:p>
-    <w:bookmarkEnd w:id="31"/>
-    <w:bookmarkStart w:id="32" w:name="第15题"/>
+    <w:bookmarkEnd w:id="28"/>
+    <w:bookmarkStart w:id="29" w:name="第15题"/>
     <w:p>
       <w:pPr>
         <w:pStyle w:val="Heading3"/>
@@ -8808,8 +8792,8 @@
         </w:pict>
       </w:r>
     </w:p>
-    <w:bookmarkEnd w:id="32"/>
-    <w:bookmarkStart w:id="33" w:name="第16题"/>
+    <w:bookmarkEnd w:id="29"/>
+    <w:bookmarkStart w:id="30" w:name="第16题"/>
     <w:p>
       <w:pPr>
         <w:pStyle w:val="Heading3"/>
@@ -9720,8 +9704,8 @@
         </w:pict>
       </w:r>
     </w:p>
-    <w:bookmarkEnd w:id="33"/>
-    <w:bookmarkStart w:id="34" w:name="第17题"/>
+    <w:bookmarkEnd w:id="30"/>
+    <w:bookmarkStart w:id="31" w:name="第17题"/>
     <w:p>
       <w:pPr>
         <w:pStyle w:val="Heading3"/>
@@ -11878,8 +11862,8 @@
         </w:pict>
       </w:r>
     </w:p>
-    <w:bookmarkEnd w:id="34"/>
-    <w:bookmarkStart w:id="44" w:name="第18题"/>
+    <w:bookmarkEnd w:id="31"/>
+    <w:bookmarkStart w:id="41" w:name="第18题"/>
     <w:p>
       <w:pPr>
         <w:pStyle w:val="Heading3"/>
@@ -11984,18 +11968,18 @@
           <wp:inline>
             <wp:extent cx="3600000" cy="1040138"/>
             <wp:effectExtent b="0" l="0" r="0" t="0"/>
-            <wp:docPr descr="" title="" id="36" name="Picture"/>
+            <wp:docPr descr="" title="" id="33" name="Picture"/>
             <a:graphic>
               <a:graphicData uri="http://schemas.openxmlformats.org/drawingml/2006/picture">
                 <pic:pic>
                   <pic:nvPicPr>
-                    <pic:cNvPr descr="0bd8e9a0ee0b005d.png" id="37" name="Picture"/>
+                    <pic:cNvPr descr="0bd8e9a0ee0b005d.png" id="34" name="Picture"/>
                     <pic:cNvPicPr>
                       <a:picLocks noChangeArrowheads="1" noChangeAspect="1"/>
                     </pic:cNvPicPr>
                   </pic:nvPicPr>
                   <pic:blipFill>
-                    <a:blip r:embed="rId35"/>
+                    <a:blip r:embed="rId32"/>
                     <a:stretch>
                       <a:fillRect/>
                     </a:stretch>
@@ -12306,18 +12290,18 @@
           <wp:inline>
             <wp:extent cx="3136900" cy="901700"/>
             <wp:effectExtent b="0" l="0" r="0" t="0"/>
-            <wp:docPr descr="" title="" id="39" name="Picture"/>
+            <wp:docPr descr="" title="" id="36" name="Picture"/>
             <a:graphic>
               <a:graphicData uri="http://schemas.openxmlformats.org/drawingml/2006/picture">
                 <pic:pic>
                   <pic:nvPicPr>
-                    <pic:cNvPr descr="98b729598659fcd371537d4e01b4bbe94bcca551387271b0ad51a35516f66c18.png" id="40" name="Picture"/>
+                    <pic:cNvPr descr="98b729598659fcd371537d4e01b4bbe94bcca551387271b0ad51a35516f66c18.png" id="37" name="Picture"/>
                     <pic:cNvPicPr>
                       <a:picLocks noChangeArrowheads="1" noChangeAspect="1"/>
                     </pic:cNvPicPr>
                   </pic:nvPicPr>
                   <pic:blipFill>
-                    <a:blip r:embed="rId38"/>
+                    <a:blip r:embed="rId35"/>
                     <a:stretch>
                       <a:fillRect/>
                     </a:stretch>
@@ -12448,18 +12432,18 @@
           <wp:inline>
             <wp:extent cx="3276600" cy="1143000"/>
             <wp:effectExtent b="0" l="0" r="0" t="0"/>
-            <wp:docPr descr="" title="" id="42" name="Picture"/>
+            <wp:docPr descr="" title="" id="39" name="Picture"/>
             <a:graphic>
               <a:graphicData uri="http://schemas.openxmlformats.org/drawingml/2006/picture">
                 <pic:pic>
                   <pic:nvPicPr>
-                    <pic:cNvPr descr="839dd54c2120a78c83fa7dde3a07c8df642a1fb2bc03aad4bb6f3fa3922fb68a.png" id="43" name="Picture"/>
+                    <pic:cNvPr descr="839dd54c2120a78c83fa7dde3a07c8df642a1fb2bc03aad4bb6f3fa3922fb68a.png" id="40" name="Picture"/>
                     <pic:cNvPicPr>
                       <a:picLocks noChangeArrowheads="1" noChangeAspect="1"/>
                     </pic:cNvPicPr>
                   </pic:nvPicPr>
                   <pic:blipFill>
-                    <a:blip r:embed="rId41"/>
+                    <a:blip r:embed="rId38"/>
                     <a:stretch>
                       <a:fillRect/>
                     </a:stretch>
@@ -12588,8 +12572,8 @@
         </w:pict>
       </w:r>
     </w:p>
-    <w:bookmarkEnd w:id="44"/>
-    <w:bookmarkStart w:id="45" w:name="第19题"/>
+    <w:bookmarkEnd w:id="41"/>
+    <w:bookmarkStart w:id="42" w:name="第19题"/>
     <w:p>
       <w:pPr>
         <w:pStyle w:val="Heading3"/>
@@ -13176,8 +13160,8 @@
         </w:pict>
       </w:r>
     </w:p>
-    <w:bookmarkEnd w:id="45"/>
-    <w:bookmarkStart w:id="46" w:name="第20题"/>
+    <w:bookmarkEnd w:id="42"/>
+    <w:bookmarkStart w:id="43" w:name="第20题"/>
     <w:p>
       <w:pPr>
         <w:pStyle w:val="Heading3"/>
@@ -13324,8 +13308,8 @@
         </w:pict>
       </w:r>
     </w:p>
-    <w:bookmarkEnd w:id="46"/>
-    <w:bookmarkStart w:id="47" w:name="第21题"/>
+    <w:bookmarkEnd w:id="43"/>
+    <w:bookmarkStart w:id="44" w:name="第21题"/>
     <w:p>
       <w:pPr>
         <w:pStyle w:val="Heading3"/>
@@ -13466,8 +13450,8 @@
         </w:pict>
       </w:r>
     </w:p>
-    <w:bookmarkEnd w:id="47"/>
-    <w:bookmarkStart w:id="48" w:name="第22题"/>
+    <w:bookmarkEnd w:id="44"/>
+    <w:bookmarkStart w:id="45" w:name="第22题"/>
     <w:p>
       <w:pPr>
         <w:pStyle w:val="Heading3"/>
@@ -13532,8 +13516,8 @@
         </w:pict>
       </w:r>
     </w:p>
-    <w:bookmarkEnd w:id="48"/>
-    <w:bookmarkStart w:id="49" w:name="第23题"/>
+    <w:bookmarkEnd w:id="45"/>
+    <w:bookmarkStart w:id="46" w:name="第23题"/>
     <w:p>
       <w:pPr>
         <w:pStyle w:val="Heading3"/>
@@ -13827,8 +13811,8 @@
         </w:pict>
       </w:r>
     </w:p>
-    <w:bookmarkEnd w:id="49"/>
-    <w:bookmarkStart w:id="50" w:name="第24题"/>
+    <w:bookmarkEnd w:id="46"/>
+    <w:bookmarkStart w:id="47" w:name="第24题"/>
     <w:p>
       <w:pPr>
         <w:pStyle w:val="Heading3"/>
@@ -14590,8 +14574,8 @@
         </w:pict>
       </w:r>
     </w:p>
-    <w:bookmarkEnd w:id="50"/>
-    <w:bookmarkStart w:id="51" w:name="第25题"/>
+    <w:bookmarkEnd w:id="47"/>
+    <w:bookmarkStart w:id="48" w:name="第25题"/>
     <w:p>
       <w:pPr>
         <w:pStyle w:val="Heading3"/>
@@ -15008,8 +14992,8 @@
         </w:pict>
       </w:r>
     </w:p>
-    <w:bookmarkEnd w:id="51"/>
-    <w:bookmarkStart w:id="55" w:name="第26题"/>
+    <w:bookmarkEnd w:id="48"/>
+    <w:bookmarkStart w:id="52" w:name="第26题"/>
     <w:p>
       <w:pPr>
         <w:pStyle w:val="Heading3"/>
@@ -15258,18 +15242,18 @@
           <wp:inline>
             <wp:extent cx="3600000" cy="2143902"/>
             <wp:effectExtent b="0" l="0" r="0" t="0"/>
-            <wp:docPr descr="" title="" id="53" name="Picture"/>
+            <wp:docPr descr="" title="" id="50" name="Picture"/>
             <a:graphic>
               <a:graphicData uri="http://schemas.openxmlformats.org/drawingml/2006/picture">
                 <pic:pic>
                   <pic:nvPicPr>
-                    <pic:cNvPr descr="05268ff79e0241e6a5b3c8c439fb52a508bf44870f54fa71b82158ff3cf04450.jpg" id="54" name="Picture"/>
+                    <pic:cNvPr descr="05268ff79e0241e6a5b3c8c439fb52a508bf44870f54fa71b82158ff3cf04450.jpg" id="51" name="Picture"/>
                     <pic:cNvPicPr>
                       <a:picLocks noChangeArrowheads="1" noChangeAspect="1"/>
                     </pic:cNvPicPr>
                   </pic:nvPicPr>
                   <pic:blipFill>
-                    <a:blip r:embed="rId52"/>
+                    <a:blip r:embed="rId49"/>
                     <a:stretch>
                       <a:fillRect/>
                     </a:stretch>
@@ -15306,9 +15290,9 @@
         </w:pict>
       </w:r>
     </w:p>
-    <w:bookmarkEnd w:id="55"/>
-    <w:bookmarkEnd w:id="56"/>
-    <w:bookmarkEnd w:id="57"/>
+    <w:bookmarkEnd w:id="52"/>
+    <w:bookmarkEnd w:id="53"/>
+    <w:bookmarkEnd w:id="54"/>
     <w:sectPr>
       <w:footerReference w:type="default" r:id="rId9"/>
       <w:footnotePr>
